--- a/納品レポート/ホテル別レポート/henn_na_haneda_口コミ分析改善レポート.docx
+++ b/納品レポート/ホテル別レポート/henn_na_haneda_口コミ分析改善レポート.docx
@@ -96,7 +96,7 @@
           <w:sz w:val="22"/>
           <w:szCs w:val="22"/>
         </w:rPr>
-        <w:t xml:space="preserve">レビュー総数：270件（6サイト）</w:t>
+        <w:t xml:space="preserve">レビュー総数：280件（6サイト）</w:t>
       </w:r>
     </w:p>
     <w:p>
@@ -131,7 +131,7 @@
           <w:sz w:val="20"/>
           <w:szCs w:val="20"/>
         </w:rPr>
-        <w:t xml:space="preserve">作成日：2026年3月17日</w:t>
+        <w:t xml:space="preserve">作成日：2026年3月18日</w:t>
       </w:r>
     </w:p>
     <w:p>
@@ -189,7 +189,7 @@
           <w:sz w:val="21"/>
           <w:szCs w:val="21"/>
         </w:rPr>
-        <w:t xml:space="preserve">2026年2月〜3月に各OTAサイト・口コミサイトに投稿された270件のレビューを包括的に分析しました。以下が主要な発見事項です。</w:t>
+        <w:t xml:space="preserve">2026年2月〜3月に各OTAサイト・口コミサイトに投稿された280件のレビューを包括的に分析しました。以下が主要な発見事項です。</w:t>
       </w:r>
     </w:p>
     <w:p>
@@ -261,7 +261,7 @@
                 <w:sz w:val="36"/>
                 <w:szCs w:val="36"/>
               </w:rPr>
-              <w:t xml:space="preserve">8.25</w:t>
+              <w:t xml:space="preserve">8.27</w:t>
             </w:r>
           </w:p>
         </w:tc>
@@ -310,7 +310,7 @@
                 <w:sz w:val="36"/>
                 <w:szCs w:val="36"/>
               </w:rPr>
-              <w:t xml:space="preserve">75.6%</w:t>
+              <w:t xml:space="preserve">75.7%</w:t>
             </w:r>
           </w:p>
         </w:tc>
@@ -359,7 +359,7 @@
                 <w:sz w:val="36"/>
                 <w:szCs w:val="36"/>
               </w:rPr>
-              <w:t xml:space="preserve">3.3%</w:t>
+              <w:t xml:space="preserve">3.2%</w:t>
             </w:r>
           </w:p>
         </w:tc>
@@ -408,7 +408,7 @@
                 <w:sz w:val="36"/>
                 <w:szCs w:val="36"/>
               </w:rPr>
-              <w:t xml:space="preserve">270件</w:t>
+              <w:t xml:space="preserve">280件</w:t>
             </w:r>
           </w:p>
         </w:tc>
@@ -448,7 +448,7 @@
           <w:sz w:val="21"/>
           <w:szCs w:val="21"/>
         </w:rPr>
-        <w:t xml:space="preserve">全体平均スコア8.25点（10点換算）は良好な水準であり、75.6%が高評価（8-10点）に分類されます。低評価（1-4点）は9件（3.3%）で、ゲスト満足度は良好です。Trip.com（9.37点）で特に高い評価を獲得しています。</w:t>
+        <w:t xml:space="preserve">全体平均スコア8.27点（10点換算）は良好な水準であり、75.7%が高評価（8-10点）に分類されます。低評価（1-4点）は9件（3.2%）で、ゲスト満足度は良好です。Trip.com（9.35点）で特に高い評価を獲得しています。</w:t>
       </w:r>
     </w:p>
     <w:p>
@@ -542,7 +542,7 @@
                 <w:sz w:val="20"/>
                 <w:szCs w:val="20"/>
               </w:rPr>
-              <w:t xml:space="preserve">立地・アクセス（50件以上で言及）、スタッフの対応（50件以上で言及）、清潔さ・清掃（20件以上で言及）</w:t>
+              <w:t xml:space="preserve">立地・アクセス（50件以上で言及）、スタッフの対応（50件以上で言及）、清潔さ・清掃（50件以上で言及）</w:t>
             </w:r>
           </w:p>
           <w:p>
@@ -567,7 +567,7 @@
                 <w:sz w:val="20"/>
                 <w:szCs w:val="20"/>
               </w:rPr>
-              <w:t xml:space="preserve">浴室・水回り（76件）、エアコン・空調（25件）、部屋の狭さ（19件）、防音性能（11件）</w:t>
+              <w:t xml:space="preserve">浴室・水回り（78件）、エアコン・空調（26件）、部屋の狭さ（19件）、防音性能（11件）</w:t>
             </w:r>
           </w:p>
           <w:p>
@@ -987,7 +987,7 @@
                 <w:sz w:val="20"/>
                 <w:szCs w:val="20"/>
               </w:rPr>
-              <w:t xml:space="preserve">19</w:t>
+              <w:t xml:space="preserve">20</w:t>
             </w:r>
           </w:p>
         </w:tc>
@@ -1021,7 +1021,7 @@
                 <w:sz w:val="20"/>
                 <w:szCs w:val="20"/>
               </w:rPr>
-              <w:t xml:space="preserve">9.37</w:t>
+              <w:t xml:space="preserve">9.35</w:t>
             </w:r>
           </w:p>
         </w:tc>
@@ -1089,7 +1089,7 @@
                 <w:sz w:val="20"/>
                 <w:szCs w:val="20"/>
               </w:rPr>
-              <w:t xml:space="preserve">9.37</w:t>
+              <w:t xml:space="preserve">9.35</w:t>
             </w:r>
           </w:p>
         </w:tc>
@@ -1229,7 +1229,7 @@
                 <w:sz w:val="20"/>
                 <w:szCs w:val="20"/>
               </w:rPr>
-              <w:t xml:space="preserve">34</w:t>
+              <w:t xml:space="preserve">35</w:t>
             </w:r>
           </w:p>
         </w:tc>
@@ -1334,7 +1334,7 @@
                 <w:sz w:val="20"/>
                 <w:szCs w:val="20"/>
               </w:rPr>
-              <w:t xml:space="preserve">8.59</w:t>
+              <w:t xml:space="preserve">8.57</w:t>
             </w:r>
           </w:p>
         </w:tc>
@@ -1716,7 +1716,7 @@
                 <w:sz w:val="20"/>
                 <w:szCs w:val="20"/>
               </w:rPr>
-              <w:t xml:space="preserve">30</w:t>
+              <w:t xml:space="preserve">33</w:t>
             </w:r>
           </w:p>
         </w:tc>
@@ -1751,7 +1751,7 @@
                 <w:sz w:val="20"/>
                 <w:szCs w:val="20"/>
               </w:rPr>
-              <w:t xml:space="preserve">8.1</w:t>
+              <w:t xml:space="preserve">8.15</w:t>
             </w:r>
           </w:p>
         </w:tc>
@@ -1821,7 +1821,7 @@
                 <w:sz w:val="20"/>
                 <w:szCs w:val="20"/>
               </w:rPr>
-              <w:t xml:space="preserve">8.1</w:t>
+              <w:t xml:space="preserve">8.15</w:t>
             </w:r>
           </w:p>
         </w:tc>
@@ -1961,7 +1961,7 @@
                 <w:sz w:val="20"/>
                 <w:szCs w:val="20"/>
               </w:rPr>
-              <w:t xml:space="preserve">114</w:t>
+              <w:t xml:space="preserve">118</w:t>
             </w:r>
           </w:p>
         </w:tc>
@@ -1995,7 +1995,7 @@
                 <w:sz w:val="20"/>
                 <w:szCs w:val="20"/>
               </w:rPr>
-              <w:t xml:space="preserve">8.1</w:t>
+              <w:t xml:space="preserve">8.11</w:t>
             </w:r>
           </w:p>
         </w:tc>
@@ -2063,7 +2063,7 @@
                 <w:sz w:val="20"/>
                 <w:szCs w:val="20"/>
               </w:rPr>
-              <w:t xml:space="preserve">8.1</w:t>
+              <w:t xml:space="preserve">8.11</w:t>
             </w:r>
           </w:p>
         </w:tc>
@@ -2203,7 +2203,7 @@
                 <w:sz w:val="20"/>
                 <w:szCs w:val="20"/>
               </w:rPr>
-              <w:t xml:space="preserve">50</w:t>
+              <w:t xml:space="preserve">51</w:t>
             </w:r>
           </w:p>
         </w:tc>
@@ -2238,7 +2238,7 @@
                 <w:sz w:val="20"/>
                 <w:szCs w:val="20"/>
               </w:rPr>
-              <w:t xml:space="preserve">4</w:t>
+              <w:t xml:space="preserve">4.02</w:t>
             </w:r>
           </w:p>
         </w:tc>
@@ -2308,7 +2308,7 @@
                 <w:sz w:val="20"/>
                 <w:szCs w:val="20"/>
               </w:rPr>
-              <w:t xml:space="preserve">8</w:t>
+              <w:t xml:space="preserve">8.04</w:t>
             </w:r>
           </w:p>
         </w:tc>
@@ -2418,7 +2418,7 @@
           <w:sz w:val="21"/>
           <w:szCs w:val="21"/>
         </w:rPr>
-        <w:t xml:space="preserve">評価分布は10点（33.3%）に最も多く、8点以上の高評価が75.6%を占めています。低評価（1-4点）は計9件（3.3%）です。</w:t>
+        <w:t xml:space="preserve">評価分布は10点（33.2%）に最も多く、8点以上の高評価が75.7%を占めています。低評価（1-4点）は計9件（3.2%）です。</w:t>
       </w:r>
     </w:p>
     <w:p>
@@ -2653,7 +2653,7 @@
                 <w:sz w:val="20"/>
                 <w:szCs w:val="20"/>
               </w:rPr>
-              <w:t xml:space="preserve">90</w:t>
+              <w:t xml:space="preserve">93</w:t>
             </w:r>
           </w:p>
         </w:tc>
@@ -2688,7 +2688,7 @@
                 <w:sz w:val="20"/>
                 <w:szCs w:val="20"/>
               </w:rPr>
-              <w:t xml:space="preserve">33.3%</w:t>
+              <w:t xml:space="preserve">33.2%</w:t>
             </w:r>
           </w:p>
         </w:tc>
@@ -2726,7 +2726,7 @@
                 <w:sz w:val="18"/>
                 <w:szCs w:val="18"/>
               </w:rPr>
-              <w:t xml:space="preserve"> 90件</w:t>
+              <w:t xml:space="preserve"> 93件</w:t>
             </w:r>
           </w:p>
         </w:tc>
@@ -2798,7 +2798,7 @@
                 <w:sz w:val="20"/>
                 <w:szCs w:val="20"/>
               </w:rPr>
-              <w:t xml:space="preserve">32</w:t>
+              <w:t xml:space="preserve">35</w:t>
             </w:r>
           </w:p>
         </w:tc>
@@ -2833,7 +2833,7 @@
                 <w:sz w:val="20"/>
                 <w:szCs w:val="20"/>
               </w:rPr>
-              <w:t xml:space="preserve">11.9%</w:t>
+              <w:t xml:space="preserve">12.5%</w:t>
             </w:r>
           </w:p>
         </w:tc>
@@ -2861,7 +2861,7 @@
                 <w:sz w:val="20"/>
                 <w:szCs w:val="20"/>
               </w:rPr>
-              <w:t xml:space="preserve">███████</w:t>
+              <w:t xml:space="preserve">████████</w:t>
             </w:r>
             <w:r>
               <w:rPr>
@@ -2870,7 +2870,7 @@
                 <w:sz w:val="18"/>
                 <w:szCs w:val="18"/>
               </w:rPr>
-              <w:t xml:space="preserve"> 32件</w:t>
+              <w:t xml:space="preserve"> 35件</w:t>
             </w:r>
           </w:p>
         </w:tc>
@@ -2942,7 +2942,7 @@
                 <w:sz w:val="20"/>
                 <w:szCs w:val="20"/>
               </w:rPr>
-              <w:t xml:space="preserve">82</w:t>
+              <w:t xml:space="preserve">84</w:t>
             </w:r>
           </w:p>
         </w:tc>
@@ -2977,7 +2977,7 @@
                 <w:sz w:val="20"/>
                 <w:szCs w:val="20"/>
               </w:rPr>
-              <w:t xml:space="preserve">30.4%</w:t>
+              <w:t xml:space="preserve">30.0%</w:t>
             </w:r>
           </w:p>
         </w:tc>
@@ -3015,7 +3015,7 @@
                 <w:sz w:val="18"/>
                 <w:szCs w:val="18"/>
               </w:rPr>
-              <w:t xml:space="preserve"> 82件</w:t>
+              <w:t xml:space="preserve"> 84件</w:t>
             </w:r>
           </w:p>
         </w:tc>
@@ -3087,7 +3087,7 @@
                 <w:sz w:val="20"/>
                 <w:szCs w:val="20"/>
               </w:rPr>
-              <w:t xml:space="preserve">25</w:t>
+              <w:t xml:space="preserve">27</w:t>
             </w:r>
           </w:p>
         </w:tc>
@@ -3122,7 +3122,7 @@
                 <w:sz w:val="20"/>
                 <w:szCs w:val="20"/>
               </w:rPr>
-              <w:t xml:space="preserve">9.3%</w:t>
+              <w:t xml:space="preserve">9.6%</w:t>
             </w:r>
           </w:p>
         </w:tc>
@@ -3159,7 +3159,7 @@
                 <w:sz w:val="18"/>
                 <w:szCs w:val="18"/>
               </w:rPr>
-              <w:t xml:space="preserve"> 25件</w:t>
+              <w:t xml:space="preserve"> 27件</w:t>
             </w:r>
           </w:p>
         </w:tc>
@@ -3266,7 +3266,7 @@
                 <w:sz w:val="20"/>
                 <w:szCs w:val="20"/>
               </w:rPr>
-              <w:t xml:space="preserve">9.3%</w:t>
+              <w:t xml:space="preserve">8.9%</w:t>
             </w:r>
           </w:p>
         </w:tc>
@@ -3295,7 +3295,7 @@
                 <w:sz w:val="20"/>
                 <w:szCs w:val="20"/>
               </w:rPr>
-              <w:t xml:space="preserve">██████</w:t>
+              <w:t xml:space="preserve">█████</w:t>
             </w:r>
             <w:r>
               <w:rPr>
@@ -3411,7 +3411,7 @@
                 <w:sz w:val="20"/>
                 <w:szCs w:val="20"/>
               </w:rPr>
-              <w:t xml:space="preserve">2.6%</w:t>
+              <w:t xml:space="preserve">2.5%</w:t>
             </w:r>
           </w:p>
         </w:tc>
@@ -3844,7 +3844,7 @@
                 <w:sz w:val="20"/>
                 <w:szCs w:val="20"/>
               </w:rPr>
-              <w:t xml:space="preserve">1.9%</w:t>
+              <w:t xml:space="preserve">1.8%</w:t>
             </w:r>
           </w:p>
         </w:tc>
@@ -3958,7 +3958,7 @@
                 <w:sz w:val="24"/>
                 <w:szCs w:val="24"/>
               </w:rPr>
-              <w:t xml:space="preserve">204件（75.6%）</w:t>
+              <w:t xml:space="preserve">212件（75.7%）</w:t>
             </w:r>
           </w:p>
         </w:tc>
@@ -4009,7 +4009,7 @@
                 <w:sz w:val="24"/>
                 <w:szCs w:val="24"/>
               </w:rPr>
-              <w:t xml:space="preserve">57件（21.1%）</w:t>
+              <w:t xml:space="preserve">59件（21.1%）</w:t>
             </w:r>
           </w:p>
         </w:tc>
@@ -4060,7 +4060,7 @@
                 <w:sz w:val="24"/>
                 <w:szCs w:val="24"/>
               </w:rPr>
-              <w:t xml:space="preserve">9件（3.3%）</w:t>
+              <w:t xml:space="preserve">9件（3.2%）</w:t>
             </w:r>
           </w:p>
         </w:tc>
@@ -4334,7 +4334,7 @@
                 <w:sz w:val="20"/>
                 <w:szCs w:val="20"/>
               </w:rPr>
-              <w:t xml:space="preserve">「空港に近いという立地が決め手でした」「Naar het vliegveld met of de Shuttle bus van het hotel, e...」</w:t>
+              <w:t xml:space="preserve">「Я смотрела как автобусы из других отелей по третьему круг...」「初めて宿泊させていただきました 話に聞いてた通り恐竜がお出迎えしてくれるフロントにはやっぱりビックリさせられました...」</w:t>
             </w:r>
           </w:p>
         </w:tc>
@@ -4438,7 +4438,7 @@
                 <w:sz w:val="20"/>
                 <w:szCs w:val="20"/>
               </w:rPr>
-              <w:t xml:space="preserve">「フロントでは恐竜がお出迎え❤️ 空港までの無料バスもあり、とても有難かったです」「Staff were helpful when i requested for extra pillow」</w:t>
+              <w:t xml:space="preserve">「他のホテルからのバスが3度も到着するのを見ましたが、このホテルは何の対応もしてくれませんでした」「子どもたちがフロントの恐竜🦖🦕に驚き、お部屋のロボットを気に入り、物語をせがんでいました」</w:t>
             </w:r>
           </w:p>
         </w:tc>
@@ -4510,7 +4510,7 @@
                 <w:sz w:val="20"/>
                 <w:szCs w:val="20"/>
               </w:rPr>
-              <w:t xml:space="preserve">20件以上</w:t>
+              <w:t xml:space="preserve">50件以上</w:t>
             </w:r>
           </w:p>
         </w:tc>
@@ -4545,7 +4545,7 @@
                 <w:sz w:val="20"/>
                 <w:szCs w:val="20"/>
               </w:rPr>
-              <w:t xml:space="preserve">「中は綺麗で、大変満足できました」「It did make me feel that more cleaning was necessary トイレと...」</w:t>
+              <w:t xml:space="preserve">「初めて宿泊させていただきました 話に聞いてた通り恐竜がお出迎えしてくれるフロントにはやっぱりビックリさせられました...」「部屋は広めで清潔、とても快適です」</w:t>
             </w:r>
           </w:p>
         </w:tc>
@@ -4649,7 +4649,7 @@
                 <w:sz w:val="20"/>
                 <w:szCs w:val="20"/>
               </w:rPr>
-              <w:t xml:space="preserve">「必要最低限​​の設備は整っているホテルですが、特筆すべき点はありません」「部屋は静かで快適だった」</w:t>
+              <w:t xml:space="preserve">「部屋は広めで清潔、とても快適です」「必要最低限​​の設備は整っているホテルですが、特筆すべき点はありません」</w:t>
             </w:r>
           </w:p>
         </w:tc>
@@ -4756,7 +4756,7 @@
                 <w:sz w:val="20"/>
                 <w:szCs w:val="20"/>
               </w:rPr>
-              <w:t xml:space="preserve">「良いとこ ・宿泊費がリーズナブル ・１Fに冷凍食品、アイス、生活用品、アルコール類の自販機があって買い物して行かな...」「駅からもそんなに遠くなく 途中にファミレスや居酒屋レストランなどもあり　スーパーもあり便利でした 冷蔵庫は小さかっ...」</w:t>
+              <w:t xml:space="preserve">「初めて宿泊させていただきました 話に聞いてた通り恐竜がお出迎えしてくれるフロントにはやっぱりビックリさせられました...」「良いとこ ・宿泊費がリーズナブル ・１Fに冷凍食品、アイス、生活用品、アルコール類の自販機があって買い物して行かな...」</w:t>
             </w:r>
           </w:p>
         </w:tc>
@@ -4860,7 +4860,7 @@
                 <w:sz w:val="20"/>
                 <w:szCs w:val="20"/>
               </w:rPr>
-              <w:t xml:space="preserve">「Breakfast was also very amazing, accommodating to everyon...」「Les chambres sont grandes et bien insonorisées  Un servic...」</w:t>
+              <w:t xml:space="preserve">「朝食も美味しくまた利用したいです」「朝食も美味しい」</w:t>
             </w:r>
           </w:p>
         </w:tc>
@@ -4900,7 +4900,7 @@
           <w:sz w:val="21"/>
           <w:szCs w:val="21"/>
         </w:rPr>
-        <w:t xml:space="preserve">口コミの多数で「立地・アクセス」に関するポジティブな言及が見られ、変なホテル東京羽田の最大の差別化要因となっています。空港に近いという立地が決め手でしたといった声が多数寄せられています。</w:t>
+        <w:t xml:space="preserve">口コミの多数で「立地・アクセス」に関するポジティブな言及が見られ、変なホテル東京羽田の最大の差別化要因となっています。Я смотрела как автобусы из других отелей по третьему круг...といった声が多数寄せられています。</w:t>
       </w:r>
     </w:p>
     <w:p>
@@ -4919,7 +4919,7 @@
           <w:sz w:val="21"/>
           <w:szCs w:val="21"/>
         </w:rPr>
-        <w:t xml:space="preserve">空港に近いという立地が決め手でした</w:t>
+        <w:t xml:space="preserve">Я смотрела как автобусы из других отелей по третьему круг...</w:t>
       </w:r>
     </w:p>
     <w:p>
@@ -4938,7 +4938,7 @@
           <w:sz w:val="21"/>
           <w:szCs w:val="21"/>
         </w:rPr>
-        <w:t xml:space="preserve">Naar het vliegveld met of de Shuttle bus van het hotel, e...</w:t>
+        <w:t xml:space="preserve">初めて宿泊させていただきました 話に聞いてた通り恐竜がお出迎えしてくれるフロントにはやっぱりビックリさせられました...</w:t>
       </w:r>
     </w:p>
     <w:p>
@@ -4957,7 +4957,7 @@
           <w:sz w:val="21"/>
           <w:szCs w:val="21"/>
         </w:rPr>
-        <w:t xml:space="preserve">Their late evening shuttle service from Haneda made me ch...</w:t>
+        <w:t xml:space="preserve">羽田空港から近くアクセスが良かったです</w:t>
       </w:r>
     </w:p>
     <w:p>
@@ -4994,7 +4994,7 @@
           <w:sz w:val="21"/>
           <w:szCs w:val="21"/>
         </w:rPr>
-        <w:t xml:space="preserve">スタッフの対応に関するポジティブな評価も多く寄せられています。「フロントでは恐竜がお出迎え❤️ 空港までの無料バスもあり、とても有難かったです」といったコメントが見られます。</w:t>
+        <w:t xml:space="preserve">スタッフの対応に関するポジティブな評価も多く寄せられています。「他のホテルからのバスが3度も到着するのを見ましたが、このホテルは何の対応もしてくれませんでした」といったコメントが見られます。</w:t>
       </w:r>
     </w:p>
     <w:p>
@@ -5299,7 +5299,7 @@
                 <w:sz w:val="20"/>
                 <w:szCs w:val="20"/>
               </w:rPr>
-              <w:t xml:space="preserve">フロントでは恐竜がお出迎え❤️ 空港までの無料バスもあり、とても有難かったです</w:t>
+              <w:t xml:space="preserve">Я смотрела как автобусы из других отелей по третьему круг...</w:t>
             </w:r>
           </w:p>
         </w:tc>
@@ -5333,7 +5333,7 @@
                 <w:sz w:val="20"/>
                 <w:szCs w:val="20"/>
               </w:rPr>
-              <w:t xml:space="preserve">重大・76件</w:t>
+              <w:t xml:space="preserve">重大・78件</w:t>
             </w:r>
           </w:p>
         </w:tc>
@@ -5438,7 +5438,7 @@
                 <w:sz w:val="20"/>
                 <w:szCs w:val="20"/>
               </w:rPr>
-              <w:t xml:space="preserve">Prima hotel als je dichtbij het vliegveld wil/moet overna...</w:t>
+              <w:t xml:space="preserve">Proximité des moyens de transport pour accéder à L aéropo...</w:t>
             </w:r>
           </w:p>
         </w:tc>
@@ -5472,7 +5472,7 @@
                 <w:sz w:val="20"/>
                 <w:szCs w:val="20"/>
               </w:rPr>
-              <w:t xml:space="preserve">重大・25件</w:t>
+              <w:t xml:space="preserve">重大・26件</w:t>
             </w:r>
           </w:p>
         </w:tc>
@@ -5855,7 +5855,7 @@
                 <w:sz w:val="20"/>
                 <w:szCs w:val="20"/>
               </w:rPr>
-              <w:t xml:space="preserve">ヒューマノイドを使った実験としては、これは本当に残念なことです</w:t>
+              <w:t xml:space="preserve">初めて宿泊させていただきました 話に聞いてた通り恐竜がお出迎えしてくれるフロントにはやっぱりビックリさせられました...</w:t>
             </w:r>
           </w:p>
         </w:tc>
@@ -5889,7 +5889,7 @@
                 <w:sz w:val="20"/>
                 <w:szCs w:val="20"/>
               </w:rPr>
-              <w:t xml:space="preserve">重大・10件</w:t>
+              <w:t xml:space="preserve">重大・11件</w:t>
             </w:r>
           </w:p>
         </w:tc>
@@ -5960,7 +5960,7 @@
                 <w:sz w:val="20"/>
                 <w:szCs w:val="20"/>
               </w:rPr>
-              <w:t xml:space="preserve">設備の老朽化</w:t>
+              <w:t xml:space="preserve">窓・採光</w:t>
             </w:r>
           </w:p>
         </w:tc>
@@ -5994,7 +5994,7 @@
                 <w:sz w:val="20"/>
                 <w:szCs w:val="20"/>
               </w:rPr>
-              <w:t xml:space="preserve">I was forced to put my global roaming on my phone and get...</w:t>
+              <w:t xml:space="preserve">初めて宿泊させていただきました 話に聞いてた通り恐竜がお出迎えしてくれるフロントにはやっぱりビックリさせられました...</w:t>
             </w:r>
           </w:p>
         </w:tc>
@@ -6028,7 +6028,7 @@
                 <w:sz w:val="20"/>
                 <w:szCs w:val="20"/>
               </w:rPr>
-              <w:t xml:space="preserve">軽度・1件</w:t>
+              <w:t xml:space="preserve">軽度・2件</w:t>
             </w:r>
           </w:p>
         </w:tc>
@@ -7191,7 +7191,7 @@
                 <w:sz w:val="20"/>
                 <w:szCs w:val="20"/>
               </w:rPr>
-              <w:t xml:space="preserve">8.25点</w:t>
+              <w:t xml:space="preserve">8.27点</w:t>
             </w:r>
           </w:p>
         </w:tc>
@@ -7331,7 +7331,7 @@
                 <w:sz w:val="20"/>
                 <w:szCs w:val="20"/>
               </w:rPr>
-              <w:t xml:space="preserve">75.6%</w:t>
+              <w:t xml:space="preserve">75.7%</w:t>
             </w:r>
           </w:p>
         </w:tc>
@@ -7471,7 +7471,7 @@
                 <w:sz w:val="20"/>
                 <w:szCs w:val="20"/>
               </w:rPr>
-              <w:t xml:space="preserve">3.3%</w:t>
+              <w:t xml:space="preserve">3.2%</w:t>
             </w:r>
           </w:p>
         </w:tc>
@@ -7751,7 +7751,7 @@
                 <w:sz w:val="20"/>
                 <w:szCs w:val="20"/>
               </w:rPr>
-              <w:t xml:space="preserve">約76件/期間</w:t>
+              <w:t xml:space="preserve">約78件/期間</w:t>
             </w:r>
           </w:p>
         </w:tc>
@@ -7785,7 +7785,7 @@
                 <w:sz w:val="20"/>
                 <w:szCs w:val="20"/>
               </w:rPr>
-              <w:t xml:space="preserve">38件以下</w:t>
+              <w:t xml:space="preserve">39件以下</w:t>
             </w:r>
           </w:p>
         </w:tc>
@@ -7880,7 +7880,7 @@
           <w:sz w:val="22"/>
           <w:szCs w:val="22"/>
         </w:rPr>
-        <w:t xml:space="preserve">[1] 楽天トラベル / 10点 / 2026-03-16</w:t>
+        <w:t xml:space="preserve">[1] Booking.com / 8点 / 2026-03-17</w:t>
       </w:r>
     </w:p>
     <w:p>
@@ -7895,7 +7895,33 @@
           <w:sz w:val="21"/>
           <w:szCs w:val="21"/>
         </w:rPr>
-        <w:t xml:space="preserve">フロントでは恐竜がお出迎え❤️ 空港までの無料バスもあり、とても有難かったです。</w:t>
+        <w:t xml:space="preserve">Proximité des moyens de transport pour accéder à L aéroport Haneda...</w:t>
+      </w:r>
+    </w:p>
+    <w:p>
+      <w:pPr>
+        <w:spacing w:after="120" w:line="320"/>
+        <w:jc w:val="left"/>
+      </w:pPr>
+      <w:r>
+        <w:rPr>
+          <w:rFonts w:ascii="Arial" w:cs="Arial" w:eastAsia="Arial" w:hAnsi="Arial"/>
+          <w:b/>
+          <w:bCs/>
+          <w:color w:val="C0392B"/>
+          <w:sz w:val="21"/>
+          <w:szCs w:val="21"/>
+        </w:rPr>
+        <w:t xml:space="preserve">【改善点】</w:t>
+      </w:r>
+      <w:r>
+        <w:rPr>
+          <w:rFonts w:ascii="Arial" w:cs="Arial" w:eastAsia="Arial" w:hAnsi="Arial"/>
+          <w:color w:val="333333"/>
+          <w:sz w:val="21"/>
+          <w:szCs w:val="21"/>
+        </w:rPr>
+        <w:t xml:space="preserve">物理的な受信はできません...</w:t>
       </w:r>
     </w:p>
     <w:p>
@@ -7916,7 +7942,7 @@
           <w:sz w:val="22"/>
           <w:szCs w:val="22"/>
         </w:rPr>
-        <w:t xml:space="preserve">[2] Booking.com / 9点 / 2026-03-16</w:t>
+        <w:t xml:space="preserve">[2] Trip.com / 9点 / 2026-03-17</w:t>
       </w:r>
     </w:p>
     <w:p>
@@ -7931,7 +7957,79 @@
           <w:sz w:val="21"/>
           <w:szCs w:val="21"/>
         </w:rPr>
-        <w:t xml:space="preserve">Prima hotel als je dichtbij het vliegveld wil/moet overnachten. Rustig. Inchecken doe jezelf bij een Dinosaurus. Naar het vliegveld met of de Shuttle bus van het hotel, een uber of taxi of via de M...</w:t>
+        <w:t xml:space="preserve">立地の良さでこのホテルを選んだのですが、真夜中に到着してみるとシャトルバスがないことが分かりました。空港で1時間待たされましたが、GPSによると夜間に47分かかるはずの道のりを、気温マイナス2度の中で歩くのは不可能でした。仕方なくタクシーに乗ることにしました。Uberは現金を受け付けておらず、私のカードも使えなかったので、メーター制のタクシーを探して現金で支払うしかありませんでした。結局、夜...</w:t>
+      </w:r>
+    </w:p>
+    <w:p>
+      <w:pPr>
+        <w:spacing w:after="60"/>
+      </w:pPr>
+    </w:p>
+    <w:p>
+      <w:pPr>
+        <w:spacing w:after="120" w:before="200"/>
+      </w:pPr>
+      <w:r>
+        <w:rPr>
+          <w:rFonts w:ascii="Arial" w:cs="Arial" w:eastAsia="Arial" w:hAnsi="Arial"/>
+          <w:b/>
+          <w:bCs/>
+          <w:color w:val="1B3A5C"/>
+          <w:sz w:val="22"/>
+          <w:szCs w:val="22"/>
+        </w:rPr>
+        <w:t xml:space="preserve">[3] 楽天トラベル / 8点 / 2026-03-17</w:t>
+      </w:r>
+    </w:p>
+    <w:p>
+      <w:pPr>
+        <w:spacing w:after="120" w:line="320"/>
+        <w:jc w:val="left"/>
+      </w:pPr>
+      <w:r>
+        <w:rPr>
+          <w:rFonts w:ascii="Arial" w:cs="Arial" w:eastAsia="Arial" w:hAnsi="Arial"/>
+          <w:color w:val="333333"/>
+          <w:sz w:val="21"/>
+          <w:szCs w:val="21"/>
+        </w:rPr>
+        <w:t xml:space="preserve">初めて宿泊させていただきました 話に聞いてた通り恐竜がお出迎えしてくれるフロントにはやっぱりビックリさせられました 駅から徒歩5〜6分くらいの立地にあり大通りに出るとコンビニ、食事をするにはとても便利な所です 早朝から空港行きのシャトルバスもあります 今回は時間が合わず利用していませんが大きな荷物などがある場合はとても便利だと思います お部屋は明るくとてもきれいな客室でした 一つ残念だったの...</w:t>
+      </w:r>
+    </w:p>
+    <w:p>
+      <w:pPr>
+        <w:spacing w:after="60"/>
+      </w:pPr>
+    </w:p>
+    <w:p>
+      <w:pPr>
+        <w:spacing w:after="120" w:before="200"/>
+      </w:pPr>
+      <w:r>
+        <w:rPr>
+          <w:rFonts w:ascii="Arial" w:cs="Arial" w:eastAsia="Arial" w:hAnsi="Arial"/>
+          <w:b/>
+          <w:bCs/>
+          <w:color w:val="1B3A5C"/>
+          <w:sz w:val="22"/>
+          <w:szCs w:val="22"/>
+        </w:rPr>
+        <w:t xml:space="preserve">[4] Booking.com / 9点 / 2026-03-17</w:t>
+      </w:r>
+    </w:p>
+    <w:p>
+      <w:pPr>
+        <w:spacing w:after="120" w:line="320"/>
+        <w:jc w:val="left"/>
+      </w:pPr>
+      <w:r>
+        <w:rPr>
+          <w:rFonts w:ascii="Arial" w:cs="Arial" w:eastAsia="Arial" w:hAnsi="Arial"/>
+          <w:color w:val="333333"/>
+          <w:sz w:val="21"/>
+          <w:szCs w:val="21"/>
+        </w:rPr>
+        <w:t xml:space="preserve">羽田空港から近くアクセスが良かったです。朝食も美味しくまた利用したいです。</w:t>
       </w:r>
     </w:p>
     <w:p>
@@ -7957,7 +8055,7 @@
           <w:sz w:val="21"/>
           <w:szCs w:val="21"/>
         </w:rPr>
-        <w:t xml:space="preserve">何もない。</w:t>
+        <w:t xml:space="preserve">チェックイン時に機械がフリーズして時間がかかりました。それ以外は特にありません。</w:t>
       </w:r>
     </w:p>
     <w:p>
@@ -7978,7 +8076,7 @@
           <w:sz w:val="22"/>
           <w:szCs w:val="22"/>
         </w:rPr>
-        <w:t xml:space="preserve">[3] 楽天トラベル / 10点 / 2026-03-15</w:t>
+        <w:t xml:space="preserve">[5] Google / 10点 / 2026-03-17</w:t>
       </w:r>
     </w:p>
     <w:p>
@@ -7993,79 +8091,7 @@
           <w:sz w:val="21"/>
           <w:szCs w:val="21"/>
         </w:rPr>
-        <w:t xml:space="preserve">素泊まりだったけど布団が暖かく良かったです！</w:t>
-      </w:r>
-    </w:p>
-    <w:p>
-      <w:pPr>
-        <w:spacing w:after="60"/>
-      </w:pPr>
-    </w:p>
-    <w:p>
-      <w:pPr>
-        <w:spacing w:after="120" w:before="200"/>
-      </w:pPr>
-      <w:r>
-        <w:rPr>
-          <w:rFonts w:ascii="Arial" w:cs="Arial" w:eastAsia="Arial" w:hAnsi="Arial"/>
-          <w:b/>
-          <w:bCs/>
-          <w:color w:val="1B3A5C"/>
-          <w:sz w:val="22"/>
-          <w:szCs w:val="22"/>
-        </w:rPr>
-        <w:t xml:space="preserve">[4] 楽天トラベル / 10点 / 2026-03-15</w:t>
-      </w:r>
-    </w:p>
-    <w:p>
-      <w:pPr>
-        <w:spacing w:after="120" w:line="320"/>
-        <w:jc w:val="left"/>
-      </w:pPr>
-      <w:r>
-        <w:rPr>
-          <w:rFonts w:ascii="Arial" w:cs="Arial" w:eastAsia="Arial" w:hAnsi="Arial"/>
-          <w:color w:val="333333"/>
-          <w:sz w:val="21"/>
-          <w:szCs w:val="21"/>
-        </w:rPr>
-        <w:t xml:space="preserve">入ってすぐロボットが受付してくれて非常に楽しめました。中は綺麗で、大変満足できました。また利用したいと思いました。</w:t>
-      </w:r>
-    </w:p>
-    <w:p>
-      <w:pPr>
-        <w:spacing w:after="60"/>
-      </w:pPr>
-    </w:p>
-    <w:p>
-      <w:pPr>
-        <w:spacing w:after="120" w:before="200"/>
-      </w:pPr>
-      <w:r>
-        <w:rPr>
-          <w:rFonts w:ascii="Arial" w:cs="Arial" w:eastAsia="Arial" w:hAnsi="Arial"/>
-          <w:b/>
-          <w:bCs/>
-          <w:color w:val="1B3A5C"/>
-          <w:sz w:val="22"/>
-          <w:szCs w:val="22"/>
-        </w:rPr>
-        <w:t xml:space="preserve">[5] Agoda / 8点 / 2026-03-15</w:t>
-      </w:r>
-    </w:p>
-    <w:p>
-      <w:pPr>
-        <w:spacing w:after="120" w:line="320"/>
-        <w:jc w:val="left"/>
-      </w:pPr>
-      <w:r>
-        <w:rPr>
-          <w:rFonts w:ascii="Arial" w:cs="Arial" w:eastAsia="Arial" w:hAnsi="Arial"/>
-          <w:color w:val="333333"/>
-          <w:sz w:val="21"/>
-          <w:szCs w:val="21"/>
-        </w:rPr>
-        <w:t xml:space="preserve">羽田から遅めのチェックIN お部屋グレードアップしてくれてました 羽田から行くって言ったから？ キャビンのお部屋でした笑 備品が邪魔でキャリーケース広げる場所が無い。。。  プロジェクターつくけど再生分からない 機械のボタン 押すと静電気何度も来る テレビも見られなかった。  お風呂とトイレ別で良かったです！ 旅行帰りで湯船浸かりたかったので  ランドリー側の自販機 新札使えなくて不便。別の...</w:t>
+        <w:t xml:space="preserve">チェックインにロボット…🤣……とても興味深い</w:t>
       </w:r>
     </w:p>
     <w:p>
@@ -8336,7 +8362,7 @@
                 <w:sz w:val="21"/>
                 <w:szCs w:val="21"/>
               </w:rPr>
-              <w:t xml:space="preserve">変なホテル東京羽田は、全体平均8.25点（10点換算）、高評価率75.6%という良好な顧客満足度を維持しているホテルです。特に「立地・アクセス」「スタッフの対応」が多くのゲストから高く評価されています。</w:t>
+              <w:t xml:space="preserve">変なホテル東京羽田は、全体平均8.27点（10点換算）、高評価率75.7%という良好な顧客満足度を維持しているホテルです。特に「立地・アクセス」「スタッフの対応」が多くのゲストから高く評価されています。</w:t>
             </w:r>
           </w:p>
           <w:p>

--- a/納品レポート/ホテル別レポート/henn_na_haneda_口コミ分析改善レポート.docx
+++ b/納品レポート/ホテル別レポート/henn_na_haneda_口コミ分析改善レポート.docx
@@ -96,7 +96,7 @@
           <w:sz w:val="22"/>
           <w:szCs w:val="22"/>
         </w:rPr>
-        <w:t xml:space="preserve">レビュー総数：280件（6サイト）</w:t>
+        <w:t xml:space="preserve">レビュー総数：285件（6サイト）</w:t>
       </w:r>
     </w:p>
     <w:p>
@@ -131,7 +131,7 @@
           <w:sz w:val="20"/>
           <w:szCs w:val="20"/>
         </w:rPr>
-        <w:t xml:space="preserve">作成日：2026年3月18日</w:t>
+        <w:t xml:space="preserve">作成日：2026年3月19日</w:t>
       </w:r>
     </w:p>
     <w:p>
@@ -189,7 +189,7 @@
           <w:sz w:val="21"/>
           <w:szCs w:val="21"/>
         </w:rPr>
-        <w:t xml:space="preserve">2026年2月〜3月に各OTAサイト・口コミサイトに投稿された280件のレビューを包括的に分析しました。以下が主要な発見事項です。</w:t>
+        <w:t xml:space="preserve">2026年2月〜3月に各OTAサイト・口コミサイトに投稿された285件のレビューを包括的に分析しました。以下が主要な発見事項です。</w:t>
       </w:r>
     </w:p>
     <w:p>
@@ -310,7 +310,7 @@
                 <w:sz w:val="36"/>
                 <w:szCs w:val="36"/>
               </w:rPr>
-              <w:t xml:space="preserve">75.7%</w:t>
+              <w:t xml:space="preserve">75.8%</w:t>
             </w:r>
           </w:p>
         </w:tc>
@@ -408,7 +408,7 @@
                 <w:sz w:val="36"/>
                 <w:szCs w:val="36"/>
               </w:rPr>
-              <w:t xml:space="preserve">280件</w:t>
+              <w:t xml:space="preserve">285件</w:t>
             </w:r>
           </w:p>
         </w:tc>
@@ -448,7 +448,7 @@
           <w:sz w:val="21"/>
           <w:szCs w:val="21"/>
         </w:rPr>
-        <w:t xml:space="preserve">全体平均スコア8.27点（10点換算）は良好な水準であり、75.7%が高評価（8-10点）に分類されます。低評価（1-4点）は9件（3.2%）で、ゲスト満足度は良好です。Trip.com（9.35点）で特に高い評価を獲得しています。</w:t>
+        <w:t xml:space="preserve">全体平均スコア8.27点（10点換算）は良好な水準であり、75.8%が高評価（8-10点）に分類されます。低評価（1-4点）は9件（3.2%）で、ゲスト満足度は良好です。Trip.com（9.35点）で特に高い評価を獲得しています。</w:t>
       </w:r>
     </w:p>
     <w:p>
@@ -567,7 +567,7 @@
                 <w:sz w:val="20"/>
                 <w:szCs w:val="20"/>
               </w:rPr>
-              <w:t xml:space="preserve">浴室・水回り（78件）、エアコン・空調（26件）、部屋の狭さ（19件）、防音性能（11件）</w:t>
+              <w:t xml:space="preserve">浴室・水回り（80件）、エアコン・空調（26件）、部屋の狭さ（19件）、防音性能（11件）</w:t>
             </w:r>
           </w:p>
           <w:p>
@@ -1229,7 +1229,7 @@
                 <w:sz w:val="20"/>
                 <w:szCs w:val="20"/>
               </w:rPr>
-              <w:t xml:space="preserve">35</w:t>
+              <w:t xml:space="preserve">37</w:t>
             </w:r>
           </w:p>
         </w:tc>
@@ -1264,7 +1264,7 @@
                 <w:sz w:val="20"/>
                 <w:szCs w:val="20"/>
               </w:rPr>
-              <w:t xml:space="preserve">4.29</w:t>
+              <w:t xml:space="preserve">4.3</w:t>
             </w:r>
           </w:p>
         </w:tc>
@@ -1334,7 +1334,7 @@
                 <w:sz w:val="20"/>
                 <w:szCs w:val="20"/>
               </w:rPr>
-              <w:t xml:space="preserve">8.57</w:t>
+              <w:t xml:space="preserve">8.59</w:t>
             </w:r>
           </w:p>
         </w:tc>
@@ -1961,7 +1961,7 @@
                 <w:sz w:val="20"/>
                 <w:szCs w:val="20"/>
               </w:rPr>
-              <w:t xml:space="preserve">118</w:t>
+              <w:t xml:space="preserve">119</w:t>
             </w:r>
           </w:p>
         </w:tc>
@@ -1995,7 +1995,7 @@
                 <w:sz w:val="20"/>
                 <w:szCs w:val="20"/>
               </w:rPr>
-              <w:t xml:space="preserve">8.11</w:t>
+              <w:t xml:space="preserve">8.09</w:t>
             </w:r>
           </w:p>
         </w:tc>
@@ -2063,7 +2063,7 @@
                 <w:sz w:val="20"/>
                 <w:szCs w:val="20"/>
               </w:rPr>
-              <w:t xml:space="preserve">8.11</w:t>
+              <w:t xml:space="preserve">8.09</w:t>
             </w:r>
           </w:p>
         </w:tc>
@@ -2203,7 +2203,7 @@
                 <w:sz w:val="20"/>
                 <w:szCs w:val="20"/>
               </w:rPr>
-              <w:t xml:space="preserve">51</w:t>
+              <w:t xml:space="preserve">53</w:t>
             </w:r>
           </w:p>
         </w:tc>
@@ -2238,7 +2238,7 @@
                 <w:sz w:val="20"/>
                 <w:szCs w:val="20"/>
               </w:rPr>
-              <w:t xml:space="preserve">4.02</w:t>
+              <w:t xml:space="preserve">4.04</w:t>
             </w:r>
           </w:p>
         </w:tc>
@@ -2308,7 +2308,7 @@
                 <w:sz w:val="20"/>
                 <w:szCs w:val="20"/>
               </w:rPr>
-              <w:t xml:space="preserve">8.04</w:t>
+              <w:t xml:space="preserve">8.08</w:t>
             </w:r>
           </w:p>
         </w:tc>
@@ -2418,7 +2418,7 @@
           <w:sz w:val="21"/>
           <w:szCs w:val="21"/>
         </w:rPr>
-        <w:t xml:space="preserve">評価分布は10点（33.2%）に最も多く、8点以上の高評価が75.7%を占めています。低評価（1-4点）は計9件（3.2%）です。</w:t>
+        <w:t xml:space="preserve">評価分布は10点（33.3%）に最も多く、8点以上の高評価が75.8%を占めています。低評価（1-4点）は計9件（3.2%）です。</w:t>
       </w:r>
     </w:p>
     <w:p>
@@ -2653,7 +2653,7 @@
                 <w:sz w:val="20"/>
                 <w:szCs w:val="20"/>
               </w:rPr>
-              <w:t xml:space="preserve">93</w:t>
+              <w:t xml:space="preserve">95</w:t>
             </w:r>
           </w:p>
         </w:tc>
@@ -2688,7 +2688,7 @@
                 <w:sz w:val="20"/>
                 <w:szCs w:val="20"/>
               </w:rPr>
-              <w:t xml:space="preserve">33.2%</w:t>
+              <w:t xml:space="preserve">33.3%</w:t>
             </w:r>
           </w:p>
         </w:tc>
@@ -2726,7 +2726,7 @@
                 <w:sz w:val="18"/>
                 <w:szCs w:val="18"/>
               </w:rPr>
-              <w:t xml:space="preserve"> 93件</w:t>
+              <w:t xml:space="preserve"> 95件</w:t>
             </w:r>
           </w:p>
         </w:tc>
@@ -2833,7 +2833,7 @@
                 <w:sz w:val="20"/>
                 <w:szCs w:val="20"/>
               </w:rPr>
-              <w:t xml:space="preserve">12.5%</w:t>
+              <w:t xml:space="preserve">12.3%</w:t>
             </w:r>
           </w:p>
         </w:tc>
@@ -2861,7 +2861,7 @@
                 <w:sz w:val="20"/>
                 <w:szCs w:val="20"/>
               </w:rPr>
-              <w:t xml:space="preserve">████████</w:t>
+              <w:t xml:space="preserve">███████</w:t>
             </w:r>
             <w:r>
               <w:rPr>
@@ -2942,7 +2942,7 @@
                 <w:sz w:val="20"/>
                 <w:szCs w:val="20"/>
               </w:rPr>
-              <w:t xml:space="preserve">84</w:t>
+              <w:t xml:space="preserve">86</w:t>
             </w:r>
           </w:p>
         </w:tc>
@@ -2977,7 +2977,7 @@
                 <w:sz w:val="20"/>
                 <w:szCs w:val="20"/>
               </w:rPr>
-              <w:t xml:space="preserve">30.0%</w:t>
+              <w:t xml:space="preserve">30.2%</w:t>
             </w:r>
           </w:p>
         </w:tc>
@@ -3015,7 +3015,7 @@
                 <w:sz w:val="18"/>
                 <w:szCs w:val="18"/>
               </w:rPr>
-              <w:t xml:space="preserve"> 84件</w:t>
+              <w:t xml:space="preserve"> 86件</w:t>
             </w:r>
           </w:p>
         </w:tc>
@@ -3122,7 +3122,7 @@
                 <w:sz w:val="20"/>
                 <w:szCs w:val="20"/>
               </w:rPr>
-              <w:t xml:space="preserve">9.6%</w:t>
+              <w:t xml:space="preserve">9.5%</w:t>
             </w:r>
           </w:p>
         </w:tc>
@@ -3231,7 +3231,7 @@
                 <w:sz w:val="20"/>
                 <w:szCs w:val="20"/>
               </w:rPr>
-              <w:t xml:space="preserve">25</w:t>
+              <w:t xml:space="preserve">26</w:t>
             </w:r>
           </w:p>
         </w:tc>
@@ -3266,7 +3266,7 @@
                 <w:sz w:val="20"/>
                 <w:szCs w:val="20"/>
               </w:rPr>
-              <w:t xml:space="preserve">8.9%</w:t>
+              <w:t xml:space="preserve">9.1%</w:t>
             </w:r>
           </w:p>
         </w:tc>
@@ -3304,7 +3304,7 @@
                 <w:sz w:val="18"/>
                 <w:szCs w:val="18"/>
               </w:rPr>
-              <w:t xml:space="preserve"> 25件</w:t>
+              <w:t xml:space="preserve"> 26件</w:t>
             </w:r>
           </w:p>
         </w:tc>
@@ -3439,7 +3439,7 @@
                 <w:sz w:val="20"/>
                 <w:szCs w:val="20"/>
               </w:rPr>
-              <w:t xml:space="preserve">██</w:t>
+              <w:t xml:space="preserve">█</w:t>
             </w:r>
             <w:r>
               <w:rPr>
@@ -3958,7 +3958,7 @@
                 <w:sz w:val="24"/>
                 <w:szCs w:val="24"/>
               </w:rPr>
-              <w:t xml:space="preserve">212件（75.7%）</w:t>
+              <w:t xml:space="preserve">216件（75.8%）</w:t>
             </w:r>
           </w:p>
         </w:tc>
@@ -4009,7 +4009,7 @@
                 <w:sz w:val="24"/>
                 <w:szCs w:val="24"/>
               </w:rPr>
-              <w:t xml:space="preserve">59件（21.1%）</w:t>
+              <w:t xml:space="preserve">60件（21.1%）</w:t>
             </w:r>
           </w:p>
         </w:tc>
@@ -5299,7 +5299,7 @@
                 <w:sz w:val="20"/>
                 <w:szCs w:val="20"/>
               </w:rPr>
-              <w:t xml:space="preserve">Я смотрела как автобусы из других отелей по третьему круг...</w:t>
+              <w:t xml:space="preserve">夕方のシャトルバスの時間がもう少し早い時間があったらもっと良かったです</w:t>
             </w:r>
           </w:p>
         </w:tc>
@@ -5333,7 +5333,7 @@
                 <w:sz w:val="20"/>
                 <w:szCs w:val="20"/>
               </w:rPr>
-              <w:t xml:space="preserve">重大・78件</w:t>
+              <w:t xml:space="preserve">重大・80件</w:t>
             </w:r>
           </w:p>
         </w:tc>
@@ -7331,7 +7331,7 @@
                 <w:sz w:val="20"/>
                 <w:szCs w:val="20"/>
               </w:rPr>
-              <w:t xml:space="preserve">75.7%</w:t>
+              <w:t xml:space="preserve">75.8%</w:t>
             </w:r>
           </w:p>
         </w:tc>
@@ -7751,7 +7751,7 @@
                 <w:sz w:val="20"/>
                 <w:szCs w:val="20"/>
               </w:rPr>
-              <w:t xml:space="preserve">約78件/期間</w:t>
+              <w:t xml:space="preserve">約80件/期間</w:t>
             </w:r>
           </w:p>
         </w:tc>
@@ -7785,7 +7785,7 @@
                 <w:sz w:val="20"/>
                 <w:szCs w:val="20"/>
               </w:rPr>
-              <w:t xml:space="preserve">39件以下</w:t>
+              <w:t xml:space="preserve">40件以下</w:t>
             </w:r>
           </w:p>
         </w:tc>
@@ -7880,7 +7880,79 @@
           <w:sz w:val="22"/>
           <w:szCs w:val="22"/>
         </w:rPr>
-        <w:t xml:space="preserve">[1] Booking.com / 8点 / 2026-03-17</w:t>
+        <w:t xml:space="preserve">[1] 楽天トラベル / 8点 / 2026-03-18</w:t>
+      </w:r>
+    </w:p>
+    <w:p>
+      <w:pPr>
+        <w:spacing w:after="120" w:line="320"/>
+        <w:jc w:val="left"/>
+      </w:pPr>
+      <w:r>
+        <w:rPr>
+          <w:rFonts w:ascii="Arial" w:cs="Arial" w:eastAsia="Arial" w:hAnsi="Arial"/>
+          <w:color w:val="333333"/>
+          <w:sz w:val="21"/>
+          <w:szCs w:val="21"/>
+        </w:rPr>
+        <w:t xml:space="preserve">可愛い部屋にアップグレードして下さって、有り難うございました。 夕方のシャトルバスの時間がもう少し早い時間があったらもっと良かったです...</w:t>
+      </w:r>
+    </w:p>
+    <w:p>
+      <w:pPr>
+        <w:spacing w:after="60"/>
+      </w:pPr>
+    </w:p>
+    <w:p>
+      <w:pPr>
+        <w:spacing w:after="120" w:before="200"/>
+      </w:pPr>
+      <w:r>
+        <w:rPr>
+          <w:rFonts w:ascii="Arial" w:cs="Arial" w:eastAsia="Arial" w:hAnsi="Arial"/>
+          <w:b/>
+          <w:bCs/>
+          <w:color w:val="1B3A5C"/>
+          <w:sz w:val="22"/>
+          <w:szCs w:val="22"/>
+        </w:rPr>
+        <w:t xml:space="preserve">[2] 楽天トラベル / 10点 / 2026-03-18</w:t>
+      </w:r>
+    </w:p>
+    <w:p>
+      <w:pPr>
+        <w:spacing w:after="120" w:line="320"/>
+        <w:jc w:val="left"/>
+      </w:pPr>
+      <w:r>
+        <w:rPr>
+          <w:rFonts w:ascii="Arial" w:cs="Arial" w:eastAsia="Arial" w:hAnsi="Arial"/>
+          <w:color w:val="333333"/>
+          <w:sz w:val="21"/>
+          <w:szCs w:val="21"/>
+        </w:rPr>
+        <w:t xml:space="preserve">羽田空港を利用するときは必ず利用させていただいてます。 送迎バスも助かります！</w:t>
+      </w:r>
+    </w:p>
+    <w:p>
+      <w:pPr>
+        <w:spacing w:after="60"/>
+      </w:pPr>
+    </w:p>
+    <w:p>
+      <w:pPr>
+        <w:spacing w:after="120" w:before="200"/>
+      </w:pPr>
+      <w:r>
+        <w:rPr>
+          <w:rFonts w:ascii="Arial" w:cs="Arial" w:eastAsia="Arial" w:hAnsi="Arial"/>
+          <w:b/>
+          <w:bCs/>
+          <w:color w:val="1B3A5C"/>
+          <w:sz w:val="22"/>
+          <w:szCs w:val="22"/>
+        </w:rPr>
+        <w:t xml:space="preserve">[3] Booking.com / 8点 / 2026-03-17</w:t>
       </w:r>
     </w:p>
     <w:p>
@@ -7942,7 +8014,7 @@
           <w:sz w:val="22"/>
           <w:szCs w:val="22"/>
         </w:rPr>
-        <w:t xml:space="preserve">[2] Trip.com / 9点 / 2026-03-17</w:t>
+        <w:t xml:space="preserve">[4] Trip.com / 9点 / 2026-03-17</w:t>
       </w:r>
     </w:p>
     <w:p>
@@ -7978,7 +8050,7 @@
           <w:sz w:val="22"/>
           <w:szCs w:val="22"/>
         </w:rPr>
-        <w:t xml:space="preserve">[3] 楽天トラベル / 8点 / 2026-03-17</w:t>
+        <w:t xml:space="preserve">[5] 楽天トラベル / 8点 / 2026-03-17</w:t>
       </w:r>
     </w:p>
     <w:p>
@@ -8014,22 +8086,7 @@
           <w:sz w:val="22"/>
           <w:szCs w:val="22"/>
         </w:rPr>
-        <w:t xml:space="preserve">[4] Booking.com / 9点 / 2026-03-17</w:t>
-      </w:r>
-    </w:p>
-    <w:p>
-      <w:pPr>
-        <w:spacing w:after="120" w:line="320"/>
-        <w:jc w:val="left"/>
-      </w:pPr>
-      <w:r>
-        <w:rPr>
-          <w:rFonts w:ascii="Arial" w:cs="Arial" w:eastAsia="Arial" w:hAnsi="Arial"/>
-          <w:color w:val="333333"/>
-          <w:sz w:val="21"/>
-          <w:szCs w:val="21"/>
-        </w:rPr>
-        <w:t xml:space="preserve">羽田空港から近くアクセスが良かったです。朝食も美味しくまた利用したいです。</w:t>
+        <w:t xml:space="preserve">[6] Booking.com / 6点 / 2026-03-18</w:t>
       </w:r>
     </w:p>
     <w:p>
@@ -8055,7 +8112,7 @@
           <w:sz w:val="21"/>
           <w:szCs w:val="21"/>
         </w:rPr>
-        <w:t xml:space="preserve">チェックイン時に機械がフリーズして時間がかかりました。それ以外は特にありません。</w:t>
+        <w:t xml:space="preserve">羽田空港へのリムジンが満員のため乗れなかった。事前予約制にしてはどうでしょうか</w:t>
       </w:r>
     </w:p>
     <w:p>
@@ -8076,7 +8133,7 @@
           <w:sz w:val="22"/>
           <w:szCs w:val="22"/>
         </w:rPr>
-        <w:t xml:space="preserve">[5] Google / 10点 / 2026-03-17</w:t>
+        <w:t xml:space="preserve">[7] Google / 6点 / 2026-03-16</w:t>
       </w:r>
     </w:p>
     <w:p>
@@ -8091,7 +8148,7 @@
           <w:sz w:val="21"/>
           <w:szCs w:val="21"/>
         </w:rPr>
-        <w:t xml:space="preserve">チェックインにロボット…🤣……とても興味深い</w:t>
+        <w:t xml:space="preserve">変なホテルとの名前だが、受付がロボットなのと、部屋の内装が椅子が壁に減り込んでるのが変なぐらいで、割と普通のホテルです</w:t>
       </w:r>
     </w:p>
     <w:p>
@@ -8112,7 +8169,7 @@
           <w:sz w:val="22"/>
           <w:szCs w:val="22"/>
         </w:rPr>
-        <w:t xml:space="preserve">[6] Google / 6点 / 2026-03-16</w:t>
+        <w:t xml:space="preserve">[8] Google / 6点 / 2026-03-16</w:t>
       </w:r>
     </w:p>
     <w:p>
@@ -8127,7 +8184,7 @@
           <w:sz w:val="21"/>
           <w:szCs w:val="21"/>
         </w:rPr>
-        <w:t xml:space="preserve">変なホテルとの名前だが、受付がロボットなのと、部屋の内装が椅子が壁に減り込んでるのが変なぐらいで、割と普通のホテルです</w:t>
+        <w:t xml:space="preserve">日本滞在最終日の夜にこのホテルに宿泊しました。空港に近いという立地が決め手でした。ホテルにはアニマトロニクスの恐竜が出迎えてくれるので、なかなか楽しかったです。テーマのない部屋に泊まりましたが、特に変わったところはなく、ごく普通でした。  部屋に衣類を置き忘れてしまったのですが、問い合わせのメールを送るまでホテル側から連絡がなく、結局返信もありませんでした。  必要最低限​​の設備は整ってい...</w:t>
       </w:r>
     </w:p>
     <w:p>
@@ -8148,7 +8205,7 @@
           <w:sz w:val="22"/>
           <w:szCs w:val="22"/>
         </w:rPr>
-        <w:t xml:space="preserve">[7] Google / 6点 / 2026-03-16</w:t>
+        <w:t xml:space="preserve">[9] Google / 6点 / 2026-03-16</w:t>
       </w:r>
     </w:p>
     <w:p>
@@ -8163,7 +8220,7 @@
           <w:sz w:val="21"/>
           <w:szCs w:val="21"/>
         </w:rPr>
-        <w:t xml:space="preserve">日本滞在最終日の夜にこのホテルに宿泊しました。空港に近いという立地が決め手でした。ホテルにはアニマトロニクスの恐竜が出迎えてくれるので、なかなか楽しかったです。テーマのない部屋に泊まりましたが、特に変わったところはなく、ごく普通でした。  部屋に衣類を置き忘れてしまったのですが、問い合わせのメールを送るまでホテル側から連絡がなく、結局返信もありませんでした。  必要最低限​​の設備は整ってい...</w:t>
+        <w:t xml:space="preserve">日本滞在最終日の夜にこのホテルに宿泊しました。空港に近いという立地が決め手でした。ホテルにはアニマトロニクスの恐竜が出迎えてくれるので、なかなか楽しいです。テーマのない部屋に泊まりましたが、特に変わったところはなく、まあまあでした。うっかり部屋に服を置き忘れてしまったのですが、問い合わせのメールを送るまでホテル側から連絡がなく、結局返信もありませんでした。必要最低限​​の設備は整っているホテ...</w:t>
       </w:r>
     </w:p>
     <w:p>
@@ -8184,43 +8241,7 @@
           <w:sz w:val="22"/>
           <w:szCs w:val="22"/>
         </w:rPr>
-        <w:t xml:space="preserve">[8] Google / 6点 / 2026-03-16</w:t>
-      </w:r>
-    </w:p>
-    <w:p>
-      <w:pPr>
-        <w:spacing w:after="120" w:line="320"/>
-        <w:jc w:val="left"/>
-      </w:pPr>
-      <w:r>
-        <w:rPr>
-          <w:rFonts w:ascii="Arial" w:cs="Arial" w:eastAsia="Arial" w:hAnsi="Arial"/>
-          <w:color w:val="333333"/>
-          <w:sz w:val="21"/>
-          <w:szCs w:val="21"/>
-        </w:rPr>
-        <w:t xml:space="preserve">日本滞在最終日の夜にこのホテルに宿泊しました。空港に近いという立地が決め手でした。ホテルにはアニマトロニクスの恐竜が出迎えてくれるので、なかなか楽しいです。テーマのない部屋に泊まりましたが、特に変わったところはなく、まあまあでした。うっかり部屋に服を置き忘れてしまったのですが、問い合わせのメールを送るまでホテル側から連絡がなく、結局返信もありませんでした。必要最低限​​の設備は整っているホテ...</w:t>
-      </w:r>
-    </w:p>
-    <w:p>
-      <w:pPr>
-        <w:spacing w:after="60"/>
-      </w:pPr>
-    </w:p>
-    <w:p>
-      <w:pPr>
-        <w:spacing w:after="120" w:before="200"/>
-      </w:pPr>
-      <w:r>
-        <w:rPr>
-          <w:rFonts w:ascii="Arial" w:cs="Arial" w:eastAsia="Arial" w:hAnsi="Arial"/>
-          <w:b/>
-          <w:bCs/>
-          <w:color w:val="1B3A5C"/>
-          <w:sz w:val="22"/>
-          <w:szCs w:val="22"/>
-        </w:rPr>
-        <w:t xml:space="preserve">[9] Booking.com / 4点 / 2026-03-14</w:t>
+        <w:t xml:space="preserve">[10] Booking.com / 4点 / 2026-03-14</w:t>
       </w:r>
     </w:p>
     <w:p>
@@ -8262,42 +8283,6 @@
           <w:szCs w:val="21"/>
         </w:rPr>
         <w:t xml:space="preserve">電波が入りません。</w:t>
-      </w:r>
-    </w:p>
-    <w:p>
-      <w:pPr>
-        <w:spacing w:after="60"/>
-      </w:pPr>
-    </w:p>
-    <w:p>
-      <w:pPr>
-        <w:spacing w:after="120" w:before="200"/>
-      </w:pPr>
-      <w:r>
-        <w:rPr>
-          <w:rFonts w:ascii="Arial" w:cs="Arial" w:eastAsia="Arial" w:hAnsi="Arial"/>
-          <w:b/>
-          <w:bCs/>
-          <w:color w:val="1B3A5C"/>
-          <w:sz w:val="22"/>
-          <w:szCs w:val="22"/>
-        </w:rPr>
-        <w:t xml:space="preserve">[10] 楽天トラベル / 4点 / 2026-03-14</w:t>
-      </w:r>
-    </w:p>
-    <w:p>
-      <w:pPr>
-        <w:spacing w:after="120" w:line="320"/>
-        <w:jc w:val="left"/>
-      </w:pPr>
-      <w:r>
-        <w:rPr>
-          <w:rFonts w:ascii="Arial" w:cs="Arial" w:eastAsia="Arial" w:hAnsi="Arial"/>
-          <w:color w:val="333333"/>
-          <w:sz w:val="21"/>
-          <w:szCs w:val="21"/>
-        </w:rPr>
-        <w:t xml:space="preserve">2026/3/2宿泊 朝7時、1時間に1本のシャトルバスの出発時間数分前に行ったら既に満車。 子供2人がおり、小雨が降っていたため駅まで7分歩く気にもなれず、タクシーを選択したら、3,000円もかかってしまった。千円くらいで行けると思いきや、京急線なら数分の駅だが、車だと空港まで大回りするのも知らなかった、、、。  わざわざシャトルバス目当てに羽田空港近くに宿泊したのに、思わぬ出費で行きから...</w:t>
       </w:r>
     </w:p>
     <w:p>
@@ -8362,7 +8347,7 @@
                 <w:sz w:val="21"/>
                 <w:szCs w:val="21"/>
               </w:rPr>
-              <w:t xml:space="preserve">変なホテル東京羽田は、全体平均8.27点（10点換算）、高評価率75.7%という良好な顧客満足度を維持しているホテルです。特に「立地・アクセス」「スタッフの対応」が多くのゲストから高く評価されています。</w:t>
+              <w:t xml:space="preserve">変なホテル東京羽田は、全体平均8.27点（10点換算）、高評価率75.8%という良好な顧客満足度を維持しているホテルです。特に「立地・アクセス」「スタッフの対応」が多くのゲストから高く評価されています。</w:t>
             </w:r>
           </w:p>
           <w:p>

--- a/納品レポート/ホテル別レポート/henn_na_haneda_口コミ分析改善レポート.docx
+++ b/納品レポート/ホテル別レポート/henn_na_haneda_口コミ分析改善レポート.docx
@@ -96,7 +96,7 @@
           <w:sz w:val="22"/>
           <w:szCs w:val="22"/>
         </w:rPr>
-        <w:t xml:space="preserve">レビュー総数：285件（6サイト）</w:t>
+        <w:t xml:space="preserve">レビュー総数：292件（6サイト）</w:t>
       </w:r>
     </w:p>
     <w:p>
@@ -131,7 +131,7 @@
           <w:sz w:val="20"/>
           <w:szCs w:val="20"/>
         </w:rPr>
-        <w:t xml:space="preserve">作成日：2026年3月19日</w:t>
+        <w:t xml:space="preserve">作成日：2026年3月20日</w:t>
       </w:r>
     </w:p>
     <w:p>
@@ -189,7 +189,7 @@
           <w:sz w:val="21"/>
           <w:szCs w:val="21"/>
         </w:rPr>
-        <w:t xml:space="preserve">2026年2月〜3月に各OTAサイト・口コミサイトに投稿された285件のレビューを包括的に分析しました。以下が主要な発見事項です。</w:t>
+        <w:t xml:space="preserve">2026年2月〜3月に各OTAサイト・口コミサイトに投稿された292件のレビューを包括的に分析しました。以下が主要な発見事項です。</w:t>
       </w:r>
     </w:p>
     <w:p>
@@ -261,7 +261,7 @@
                 <w:sz w:val="36"/>
                 <w:szCs w:val="36"/>
               </w:rPr>
-              <w:t xml:space="preserve">8.27</w:t>
+              <w:t xml:space="preserve">8.28</w:t>
             </w:r>
           </w:p>
         </w:tc>
@@ -310,7 +310,7 @@
                 <w:sz w:val="36"/>
                 <w:szCs w:val="36"/>
               </w:rPr>
-              <w:t xml:space="preserve">75.8%</w:t>
+              <w:t xml:space="preserve">76.4%</w:t>
             </w:r>
           </w:p>
         </w:tc>
@@ -359,7 +359,7 @@
                 <w:sz w:val="36"/>
                 <w:szCs w:val="36"/>
               </w:rPr>
-              <w:t xml:space="preserve">3.2%</w:t>
+              <w:t xml:space="preserve">3.1%</w:t>
             </w:r>
           </w:p>
         </w:tc>
@@ -408,7 +408,7 @@
                 <w:sz w:val="36"/>
                 <w:szCs w:val="36"/>
               </w:rPr>
-              <w:t xml:space="preserve">285件</w:t>
+              <w:t xml:space="preserve">292件</w:t>
             </w:r>
           </w:p>
         </w:tc>
@@ -448,7 +448,7 @@
           <w:sz w:val="21"/>
           <w:szCs w:val="21"/>
         </w:rPr>
-        <w:t xml:space="preserve">全体平均スコア8.27点（10点換算）は良好な水準であり、75.8%が高評価（8-10点）に分類されます。低評価（1-4点）は9件（3.2%）で、ゲスト満足度は良好です。Trip.com（9.35点）で特に高い評価を獲得しています。</w:t>
+        <w:t xml:space="preserve">全体平均スコア8.28点（10点換算）は良好な水準であり、76.4%が高評価（8-10点）に分類されます。低評価（1-4点）は9件（3.1%）で、ゲスト満足度は良好です。Trip.com（9.38点）で特に高い評価を獲得しています。</w:t>
       </w:r>
     </w:p>
     <w:p>
@@ -567,7 +567,7 @@
                 <w:sz w:val="20"/>
                 <w:szCs w:val="20"/>
               </w:rPr>
-              <w:t xml:space="preserve">浴室・水回り（80件）、エアコン・空調（26件）、部屋の狭さ（19件）、防音性能（11件）</w:t>
+              <w:t xml:space="preserve">浴室・水回り（83件）、エアコン・空調（27件）、部屋の狭さ（20件）、防音性能（12件）</w:t>
             </w:r>
           </w:p>
           <w:p>
@@ -987,7 +987,7 @@
                 <w:sz w:val="20"/>
                 <w:szCs w:val="20"/>
               </w:rPr>
-              <w:t xml:space="preserve">20</w:t>
+              <w:t xml:space="preserve">21</w:t>
             </w:r>
           </w:p>
         </w:tc>
@@ -1021,7 +1021,7 @@
                 <w:sz w:val="20"/>
                 <w:szCs w:val="20"/>
               </w:rPr>
-              <w:t xml:space="preserve">9.35</w:t>
+              <w:t xml:space="preserve">9.38</w:t>
             </w:r>
           </w:p>
         </w:tc>
@@ -1089,7 +1089,7 @@
                 <w:sz w:val="20"/>
                 <w:szCs w:val="20"/>
               </w:rPr>
-              <w:t xml:space="preserve">9.35</w:t>
+              <w:t xml:space="preserve">9.38</w:t>
             </w:r>
           </w:p>
         </w:tc>
@@ -1474,7 +1474,7 @@
                 <w:sz w:val="20"/>
                 <w:szCs w:val="20"/>
               </w:rPr>
-              <w:t xml:space="preserve">23</w:t>
+              <w:t xml:space="preserve">25</w:t>
             </w:r>
           </w:p>
         </w:tc>
@@ -1508,7 +1508,7 @@
                 <w:sz w:val="20"/>
                 <w:szCs w:val="20"/>
               </w:rPr>
-              <w:t xml:space="preserve">4.17</w:t>
+              <w:t xml:space="preserve">4.16</w:t>
             </w:r>
           </w:p>
         </w:tc>
@@ -1576,7 +1576,7 @@
                 <w:sz w:val="20"/>
                 <w:szCs w:val="20"/>
               </w:rPr>
-              <w:t xml:space="preserve">8.35</w:t>
+              <w:t xml:space="preserve">8.32</w:t>
             </w:r>
           </w:p>
         </w:tc>
@@ -1716,7 +1716,7 @@
                 <w:sz w:val="20"/>
                 <w:szCs w:val="20"/>
               </w:rPr>
-              <w:t xml:space="preserve">33</w:t>
+              <w:t xml:space="preserve">34</w:t>
             </w:r>
           </w:p>
         </w:tc>
@@ -1961,7 +1961,7 @@
                 <w:sz w:val="20"/>
                 <w:szCs w:val="20"/>
               </w:rPr>
-              <w:t xml:space="preserve">119</w:t>
+              <w:t xml:space="preserve">122</w:t>
             </w:r>
           </w:p>
         </w:tc>
@@ -1995,7 +1995,7 @@
                 <w:sz w:val="20"/>
                 <w:szCs w:val="20"/>
               </w:rPr>
-              <w:t xml:space="preserve">8.09</w:t>
+              <w:t xml:space="preserve">8.11</w:t>
             </w:r>
           </w:p>
         </w:tc>
@@ -2063,7 +2063,7 @@
                 <w:sz w:val="20"/>
                 <w:szCs w:val="20"/>
               </w:rPr>
-              <w:t xml:space="preserve">8.09</w:t>
+              <w:t xml:space="preserve">8.11</w:t>
             </w:r>
           </w:p>
         </w:tc>
@@ -2418,7 +2418,7 @@
           <w:sz w:val="21"/>
           <w:szCs w:val="21"/>
         </w:rPr>
-        <w:t xml:space="preserve">評価分布は10点（33.3%）に最も多く、8点以上の高評価が75.8%を占めています。低評価（1-4点）は計9件（3.2%）です。</w:t>
+        <w:t xml:space="preserve">評価分布は10点（33.2%）に最も多く、8点以上の高評価が76.4%を占めています。低評価（1-4点）は計9件（3.1%）です。</w:t>
       </w:r>
     </w:p>
     <w:p>
@@ -2653,7 +2653,7 @@
                 <w:sz w:val="20"/>
                 <w:szCs w:val="20"/>
               </w:rPr>
-              <w:t xml:space="preserve">95</w:t>
+              <w:t xml:space="preserve">97</w:t>
             </w:r>
           </w:p>
         </w:tc>
@@ -2688,7 +2688,7 @@
                 <w:sz w:val="20"/>
                 <w:szCs w:val="20"/>
               </w:rPr>
-              <w:t xml:space="preserve">33.3%</w:t>
+              <w:t xml:space="preserve">33.2%</w:t>
             </w:r>
           </w:p>
         </w:tc>
@@ -2726,7 +2726,7 @@
                 <w:sz w:val="18"/>
                 <w:szCs w:val="18"/>
               </w:rPr>
-              <w:t xml:space="preserve"> 95件</w:t>
+              <w:t xml:space="preserve"> 97件</w:t>
             </w:r>
           </w:p>
         </w:tc>
@@ -2798,7 +2798,7 @@
                 <w:sz w:val="20"/>
                 <w:szCs w:val="20"/>
               </w:rPr>
-              <w:t xml:space="preserve">35</w:t>
+              <w:t xml:space="preserve">36</w:t>
             </w:r>
           </w:p>
         </w:tc>
@@ -2870,7 +2870,7 @@
                 <w:sz w:val="18"/>
                 <w:szCs w:val="18"/>
               </w:rPr>
-              <w:t xml:space="preserve"> 35件</w:t>
+              <w:t xml:space="preserve"> 36件</w:t>
             </w:r>
           </w:p>
         </w:tc>
@@ -2942,7 +2942,7 @@
                 <w:sz w:val="20"/>
                 <w:szCs w:val="20"/>
               </w:rPr>
-              <w:t xml:space="preserve">86</w:t>
+              <w:t xml:space="preserve">90</w:t>
             </w:r>
           </w:p>
         </w:tc>
@@ -2977,7 +2977,7 @@
                 <w:sz w:val="20"/>
                 <w:szCs w:val="20"/>
               </w:rPr>
-              <w:t xml:space="preserve">30.2%</w:t>
+              <w:t xml:space="preserve">30.8%</w:t>
             </w:r>
           </w:p>
         </w:tc>
@@ -3006,7 +3006,7 @@
                 <w:sz w:val="20"/>
                 <w:szCs w:val="20"/>
               </w:rPr>
-              <w:t xml:space="preserve">██████████████████</w:t>
+              <w:t xml:space="preserve">███████████████████</w:t>
             </w:r>
             <w:r>
               <w:rPr>
@@ -3015,7 +3015,7 @@
                 <w:sz w:val="18"/>
                 <w:szCs w:val="18"/>
               </w:rPr>
-              <w:t xml:space="preserve"> 86件</w:t>
+              <w:t xml:space="preserve"> 90件</w:t>
             </w:r>
           </w:p>
         </w:tc>
@@ -3122,7 +3122,7 @@
                 <w:sz w:val="20"/>
                 <w:szCs w:val="20"/>
               </w:rPr>
-              <w:t xml:space="preserve">9.5%</w:t>
+              <w:t xml:space="preserve">9.2%</w:t>
             </w:r>
           </w:p>
         </w:tc>
@@ -3266,7 +3266,7 @@
                 <w:sz w:val="20"/>
                 <w:szCs w:val="20"/>
               </w:rPr>
-              <w:t xml:space="preserve">9.1%</w:t>
+              <w:t xml:space="preserve">8.9%</w:t>
             </w:r>
           </w:p>
         </w:tc>
@@ -3411,7 +3411,7 @@
                 <w:sz w:val="20"/>
                 <w:szCs w:val="20"/>
               </w:rPr>
-              <w:t xml:space="preserve">2.5%</w:t>
+              <w:t xml:space="preserve">2.4%</w:t>
             </w:r>
           </w:p>
         </w:tc>
@@ -3844,7 +3844,7 @@
                 <w:sz w:val="20"/>
                 <w:szCs w:val="20"/>
               </w:rPr>
-              <w:t xml:space="preserve">1.8%</w:t>
+              <w:t xml:space="preserve">1.7%</w:t>
             </w:r>
           </w:p>
         </w:tc>
@@ -3958,7 +3958,7 @@
                 <w:sz w:val="24"/>
                 <w:szCs w:val="24"/>
               </w:rPr>
-              <w:t xml:space="preserve">216件（75.8%）</w:t>
+              <w:t xml:space="preserve">223件（76.4%）</w:t>
             </w:r>
           </w:p>
         </w:tc>
@@ -4009,7 +4009,7 @@
                 <w:sz w:val="24"/>
                 <w:szCs w:val="24"/>
               </w:rPr>
-              <w:t xml:space="preserve">60件（21.1%）</w:t>
+              <w:t xml:space="preserve">60件（20.5%）</w:t>
             </w:r>
           </w:p>
         </w:tc>
@@ -4060,7 +4060,7 @@
                 <w:sz w:val="24"/>
                 <w:szCs w:val="24"/>
               </w:rPr>
-              <w:t xml:space="preserve">9件（3.2%）</w:t>
+              <w:t xml:space="preserve">9件（3.1%）</w:t>
             </w:r>
           </w:p>
         </w:tc>
@@ -4334,7 +4334,7 @@
                 <w:sz w:val="20"/>
                 <w:szCs w:val="20"/>
               </w:rPr>
-              <w:t xml:space="preserve">「Я смотрела как автобусы из других отелей по третьему круг...」「初めて宿泊させていただきました 話に聞いてた通り恐竜がお出迎えしてくれるフロントにはやっぱりビックリさせられました...」</w:t>
+              <w:t xml:space="preserve">「朝のシャトルバスは10分前に行ったらもぅいっぱいでしたが、駅へもすぐなので電車で行けば問題なくすぐ着きます」「Great location」</w:t>
             </w:r>
           </w:p>
         </w:tc>
@@ -4438,7 +4438,7 @@
                 <w:sz w:val="20"/>
                 <w:szCs w:val="20"/>
               </w:rPr>
-              <w:t xml:space="preserve">「他のホテルからのバスが3度も到着するのを見ましたが、このホテルは何の対応もしてくれませんでした」「子どもたちがフロントの恐竜🦖🦕に驚き、お部屋のロボットを気に入り、物語をせがんでいました」</w:t>
+              <w:t xml:space="preserve">「バスのスタッフさんやお部屋からの電話対応をしてくださったスタッフさん、とても親切でした」「他のホテルからのバスが3度も到着するのを見ましたが、このホテルは何の対応もしてくれませんでした」</w:t>
             </w:r>
           </w:p>
         </w:tc>
@@ -4545,7 +4545,7 @@
                 <w:sz w:val="20"/>
                 <w:szCs w:val="20"/>
               </w:rPr>
-              <w:t xml:space="preserve">「初めて宿泊させていただきました 話に聞いてた通り恐竜がお出迎えしてくれるフロントにはやっぱりビックリさせられました...」「部屋は広めで清潔、とても快適です」</w:t>
+              <w:t xml:space="preserve">「狭いながらも清潔なお部屋で安心して過ごせました」「初めて宿泊させていただきました 話に聞いてた通り恐竜がお出迎えしてくれるフロントにはやっぱりビックリさせられました...」</w:t>
             </w:r>
           </w:p>
         </w:tc>
@@ -4649,7 +4649,7 @@
                 <w:sz w:val="20"/>
                 <w:szCs w:val="20"/>
               </w:rPr>
-              <w:t xml:space="preserve">「部屋は広めで清潔、とても快適です」「必要最低限​​の設備は整っているホテルですが、特筆すべき点はありません」</w:t>
+              <w:t xml:space="preserve">「各ベッドに枕がもう一つ必要です」「早朝出発の人などの音が気になるのと、お風呂の排水口の臭いが気になる〜後は快適に過ごせた」</w:t>
             </w:r>
           </w:p>
         </w:tc>
@@ -4756,7 +4756,7 @@
                 <w:sz w:val="20"/>
                 <w:szCs w:val="20"/>
               </w:rPr>
-              <w:t xml:space="preserve">「初めて宿泊させていただきました 話に聞いてた通り恐竜がお出迎えしてくれるフロントにはやっぱりビックリさせられました...」「良いとこ ・宿泊費がリーズナブル ・１Fに冷凍食品、アイス、生活用品、アルコール類の自販機があって買い物して行かな...」</w:t>
+              <w:t xml:space="preserve">「近くの洋食レストランがとっても美味しかったので是非オススメします」「初めて宿泊させていただきました 話に聞いてた通り恐竜がお出迎えしてくれるフロントにはやっぱりビックリさせられました...」</w:t>
             </w:r>
           </w:p>
         </w:tc>
@@ -4826,7 +4826,7 @@
                 <w:sz w:val="20"/>
                 <w:szCs w:val="20"/>
               </w:rPr>
-              <w:t xml:space="preserve">10件以上</w:t>
+              <w:t xml:space="preserve">20件以上</w:t>
             </w:r>
           </w:p>
         </w:tc>
@@ -4860,7 +4860,7 @@
                 <w:sz w:val="20"/>
                 <w:szCs w:val="20"/>
               </w:rPr>
-              <w:t xml:space="preserve">「朝食も美味しくまた利用したいです」「朝食も美味しい」</w:t>
+              <w:t xml:space="preserve">「近くの洋食レストランがとっても美味しかったので是非オススメします」「朝食も美味しくまた利用したいです」</w:t>
             </w:r>
           </w:p>
         </w:tc>
@@ -4900,7 +4900,7 @@
           <w:sz w:val="21"/>
           <w:szCs w:val="21"/>
         </w:rPr>
-        <w:t xml:space="preserve">口コミの多数で「立地・アクセス」に関するポジティブな言及が見られ、変なホテル東京羽田の最大の差別化要因となっています。Я смотрела как автобусы из других отелей по третьему круг...といった声が多数寄せられています。</w:t>
+        <w:t xml:space="preserve">口コミの多数で「立地・アクセス」に関するポジティブな言及が見られ、変なホテル東京羽田の最大の差別化要因となっています。朝のシャトルバスは10分前に行ったらもぅいっぱいでしたが、駅へもすぐなので電車で行けば問題なくすぐ着きますといった声が多数寄せられています。</w:t>
       </w:r>
     </w:p>
     <w:p>
@@ -4919,7 +4919,7 @@
           <w:sz w:val="21"/>
           <w:szCs w:val="21"/>
         </w:rPr>
-        <w:t xml:space="preserve">Я смотрела как автобусы из других отелей по третьему круг...</w:t>
+        <w:t xml:space="preserve">朝のシャトルバスは10分前に行ったらもぅいっぱいでしたが、駅へもすぐなので電車で行けば問題なくすぐ着きます</w:t>
       </w:r>
     </w:p>
     <w:p>
@@ -4938,7 +4938,7 @@
           <w:sz w:val="21"/>
           <w:szCs w:val="21"/>
         </w:rPr>
-        <w:t xml:space="preserve">初めて宿泊させていただきました 話に聞いてた通り恐竜がお出迎えしてくれるフロントにはやっぱりビックリさせられました...</w:t>
+        <w:t xml:space="preserve">Great location</w:t>
       </w:r>
     </w:p>
     <w:p>
@@ -4957,7 +4957,7 @@
           <w:sz w:val="21"/>
           <w:szCs w:val="21"/>
         </w:rPr>
-        <w:t xml:space="preserve">羽田空港から近くアクセスが良かったです</w:t>
+        <w:t xml:space="preserve">羽田空港に近くて大変便利でした</w:t>
       </w:r>
     </w:p>
     <w:p>
@@ -4994,7 +4994,7 @@
           <w:sz w:val="21"/>
           <w:szCs w:val="21"/>
         </w:rPr>
-        <w:t xml:space="preserve">スタッフの対応に関するポジティブな評価も多く寄せられています。「他のホテルからのバスが3度も到着するのを見ましたが、このホテルは何の対応もしてくれませんでした」といったコメントが見られます。</w:t>
+        <w:t xml:space="preserve">スタッフの対応に関するポジティブな評価も多く寄せられています。「バスのスタッフさんやお部屋からの電話対応をしてくださったスタッフさん、とても親切でした」といったコメントが見られます。</w:t>
       </w:r>
     </w:p>
     <w:p>
@@ -5299,7 +5299,7 @@
                 <w:sz w:val="20"/>
                 <w:szCs w:val="20"/>
               </w:rPr>
-              <w:t xml:space="preserve">夕方のシャトルバスの時間がもう少し早い時間があったらもっと良かったです</w:t>
+              <w:t xml:space="preserve">朝のシャトルバスは10分前に行ったらもぅいっぱいでしたが、駅へもすぐなので電車で行けば問題なくすぐ着きます</w:t>
             </w:r>
           </w:p>
         </w:tc>
@@ -5333,7 +5333,7 @@
                 <w:sz w:val="20"/>
                 <w:szCs w:val="20"/>
               </w:rPr>
-              <w:t xml:space="preserve">重大・80件</w:t>
+              <w:t xml:space="preserve">重大・83件</w:t>
             </w:r>
           </w:p>
         </w:tc>
@@ -5438,7 +5438,7 @@
                 <w:sz w:val="20"/>
                 <w:szCs w:val="20"/>
               </w:rPr>
-              <w:t xml:space="preserve">Proximité des moyens de transport pour accéder à L aéropo...</w:t>
+              <w:t xml:space="preserve">Needs another pillow on each bed</w:t>
             </w:r>
           </w:p>
         </w:tc>
@@ -5472,7 +5472,7 @@
                 <w:sz w:val="20"/>
                 <w:szCs w:val="20"/>
               </w:rPr>
-              <w:t xml:space="preserve">重大・26件</w:t>
+              <w:t xml:space="preserve">重大・27件</w:t>
             </w:r>
           </w:p>
         </w:tc>
@@ -5577,7 +5577,7 @@
                 <w:sz w:val="20"/>
                 <w:szCs w:val="20"/>
               </w:rPr>
-              <w:t xml:space="preserve">the room i chose was a little small for our luggages, and...</w:t>
+              <w:t xml:space="preserve">狭いながらも清潔なお部屋で安心して過ごせました</w:t>
             </w:r>
           </w:p>
         </w:tc>
@@ -5611,7 +5611,7 @@
                 <w:sz w:val="20"/>
                 <w:szCs w:val="20"/>
               </w:rPr>
-              <w:t xml:space="preserve">重大・19件</w:t>
+              <w:t xml:space="preserve">重大・20件</w:t>
             </w:r>
           </w:p>
         </w:tc>
@@ -5716,7 +5716,7 @@
                 <w:sz w:val="20"/>
                 <w:szCs w:val="20"/>
               </w:rPr>
-              <w:t xml:space="preserve">Small but clean room Too expensive and too noisy at 2am  ...</w:t>
+              <w:t xml:space="preserve">早朝出発の人などの音が気になるのと、お風呂の排水口の臭いが気になる〜後は快適に過ごせた</w:t>
             </w:r>
           </w:p>
         </w:tc>
@@ -5750,7 +5750,7 @@
                 <w:sz w:val="20"/>
                 <w:szCs w:val="20"/>
               </w:rPr>
-              <w:t xml:space="preserve">重大・11件</w:t>
+              <w:t xml:space="preserve">重大・12件</w:t>
             </w:r>
           </w:p>
         </w:tc>
@@ -5960,7 +5960,7 @@
                 <w:sz w:val="20"/>
                 <w:szCs w:val="20"/>
               </w:rPr>
-              <w:t xml:space="preserve">窓・採光</w:t>
+              <w:t xml:space="preserve">臭い・匂い</w:t>
             </w:r>
           </w:p>
         </w:tc>
@@ -5994,7 +5994,7 @@
                 <w:sz w:val="20"/>
                 <w:szCs w:val="20"/>
               </w:rPr>
-              <w:t xml:space="preserve">初めて宿泊させていただきました 話に聞いてた通り恐竜がお出迎えしてくれるフロントにはやっぱりビックリさせられました...</w:t>
+              <w:t xml:space="preserve">早朝出発の人などの音が気になるのと、お風呂の排水口の臭いが気になる〜後は快適に過ごせた</w:t>
             </w:r>
           </w:p>
         </w:tc>
@@ -7191,7 +7191,7 @@
                 <w:sz w:val="20"/>
                 <w:szCs w:val="20"/>
               </w:rPr>
-              <w:t xml:space="preserve">8.27点</w:t>
+              <w:t xml:space="preserve">8.28点</w:t>
             </w:r>
           </w:p>
         </w:tc>
@@ -7331,7 +7331,7 @@
                 <w:sz w:val="20"/>
                 <w:szCs w:val="20"/>
               </w:rPr>
-              <w:t xml:space="preserve">75.8%</w:t>
+              <w:t xml:space="preserve">76.4%</w:t>
             </w:r>
           </w:p>
         </w:tc>
@@ -7471,7 +7471,7 @@
                 <w:sz w:val="20"/>
                 <w:szCs w:val="20"/>
               </w:rPr>
-              <w:t xml:space="preserve">3.2%</w:t>
+              <w:t xml:space="preserve">3.1%</w:t>
             </w:r>
           </w:p>
         </w:tc>
@@ -7751,7 +7751,7 @@
                 <w:sz w:val="20"/>
                 <w:szCs w:val="20"/>
               </w:rPr>
-              <w:t xml:space="preserve">約80件/期間</w:t>
+              <w:t xml:space="preserve">約83件/期間</w:t>
             </w:r>
           </w:p>
         </w:tc>
@@ -7785,7 +7785,7 @@
                 <w:sz w:val="20"/>
                 <w:szCs w:val="20"/>
               </w:rPr>
-              <w:t xml:space="preserve">40件以下</w:t>
+              <w:t xml:space="preserve">41件以下</w:t>
             </w:r>
           </w:p>
         </w:tc>
@@ -7880,7 +7880,7 @@
           <w:sz w:val="22"/>
           <w:szCs w:val="22"/>
         </w:rPr>
-        <w:t xml:space="preserve">[1] 楽天トラベル / 8点 / 2026-03-18</w:t>
+        <w:t xml:space="preserve">[1] Trip.com / 10点 / 2026-03-19</w:t>
       </w:r>
     </w:p>
     <w:p>
@@ -7895,7 +7895,7 @@
           <w:sz w:val="21"/>
           <w:szCs w:val="21"/>
         </w:rPr>
-        <w:t xml:space="preserve">可愛い部屋にアップグレードして下さって、有り難うございました。 夕方のシャトルバスの時間がもう少し早い時間があったらもっと良かったです...</w:t>
+        <w:t xml:space="preserve">狭いながらも清潔なお部屋で安心して過ごせました。 アンカールームだったので、いろんななデバイスが楽しめて嬉しかったし便利でした。 近くの洋食レストランがとっても美味しかったので是非オススメします！ 朝のシャトルバスは10分前に行ったらもぅいっぱいでしたが、駅へもすぐなので電車で行けば問題なくすぐ着きます。</w:t>
       </w:r>
     </w:p>
     <w:p>
@@ -7916,7 +7916,7 @@
           <w:sz w:val="22"/>
           <w:szCs w:val="22"/>
         </w:rPr>
-        <w:t xml:space="preserve">[2] 楽天トラベル / 10点 / 2026-03-18</w:t>
+        <w:t xml:space="preserve">[2] Booking.com / 9点 / 2026-03-19</w:t>
       </w:r>
     </w:p>
     <w:p>
@@ -7931,7 +7931,33 @@
           <w:sz w:val="21"/>
           <w:szCs w:val="21"/>
         </w:rPr>
-        <w:t xml:space="preserve">羽田空港を利用するときは必ず利用させていただいてます。 送迎バスも助かります！</w:t>
+        <w:t xml:space="preserve">Great location. Easy to check in and check out.</w:t>
+      </w:r>
+    </w:p>
+    <w:p>
+      <w:pPr>
+        <w:spacing w:after="120" w:line="320"/>
+        <w:jc w:val="left"/>
+      </w:pPr>
+      <w:r>
+        <w:rPr>
+          <w:rFonts w:ascii="Arial" w:cs="Arial" w:eastAsia="Arial" w:hAnsi="Arial"/>
+          <w:b/>
+          <w:bCs/>
+          <w:color w:val="C0392B"/>
+          <w:sz w:val="21"/>
+          <w:szCs w:val="21"/>
+        </w:rPr>
+        <w:t xml:space="preserve">【改善点】</w:t>
+      </w:r>
+      <w:r>
+        <w:rPr>
+          <w:rFonts w:ascii="Arial" w:cs="Arial" w:eastAsia="Arial" w:hAnsi="Arial"/>
+          <w:color w:val="333333"/>
+          <w:sz w:val="21"/>
+          <w:szCs w:val="21"/>
+        </w:rPr>
+        <w:t xml:space="preserve">各ベッドに枕がもう一つ必要です。ホテルへ電車で戻る場合は、空港行きの電車なので満員になることをご了承ください。</w:t>
       </w:r>
     </w:p>
     <w:p>
@@ -7952,7 +7978,7 @@
           <w:sz w:val="22"/>
           <w:szCs w:val="22"/>
         </w:rPr>
-        <w:t xml:space="preserve">[3] Booking.com / 8点 / 2026-03-17</w:t>
+        <w:t xml:space="preserve">[3] Agoda / 8点 / 2026-03-19</w:t>
       </w:r>
     </w:p>
     <w:p>
@@ -7967,33 +7993,7 @@
           <w:sz w:val="21"/>
           <w:szCs w:val="21"/>
         </w:rPr>
-        <w:t xml:space="preserve">Proximité des moyens de transport pour accéder à L aéroport Haneda...</w:t>
-      </w:r>
-    </w:p>
-    <w:p>
-      <w:pPr>
-        <w:spacing w:after="120" w:line="320"/>
-        <w:jc w:val="left"/>
-      </w:pPr>
-      <w:r>
-        <w:rPr>
-          <w:rFonts w:ascii="Arial" w:cs="Arial" w:eastAsia="Arial" w:hAnsi="Arial"/>
-          <w:b/>
-          <w:bCs/>
-          <w:color w:val="C0392B"/>
-          <w:sz w:val="21"/>
-          <w:szCs w:val="21"/>
-        </w:rPr>
-        <w:t xml:space="preserve">【改善点】</w:t>
-      </w:r>
-      <w:r>
-        <w:rPr>
-          <w:rFonts w:ascii="Arial" w:cs="Arial" w:eastAsia="Arial" w:hAnsi="Arial"/>
-          <w:color w:val="333333"/>
-          <w:sz w:val="21"/>
-          <w:szCs w:val="21"/>
-        </w:rPr>
-        <w:t xml:space="preserve">物理的な受信はできません...</w:t>
+        <w:t xml:space="preserve">次の日の羽田空港の早朝便に乗る為、利用しました。数時間の滞在でしたが、空港への無料送迎バスもあり助かりました。バスは出発時刻ギリギリだと満席になる為、注意です。バスのスタッフさんやお部屋からの電話対応をしてくださったスタッフさん、とても親切でした。また機会があれば利用したいです。</w:t>
       </w:r>
     </w:p>
     <w:p>
@@ -8014,7 +8014,7 @@
           <w:sz w:val="22"/>
           <w:szCs w:val="22"/>
         </w:rPr>
-        <w:t xml:space="preserve">[4] Trip.com / 9点 / 2026-03-17</w:t>
+        <w:t xml:space="preserve">[4] 楽天トラベル / 8点 / 2026-03-18</w:t>
       </w:r>
     </w:p>
     <w:p>
@@ -8029,7 +8029,7 @@
           <w:sz w:val="21"/>
           <w:szCs w:val="21"/>
         </w:rPr>
-        <w:t xml:space="preserve">立地の良さでこのホテルを選んだのですが、真夜中に到着してみるとシャトルバスがないことが分かりました。空港で1時間待たされましたが、GPSによると夜間に47分かかるはずの道のりを、気温マイナス2度の中で歩くのは不可能でした。仕方なくタクシーに乗ることにしました。Uberは現金を受け付けておらず、私のカードも使えなかったので、メーター制のタクシーを探して現金で支払うしかありませんでした。結局、夜...</w:t>
+        <w:t xml:space="preserve">可愛い部屋にアップグレードして下さって、有り難うございました。 夕方のシャトルバスの時間がもう少し早い時間があったらもっと良かったです...</w:t>
       </w:r>
     </w:p>
     <w:p>
@@ -8050,7 +8050,7 @@
           <w:sz w:val="22"/>
           <w:szCs w:val="22"/>
         </w:rPr>
-        <w:t xml:space="preserve">[5] 楽天トラベル / 8点 / 2026-03-17</w:t>
+        <w:t xml:space="preserve">[5] 楽天トラベル / 10点 / 2026-03-18</w:t>
       </w:r>
     </w:p>
     <w:p>
@@ -8065,7 +8065,7 @@
           <w:sz w:val="21"/>
           <w:szCs w:val="21"/>
         </w:rPr>
-        <w:t xml:space="preserve">初めて宿泊させていただきました 話に聞いてた通り恐竜がお出迎えしてくれるフロントにはやっぱりビックリさせられました 駅から徒歩5〜6分くらいの立地にあり大通りに出るとコンビニ、食事をするにはとても便利な所です 早朝から空港行きのシャトルバスもあります 今回は時間が合わず利用していませんが大きな荷物などがある場合はとても便利だと思います お部屋は明るくとてもきれいな客室でした 一つ残念だったの...</w:t>
+        <w:t xml:space="preserve">羽田空港を利用するときは必ず利用させていただいてます。 送迎バスも助かります！</w:t>
       </w:r>
     </w:p>
     <w:p>
@@ -8347,7 +8347,7 @@
                 <w:sz w:val="21"/>
                 <w:szCs w:val="21"/>
               </w:rPr>
-              <w:t xml:space="preserve">変なホテル東京羽田は、全体平均8.27点（10点換算）、高評価率75.8%という良好な顧客満足度を維持しているホテルです。特に「立地・アクセス」「スタッフの対応」が多くのゲストから高く評価されています。</w:t>
+              <w:t xml:space="preserve">変なホテル東京羽田は、全体平均8.28点（10点換算）、高評価率76.4%という良好な顧客満足度を維持しているホテルです。特に「立地・アクセス」「スタッフの対応」が多くのゲストから高く評価されています。</w:t>
             </w:r>
           </w:p>
           <w:p>

--- a/納品レポート/ホテル別レポート/henn_na_haneda_口コミ分析改善レポート.docx
+++ b/納品レポート/ホテル別レポート/henn_na_haneda_口コミ分析改善レポート.docx
@@ -96,7 +96,7 @@
           <w:sz w:val="22"/>
           <w:szCs w:val="22"/>
         </w:rPr>
-        <w:t xml:space="preserve">レビュー総数：292件（6サイト）</w:t>
+        <w:t xml:space="preserve">レビュー総数：298件（6サイト）</w:t>
       </w:r>
     </w:p>
     <w:p>
@@ -131,7 +131,7 @@
           <w:sz w:val="20"/>
           <w:szCs w:val="20"/>
         </w:rPr>
-        <w:t xml:space="preserve">作成日：2026年3月20日</w:t>
+        <w:t xml:space="preserve">作成日：2026年3月21日</w:t>
       </w:r>
     </w:p>
     <w:p>
@@ -189,7 +189,7 @@
           <w:sz w:val="21"/>
           <w:szCs w:val="21"/>
         </w:rPr>
-        <w:t xml:space="preserve">2026年2月〜3月に各OTAサイト・口コミサイトに投稿された292件のレビューを包括的に分析しました。以下が主要な発見事項です。</w:t>
+        <w:t xml:space="preserve">2026年2月〜3月に各OTAサイト・口コミサイトに投稿された298件のレビューを包括的に分析しました。以下が主要な発見事項です。</w:t>
       </w:r>
     </w:p>
     <w:p>
@@ -261,7 +261,7 @@
                 <w:sz w:val="36"/>
                 <w:szCs w:val="36"/>
               </w:rPr>
-              <w:t xml:space="preserve">8.28</w:t>
+              <w:t xml:space="preserve">8.27</w:t>
             </w:r>
           </w:p>
         </w:tc>
@@ -310,7 +310,7 @@
                 <w:sz w:val="36"/>
                 <w:szCs w:val="36"/>
               </w:rPr>
-              <w:t xml:space="preserve">76.4%</w:t>
+              <w:t xml:space="preserve">75.8%</w:t>
             </w:r>
           </w:p>
         </w:tc>
@@ -359,7 +359,7 @@
                 <w:sz w:val="36"/>
                 <w:szCs w:val="36"/>
               </w:rPr>
-              <w:t xml:space="preserve">3.1%</w:t>
+              <w:t xml:space="preserve">3.0%</w:t>
             </w:r>
           </w:p>
         </w:tc>
@@ -408,7 +408,7 @@
                 <w:sz w:val="36"/>
                 <w:szCs w:val="36"/>
               </w:rPr>
-              <w:t xml:space="preserve">292件</w:t>
+              <w:t xml:space="preserve">298件</w:t>
             </w:r>
           </w:p>
         </w:tc>
@@ -448,7 +448,7 @@
           <w:sz w:val="21"/>
           <w:szCs w:val="21"/>
         </w:rPr>
-        <w:t xml:space="preserve">全体平均スコア8.28点（10点換算）は良好な水準であり、76.4%が高評価（8-10点）に分類されます。低評価（1-4点）は9件（3.1%）で、ゲスト満足度は良好です。Trip.com（9.38点）で特に高い評価を獲得しています。</w:t>
+        <w:t xml:space="preserve">全体平均スコア8.27点（10点換算）は良好な水準であり、75.8%が高評価（8-10点）に分類されます。低評価（1-4点）は9件（3.0%）で、ゲスト満足度は良好です。Trip.com（9.38点）で特に高い評価を獲得しています。</w:t>
       </w:r>
     </w:p>
     <w:p>
@@ -567,7 +567,7 @@
                 <w:sz w:val="20"/>
                 <w:szCs w:val="20"/>
               </w:rPr>
-              <w:t xml:space="preserve">浴室・水回り（83件）、エアコン・空調（27件）、部屋の狭さ（20件）、防音性能（12件）</w:t>
+              <w:t xml:space="preserve">浴室・水回り（85件）、エアコン・空調（28件）、部屋の狭さ（20件）、防音性能（12件）</w:t>
             </w:r>
           </w:p>
           <w:p>
@@ -1229,7 +1229,7 @@
                 <w:sz w:val="20"/>
                 <w:szCs w:val="20"/>
               </w:rPr>
-              <w:t xml:space="preserve">37</w:t>
+              <w:t xml:space="preserve">38</w:t>
             </w:r>
           </w:p>
         </w:tc>
@@ -1264,7 +1264,7 @@
                 <w:sz w:val="20"/>
                 <w:szCs w:val="20"/>
               </w:rPr>
-              <w:t xml:space="preserve">4.3</w:t>
+              <w:t xml:space="preserve">4.32</w:t>
             </w:r>
           </w:p>
         </w:tc>
@@ -1334,7 +1334,7 @@
                 <w:sz w:val="20"/>
                 <w:szCs w:val="20"/>
               </w:rPr>
-              <w:t xml:space="preserve">8.59</w:t>
+              <w:t xml:space="preserve">8.63</w:t>
             </w:r>
           </w:p>
         </w:tc>
@@ -1961,7 +1961,7 @@
                 <w:sz w:val="20"/>
                 <w:szCs w:val="20"/>
               </w:rPr>
-              <w:t xml:space="preserve">122</w:t>
+              <w:t xml:space="preserve">127</w:t>
             </w:r>
           </w:p>
         </w:tc>
@@ -1995,7 +1995,7 @@
                 <w:sz w:val="20"/>
                 <w:szCs w:val="20"/>
               </w:rPr>
-              <w:t xml:space="preserve">8.11</w:t>
+              <w:t xml:space="preserve">8.09</w:t>
             </w:r>
           </w:p>
         </w:tc>
@@ -2063,7 +2063,7 @@
                 <w:sz w:val="20"/>
                 <w:szCs w:val="20"/>
               </w:rPr>
-              <w:t xml:space="preserve">8.11</w:t>
+              <w:t xml:space="preserve">8.09</w:t>
             </w:r>
           </w:p>
         </w:tc>
@@ -2418,7 +2418,7 @@
           <w:sz w:val="21"/>
           <w:szCs w:val="21"/>
         </w:rPr>
-        <w:t xml:space="preserve">評価分布は10点（33.2%）に最も多く、8点以上の高評価が76.4%を占めています。低評価（1-4点）は計9件（3.1%）です。</w:t>
+        <w:t xml:space="preserve">評価分布は10点（33.2%）に最も多く、8点以上の高評価が75.8%を占めています。低評価（1-4点）は計9件（3.0%）です。</w:t>
       </w:r>
     </w:p>
     <w:p>
@@ -2653,7 +2653,7 @@
                 <w:sz w:val="20"/>
                 <w:szCs w:val="20"/>
               </w:rPr>
-              <w:t xml:space="preserve">97</w:t>
+              <w:t xml:space="preserve">99</w:t>
             </w:r>
           </w:p>
         </w:tc>
@@ -2726,7 +2726,7 @@
                 <w:sz w:val="18"/>
                 <w:szCs w:val="18"/>
               </w:rPr>
-              <w:t xml:space="preserve"> 97件</w:t>
+              <w:t xml:space="preserve"> 99件</w:t>
             </w:r>
           </w:p>
         </w:tc>
@@ -2798,7 +2798,7 @@
                 <w:sz w:val="20"/>
                 <w:szCs w:val="20"/>
               </w:rPr>
-              <w:t xml:space="preserve">36</w:t>
+              <w:t xml:space="preserve">37</w:t>
             </w:r>
           </w:p>
         </w:tc>
@@ -2833,7 +2833,7 @@
                 <w:sz w:val="20"/>
                 <w:szCs w:val="20"/>
               </w:rPr>
-              <w:t xml:space="preserve">12.3%</w:t>
+              <w:t xml:space="preserve">12.4%</w:t>
             </w:r>
           </w:p>
         </w:tc>
@@ -2870,7 +2870,7 @@
                 <w:sz w:val="18"/>
                 <w:szCs w:val="18"/>
               </w:rPr>
-              <w:t xml:space="preserve"> 36件</w:t>
+              <w:t xml:space="preserve"> 37件</w:t>
             </w:r>
           </w:p>
         </w:tc>
@@ -2977,7 +2977,7 @@
                 <w:sz w:val="20"/>
                 <w:szCs w:val="20"/>
               </w:rPr>
-              <w:t xml:space="preserve">30.8%</w:t>
+              <w:t xml:space="preserve">30.2%</w:t>
             </w:r>
           </w:p>
         </w:tc>
@@ -3006,7 +3006,7 @@
                 <w:sz w:val="20"/>
                 <w:szCs w:val="20"/>
               </w:rPr>
-              <w:t xml:space="preserve">███████████████████</w:t>
+              <w:t xml:space="preserve">██████████████████</w:t>
             </w:r>
             <w:r>
               <w:rPr>
@@ -3087,7 +3087,7 @@
                 <w:sz w:val="20"/>
                 <w:szCs w:val="20"/>
               </w:rPr>
-              <w:t xml:space="preserve">27</w:t>
+              <w:t xml:space="preserve">28</w:t>
             </w:r>
           </w:p>
         </w:tc>
@@ -3122,7 +3122,7 @@
                 <w:sz w:val="20"/>
                 <w:szCs w:val="20"/>
               </w:rPr>
-              <w:t xml:space="preserve">9.2%</w:t>
+              <w:t xml:space="preserve">9.4%</w:t>
             </w:r>
           </w:p>
         </w:tc>
@@ -3159,7 +3159,7 @@
                 <w:sz w:val="18"/>
                 <w:szCs w:val="18"/>
               </w:rPr>
-              <w:t xml:space="preserve"> 27件</w:t>
+              <w:t xml:space="preserve"> 28件</w:t>
             </w:r>
           </w:p>
         </w:tc>
@@ -3231,7 +3231,7 @@
                 <w:sz w:val="20"/>
                 <w:szCs w:val="20"/>
               </w:rPr>
-              <w:t xml:space="preserve">26</w:t>
+              <w:t xml:space="preserve">27</w:t>
             </w:r>
           </w:p>
         </w:tc>
@@ -3266,7 +3266,7 @@
                 <w:sz w:val="20"/>
                 <w:szCs w:val="20"/>
               </w:rPr>
-              <w:t xml:space="preserve">8.9%</w:t>
+              <w:t xml:space="preserve">9.1%</w:t>
             </w:r>
           </w:p>
         </w:tc>
@@ -3304,7 +3304,7 @@
                 <w:sz w:val="18"/>
                 <w:szCs w:val="18"/>
               </w:rPr>
-              <w:t xml:space="preserve"> 26件</w:t>
+              <w:t xml:space="preserve"> 27件</w:t>
             </w:r>
           </w:p>
         </w:tc>
@@ -3376,7 +3376,7 @@
                 <w:sz w:val="20"/>
                 <w:szCs w:val="20"/>
               </w:rPr>
-              <w:t xml:space="preserve">7</w:t>
+              <w:t xml:space="preserve">8</w:t>
             </w:r>
           </w:p>
         </w:tc>
@@ -3411,7 +3411,7 @@
                 <w:sz w:val="20"/>
                 <w:szCs w:val="20"/>
               </w:rPr>
-              <w:t xml:space="preserve">2.4%</w:t>
+              <w:t xml:space="preserve">2.7%</w:t>
             </w:r>
           </w:p>
         </w:tc>
@@ -3439,7 +3439,7 @@
                 <w:sz w:val="20"/>
                 <w:szCs w:val="20"/>
               </w:rPr>
-              <w:t xml:space="preserve">█</w:t>
+              <w:t xml:space="preserve">██</w:t>
             </w:r>
             <w:r>
               <w:rPr>
@@ -3448,7 +3448,7 @@
                 <w:sz w:val="18"/>
                 <w:szCs w:val="18"/>
               </w:rPr>
-              <w:t xml:space="preserve"> 7件</w:t>
+              <w:t xml:space="preserve"> 8件</w:t>
             </w:r>
           </w:p>
         </w:tc>
@@ -3958,7 +3958,7 @@
                 <w:sz w:val="24"/>
                 <w:szCs w:val="24"/>
               </w:rPr>
-              <w:t xml:space="preserve">223件（76.4%）</w:t>
+              <w:t xml:space="preserve">226件（75.8%）</w:t>
             </w:r>
           </w:p>
         </w:tc>
@@ -4009,7 +4009,7 @@
                 <w:sz w:val="24"/>
                 <w:szCs w:val="24"/>
               </w:rPr>
-              <w:t xml:space="preserve">60件（20.5%）</w:t>
+              <w:t xml:space="preserve">63件（21.1%）</w:t>
             </w:r>
           </w:p>
         </w:tc>
@@ -4060,7 +4060,7 @@
                 <w:sz w:val="24"/>
                 <w:szCs w:val="24"/>
               </w:rPr>
-              <w:t xml:space="preserve">9件（3.1%）</w:t>
+              <w:t xml:space="preserve">9件（3.0%）</w:t>
             </w:r>
           </w:p>
         </w:tc>
@@ -4545,7 +4545,7 @@
                 <w:sz w:val="20"/>
                 <w:szCs w:val="20"/>
               </w:rPr>
-              <w:t xml:space="preserve">「狭いながらも清潔なお部屋で安心して過ごせました」「初めて宿泊させていただきました 話に聞いてた通り恐竜がお出迎えしてくれるフロントにはやっぱりビックリさせられました...」</w:t>
+              <w:t xml:space="preserve">「2人で一泊14620円と安かったので予約しましたが、部屋がとても綺麗なのとチェックアウトが11時までなのがとてもあ...」「狭いながらも清潔なお部屋で安心して過ごせました」</w:t>
             </w:r>
           </w:p>
         </w:tc>
@@ -5299,7 +5299,7 @@
                 <w:sz w:val="20"/>
                 <w:szCs w:val="20"/>
               </w:rPr>
-              <w:t xml:space="preserve">朝のシャトルバスは10分前に行ったらもぅいっぱいでしたが、駅へもすぐなので電車で行けば問題なくすぐ着きます</w:t>
+              <w:t xml:space="preserve">空港迄のバスがある事</w:t>
             </w:r>
           </w:p>
         </w:tc>
@@ -5333,7 +5333,7 @@
                 <w:sz w:val="20"/>
                 <w:szCs w:val="20"/>
               </w:rPr>
-              <w:t xml:space="preserve">重大・83件</w:t>
+              <w:t xml:space="preserve">重大・85件</w:t>
             </w:r>
           </w:p>
         </w:tc>
@@ -5438,7 +5438,7 @@
                 <w:sz w:val="20"/>
                 <w:szCs w:val="20"/>
               </w:rPr>
-              <w:t xml:space="preserve">Needs another pillow on each bed</w:t>
+              <w:t xml:space="preserve">The hotel shuttle, which departed at 4:45 am, was very co...</w:t>
             </w:r>
           </w:p>
         </w:tc>
@@ -5472,7 +5472,7 @@
                 <w:sz w:val="20"/>
                 <w:szCs w:val="20"/>
               </w:rPr>
-              <w:t xml:space="preserve">重大・27件</w:t>
+              <w:t xml:space="preserve">重大・28件</w:t>
             </w:r>
           </w:p>
         </w:tc>
@@ -7191,7 +7191,7 @@
                 <w:sz w:val="20"/>
                 <w:szCs w:val="20"/>
               </w:rPr>
-              <w:t xml:space="preserve">8.28点</w:t>
+              <w:t xml:space="preserve">8.27点</w:t>
             </w:r>
           </w:p>
         </w:tc>
@@ -7331,7 +7331,7 @@
                 <w:sz w:val="20"/>
                 <w:szCs w:val="20"/>
               </w:rPr>
-              <w:t xml:space="preserve">76.4%</w:t>
+              <w:t xml:space="preserve">75.8%</w:t>
             </w:r>
           </w:p>
         </w:tc>
@@ -7471,7 +7471,7 @@
                 <w:sz w:val="20"/>
                 <w:szCs w:val="20"/>
               </w:rPr>
-              <w:t xml:space="preserve">3.1%</w:t>
+              <w:t xml:space="preserve">3.0%</w:t>
             </w:r>
           </w:p>
         </w:tc>
@@ -7751,7 +7751,7 @@
                 <w:sz w:val="20"/>
                 <w:szCs w:val="20"/>
               </w:rPr>
-              <w:t xml:space="preserve">約83件/期間</w:t>
+              <w:t xml:space="preserve">約85件/期間</w:t>
             </w:r>
           </w:p>
         </w:tc>
@@ -7785,7 +7785,7 @@
                 <w:sz w:val="20"/>
                 <w:szCs w:val="20"/>
               </w:rPr>
-              <w:t xml:space="preserve">41件以下</w:t>
+              <w:t xml:space="preserve">42件以下</w:t>
             </w:r>
           </w:p>
         </w:tc>
@@ -7880,7 +7880,7 @@
           <w:sz w:val="22"/>
           <w:szCs w:val="22"/>
         </w:rPr>
-        <w:t xml:space="preserve">[1] Trip.com / 10点 / 2026-03-19</w:t>
+        <w:t xml:space="preserve">[1] 楽天トラベル / 10点 / 2026-03-20</w:t>
       </w:r>
     </w:p>
     <w:p>
@@ -7895,7 +7895,7 @@
           <w:sz w:val="21"/>
           <w:szCs w:val="21"/>
         </w:rPr>
-        <w:t xml:space="preserve">狭いながらも清潔なお部屋で安心して過ごせました。 アンカールームだったので、いろんななデバイスが楽しめて嬉しかったし便利でした。 近くの洋食レストランがとっても美味しかったので是非オススメします！ 朝のシャトルバスは10分前に行ったらもぅいっぱいでしたが、駅へもすぐなので電車で行けば問題なくすぐ着きます。</w:t>
+        <w:t xml:space="preserve">2人で一泊14620円と安かったので予約しましたが、部屋がとても綺麗なのとチェックアウトが11時までなのがとてもありがたかったです。この価格なのがびっくりです。 もし、欲を言うなら、お金がかかってもいいのでアーリーチェックインができるようになると嬉しいなぐらいです。</w:t>
       </w:r>
     </w:p>
     <w:p>
@@ -7916,7 +7916,43 @@
           <w:sz w:val="22"/>
           <w:szCs w:val="22"/>
         </w:rPr>
-        <w:t xml:space="preserve">[2] Booking.com / 9点 / 2026-03-19</w:t>
+        <w:t xml:space="preserve">[2] Trip.com / 10点 / 2026-03-19</w:t>
+      </w:r>
+    </w:p>
+    <w:p>
+      <w:pPr>
+        <w:spacing w:after="120" w:line="320"/>
+        <w:jc w:val="left"/>
+      </w:pPr>
+      <w:r>
+        <w:rPr>
+          <w:rFonts w:ascii="Arial" w:cs="Arial" w:eastAsia="Arial" w:hAnsi="Arial"/>
+          <w:color w:val="333333"/>
+          <w:sz w:val="21"/>
+          <w:szCs w:val="21"/>
+        </w:rPr>
+        <w:t xml:space="preserve">狭いながらも清潔なお部屋で安心して過ごせました。 アンカールームだったので、いろんななデバイスが楽しめて嬉しかったし便利でした。 近くの洋食レストランがとっても美味しかったので是非オススメします！ 朝のシャトルバスは10分前に行ったらもぅいっぱいでしたが、駅へもすぐなので電車で行けば問題なくすぐ着きます。</w:t>
+      </w:r>
+    </w:p>
+    <w:p>
+      <w:pPr>
+        <w:spacing w:after="60"/>
+      </w:pPr>
+    </w:p>
+    <w:p>
+      <w:pPr>
+        <w:spacing w:after="120" w:before="200"/>
+      </w:pPr>
+      <w:r>
+        <w:rPr>
+          <w:rFonts w:ascii="Arial" w:cs="Arial" w:eastAsia="Arial" w:hAnsi="Arial"/>
+          <w:b/>
+          <w:bCs/>
+          <w:color w:val="1B3A5C"/>
+          <w:sz w:val="22"/>
+          <w:szCs w:val="22"/>
+        </w:rPr>
+        <w:t xml:space="preserve">[3] Booking.com / 9点 / 2026-03-19</w:t>
       </w:r>
     </w:p>
     <w:p>
@@ -7978,7 +8014,7 @@
           <w:sz w:val="22"/>
           <w:szCs w:val="22"/>
         </w:rPr>
-        <w:t xml:space="preserve">[3] Agoda / 8点 / 2026-03-19</w:t>
+        <w:t xml:space="preserve">[4] Agoda / 8点 / 2026-03-19</w:t>
       </w:r>
     </w:p>
     <w:p>
@@ -8014,7 +8050,7 @@
           <w:sz w:val="22"/>
           <w:szCs w:val="22"/>
         </w:rPr>
-        <w:t xml:space="preserve">[4] 楽天トラベル / 8点 / 2026-03-18</w:t>
+        <w:t xml:space="preserve">[5] 楽天トラベル / 8点 / 2026-03-18</w:t>
       </w:r>
     </w:p>
     <w:p>
@@ -8050,7 +8086,7 @@
           <w:sz w:val="22"/>
           <w:szCs w:val="22"/>
         </w:rPr>
-        <w:t xml:space="preserve">[5] 楽天トラベル / 10点 / 2026-03-18</w:t>
+        <w:t xml:space="preserve">[6] Booking.com / 6点 / 2026-03-20</w:t>
       </w:r>
     </w:p>
     <w:p>
@@ -8065,7 +8101,7 @@
           <w:sz w:val="21"/>
           <w:szCs w:val="21"/>
         </w:rPr>
-        <w:t xml:space="preserve">羽田空港を利用するときは必ず利用させていただいてます。 送迎バスも助かります！</w:t>
+        <w:t xml:space="preserve">Le côté pratique  a côté de l aeroport avec 1 arrivée  le soir  et la navette gratuite</w:t>
       </w:r>
     </w:p>
     <w:p>
@@ -8086,7 +8122,7 @@
           <w:sz w:val="22"/>
           <w:szCs w:val="22"/>
         </w:rPr>
-        <w:t xml:space="preserve">[6] Booking.com / 6点 / 2026-03-18</w:t>
+        <w:t xml:space="preserve">[7] Booking.com / 6点 / 2026-03-18</w:t>
       </w:r>
     </w:p>
     <w:p>
@@ -8133,7 +8169,7 @@
           <w:sz w:val="22"/>
           <w:szCs w:val="22"/>
         </w:rPr>
-        <w:t xml:space="preserve">[7] Google / 6点 / 2026-03-16</w:t>
+        <w:t xml:space="preserve">[8] Google / 6点 / 2026-03-16</w:t>
       </w:r>
     </w:p>
     <w:p>
@@ -8169,7 +8205,7 @@
           <w:sz w:val="22"/>
           <w:szCs w:val="22"/>
         </w:rPr>
-        <w:t xml:space="preserve">[8] Google / 6点 / 2026-03-16</w:t>
+        <w:t xml:space="preserve">[9] Google / 6点 / 2026-03-16</w:t>
       </w:r>
     </w:p>
     <w:p>
@@ -8205,7 +8241,7 @@
           <w:sz w:val="22"/>
           <w:szCs w:val="22"/>
         </w:rPr>
-        <w:t xml:space="preserve">[9] Google / 6点 / 2026-03-16</w:t>
+        <w:t xml:space="preserve">[10] Google / 6点 / 2026-03-16</w:t>
       </w:r>
     </w:p>
     <w:p>
@@ -8221,68 +8257,6 @@
           <w:szCs w:val="21"/>
         </w:rPr>
         <w:t xml:space="preserve">日本滞在最終日の夜にこのホテルに宿泊しました。空港に近いという立地が決め手でした。ホテルにはアニマトロニクスの恐竜が出迎えてくれるので、なかなか楽しいです。テーマのない部屋に泊まりましたが、特に変わったところはなく、まあまあでした。うっかり部屋に服を置き忘れてしまったのですが、問い合わせのメールを送るまでホテル側から連絡がなく、結局返信もありませんでした。必要最低限​​の設備は整っているホテ...</w:t>
-      </w:r>
-    </w:p>
-    <w:p>
-      <w:pPr>
-        <w:spacing w:after="60"/>
-      </w:pPr>
-    </w:p>
-    <w:p>
-      <w:pPr>
-        <w:spacing w:after="120" w:before="200"/>
-      </w:pPr>
-      <w:r>
-        <w:rPr>
-          <w:rFonts w:ascii="Arial" w:cs="Arial" w:eastAsia="Arial" w:hAnsi="Arial"/>
-          <w:b/>
-          <w:bCs/>
-          <w:color w:val="1B3A5C"/>
-          <w:sz w:val="22"/>
-          <w:szCs w:val="22"/>
-        </w:rPr>
-        <w:t xml:space="preserve">[10] Booking.com / 4点 / 2026-03-14</w:t>
-      </w:r>
-    </w:p>
-    <w:p>
-      <w:pPr>
-        <w:spacing w:after="120" w:line="320"/>
-        <w:jc w:val="left"/>
-      </w:pPr>
-      <w:r>
-        <w:rPr>
-          <w:rFonts w:ascii="Arial" w:cs="Arial" w:eastAsia="Arial" w:hAnsi="Arial"/>
-          <w:color w:val="333333"/>
-          <w:sz w:val="21"/>
-          <w:szCs w:val="21"/>
-        </w:rPr>
-        <w:t xml:space="preserve">Emplacement à côté de l’aéroport</w:t>
-      </w:r>
-    </w:p>
-    <w:p>
-      <w:pPr>
-        <w:spacing w:after="120" w:line="320"/>
-        <w:jc w:val="left"/>
-      </w:pPr>
-      <w:r>
-        <w:rPr>
-          <w:rFonts w:ascii="Arial" w:cs="Arial" w:eastAsia="Arial" w:hAnsi="Arial"/>
-          <w:b/>
-          <w:bCs/>
-          <w:color w:val="C0392B"/>
-          <w:sz w:val="21"/>
-          <w:szCs w:val="21"/>
-        </w:rPr>
-        <w:t xml:space="preserve">【改善点】</w:t>
-      </w:r>
-      <w:r>
-        <w:rPr>
-          <w:rFonts w:ascii="Arial" w:cs="Arial" w:eastAsia="Arial" w:hAnsi="Arial"/>
-          <w:color w:val="333333"/>
-          <w:sz w:val="21"/>
-          <w:szCs w:val="21"/>
-        </w:rPr>
-        <w:t xml:space="preserve">電波が入りません。</w:t>
       </w:r>
     </w:p>
     <w:p>
@@ -8347,7 +8321,7 @@
                 <w:sz w:val="21"/>
                 <w:szCs w:val="21"/>
               </w:rPr>
-              <w:t xml:space="preserve">変なホテル東京羽田は、全体平均8.28点（10点換算）、高評価率76.4%という良好な顧客満足度を維持しているホテルです。特に「立地・アクセス」「スタッフの対応」が多くのゲストから高く評価されています。</w:t>
+              <w:t xml:space="preserve">変なホテル東京羽田は、全体平均8.27点（10点換算）、高評価率75.8%という良好な顧客満足度を維持しているホテルです。特に「立地・アクセス」「スタッフの対応」が多くのゲストから高く評価されています。</w:t>
             </w:r>
           </w:p>
           <w:p>

--- a/納品レポート/ホテル別レポート/henn_na_haneda_口コミ分析改善レポート.docx
+++ b/納品レポート/ホテル別レポート/henn_na_haneda_口コミ分析改善レポート.docx
@@ -96,7 +96,7 @@
           <w:sz w:val="22"/>
           <w:szCs w:val="22"/>
         </w:rPr>
-        <w:t xml:space="preserve">レビュー総数：298件（6サイト）</w:t>
+        <w:t xml:space="preserve">レビュー総数：309件（6サイト）</w:t>
       </w:r>
     </w:p>
     <w:p>
@@ -111,7 +111,7 @@
           <w:sz w:val="20"/>
           <w:szCs w:val="20"/>
         </w:rPr>
-        <w:t xml:space="preserve">対象サイト：Trip.com / 楽天トラベル / じゃらん / Agoda / Booking.com / Google</w:t>
+        <w:t xml:space="preserve">対象サイト：Trip.com / 楽天トラベル / じゃらん / Google / Agoda / Booking.com</w:t>
       </w:r>
     </w:p>
     <w:p>
@@ -131,7 +131,7 @@
           <w:sz w:val="20"/>
           <w:szCs w:val="20"/>
         </w:rPr>
-        <w:t xml:space="preserve">作成日：2026年3月21日</w:t>
+        <w:t xml:space="preserve">作成日：2026年3月23日</w:t>
       </w:r>
     </w:p>
     <w:p>
@@ -189,7 +189,7 @@
           <w:sz w:val="21"/>
           <w:szCs w:val="21"/>
         </w:rPr>
-        <w:t xml:space="preserve">2026年2月〜3月に各OTAサイト・口コミサイトに投稿された298件のレビューを包括的に分析しました。以下が主要な発見事項です。</w:t>
+        <w:t xml:space="preserve">2026年2月〜3月に各OTAサイト・口コミサイトに投稿された309件のレビューを包括的に分析しました。以下が主要な発見事項です。</w:t>
       </w:r>
     </w:p>
     <w:p>
@@ -261,7 +261,7 @@
                 <w:sz w:val="36"/>
                 <w:szCs w:val="36"/>
               </w:rPr>
-              <w:t xml:space="preserve">8.27</w:t>
+              <w:t xml:space="preserve">8.29</w:t>
             </w:r>
           </w:p>
         </w:tc>
@@ -310,7 +310,7 @@
                 <w:sz w:val="36"/>
                 <w:szCs w:val="36"/>
               </w:rPr>
-              <w:t xml:space="preserve">75.8%</w:t>
+              <w:t xml:space="preserve">76.1%</w:t>
             </w:r>
           </w:p>
         </w:tc>
@@ -359,7 +359,7 @@
                 <w:sz w:val="36"/>
                 <w:szCs w:val="36"/>
               </w:rPr>
-              <w:t xml:space="preserve">3.0%</w:t>
+              <w:t xml:space="preserve">2.9%</w:t>
             </w:r>
           </w:p>
         </w:tc>
@@ -408,7 +408,7 @@
                 <w:sz w:val="36"/>
                 <w:szCs w:val="36"/>
               </w:rPr>
-              <w:t xml:space="preserve">298件</w:t>
+              <w:t xml:space="preserve">309件</w:t>
             </w:r>
           </w:p>
         </w:tc>
@@ -448,7 +448,7 @@
           <w:sz w:val="21"/>
           <w:szCs w:val="21"/>
         </w:rPr>
-        <w:t xml:space="preserve">全体平均スコア8.27点（10点換算）は良好な水準であり、75.8%が高評価（8-10点）に分類されます。低評価（1-4点）は9件（3.0%）で、ゲスト満足度は良好です。Trip.com（9.38点）で特に高い評価を獲得しています。</w:t>
+        <w:t xml:space="preserve">全体平均スコア8.29点（10点換算）は良好な水準であり、76.1%が高評価（8-10点）に分類されます。低評価（1-4点）は9件（2.9%）で、ゲスト満足度は良好です。Trip.com（9.41点）で特に高い評価を獲得しています。</w:t>
       </w:r>
     </w:p>
     <w:p>
@@ -567,7 +567,7 @@
                 <w:sz w:val="20"/>
                 <w:szCs w:val="20"/>
               </w:rPr>
-              <w:t xml:space="preserve">浴室・水回り（85件）、エアコン・空調（28件）、部屋の狭さ（20件）、防音性能（12件）</w:t>
+              <w:t xml:space="preserve">浴室・水回り（89件）、エアコン・空調（31件）、部屋の狭さ（21件）、防音性能（12件）</w:t>
             </w:r>
           </w:p>
           <w:p>
@@ -987,7 +987,7 @@
                 <w:sz w:val="20"/>
                 <w:szCs w:val="20"/>
               </w:rPr>
-              <w:t xml:space="preserve">21</w:t>
+              <w:t xml:space="preserve">22</w:t>
             </w:r>
           </w:p>
         </w:tc>
@@ -1021,7 +1021,7 @@
                 <w:sz w:val="20"/>
                 <w:szCs w:val="20"/>
               </w:rPr>
-              <w:t xml:space="preserve">9.38</w:t>
+              <w:t xml:space="preserve">9.41</w:t>
             </w:r>
           </w:p>
         </w:tc>
@@ -1089,7 +1089,7 @@
                 <w:sz w:val="20"/>
                 <w:szCs w:val="20"/>
               </w:rPr>
-              <w:t xml:space="preserve">9.38</w:t>
+              <w:t xml:space="preserve">9.41</w:t>
             </w:r>
           </w:p>
         </w:tc>
@@ -1229,7 +1229,7 @@
                 <w:sz w:val="20"/>
                 <w:szCs w:val="20"/>
               </w:rPr>
-              <w:t xml:space="preserve">38</w:t>
+              <w:t xml:space="preserve">40</w:t>
             </w:r>
           </w:p>
         </w:tc>
@@ -1264,7 +1264,7 @@
                 <w:sz w:val="20"/>
                 <w:szCs w:val="20"/>
               </w:rPr>
-              <w:t xml:space="preserve">4.32</w:t>
+              <w:t xml:space="preserve">4.3</w:t>
             </w:r>
           </w:p>
         </w:tc>
@@ -1334,7 +1334,7 @@
                 <w:sz w:val="20"/>
                 <w:szCs w:val="20"/>
               </w:rPr>
-              <w:t xml:space="preserve">8.63</w:t>
+              <w:t xml:space="preserve">8.6</w:t>
             </w:r>
           </w:p>
         </w:tc>
@@ -1681,7 +1681,7 @@
                 <w:sz w:val="20"/>
                 <w:szCs w:val="20"/>
               </w:rPr>
-              <w:t xml:space="preserve">Agoda</w:t>
+              <w:t xml:space="preserve">Google</w:t>
             </w:r>
           </w:p>
         </w:tc>
@@ -1716,7 +1716,7 @@
                 <w:sz w:val="20"/>
                 <w:szCs w:val="20"/>
               </w:rPr>
-              <w:t xml:space="preserve">34</w:t>
+              <w:t xml:space="preserve">55</w:t>
             </w:r>
           </w:p>
         </w:tc>
@@ -1751,7 +1751,7 @@
                 <w:sz w:val="20"/>
                 <w:szCs w:val="20"/>
               </w:rPr>
-              <w:t xml:space="preserve">8.15</w:t>
+              <w:t xml:space="preserve">4.07</w:t>
             </w:r>
           </w:p>
         </w:tc>
@@ -1786,7 +1786,7 @@
                 <w:sz w:val="20"/>
                 <w:szCs w:val="20"/>
               </w:rPr>
-              <w:t xml:space="preserve">/10</w:t>
+              <w:t xml:space="preserve">/5 (×2)</w:t>
             </w:r>
           </w:p>
         </w:tc>
@@ -1856,7 +1856,7 @@
                 <w:sz w:val="20"/>
                 <w:szCs w:val="20"/>
               </w:rPr>
-              <w:t xml:space="preserve">8</w:t>
+              <w:t xml:space="preserve">10</w:t>
             </w:r>
           </w:p>
         </w:tc>
@@ -1927,7 +1927,7 @@
                 <w:sz w:val="20"/>
                 <w:szCs w:val="20"/>
               </w:rPr>
-              <w:t xml:space="preserve">Booking.com</w:t>
+              <w:t xml:space="preserve">Agoda</w:t>
             </w:r>
           </w:p>
         </w:tc>
@@ -1961,7 +1961,7 @@
                 <w:sz w:val="20"/>
                 <w:szCs w:val="20"/>
               </w:rPr>
-              <w:t xml:space="preserve">127</w:t>
+              <w:t xml:space="preserve">35</w:t>
             </w:r>
           </w:p>
         </w:tc>
@@ -1995,7 +1995,7 @@
                 <w:sz w:val="20"/>
                 <w:szCs w:val="20"/>
               </w:rPr>
-              <w:t xml:space="preserve">8.09</w:t>
+              <w:t xml:space="preserve">8.11</w:t>
             </w:r>
           </w:p>
         </w:tc>
@@ -2063,7 +2063,7 @@
                 <w:sz w:val="20"/>
                 <w:szCs w:val="20"/>
               </w:rPr>
-              <w:t xml:space="preserve">8.09</w:t>
+              <w:t xml:space="preserve">8.11</w:t>
             </w:r>
           </w:p>
         </w:tc>
@@ -2168,7 +2168,7 @@
                 <w:sz w:val="20"/>
                 <w:szCs w:val="20"/>
               </w:rPr>
-              <w:t xml:space="preserve">Google</w:t>
+              <w:t xml:space="preserve">Booking.com</w:t>
             </w:r>
           </w:p>
         </w:tc>
@@ -2203,7 +2203,7 @@
                 <w:sz w:val="20"/>
                 <w:szCs w:val="20"/>
               </w:rPr>
-              <w:t xml:space="preserve">53</w:t>
+              <w:t xml:space="preserve">132</w:t>
             </w:r>
           </w:p>
         </w:tc>
@@ -2238,7 +2238,7 @@
                 <w:sz w:val="20"/>
                 <w:szCs w:val="20"/>
               </w:rPr>
-              <w:t xml:space="preserve">4.04</w:t>
+              <w:t xml:space="preserve">8.11</w:t>
             </w:r>
           </w:p>
         </w:tc>
@@ -2273,7 +2273,7 @@
                 <w:sz w:val="20"/>
                 <w:szCs w:val="20"/>
               </w:rPr>
-              <w:t xml:space="preserve">/5 (×2)</w:t>
+              <w:t xml:space="preserve">/10</w:t>
             </w:r>
           </w:p>
         </w:tc>
@@ -2308,7 +2308,7 @@
                 <w:sz w:val="20"/>
                 <w:szCs w:val="20"/>
               </w:rPr>
-              <w:t xml:space="preserve">8.08</w:t>
+              <w:t xml:space="preserve">8.11</w:t>
             </w:r>
           </w:p>
         </w:tc>
@@ -2418,7 +2418,7 @@
           <w:sz w:val="21"/>
           <w:szCs w:val="21"/>
         </w:rPr>
-        <w:t xml:space="preserve">評価分布は10点（33.2%）に最も多く、8点以上の高評価が75.8%を占めています。低評価（1-4点）は計9件（3.0%）です。</w:t>
+        <w:t xml:space="preserve">評価分布は10点（33.7%）に最も多く、8点以上の高評価が76.1%を占めています。低評価（1-4点）は計9件（2.9%）です。</w:t>
       </w:r>
     </w:p>
     <w:p>
@@ -2653,7 +2653,7 @@
                 <w:sz w:val="20"/>
                 <w:szCs w:val="20"/>
               </w:rPr>
-              <w:t xml:space="preserve">99</w:t>
+              <w:t xml:space="preserve">104</w:t>
             </w:r>
           </w:p>
         </w:tc>
@@ -2688,7 +2688,7 @@
                 <w:sz w:val="20"/>
                 <w:szCs w:val="20"/>
               </w:rPr>
-              <w:t xml:space="preserve">33.2%</w:t>
+              <w:t xml:space="preserve">33.7%</w:t>
             </w:r>
           </w:p>
         </w:tc>
@@ -2726,7 +2726,7 @@
                 <w:sz w:val="18"/>
                 <w:szCs w:val="18"/>
               </w:rPr>
-              <w:t xml:space="preserve"> 99件</w:t>
+              <w:t xml:space="preserve"> 104件</w:t>
             </w:r>
           </w:p>
         </w:tc>
@@ -2798,7 +2798,7 @@
                 <w:sz w:val="20"/>
                 <w:szCs w:val="20"/>
               </w:rPr>
-              <w:t xml:space="preserve">37</w:t>
+              <w:t xml:space="preserve">39</w:t>
             </w:r>
           </w:p>
         </w:tc>
@@ -2833,7 +2833,7 @@
                 <w:sz w:val="20"/>
                 <w:szCs w:val="20"/>
               </w:rPr>
-              <w:t xml:space="preserve">12.4%</w:t>
+              <w:t xml:space="preserve">12.6%</w:t>
             </w:r>
           </w:p>
         </w:tc>
@@ -2861,7 +2861,7 @@
                 <w:sz w:val="20"/>
                 <w:szCs w:val="20"/>
               </w:rPr>
-              <w:t xml:space="preserve">███████</w:t>
+              <w:t xml:space="preserve">████████</w:t>
             </w:r>
             <w:r>
               <w:rPr>
@@ -2870,7 +2870,7 @@
                 <w:sz w:val="18"/>
                 <w:szCs w:val="18"/>
               </w:rPr>
-              <w:t xml:space="preserve"> 37件</w:t>
+              <w:t xml:space="preserve"> 39件</w:t>
             </w:r>
           </w:p>
         </w:tc>
@@ -2942,7 +2942,7 @@
                 <w:sz w:val="20"/>
                 <w:szCs w:val="20"/>
               </w:rPr>
-              <w:t xml:space="preserve">90</w:t>
+              <w:t xml:space="preserve">92</w:t>
             </w:r>
           </w:p>
         </w:tc>
@@ -2977,7 +2977,7 @@
                 <w:sz w:val="20"/>
                 <w:szCs w:val="20"/>
               </w:rPr>
-              <w:t xml:space="preserve">30.2%</w:t>
+              <w:t xml:space="preserve">29.8%</w:t>
             </w:r>
           </w:p>
         </w:tc>
@@ -3015,7 +3015,7 @@
                 <w:sz w:val="18"/>
                 <w:szCs w:val="18"/>
               </w:rPr>
-              <w:t xml:space="preserve"> 90件</w:t>
+              <w:t xml:space="preserve"> 92件</w:t>
             </w:r>
           </w:p>
         </w:tc>
@@ -3087,7 +3087,7 @@
                 <w:sz w:val="20"/>
                 <w:szCs w:val="20"/>
               </w:rPr>
-              <w:t xml:space="preserve">28</w:t>
+              <w:t xml:space="preserve">29</w:t>
             </w:r>
           </w:p>
         </w:tc>
@@ -3159,7 +3159,7 @@
                 <w:sz w:val="18"/>
                 <w:szCs w:val="18"/>
               </w:rPr>
-              <w:t xml:space="preserve"> 28件</w:t>
+              <w:t xml:space="preserve"> 29件</w:t>
             </w:r>
           </w:p>
         </w:tc>
@@ -3231,7 +3231,7 @@
                 <w:sz w:val="20"/>
                 <w:szCs w:val="20"/>
               </w:rPr>
-              <w:t xml:space="preserve">27</w:t>
+              <w:t xml:space="preserve">28</w:t>
             </w:r>
           </w:p>
         </w:tc>
@@ -3304,7 +3304,7 @@
                 <w:sz w:val="18"/>
                 <w:szCs w:val="18"/>
               </w:rPr>
-              <w:t xml:space="preserve"> 27件</w:t>
+              <w:t xml:space="preserve"> 28件</w:t>
             </w:r>
           </w:p>
         </w:tc>
@@ -3411,7 +3411,7 @@
                 <w:sz w:val="20"/>
                 <w:szCs w:val="20"/>
               </w:rPr>
-              <w:t xml:space="preserve">2.7%</w:t>
+              <w:t xml:space="preserve">2.6%</w:t>
             </w:r>
           </w:p>
         </w:tc>
@@ -3555,7 +3555,7 @@
                 <w:sz w:val="20"/>
                 <w:szCs w:val="20"/>
               </w:rPr>
-              <w:t xml:space="preserve">0.7%</w:t>
+              <w:t xml:space="preserve">0.6%</w:t>
             </w:r>
           </w:p>
         </w:tc>
@@ -3700,7 +3700,7 @@
                 <w:sz w:val="20"/>
                 <w:szCs w:val="20"/>
               </w:rPr>
-              <w:t xml:space="preserve">0.7%</w:t>
+              <w:t xml:space="preserve">0.6%</w:t>
             </w:r>
           </w:p>
         </w:tc>
@@ -3844,7 +3844,7 @@
                 <w:sz w:val="20"/>
                 <w:szCs w:val="20"/>
               </w:rPr>
-              <w:t xml:space="preserve">1.7%</w:t>
+              <w:t xml:space="preserve">1.6%</w:t>
             </w:r>
           </w:p>
         </w:tc>
@@ -3958,7 +3958,7 @@
                 <w:sz w:val="24"/>
                 <w:szCs w:val="24"/>
               </w:rPr>
-              <w:t xml:space="preserve">226件（75.8%）</w:t>
+              <w:t xml:space="preserve">235件（76.1%）</w:t>
             </w:r>
           </w:p>
         </w:tc>
@@ -4009,7 +4009,7 @@
                 <w:sz w:val="24"/>
                 <w:szCs w:val="24"/>
               </w:rPr>
-              <w:t xml:space="preserve">63件（21.1%）</w:t>
+              <w:t xml:space="preserve">65件（21.0%）</w:t>
             </w:r>
           </w:p>
         </w:tc>
@@ -4060,7 +4060,7 @@
                 <w:sz w:val="24"/>
                 <w:szCs w:val="24"/>
               </w:rPr>
-              <w:t xml:space="preserve">9件（3.0%）</w:t>
+              <w:t xml:space="preserve">9件（2.9%）</w:t>
             </w:r>
           </w:p>
         </w:tc>
@@ -4334,7 +4334,7 @@
                 <w:sz w:val="20"/>
                 <w:szCs w:val="20"/>
               </w:rPr>
-              <w:t xml:space="preserve">「朝のシャトルバスは10分前に行ったらもぅいっぱいでしたが、駅へもすぐなので電車で行けば問題なくすぐ着きます」「Great location」</w:t>
+              <w:t xml:space="preserve">「羽田空港から近くて便利です 羽田空港から近くて便利です」「朝のシャトルバスは10分前に行ったらもぅいっぱいでしたが、駅へもすぐなので電車で行けば問題なくすぐ着きます」</w:t>
             </w:r>
           </w:p>
         </w:tc>
@@ -4438,7 +4438,7 @@
                 <w:sz w:val="20"/>
                 <w:szCs w:val="20"/>
               </w:rPr>
-              <w:t xml:space="preserve">「バスのスタッフさんやお部屋からの電話対応をしてくださったスタッフさん、とても親切でした」「他のホテルからのバスが3度も到着するのを見ましたが、このホテルは何の対応もしてくれませんでした」</w:t>
+              <w:t xml:space="preserve">「On se demande à qui s'adresser en cas de problème ホテルのフロン...」「もちろん、スタッフも常駐しており（案内表示にも記載されています）、必要な時にいつでも対応してくれます」</w:t>
             </w:r>
           </w:p>
         </w:tc>
@@ -4545,7 +4545,7 @@
                 <w:sz w:val="20"/>
                 <w:szCs w:val="20"/>
               </w:rPr>
-              <w:t xml:space="preserve">「2人で一泊14620円と安かったので予約しましたが、部屋がとても綺麗なのとチェックアウトが11時までなのがとてもあ...」「狭いながらも清潔なお部屋で安心して過ごせました」</w:t>
+              <w:t xml:space="preserve">「部屋自体は概ね清潔で（トイレと床に髪の毛が少し落ちていましたが）、快適で、料金に見合った価値があります」「The room was decently sized for Japan standards, very clean」</w:t>
             </w:r>
           </w:p>
         </w:tc>
@@ -4649,7 +4649,7 @@
                 <w:sz w:val="20"/>
                 <w:szCs w:val="20"/>
               </w:rPr>
-              <w:t xml:space="preserve">「各ベッドに枕がもう一つ必要です」「早朝出発の人などの音が気になるのと、お風呂の排水口の臭いが気になる〜後は快適に過ごせた」</w:t>
+              <w:t xml:space="preserve">「部屋自体は概ね清潔で（トイレと床に髪の毛が少し落ちていましたが）、快適で、料金に見合った価値があります」「ベッドが別々でツインだったから 朝空港迄の送迎バスに乗れて助かった バッグの荷物が重すぎるので コロコロじゃなかっ...」</w:t>
             </w:r>
           </w:p>
         </w:tc>
@@ -4900,7 +4900,7 @@
           <w:sz w:val="21"/>
           <w:szCs w:val="21"/>
         </w:rPr>
-        <w:t xml:space="preserve">口コミの多数で「立地・アクセス」に関するポジティブな言及が見られ、変なホテル東京羽田の最大の差別化要因となっています。朝のシャトルバスは10分前に行ったらもぅいっぱいでしたが、駅へもすぐなので電車で行けば問題なくすぐ着きますといった声が多数寄せられています。</w:t>
+        <w:t xml:space="preserve">口コミの多数で「立地・アクセス」に関するポジティブな言及が見られ、変なホテル東京羽田の最大の差別化要因となっています。羽田空港から近くて便利です 羽田空港から近くて便利ですといった声が多数寄せられています。</w:t>
       </w:r>
     </w:p>
     <w:p>
@@ -4919,7 +4919,7 @@
           <w:sz w:val="21"/>
           <w:szCs w:val="21"/>
         </w:rPr>
-        <w:t xml:space="preserve">朝のシャトルバスは10分前に行ったらもぅいっぱいでしたが、駅へもすぐなので電車で行けば問題なくすぐ着きます</w:t>
+        <w:t xml:space="preserve">羽田空港から近くて便利です 羽田空港から近くて便利です</w:t>
       </w:r>
     </w:p>
     <w:p>
@@ -4938,7 +4938,7 @@
           <w:sz w:val="21"/>
           <w:szCs w:val="21"/>
         </w:rPr>
-        <w:t xml:space="preserve">Great location</w:t>
+        <w:t xml:space="preserve">朝のシャトルバスは10分前に行ったらもぅいっぱいでしたが、駅へもすぐなので電車で行けば問題なくすぐ着きます</w:t>
       </w:r>
     </w:p>
     <w:p>
@@ -4957,7 +4957,7 @@
           <w:sz w:val="21"/>
           <w:szCs w:val="21"/>
         </w:rPr>
-        <w:t xml:space="preserve">羽田空港に近くて大変便利でした</w:t>
+        <w:t xml:space="preserve">Great location</w:t>
       </w:r>
     </w:p>
     <w:p>
@@ -4994,7 +4994,7 @@
           <w:sz w:val="21"/>
           <w:szCs w:val="21"/>
         </w:rPr>
-        <w:t xml:space="preserve">スタッフの対応に関するポジティブな評価も多く寄せられています。「バスのスタッフさんやお部屋からの電話対応をしてくださったスタッフさん、とても親切でした」といったコメントが見られます。</w:t>
+        <w:t xml:space="preserve">スタッフの対応に関するポジティブな評価も多く寄せられています。「On se demande à qui s'adresser en cas de problème ホテルのフロン...」といったコメントが見られます。</w:t>
       </w:r>
     </w:p>
     <w:p>
@@ -5299,7 +5299,7 @@
                 <w:sz w:val="20"/>
                 <w:szCs w:val="20"/>
               </w:rPr>
-              <w:t xml:space="preserve">空港迄のバスがある事</w:t>
+              <w:t xml:space="preserve">部屋自体は概ね清潔で（トイレと床に髪の毛が少し落ちていましたが）、快適で、料金に見合った価値があります</w:t>
             </w:r>
           </w:p>
         </w:tc>
@@ -5333,7 +5333,7 @@
                 <w:sz w:val="20"/>
                 <w:szCs w:val="20"/>
               </w:rPr>
-              <w:t xml:space="preserve">重大・85件</w:t>
+              <w:t xml:space="preserve">重大・89件</w:t>
             </w:r>
           </w:p>
         </w:tc>
@@ -5438,7 +5438,7 @@
                 <w:sz w:val="20"/>
                 <w:szCs w:val="20"/>
               </w:rPr>
-              <w:t xml:space="preserve">The hotel shuttle, which departed at 4:45 am, was very co...</w:t>
+              <w:t xml:space="preserve">La proximité de l'aéroport  Le décors Accueil de l'hôtel ...</w:t>
             </w:r>
           </w:p>
         </w:tc>
@@ -5472,7 +5472,7 @@
                 <w:sz w:val="20"/>
                 <w:szCs w:val="20"/>
               </w:rPr>
-              <w:t xml:space="preserve">重大・28件</w:t>
+              <w:t xml:space="preserve">重大・31件</w:t>
             </w:r>
           </w:p>
         </w:tc>
@@ -5577,7 +5577,7 @@
                 <w:sz w:val="20"/>
                 <w:szCs w:val="20"/>
               </w:rPr>
-              <w:t xml:space="preserve">狭いながらも清潔なお部屋で安心して過ごせました</w:t>
+              <w:t xml:space="preserve">Understandably small like any other hotel in Tokyo</w:t>
             </w:r>
           </w:p>
         </w:tc>
@@ -5611,7 +5611,7 @@
                 <w:sz w:val="20"/>
                 <w:szCs w:val="20"/>
               </w:rPr>
-              <w:t xml:space="preserve">重大・20件</w:t>
+              <w:t xml:space="preserve">重大・21件</w:t>
             </w:r>
           </w:p>
         </w:tc>
@@ -7191,7 +7191,7 @@
                 <w:sz w:val="20"/>
                 <w:szCs w:val="20"/>
               </w:rPr>
-              <w:t xml:space="preserve">8.27点</w:t>
+              <w:t xml:space="preserve">8.29点</w:t>
             </w:r>
           </w:p>
         </w:tc>
@@ -7331,7 +7331,7 @@
                 <w:sz w:val="20"/>
                 <w:szCs w:val="20"/>
               </w:rPr>
-              <w:t xml:space="preserve">75.8%</w:t>
+              <w:t xml:space="preserve">76.1%</w:t>
             </w:r>
           </w:p>
         </w:tc>
@@ -7471,7 +7471,7 @@
                 <w:sz w:val="20"/>
                 <w:szCs w:val="20"/>
               </w:rPr>
-              <w:t xml:space="preserve">3.0%</w:t>
+              <w:t xml:space="preserve">2.9%</w:t>
             </w:r>
           </w:p>
         </w:tc>
@@ -7751,7 +7751,7 @@
                 <w:sz w:val="20"/>
                 <w:szCs w:val="20"/>
               </w:rPr>
-              <w:t xml:space="preserve">約85件/期間</w:t>
+              <w:t xml:space="preserve">約89件/期間</w:t>
             </w:r>
           </w:p>
         </w:tc>
@@ -7785,7 +7785,7 @@
                 <w:sz w:val="20"/>
                 <w:szCs w:val="20"/>
               </w:rPr>
-              <w:t xml:space="preserve">42件以下</w:t>
+              <w:t xml:space="preserve">44件以下</w:t>
             </w:r>
           </w:p>
         </w:tc>
@@ -7880,7 +7880,7 @@
           <w:sz w:val="22"/>
           <w:szCs w:val="22"/>
         </w:rPr>
-        <w:t xml:space="preserve">[1] 楽天トラベル / 10点 / 2026-03-20</w:t>
+        <w:t xml:space="preserve">[1] Booking.com / 8点 / 2026-03-22</w:t>
       </w:r>
     </w:p>
     <w:p>
@@ -7895,7 +7895,33 @@
           <w:sz w:val="21"/>
           <w:szCs w:val="21"/>
         </w:rPr>
-        <w:t xml:space="preserve">2人で一泊14620円と安かったので予約しましたが、部屋がとても綺麗なのとチェックアウトが11時までなのがとてもありがたかったです。この価格なのがびっくりです。 もし、欲を言うなら、お金がかかってもいいのでアーリーチェックインができるようになると嬉しいなぐらいです。</w:t>
+        <w:t xml:space="preserve">La proximité de l'aéroport  Le décors</w:t>
+      </w:r>
+    </w:p>
+    <w:p>
+      <w:pPr>
+        <w:spacing w:after="120" w:line="320"/>
+        <w:jc w:val="left"/>
+      </w:pPr>
+      <w:r>
+        <w:rPr>
+          <w:rFonts w:ascii="Arial" w:cs="Arial" w:eastAsia="Arial" w:hAnsi="Arial"/>
+          <w:b/>
+          <w:bCs/>
+          <w:color w:val="C0392B"/>
+          <w:sz w:val="21"/>
+          <w:szCs w:val="21"/>
+        </w:rPr>
+        <w:t xml:space="preserve">【改善点】</w:t>
+      </w:r>
+      <w:r>
+        <w:rPr>
+          <w:rFonts w:ascii="Arial" w:cs="Arial" w:eastAsia="Arial" w:hAnsi="Arial"/>
+          <w:color w:val="333333"/>
+          <w:sz w:val="21"/>
+          <w:szCs w:val="21"/>
+        </w:rPr>
+        <w:t xml:space="preserve">ホテルのフロントは無人です。何か問題が発生した場合、誰に連絡すればよいのか分かりません。</w:t>
       </w:r>
     </w:p>
     <w:p>
@@ -7916,7 +7942,7 @@
           <w:sz w:val="22"/>
           <w:szCs w:val="22"/>
         </w:rPr>
-        <w:t xml:space="preserve">[2] Trip.com / 10点 / 2026-03-19</w:t>
+        <w:t xml:space="preserve">[2] Google / 10点 / 2026-03-22</w:t>
       </w:r>
     </w:p>
     <w:p>
@@ -7931,7 +7957,7 @@
           <w:sz w:val="21"/>
           <w:szCs w:val="21"/>
         </w:rPr>
-        <w:t xml:space="preserve">狭いながらも清潔なお部屋で安心して過ごせました。 アンカールームだったので、いろんななデバイスが楽しめて嬉しかったし便利でした。 近くの洋食レストランがとっても美味しかったので是非オススメします！ 朝のシャトルバスは10分前に行ったらもぅいっぱいでしたが、駅へもすぐなので電車で行けば問題なくすぐ着きます。</w:t>
+        <w:t xml:space="preserve">フライトの前後に滞在するのに最適な場所です！ロボットによるチェックインはとてもユニークです。もちろん、スタッフも常駐しており（案内表示にも記載されています）、必要な時にいつでも対応してくれます。  部屋自体は概ね清潔で（トイレと床に髪の毛が少し落ちていましたが）、快適で、料金に見合った価値があります。基本的なアメニティも揃っています。  全体的に見て、おすすめできるホテルで、また利用したいと...</w:t>
       </w:r>
     </w:p>
     <w:p>
@@ -7952,7 +7978,7 @@
           <w:sz w:val="22"/>
           <w:szCs w:val="22"/>
         </w:rPr>
-        <w:t xml:space="preserve">[3] Booking.com / 9点 / 2026-03-19</w:t>
+        <w:t xml:space="preserve">[3] Booking.com / 9点 / 2026-03-22</w:t>
       </w:r>
     </w:p>
     <w:p>
@@ -7967,7 +7993,7 @@
           <w:sz w:val="21"/>
           <w:szCs w:val="21"/>
         </w:rPr>
-        <w:t xml:space="preserve">Great location. Easy to check in and check out.</w:t>
+        <w:t xml:space="preserve">Henn na Hotel was conveniently located near Haneda airport. They provided a shuttle to pick us up from the airport to the hotel free of charge, and back to airport should you need it but we didn't ...</w:t>
       </w:r>
     </w:p>
     <w:p>
@@ -7993,7 +8019,7 @@
           <w:sz w:val="21"/>
           <w:szCs w:val="21"/>
         </w:rPr>
-        <w:t xml:space="preserve">各ベッドに枕がもう一つ必要です。ホテルへ電車で戻る場合は、空港行きの電車なので満員になることをご了承ください。</w:t>
+        <w:t xml:space="preserve">東京の他のホテルと同様、当然ながら部屋は狭かった。スペースが限られていたため、スーツケースを完全に開けることができなかった。</w:t>
       </w:r>
     </w:p>
     <w:p>
@@ -8014,7 +8040,7 @@
           <w:sz w:val="22"/>
           <w:szCs w:val="22"/>
         </w:rPr>
-        <w:t xml:space="preserve">[4] Agoda / 8点 / 2026-03-19</w:t>
+        <w:t xml:space="preserve">[4] Google / 10点 / 2026-03-22</w:t>
       </w:r>
     </w:p>
     <w:p>
@@ -8029,7 +8055,7 @@
           <w:sz w:val="21"/>
           <w:szCs w:val="21"/>
         </w:rPr>
-        <w:t xml:space="preserve">次の日の羽田空港の早朝便に乗る為、利用しました。数時間の滞在でしたが、空港への無料送迎バスもあり助かりました。バスは出発時刻ギリギリだと満席になる為、注意です。バスのスタッフさんやお部屋からの電話対応をしてくださったスタッフさん、とても親切でした。また機会があれば利用したいです。</w:t>
+        <w:t xml:space="preserve">フライトの前後に滞在するのに最適な場所です！ロボットによるチェックインはとてもユニークです。もちろん、スタッフも常駐しており（案内表示にも記載されています）、必要な時に対応してくれます。部屋自体は概ね清潔で（トイレと床に髪の毛が少し落ちていましたが）、快適で、料金に見合った価値があります。基本的なアメニティも揃っています。全体的に見ておすすめできるホテルで、また利用したいと思います。</w:t>
       </w:r>
     </w:p>
     <w:p>
@@ -8050,7 +8076,7 @@
           <w:sz w:val="22"/>
           <w:szCs w:val="22"/>
         </w:rPr>
-        <w:t xml:space="preserve">[5] 楽天トラベル / 8点 / 2026-03-18</w:t>
+        <w:t xml:space="preserve">[5] Booking.com / 10点 / 2026-03-21</w:t>
       </w:r>
     </w:p>
     <w:p>
@@ -8065,7 +8091,33 @@
           <w:sz w:val="21"/>
           <w:szCs w:val="21"/>
         </w:rPr>
-        <w:t xml:space="preserve">可愛い部屋にアップグレードして下さって、有り難うございました。 夕方のシャトルバスの時間がもう少し早い時間があったらもっと良かったです...</w:t>
+        <w:t xml:space="preserve">ベッドが別々でツインだったから 朝空港迄の送迎バスに乗れて助かった バッグの荷物が重すぎるので コロコロじゃなかったので</w:t>
+      </w:r>
+    </w:p>
+    <w:p>
+      <w:pPr>
+        <w:spacing w:after="120" w:line="320"/>
+        <w:jc w:val="left"/>
+      </w:pPr>
+      <w:r>
+        <w:rPr>
+          <w:rFonts w:ascii="Arial" w:cs="Arial" w:eastAsia="Arial" w:hAnsi="Arial"/>
+          <w:b/>
+          <w:bCs/>
+          <w:color w:val="C0392B"/>
+          <w:sz w:val="21"/>
+          <w:szCs w:val="21"/>
+        </w:rPr>
+        <w:t xml:space="preserve">【改善点】</w:t>
+      </w:r>
+      <w:r>
+        <w:rPr>
+          <w:rFonts w:ascii="Arial" w:cs="Arial" w:eastAsia="Arial" w:hAnsi="Arial"/>
+          <w:color w:val="333333"/>
+          <w:sz w:val="21"/>
+          <w:szCs w:val="21"/>
+        </w:rPr>
+        <w:t xml:space="preserve">朝時間が無くてごはんを食べれなかった</w:t>
       </w:r>
     </w:p>
     <w:p>
@@ -8086,7 +8138,7 @@
           <w:sz w:val="22"/>
           <w:szCs w:val="22"/>
         </w:rPr>
-        <w:t xml:space="preserve">[6] Booking.com / 6点 / 2026-03-20</w:t>
+        <w:t xml:space="preserve">[6] 楽天トラベル / 6点 / 2026-03-21</w:t>
       </w:r>
     </w:p>
     <w:p>
@@ -8101,7 +8153,7 @@
           <w:sz w:val="21"/>
           <w:szCs w:val="21"/>
         </w:rPr>
-        <w:t xml:space="preserve">Le côté pratique  a côté de l aeroport avec 1 arrivée  le soir  et la navette gratuite</w:t>
+        <w:t xml:space="preserve">羽田空港から近くて便利です</w:t>
       </w:r>
     </w:p>
     <w:p>
@@ -8122,7 +8174,43 @@
           <w:sz w:val="22"/>
           <w:szCs w:val="22"/>
         </w:rPr>
-        <w:t xml:space="preserve">[7] Booking.com / 6点 / 2026-03-18</w:t>
+        <w:t xml:space="preserve">[7] Booking.com / 6点 / 2026-03-20</w:t>
+      </w:r>
+    </w:p>
+    <w:p>
+      <w:pPr>
+        <w:spacing w:after="120" w:line="320"/>
+        <w:jc w:val="left"/>
+      </w:pPr>
+      <w:r>
+        <w:rPr>
+          <w:rFonts w:ascii="Arial" w:cs="Arial" w:eastAsia="Arial" w:hAnsi="Arial"/>
+          <w:color w:val="333333"/>
+          <w:sz w:val="21"/>
+          <w:szCs w:val="21"/>
+        </w:rPr>
+        <w:t xml:space="preserve">Le côté pratique  a côté de l aeroport avec 1 arrivée  le soir  et la navette gratuite</w:t>
+      </w:r>
+    </w:p>
+    <w:p>
+      <w:pPr>
+        <w:spacing w:after="60"/>
+      </w:pPr>
+    </w:p>
+    <w:p>
+      <w:pPr>
+        <w:spacing w:after="120" w:before="200"/>
+      </w:pPr>
+      <w:r>
+        <w:rPr>
+          <w:rFonts w:ascii="Arial" w:cs="Arial" w:eastAsia="Arial" w:hAnsi="Arial"/>
+          <w:b/>
+          <w:bCs/>
+          <w:color w:val="1B3A5C"/>
+          <w:sz w:val="22"/>
+          <w:szCs w:val="22"/>
+        </w:rPr>
+        <w:t xml:space="preserve">[8] Booking.com / 6点 / 2026-03-18</w:t>
       </w:r>
     </w:p>
     <w:p>
@@ -8169,7 +8257,7 @@
           <w:sz w:val="22"/>
           <w:szCs w:val="22"/>
         </w:rPr>
-        <w:t xml:space="preserve">[8] Google / 6点 / 2026-03-16</w:t>
+        <w:t xml:space="preserve">[9] Google / 6点 / 2026-03-16</w:t>
       </w:r>
     </w:p>
     <w:p>
@@ -8205,7 +8293,7 @@
           <w:sz w:val="22"/>
           <w:szCs w:val="22"/>
         </w:rPr>
-        <w:t xml:space="preserve">[9] Google / 6点 / 2026-03-16</w:t>
+        <w:t xml:space="preserve">[10] Google / 6点 / 2026-03-16</w:t>
       </w:r>
     </w:p>
     <w:p>
@@ -8221,42 +8309,6 @@
           <w:szCs w:val="21"/>
         </w:rPr>
         <w:t xml:space="preserve">日本滞在最終日の夜にこのホテルに宿泊しました。空港に近いという立地が決め手でした。ホテルにはアニマトロニクスの恐竜が出迎えてくれるので、なかなか楽しかったです。テーマのない部屋に泊まりましたが、特に変わったところはなく、ごく普通でした。  部屋に衣類を置き忘れてしまったのですが、問い合わせのメールを送るまでホテル側から連絡がなく、結局返信もありませんでした。  必要最低限​​の設備は整ってい...</w:t>
-      </w:r>
-    </w:p>
-    <w:p>
-      <w:pPr>
-        <w:spacing w:after="60"/>
-      </w:pPr>
-    </w:p>
-    <w:p>
-      <w:pPr>
-        <w:spacing w:after="120" w:before="200"/>
-      </w:pPr>
-      <w:r>
-        <w:rPr>
-          <w:rFonts w:ascii="Arial" w:cs="Arial" w:eastAsia="Arial" w:hAnsi="Arial"/>
-          <w:b/>
-          <w:bCs/>
-          <w:color w:val="1B3A5C"/>
-          <w:sz w:val="22"/>
-          <w:szCs w:val="22"/>
-        </w:rPr>
-        <w:t xml:space="preserve">[10] Google / 6点 / 2026-03-16</w:t>
-      </w:r>
-    </w:p>
-    <w:p>
-      <w:pPr>
-        <w:spacing w:after="120" w:line="320"/>
-        <w:jc w:val="left"/>
-      </w:pPr>
-      <w:r>
-        <w:rPr>
-          <w:rFonts w:ascii="Arial" w:cs="Arial" w:eastAsia="Arial" w:hAnsi="Arial"/>
-          <w:color w:val="333333"/>
-          <w:sz w:val="21"/>
-          <w:szCs w:val="21"/>
-        </w:rPr>
-        <w:t xml:space="preserve">日本滞在最終日の夜にこのホテルに宿泊しました。空港に近いという立地が決め手でした。ホテルにはアニマトロニクスの恐竜が出迎えてくれるので、なかなか楽しいです。テーマのない部屋に泊まりましたが、特に変わったところはなく、まあまあでした。うっかり部屋に服を置き忘れてしまったのですが、問い合わせのメールを送るまでホテル側から連絡がなく、結局返信もありませんでした。必要最低限​​の設備は整っているホテ...</w:t>
       </w:r>
     </w:p>
     <w:p>
@@ -8321,7 +8373,7 @@
                 <w:sz w:val="21"/>
                 <w:szCs w:val="21"/>
               </w:rPr>
-              <w:t xml:space="preserve">変なホテル東京羽田は、全体平均8.27点（10点換算）、高評価率75.8%という良好な顧客満足度を維持しているホテルです。特に「立地・アクセス」「スタッフの対応」が多くのゲストから高く評価されています。</w:t>
+              <w:t xml:space="preserve">変なホテル東京羽田は、全体平均8.29点（10点換算）、高評価率76.1%という良好な顧客満足度を維持しているホテルです。特に「立地・アクセス」「スタッフの対応」が多くのゲストから高く評価されています。</w:t>
             </w:r>
           </w:p>
           <w:p>

--- a/納品レポート/ホテル別レポート/henn_na_haneda_口コミ分析改善レポート.docx
+++ b/納品レポート/ホテル別レポート/henn_na_haneda_口コミ分析改善レポート.docx
@@ -96,7 +96,7 @@
           <w:sz w:val="22"/>
           <w:szCs w:val="22"/>
         </w:rPr>
-        <w:t xml:space="preserve">レビュー総数：309件（6サイト）</w:t>
+        <w:t xml:space="preserve">レビュー総数：317件（6サイト）</w:t>
       </w:r>
     </w:p>
     <w:p>
@@ -131,7 +131,7 @@
           <w:sz w:val="20"/>
           <w:szCs w:val="20"/>
         </w:rPr>
-        <w:t xml:space="preserve">作成日：2026年3月23日</w:t>
+        <w:t xml:space="preserve">作成日：2026年3月24日</w:t>
       </w:r>
     </w:p>
     <w:p>
@@ -189,7 +189,7 @@
           <w:sz w:val="21"/>
           <w:szCs w:val="21"/>
         </w:rPr>
-        <w:t xml:space="preserve">2026年2月〜3月に各OTAサイト・口コミサイトに投稿された309件のレビューを包括的に分析しました。以下が主要な発見事項です。</w:t>
+        <w:t xml:space="preserve">2026年2月〜3月に各OTAサイト・口コミサイトに投稿された317件のレビューを包括的に分析しました。以下が主要な発見事項です。</w:t>
       </w:r>
     </w:p>
     <w:p>
@@ -261,7 +261,7 @@
                 <w:sz w:val="36"/>
                 <w:szCs w:val="36"/>
               </w:rPr>
-              <w:t xml:space="preserve">8.29</w:t>
+              <w:t xml:space="preserve">8.30</w:t>
             </w:r>
           </w:p>
         </w:tc>
@@ -310,7 +310,7 @@
                 <w:sz w:val="36"/>
                 <w:szCs w:val="36"/>
               </w:rPr>
-              <w:t xml:space="preserve">76.1%</w:t>
+              <w:t xml:space="preserve">76.3%</w:t>
             </w:r>
           </w:p>
         </w:tc>
@@ -359,7 +359,7 @@
                 <w:sz w:val="36"/>
                 <w:szCs w:val="36"/>
               </w:rPr>
-              <w:t xml:space="preserve">2.9%</w:t>
+              <w:t xml:space="preserve">2.8%</w:t>
             </w:r>
           </w:p>
         </w:tc>
@@ -408,7 +408,7 @@
                 <w:sz w:val="36"/>
                 <w:szCs w:val="36"/>
               </w:rPr>
-              <w:t xml:space="preserve">309件</w:t>
+              <w:t xml:space="preserve">317件</w:t>
             </w:r>
           </w:p>
         </w:tc>
@@ -448,7 +448,7 @@
           <w:sz w:val="21"/>
           <w:szCs w:val="21"/>
         </w:rPr>
-        <w:t xml:space="preserve">全体平均スコア8.29点（10点換算）は良好な水準であり、76.1%が高評価（8-10点）に分類されます。低評価（1-4点）は9件（2.9%）で、ゲスト満足度は良好です。Trip.com（9.41点）で特に高い評価を獲得しています。</w:t>
+        <w:t xml:space="preserve">全体平均スコア8.30点（10点換算）は良好な水準であり、76.3%が高評価（8-10点）に分類されます。低評価（1-4点）は9件（2.8%）で、ゲスト満足度は良好です。Trip.com（9.43点）で特に高い評価を獲得しています。</w:t>
       </w:r>
     </w:p>
     <w:p>
@@ -567,7 +567,7 @@
                 <w:sz w:val="20"/>
                 <w:szCs w:val="20"/>
               </w:rPr>
-              <w:t xml:space="preserve">浴室・水回り（89件）、エアコン・空調（31件）、部屋の狭さ（21件）、防音性能（12件）</w:t>
+              <w:t xml:space="preserve">浴室・水回り（95件）、エアコン・空調（33件）、部屋の狭さ（24件）、防音性能（12件）</w:t>
             </w:r>
           </w:p>
           <w:p>
@@ -987,7 +987,7 @@
                 <w:sz w:val="20"/>
                 <w:szCs w:val="20"/>
               </w:rPr>
-              <w:t xml:space="preserve">22</w:t>
+              <w:t xml:space="preserve">23</w:t>
             </w:r>
           </w:p>
         </w:tc>
@@ -1021,7 +1021,7 @@
                 <w:sz w:val="20"/>
                 <w:szCs w:val="20"/>
               </w:rPr>
-              <w:t xml:space="preserve">9.41</w:t>
+              <w:t xml:space="preserve">9.43</w:t>
             </w:r>
           </w:p>
         </w:tc>
@@ -1089,7 +1089,7 @@
                 <w:sz w:val="20"/>
                 <w:szCs w:val="20"/>
               </w:rPr>
-              <w:t xml:space="preserve">9.41</w:t>
+              <w:t xml:space="preserve">9.43</w:t>
             </w:r>
           </w:p>
         </w:tc>
@@ -1229,7 +1229,7 @@
                 <w:sz w:val="20"/>
                 <w:szCs w:val="20"/>
               </w:rPr>
-              <w:t xml:space="preserve">40</w:t>
+              <w:t xml:space="preserve">42</w:t>
             </w:r>
           </w:p>
         </w:tc>
@@ -1264,7 +1264,7 @@
                 <w:sz w:val="20"/>
                 <w:szCs w:val="20"/>
               </w:rPr>
-              <w:t xml:space="preserve">4.3</w:t>
+              <w:t xml:space="preserve">4.29</w:t>
             </w:r>
           </w:p>
         </w:tc>
@@ -1334,7 +1334,7 @@
                 <w:sz w:val="20"/>
                 <w:szCs w:val="20"/>
               </w:rPr>
-              <w:t xml:space="preserve">8.6</w:t>
+              <w:t xml:space="preserve">8.57</w:t>
             </w:r>
           </w:p>
         </w:tc>
@@ -1961,7 +1961,7 @@
                 <w:sz w:val="20"/>
                 <w:szCs w:val="20"/>
               </w:rPr>
-              <w:t xml:space="preserve">35</w:t>
+              <w:t xml:space="preserve">36</w:t>
             </w:r>
           </w:p>
         </w:tc>
@@ -1995,7 +1995,7 @@
                 <w:sz w:val="20"/>
                 <w:szCs w:val="20"/>
               </w:rPr>
-              <w:t xml:space="preserve">8.11</w:t>
+              <w:t xml:space="preserve">8.14</w:t>
             </w:r>
           </w:p>
         </w:tc>
@@ -2063,7 +2063,7 @@
                 <w:sz w:val="20"/>
                 <w:szCs w:val="20"/>
               </w:rPr>
-              <w:t xml:space="preserve">8.11</w:t>
+              <w:t xml:space="preserve">8.14</w:t>
             </w:r>
           </w:p>
         </w:tc>
@@ -2203,7 +2203,7 @@
                 <w:sz w:val="20"/>
                 <w:szCs w:val="20"/>
               </w:rPr>
-              <w:t xml:space="preserve">132</w:t>
+              <w:t xml:space="preserve">136</w:t>
             </w:r>
           </w:p>
         </w:tc>
@@ -2238,7 +2238,7 @@
                 <w:sz w:val="20"/>
                 <w:szCs w:val="20"/>
               </w:rPr>
-              <w:t xml:space="preserve">8.11</w:t>
+              <w:t xml:space="preserve">8.12</w:t>
             </w:r>
           </w:p>
         </w:tc>
@@ -2308,7 +2308,7 @@
                 <w:sz w:val="20"/>
                 <w:szCs w:val="20"/>
               </w:rPr>
-              <w:t xml:space="preserve">8.11</w:t>
+              <w:t xml:space="preserve">8.12</w:t>
             </w:r>
           </w:p>
         </w:tc>
@@ -2418,7 +2418,7 @@
           <w:sz w:val="21"/>
           <w:szCs w:val="21"/>
         </w:rPr>
-        <w:t xml:space="preserve">評価分布は10点（33.7%）に最も多く、8点以上の高評価が76.1%を占めています。低評価（1-4点）は計9件（2.9%）です。</w:t>
+        <w:t xml:space="preserve">評価分布は10点（33.4%）に最も多く、8点以上の高評価が76.3%を占めています。低評価（1-4点）は計9件（2.8%）です。</w:t>
       </w:r>
     </w:p>
     <w:p>
@@ -2653,7 +2653,7 @@
                 <w:sz w:val="20"/>
                 <w:szCs w:val="20"/>
               </w:rPr>
-              <w:t xml:space="preserve">104</w:t>
+              <w:t xml:space="preserve">106</w:t>
             </w:r>
           </w:p>
         </w:tc>
@@ -2688,7 +2688,7 @@
                 <w:sz w:val="20"/>
                 <w:szCs w:val="20"/>
               </w:rPr>
-              <w:t xml:space="preserve">33.7%</w:t>
+              <w:t xml:space="preserve">33.4%</w:t>
             </w:r>
           </w:p>
         </w:tc>
@@ -2726,7 +2726,7 @@
                 <w:sz w:val="18"/>
                 <w:szCs w:val="18"/>
               </w:rPr>
-              <w:t xml:space="preserve"> 104件</w:t>
+              <w:t xml:space="preserve"> 106件</w:t>
             </w:r>
           </w:p>
         </w:tc>
@@ -2798,7 +2798,7 @@
                 <w:sz w:val="20"/>
                 <w:szCs w:val="20"/>
               </w:rPr>
-              <w:t xml:space="preserve">39</w:t>
+              <w:t xml:space="preserve">41</w:t>
             </w:r>
           </w:p>
         </w:tc>
@@ -2833,7 +2833,7 @@
                 <w:sz w:val="20"/>
                 <w:szCs w:val="20"/>
               </w:rPr>
-              <w:t xml:space="preserve">12.6%</w:t>
+              <w:t xml:space="preserve">12.9%</w:t>
             </w:r>
           </w:p>
         </w:tc>
@@ -2870,7 +2870,7 @@
                 <w:sz w:val="18"/>
                 <w:szCs w:val="18"/>
               </w:rPr>
-              <w:t xml:space="preserve"> 39件</w:t>
+              <w:t xml:space="preserve"> 41件</w:t>
             </w:r>
           </w:p>
         </w:tc>
@@ -2942,7 +2942,7 @@
                 <w:sz w:val="20"/>
                 <w:szCs w:val="20"/>
               </w:rPr>
-              <w:t xml:space="preserve">92</w:t>
+              <w:t xml:space="preserve">95</w:t>
             </w:r>
           </w:p>
         </w:tc>
@@ -2977,7 +2977,7 @@
                 <w:sz w:val="20"/>
                 <w:szCs w:val="20"/>
               </w:rPr>
-              <w:t xml:space="preserve">29.8%</w:t>
+              <w:t xml:space="preserve">30.0%</w:t>
             </w:r>
           </w:p>
         </w:tc>
@@ -3015,7 +3015,7 @@
                 <w:sz w:val="18"/>
                 <w:szCs w:val="18"/>
               </w:rPr>
-              <w:t xml:space="preserve"> 92件</w:t>
+              <w:t xml:space="preserve"> 95件</w:t>
             </w:r>
           </w:p>
         </w:tc>
@@ -3087,7 +3087,7 @@
                 <w:sz w:val="20"/>
                 <w:szCs w:val="20"/>
               </w:rPr>
-              <w:t xml:space="preserve">29</w:t>
+              <w:t xml:space="preserve">30</w:t>
             </w:r>
           </w:p>
         </w:tc>
@@ -3122,7 +3122,7 @@
                 <w:sz w:val="20"/>
                 <w:szCs w:val="20"/>
               </w:rPr>
-              <w:t xml:space="preserve">9.4%</w:t>
+              <w:t xml:space="preserve">9.5%</w:t>
             </w:r>
           </w:p>
         </w:tc>
@@ -3159,7 +3159,7 @@
                 <w:sz w:val="18"/>
                 <w:szCs w:val="18"/>
               </w:rPr>
-              <w:t xml:space="preserve"> 29件</w:t>
+              <w:t xml:space="preserve"> 30件</w:t>
             </w:r>
           </w:p>
         </w:tc>
@@ -3266,7 +3266,7 @@
                 <w:sz w:val="20"/>
                 <w:szCs w:val="20"/>
               </w:rPr>
-              <w:t xml:space="preserve">9.1%</w:t>
+              <w:t xml:space="preserve">8.8%</w:t>
             </w:r>
           </w:p>
         </w:tc>
@@ -3411,7 +3411,7 @@
                 <w:sz w:val="20"/>
                 <w:szCs w:val="20"/>
               </w:rPr>
-              <w:t xml:space="preserve">2.6%</w:t>
+              <w:t xml:space="preserve">2.5%</w:t>
             </w:r>
           </w:p>
         </w:tc>
@@ -3958,7 +3958,7 @@
                 <w:sz w:val="24"/>
                 <w:szCs w:val="24"/>
               </w:rPr>
-              <w:t xml:space="preserve">235件（76.1%）</w:t>
+              <w:t xml:space="preserve">242件（76.3%）</w:t>
             </w:r>
           </w:p>
         </w:tc>
@@ -4009,7 +4009,7 @@
                 <w:sz w:val="24"/>
                 <w:szCs w:val="24"/>
               </w:rPr>
-              <w:t xml:space="preserve">65件（21.0%）</w:t>
+              <w:t xml:space="preserve">66件（20.8%）</w:t>
             </w:r>
           </w:p>
         </w:tc>
@@ -4060,7 +4060,7 @@
                 <w:sz w:val="24"/>
                 <w:szCs w:val="24"/>
               </w:rPr>
-              <w:t xml:space="preserve">9件（2.9%）</w:t>
+              <w:t xml:space="preserve">9件（2.8%）</w:t>
             </w:r>
           </w:p>
         </w:tc>
@@ -4334,7 +4334,7 @@
                 <w:sz w:val="20"/>
                 <w:szCs w:val="20"/>
               </w:rPr>
-              <w:t xml:space="preserve">「羽田空港から近くて便利です 羽田空港から近くて便利です」「朝のシャトルバスは10分前に行ったらもぅいっぱいでしたが、駅へもすぐなので電車で行けば問題なくすぐ着きます」</w:t>
+              <w:t xml:space="preserve">「We only stayed one night and we wanted someplace close to...」「素泊まりでしたが近くにスーパーがあり便利でした」</w:t>
             </w:r>
           </w:p>
         </w:tc>
@@ -4438,7 +4438,7 @@
                 <w:sz w:val="20"/>
                 <w:szCs w:val="20"/>
               </w:rPr>
-              <w:t xml:space="preserve">「On se demande à qui s'adresser en cas de problème ホテルのフロン...」「もちろん、スタッフも常駐しており（案内表示にも記載されています）、必要な時にいつでも対応してくれます」</w:t>
+              <w:t xml:space="preserve">「チェックイン手続きは全体的にスムーズでしたが、自動ロボットによる対応が少し気になりました」「スタッフさんの対応もよかったです」</w:t>
             </w:r>
           </w:p>
         </w:tc>
@@ -4545,7 +4545,7 @@
                 <w:sz w:val="20"/>
                 <w:szCs w:val="20"/>
               </w:rPr>
-              <w:t xml:space="preserve">「部屋自体は概ね清潔で（トイレと床に髪の毛が少し落ちていましたが）、快適で、料金に見合った価値があります」「The room was decently sized for Japan standards, very clean」</w:t>
+              <w:t xml:space="preserve">「とても清潔でコンパクト、そして快適でした」「部屋はきれいに清掃されていて少し狭いですが前泊で泊まるには問題ありません」</w:t>
             </w:r>
           </w:p>
         </w:tc>
@@ -4649,7 +4649,7 @@
                 <w:sz w:val="20"/>
                 <w:szCs w:val="20"/>
               </w:rPr>
-              <w:t xml:space="preserve">「部屋自体は概ね清潔で（トイレと床に髪の毛が少し落ちていましたが）、快適で、料金に見合った価値があります」「ベッドが別々でツインだったから 朝空港迄の送迎バスに乗れて助かった バッグの荷物が重すぎるので コロコロじゃなかっ...」</w:t>
+              <w:t xml:space="preserve">「とても清潔でコンパクト、そして快適でした」「部屋自体は概ね清潔で（トイレと床に髪の毛が少し落ちていましたが）、快適で、料金に見合った価値があります」</w:t>
             </w:r>
           </w:p>
         </w:tc>
@@ -4756,7 +4756,7 @@
                 <w:sz w:val="20"/>
                 <w:szCs w:val="20"/>
               </w:rPr>
-              <w:t xml:space="preserve">「近くの洋食レストランがとっても美味しかったので是非オススメします」「初めて宿泊させていただきました 話に聞いてた通り恐竜がお出迎えしてくれるフロントにはやっぱりビックリさせられました...」</w:t>
+              <w:t xml:space="preserve">「素泊まりでしたが近くにスーパーがあり便利でした」「駅からも近くまわりには多くの飲食店やスーパーもあります」</w:t>
             </w:r>
           </w:p>
         </w:tc>
@@ -4860,7 +4860,7 @@
                 <w:sz w:val="20"/>
                 <w:szCs w:val="20"/>
               </w:rPr>
-              <w:t xml:space="preserve">「近くの洋食レストランがとっても美味しかったので是非オススメします」「朝食も美味しくまた利用したいです」</w:t>
+              <w:t xml:space="preserve">「We didn’t have breakfast there」「近くの洋食レストランがとっても美味しかったので是非オススメします」</w:t>
             </w:r>
           </w:p>
         </w:tc>
@@ -4900,7 +4900,7 @@
           <w:sz w:val="21"/>
           <w:szCs w:val="21"/>
         </w:rPr>
-        <w:t xml:space="preserve">口コミの多数で「立地・アクセス」に関するポジティブな言及が見られ、変なホテル東京羽田の最大の差別化要因となっています。羽田空港から近くて便利です 羽田空港から近くて便利ですといった声が多数寄せられています。</w:t>
+        <w:t xml:space="preserve">口コミの多数で「立地・アクセス」に関するポジティブな言及が見られ、変なホテル東京羽田の最大の差別化要因となっています。We only stayed one night and we wanted someplace close to...といった声が多数寄せられています。</w:t>
       </w:r>
     </w:p>
     <w:p>
@@ -4919,7 +4919,7 @@
           <w:sz w:val="21"/>
           <w:szCs w:val="21"/>
         </w:rPr>
-        <w:t xml:space="preserve">羽田空港から近くて便利です 羽田空港から近くて便利です</w:t>
+        <w:t xml:space="preserve">We only stayed one night and we wanted someplace close to...</w:t>
       </w:r>
     </w:p>
     <w:p>
@@ -4938,7 +4938,7 @@
           <w:sz w:val="21"/>
           <w:szCs w:val="21"/>
         </w:rPr>
-        <w:t xml:space="preserve">朝のシャトルバスは10分前に行ったらもぅいっぱいでしたが、駅へもすぐなので電車で行けば問題なくすぐ着きます</w:t>
+        <w:t xml:space="preserve">素泊まりでしたが近くにスーパーがあり便利でした</w:t>
       </w:r>
     </w:p>
     <w:p>
@@ -4957,7 +4957,7 @@
           <w:sz w:val="21"/>
           <w:szCs w:val="21"/>
         </w:rPr>
-        <w:t xml:space="preserve">Great location</w:t>
+        <w:t xml:space="preserve">駅からも近くまわりには多くの飲食店やスーパーもあります</w:t>
       </w:r>
     </w:p>
     <w:p>
@@ -4994,7 +4994,7 @@
           <w:sz w:val="21"/>
           <w:szCs w:val="21"/>
         </w:rPr>
-        <w:t xml:space="preserve">スタッフの対応に関するポジティブな評価も多く寄せられています。「On se demande à qui s'adresser en cas de problème ホテルのフロン...」といったコメントが見られます。</w:t>
+        <w:t xml:space="preserve">スタッフの対応に関するポジティブな評価も多く寄せられています。「チェックイン手続きは全体的にスムーズでしたが、自動ロボットによる対応が少し気になりました」といったコメントが見られます。</w:t>
       </w:r>
     </w:p>
     <w:p>
@@ -5299,7 +5299,7 @@
                 <w:sz w:val="20"/>
                 <w:szCs w:val="20"/>
               </w:rPr>
-              <w:t xml:space="preserve">部屋自体は概ね清潔で（トイレと床に髪の毛が少し落ちていましたが）、快適で、料金に見合った価値があります</w:t>
+              <w:t xml:space="preserve">無料シャトルバスは時間通りに運行していました</w:t>
             </w:r>
           </w:p>
         </w:tc>
@@ -5333,7 +5333,7 @@
                 <w:sz w:val="20"/>
                 <w:szCs w:val="20"/>
               </w:rPr>
-              <w:t xml:space="preserve">重大・89件</w:t>
+              <w:t xml:space="preserve">重大・95件</w:t>
             </w:r>
           </w:p>
         </w:tc>
@@ -5438,7 +5438,7 @@
                 <w:sz w:val="20"/>
                 <w:szCs w:val="20"/>
               </w:rPr>
-              <w:t xml:space="preserve">La proximité de l'aéroport  Le décors Accueil de l'hôtel ...</w:t>
+              <w:t xml:space="preserve">Very clean, compact and comfy</w:t>
             </w:r>
           </w:p>
         </w:tc>
@@ -5472,7 +5472,7 @@
                 <w:sz w:val="20"/>
                 <w:szCs w:val="20"/>
               </w:rPr>
-              <w:t xml:space="preserve">重大・31件</w:t>
+              <w:t xml:space="preserve">重大・33件</w:t>
             </w:r>
           </w:p>
         </w:tc>
@@ -5577,7 +5577,7 @@
                 <w:sz w:val="20"/>
                 <w:szCs w:val="20"/>
               </w:rPr>
-              <w:t xml:space="preserve">Understandably small like any other hotel in Tokyo</w:t>
+              <w:t xml:space="preserve">was small but good enough for us to rest well</w:t>
             </w:r>
           </w:p>
         </w:tc>
@@ -5611,7 +5611,7 @@
                 <w:sz w:val="20"/>
                 <w:szCs w:val="20"/>
               </w:rPr>
-              <w:t xml:space="preserve">重大・21件</w:t>
+              <w:t xml:space="preserve">重大・24件</w:t>
             </w:r>
           </w:p>
         </w:tc>
@@ -7191,7 +7191,7 @@
                 <w:sz w:val="20"/>
                 <w:szCs w:val="20"/>
               </w:rPr>
-              <w:t xml:space="preserve">8.29点</w:t>
+              <w:t xml:space="preserve">8.30点</w:t>
             </w:r>
           </w:p>
         </w:tc>
@@ -7331,7 +7331,7 @@
                 <w:sz w:val="20"/>
                 <w:szCs w:val="20"/>
               </w:rPr>
-              <w:t xml:space="preserve">76.1%</w:t>
+              <w:t xml:space="preserve">76.3%</w:t>
             </w:r>
           </w:p>
         </w:tc>
@@ -7471,7 +7471,7 @@
                 <w:sz w:val="20"/>
                 <w:szCs w:val="20"/>
               </w:rPr>
-              <w:t xml:space="preserve">2.9%</w:t>
+              <w:t xml:space="preserve">2.8%</w:t>
             </w:r>
           </w:p>
         </w:tc>
@@ -7751,7 +7751,7 @@
                 <w:sz w:val="20"/>
                 <w:szCs w:val="20"/>
               </w:rPr>
-              <w:t xml:space="preserve">約89件/期間</w:t>
+              <w:t xml:space="preserve">約95件/期間</w:t>
             </w:r>
           </w:p>
         </w:tc>
@@ -7785,7 +7785,7 @@
                 <w:sz w:val="20"/>
                 <w:szCs w:val="20"/>
               </w:rPr>
-              <w:t xml:space="preserve">44件以下</w:t>
+              <w:t xml:space="preserve">47件以下</w:t>
             </w:r>
           </w:p>
         </w:tc>
@@ -7880,7 +7880,7 @@
           <w:sz w:val="22"/>
           <w:szCs w:val="22"/>
         </w:rPr>
-        <w:t xml:space="preserve">[1] Booking.com / 8点 / 2026-03-22</w:t>
+        <w:t xml:space="preserve">[1] Trip.com / 10点 / 2026-03-24</w:t>
       </w:r>
     </w:p>
     <w:p>
@@ -7895,7 +7895,79 @@
           <w:sz w:val="21"/>
           <w:szCs w:val="21"/>
         </w:rPr>
-        <w:t xml:space="preserve">La proximité de l'aéroport  Le décors</w:t>
+        <w:t xml:space="preserve">深夜過ぎに空港からチェックインしました。チェックイン手続きは全体的にスムーズでしたが、自動ロボットによる対応が少し気になりました。無料シャトルバスは時間通りに運行していました。部屋は小さかったですが、ゆっくり休むには十分でした。とても清潔でコンパクト、そして快適でした。ありがとうございました。</w:t>
+      </w:r>
+    </w:p>
+    <w:p>
+      <w:pPr>
+        <w:spacing w:after="60"/>
+      </w:pPr>
+    </w:p>
+    <w:p>
+      <w:pPr>
+        <w:spacing w:after="120" w:before="200"/>
+      </w:pPr>
+      <w:r>
+        <w:rPr>
+          <w:rFonts w:ascii="Arial" w:cs="Arial" w:eastAsia="Arial" w:hAnsi="Arial"/>
+          <w:b/>
+          <w:bCs/>
+          <w:color w:val="1B3A5C"/>
+          <w:sz w:val="22"/>
+          <w:szCs w:val="22"/>
+        </w:rPr>
+        <w:t xml:space="preserve">[2] Booking.com / 8点 / 2026-03-23</w:t>
+      </w:r>
+    </w:p>
+    <w:p>
+      <w:pPr>
+        <w:spacing w:after="120" w:line="320"/>
+        <w:jc w:val="left"/>
+      </w:pPr>
+      <w:r>
+        <w:rPr>
+          <w:rFonts w:ascii="Arial" w:cs="Arial" w:eastAsia="Arial" w:hAnsi="Arial"/>
+          <w:color w:val="333333"/>
+          <w:sz w:val="21"/>
+          <w:szCs w:val="21"/>
+        </w:rPr>
+        <w:t xml:space="preserve">空港からそんなに離れていない。無料バスが出ている。LGスタイラーというものが部屋にありました。</w:t>
+      </w:r>
+    </w:p>
+    <w:p>
+      <w:pPr>
+        <w:spacing w:after="60"/>
+      </w:pPr>
+    </w:p>
+    <w:p>
+      <w:pPr>
+        <w:spacing w:after="120" w:before="200"/>
+      </w:pPr>
+      <w:r>
+        <w:rPr>
+          <w:rFonts w:ascii="Arial" w:cs="Arial" w:eastAsia="Arial" w:hAnsi="Arial"/>
+          <w:b/>
+          <w:bCs/>
+          <w:color w:val="1B3A5C"/>
+          <w:sz w:val="22"/>
+          <w:szCs w:val="22"/>
+        </w:rPr>
+        <w:t xml:space="preserve">[3] Booking.com / 9点 / 2026-03-23</w:t>
+      </w:r>
+    </w:p>
+    <w:p>
+      <w:pPr>
+        <w:spacing w:after="120" w:line="320"/>
+        <w:jc w:val="left"/>
+      </w:pPr>
+      <w:r>
+        <w:rPr>
+          <w:rFonts w:ascii="Arial" w:cs="Arial" w:eastAsia="Arial" w:hAnsi="Arial"/>
+          <w:color w:val="333333"/>
+          <w:sz w:val="21"/>
+          <w:szCs w:val="21"/>
+        </w:rPr>
+        <w:t xml:space="preserve">The free shuttle to the airport. We only stayed one night and we wanted someplace close to the airport</w:t>
       </w:r>
     </w:p>
     <w:p>
@@ -7921,7 +7993,7 @@
           <w:sz w:val="21"/>
           <w:szCs w:val="21"/>
         </w:rPr>
-        <w:t xml:space="preserve">ホテルのフロントは無人です。何か問題が発生した場合、誰に連絡すればよいのか分かりません。</w:t>
+        <w:t xml:space="preserve">特に嫌な点はなかったのですが、ちょっと変わった感じでした。チェックイン用のコンピューター式サインマシンのカウンターの後ろに、ロボット恐竜が2体とマネキンが1体置いてあったんです。</w:t>
       </w:r>
     </w:p>
     <w:p>
@@ -7942,7 +8014,7 @@
           <w:sz w:val="22"/>
           <w:szCs w:val="22"/>
         </w:rPr>
-        <w:t xml:space="preserve">[2] Google / 10点 / 2026-03-22</w:t>
+        <w:t xml:space="preserve">[4] Booking.com / 10点 / 2026-03-23</w:t>
       </w:r>
     </w:p>
     <w:p>
@@ -7957,7 +8029,7 @@
           <w:sz w:val="21"/>
           <w:szCs w:val="21"/>
         </w:rPr>
-        <w:t xml:space="preserve">フライトの前後に滞在するのに最適な場所です！ロボットによるチェックインはとてもユニークです。もちろん、スタッフも常駐しており（案内表示にも記載されています）、必要な時にいつでも対応してくれます。  部屋自体は概ね清潔で（トイレと床に髪の毛が少し落ちていましたが）、快適で、料金に見合った価値があります。基本的なアメニティも揃っています。  全体的に見て、おすすめできるホテルで、また利用したいと...</w:t>
+        <w:t xml:space="preserve">空港からの送迎バスがあり、本当に助かりました！ スタッフさんの対応もよかったです！ グレードアップでコラボルームにしていただき、楽しく過ごせました！ありがとうございます！</w:t>
       </w:r>
     </w:p>
     <w:p>
@@ -7978,7 +8050,7 @@
           <w:sz w:val="22"/>
           <w:szCs w:val="22"/>
         </w:rPr>
-        <w:t xml:space="preserve">[3] Booking.com / 9点 / 2026-03-22</w:t>
+        <w:t xml:space="preserve">[5] 楽天トラベル / 8点 / 2026-03-23</w:t>
       </w:r>
     </w:p>
     <w:p>
@@ -7993,131 +8065,7 @@
           <w:sz w:val="21"/>
           <w:szCs w:val="21"/>
         </w:rPr>
-        <w:t xml:space="preserve">Henn na Hotel was conveniently located near Haneda airport. They provided a shuttle to pick us up from the airport to the hotel free of charge, and back to airport should you need it but we didn't ...</w:t>
-      </w:r>
-    </w:p>
-    <w:p>
-      <w:pPr>
-        <w:spacing w:after="120" w:line="320"/>
-        <w:jc w:val="left"/>
-      </w:pPr>
-      <w:r>
-        <w:rPr>
-          <w:rFonts w:ascii="Arial" w:cs="Arial" w:eastAsia="Arial" w:hAnsi="Arial"/>
-          <w:b/>
-          <w:bCs/>
-          <w:color w:val="C0392B"/>
-          <w:sz w:val="21"/>
-          <w:szCs w:val="21"/>
-        </w:rPr>
-        <w:t xml:space="preserve">【改善点】</w:t>
-      </w:r>
-      <w:r>
-        <w:rPr>
-          <w:rFonts w:ascii="Arial" w:cs="Arial" w:eastAsia="Arial" w:hAnsi="Arial"/>
-          <w:color w:val="333333"/>
-          <w:sz w:val="21"/>
-          <w:szCs w:val="21"/>
-        </w:rPr>
-        <w:t xml:space="preserve">東京の他のホテルと同様、当然ながら部屋は狭かった。スペースが限られていたため、スーツケースを完全に開けることができなかった。</w:t>
-      </w:r>
-    </w:p>
-    <w:p>
-      <w:pPr>
-        <w:spacing w:after="60"/>
-      </w:pPr>
-    </w:p>
-    <w:p>
-      <w:pPr>
-        <w:spacing w:after="120" w:before="200"/>
-      </w:pPr>
-      <w:r>
-        <w:rPr>
-          <w:rFonts w:ascii="Arial" w:cs="Arial" w:eastAsia="Arial" w:hAnsi="Arial"/>
-          <w:b/>
-          <w:bCs/>
-          <w:color w:val="1B3A5C"/>
-          <w:sz w:val="22"/>
-          <w:szCs w:val="22"/>
-        </w:rPr>
-        <w:t xml:space="preserve">[4] Google / 10点 / 2026-03-22</w:t>
-      </w:r>
-    </w:p>
-    <w:p>
-      <w:pPr>
-        <w:spacing w:after="120" w:line="320"/>
-        <w:jc w:val="left"/>
-      </w:pPr>
-      <w:r>
-        <w:rPr>
-          <w:rFonts w:ascii="Arial" w:cs="Arial" w:eastAsia="Arial" w:hAnsi="Arial"/>
-          <w:color w:val="333333"/>
-          <w:sz w:val="21"/>
-          <w:szCs w:val="21"/>
-        </w:rPr>
-        <w:t xml:space="preserve">フライトの前後に滞在するのに最適な場所です！ロボットによるチェックインはとてもユニークです。もちろん、スタッフも常駐しており（案内表示にも記載されています）、必要な時に対応してくれます。部屋自体は概ね清潔で（トイレと床に髪の毛が少し落ちていましたが）、快適で、料金に見合った価値があります。基本的なアメニティも揃っています。全体的に見ておすすめできるホテルで、また利用したいと思います。</w:t>
-      </w:r>
-    </w:p>
-    <w:p>
-      <w:pPr>
-        <w:spacing w:after="60"/>
-      </w:pPr>
-    </w:p>
-    <w:p>
-      <w:pPr>
-        <w:spacing w:after="120" w:before="200"/>
-      </w:pPr>
-      <w:r>
-        <w:rPr>
-          <w:rFonts w:ascii="Arial" w:cs="Arial" w:eastAsia="Arial" w:hAnsi="Arial"/>
-          <w:b/>
-          <w:bCs/>
-          <w:color w:val="1B3A5C"/>
-          <w:sz w:val="22"/>
-          <w:szCs w:val="22"/>
-        </w:rPr>
-        <w:t xml:space="preserve">[5] Booking.com / 10点 / 2026-03-21</w:t>
-      </w:r>
-    </w:p>
-    <w:p>
-      <w:pPr>
-        <w:spacing w:after="120" w:line="320"/>
-        <w:jc w:val="left"/>
-      </w:pPr>
-      <w:r>
-        <w:rPr>
-          <w:rFonts w:ascii="Arial" w:cs="Arial" w:eastAsia="Arial" w:hAnsi="Arial"/>
-          <w:color w:val="333333"/>
-          <w:sz w:val="21"/>
-          <w:szCs w:val="21"/>
-        </w:rPr>
-        <w:t xml:space="preserve">ベッドが別々でツインだったから 朝空港迄の送迎バスに乗れて助かった バッグの荷物が重すぎるので コロコロじゃなかったので</w:t>
-      </w:r>
-    </w:p>
-    <w:p>
-      <w:pPr>
-        <w:spacing w:after="120" w:line="320"/>
-        <w:jc w:val="left"/>
-      </w:pPr>
-      <w:r>
-        <w:rPr>
-          <w:rFonts w:ascii="Arial" w:cs="Arial" w:eastAsia="Arial" w:hAnsi="Arial"/>
-          <w:b/>
-          <w:bCs/>
-          <w:color w:val="C0392B"/>
-          <w:sz w:val="21"/>
-          <w:szCs w:val="21"/>
-        </w:rPr>
-        <w:t xml:space="preserve">【改善点】</w:t>
-      </w:r>
-      <w:r>
-        <w:rPr>
-          <w:rFonts w:ascii="Arial" w:cs="Arial" w:eastAsia="Arial" w:hAnsi="Arial"/>
-          <w:color w:val="333333"/>
-          <w:sz w:val="21"/>
-          <w:szCs w:val="21"/>
-        </w:rPr>
-        <w:t xml:space="preserve">朝時間が無くてごはんを食べれなかった</w:t>
+        <w:t xml:space="preserve">羽田空港から旅行する際の前泊で利用しました。 車で行ったのですが、奥まった場所なので少し戸惑いました。 部屋はきれいに清掃されていて少し狭いですが前泊で泊まるには問題ありません。トイレと浴室が別だったことは妻に好評でした。素泊まりでしたが近くにスーパーがあり便利でした。</w:t>
       </w:r>
     </w:p>
     <w:p>
@@ -8373,7 +8321,7 @@
                 <w:sz w:val="21"/>
                 <w:szCs w:val="21"/>
               </w:rPr>
-              <w:t xml:space="preserve">変なホテル東京羽田は、全体平均8.29点（10点換算）、高評価率76.1%という良好な顧客満足度を維持しているホテルです。特に「立地・アクセス」「スタッフの対応」が多くのゲストから高く評価されています。</w:t>
+              <w:t xml:space="preserve">変なホテル東京羽田は、全体平均8.30点（10点換算）、高評価率76.3%という良好な顧客満足度を維持しているホテルです。特に「立地・アクセス」「スタッフの対応」が多くのゲストから高く評価されています。</w:t>
             </w:r>
           </w:p>
           <w:p>

--- a/納品レポート/ホテル別レポート/henn_na_haneda_口コミ分析改善レポート.docx
+++ b/納品レポート/ホテル別レポート/henn_na_haneda_口コミ分析改善レポート.docx
@@ -96,7 +96,7 @@
           <w:sz w:val="22"/>
           <w:szCs w:val="22"/>
         </w:rPr>
-        <w:t xml:space="preserve">レビュー総数：317件（6サイト）</w:t>
+        <w:t xml:space="preserve">レビュー総数：324件（6サイト）</w:t>
       </w:r>
     </w:p>
     <w:p>
@@ -111,7 +111,7 @@
           <w:sz w:val="20"/>
           <w:szCs w:val="20"/>
         </w:rPr>
-        <w:t xml:space="preserve">対象サイト：Trip.com / 楽天トラベル / じゃらん / Google / Agoda / Booking.com</w:t>
+        <w:t xml:space="preserve">対象サイト：Trip.com / 楽天トラベル / じゃらん / Agoda / Booking.com / Google</w:t>
       </w:r>
     </w:p>
     <w:p>
@@ -131,7 +131,7 @@
           <w:sz w:val="20"/>
           <w:szCs w:val="20"/>
         </w:rPr>
-        <w:t xml:space="preserve">作成日：2026年3月24日</w:t>
+        <w:t xml:space="preserve">作成日：2026年3月25日</w:t>
       </w:r>
     </w:p>
     <w:p>
@@ -189,7 +189,7 @@
           <w:sz w:val="21"/>
           <w:szCs w:val="21"/>
         </w:rPr>
-        <w:t xml:space="preserve">2026年2月〜3月に各OTAサイト・口コミサイトに投稿された317件のレビューを包括的に分析しました。以下が主要な発見事項です。</w:t>
+        <w:t xml:space="preserve">2026年2月〜3月に各OTAサイト・口コミサイトに投稿された324件のレビューを包括的に分析しました。以下が主要な発見事項です。</w:t>
       </w:r>
     </w:p>
     <w:p>
@@ -261,7 +261,7 @@
                 <w:sz w:val="36"/>
                 <w:szCs w:val="36"/>
               </w:rPr>
-              <w:t xml:space="preserve">8.30</w:t>
+              <w:t xml:space="preserve">8.28</w:t>
             </w:r>
           </w:p>
         </w:tc>
@@ -310,7 +310,7 @@
                 <w:sz w:val="36"/>
                 <w:szCs w:val="36"/>
               </w:rPr>
-              <w:t xml:space="preserve">76.3%</w:t>
+              <w:t xml:space="preserve">75.9%</w:t>
             </w:r>
           </w:p>
         </w:tc>
@@ -408,7 +408,7 @@
                 <w:sz w:val="36"/>
                 <w:szCs w:val="36"/>
               </w:rPr>
-              <w:t xml:space="preserve">317件</w:t>
+              <w:t xml:space="preserve">324件</w:t>
             </w:r>
           </w:p>
         </w:tc>
@@ -448,7 +448,7 @@
           <w:sz w:val="21"/>
           <w:szCs w:val="21"/>
         </w:rPr>
-        <w:t xml:space="preserve">全体平均スコア8.30点（10点換算）は良好な水準であり、76.3%が高評価（8-10点）に分類されます。低評価（1-4点）は9件（2.8%）で、ゲスト満足度は良好です。Trip.com（9.43点）で特に高い評価を獲得しています。</w:t>
+        <w:t xml:space="preserve">全体平均スコア8.28点（10点換算）は良好な水準であり、75.9%が高評価（8-10点）に分類されます。低評価（1-4点）は9件（2.8%）で、ゲスト満足度は良好です。Trip.com（9.43点）で特に高い評価を獲得しています。</w:t>
       </w:r>
     </w:p>
     <w:p>
@@ -567,7 +567,7 @@
                 <w:sz w:val="20"/>
                 <w:szCs w:val="20"/>
               </w:rPr>
-              <w:t xml:space="preserve">浴室・水回り（95件）、エアコン・空調（33件）、部屋の狭さ（24件）、防音性能（12件）</w:t>
+              <w:t xml:space="preserve">浴室・水回り（96件）、エアコン・空調（35件）、部屋の狭さ（25件）、防音性能（12件）</w:t>
             </w:r>
           </w:p>
           <w:p>
@@ -1681,7 +1681,7 @@
                 <w:sz w:val="20"/>
                 <w:szCs w:val="20"/>
               </w:rPr>
-              <w:t xml:space="preserve">Google</w:t>
+              <w:t xml:space="preserve">Agoda</w:t>
             </w:r>
           </w:p>
         </w:tc>
@@ -1716,7 +1716,7 @@
                 <w:sz w:val="20"/>
                 <w:szCs w:val="20"/>
               </w:rPr>
-              <w:t xml:space="preserve">55</w:t>
+              <w:t xml:space="preserve">37</w:t>
             </w:r>
           </w:p>
         </w:tc>
@@ -1751,7 +1751,7 @@
                 <w:sz w:val="20"/>
                 <w:szCs w:val="20"/>
               </w:rPr>
-              <w:t xml:space="preserve">4.07</w:t>
+              <w:t xml:space="preserve">8.14</w:t>
             </w:r>
           </w:p>
         </w:tc>
@@ -1786,7 +1786,7 @@
                 <w:sz w:val="20"/>
                 <w:szCs w:val="20"/>
               </w:rPr>
-              <w:t xml:space="preserve">/5 (×2)</w:t>
+              <w:t xml:space="preserve">/10</w:t>
             </w:r>
           </w:p>
         </w:tc>
@@ -1821,7 +1821,7 @@
                 <w:sz w:val="20"/>
                 <w:szCs w:val="20"/>
               </w:rPr>
-              <w:t xml:space="preserve">8.15</w:t>
+              <w:t xml:space="preserve">8.14</w:t>
             </w:r>
           </w:p>
         </w:tc>
@@ -1856,7 +1856,7 @@
                 <w:sz w:val="20"/>
                 <w:szCs w:val="20"/>
               </w:rPr>
-              <w:t xml:space="preserve">10</w:t>
+              <w:t xml:space="preserve">8</w:t>
             </w:r>
           </w:p>
         </w:tc>
@@ -1927,7 +1927,7 @@
                 <w:sz w:val="20"/>
                 <w:szCs w:val="20"/>
               </w:rPr>
-              <w:t xml:space="preserve">Agoda</w:t>
+              <w:t xml:space="preserve">Booking.com</w:t>
             </w:r>
           </w:p>
         </w:tc>
@@ -1961,7 +1961,7 @@
                 <w:sz w:val="20"/>
                 <w:szCs w:val="20"/>
               </w:rPr>
-              <w:t xml:space="preserve">36</w:t>
+              <w:t xml:space="preserve">141</w:t>
             </w:r>
           </w:p>
         </w:tc>
@@ -1995,7 +1995,7 @@
                 <w:sz w:val="20"/>
                 <w:szCs w:val="20"/>
               </w:rPr>
-              <w:t xml:space="preserve">8.14</w:t>
+              <w:t xml:space="preserve">8.11</w:t>
             </w:r>
           </w:p>
         </w:tc>
@@ -2063,7 +2063,7 @@
                 <w:sz w:val="20"/>
                 <w:szCs w:val="20"/>
               </w:rPr>
-              <w:t xml:space="preserve">8.14</w:t>
+              <w:t xml:space="preserve">8.11</w:t>
             </w:r>
           </w:p>
         </w:tc>
@@ -2168,7 +2168,7 @@
                 <w:sz w:val="20"/>
                 <w:szCs w:val="20"/>
               </w:rPr>
-              <w:t xml:space="preserve">Booking.com</w:t>
+              <w:t xml:space="preserve">Google</w:t>
             </w:r>
           </w:p>
         </w:tc>
@@ -2203,7 +2203,7 @@
                 <w:sz w:val="20"/>
                 <w:szCs w:val="20"/>
               </w:rPr>
-              <w:t xml:space="preserve">136</w:t>
+              <w:t xml:space="preserve">56</w:t>
             </w:r>
           </w:p>
         </w:tc>
@@ -2238,7 +2238,7 @@
                 <w:sz w:val="20"/>
                 <w:szCs w:val="20"/>
               </w:rPr>
-              <w:t xml:space="preserve">8.12</w:t>
+              <w:t xml:space="preserve">4.05</w:t>
             </w:r>
           </w:p>
         </w:tc>
@@ -2273,7 +2273,7 @@
                 <w:sz w:val="20"/>
                 <w:szCs w:val="20"/>
               </w:rPr>
-              <w:t xml:space="preserve">/10</w:t>
+              <w:t xml:space="preserve">/5 (×2)</w:t>
             </w:r>
           </w:p>
         </w:tc>
@@ -2308,7 +2308,7 @@
                 <w:sz w:val="20"/>
                 <w:szCs w:val="20"/>
               </w:rPr>
-              <w:t xml:space="preserve">8.12</w:t>
+              <w:t xml:space="preserve">8.11</w:t>
             </w:r>
           </w:p>
         </w:tc>
@@ -2343,7 +2343,7 @@
                 <w:sz w:val="20"/>
                 <w:szCs w:val="20"/>
               </w:rPr>
-              <w:t xml:space="preserve">8</w:t>
+              <w:t xml:space="preserve">9</w:t>
             </w:r>
           </w:p>
         </w:tc>
@@ -2418,7 +2418,7 @@
           <w:sz w:val="21"/>
           <w:szCs w:val="21"/>
         </w:rPr>
-        <w:t xml:space="preserve">評価分布は10点（33.4%）に最も多く、8点以上の高評価が76.3%を占めています。低評価（1-4点）は計9件（2.8%）です。</w:t>
+        <w:t xml:space="preserve">評価分布は10点（33.0%）に最も多く、8点以上の高評価が75.9%を占めています。低評価（1-4点）は計9件（2.8%）です。</w:t>
       </w:r>
     </w:p>
     <w:p>
@@ -2653,7 +2653,7 @@
                 <w:sz w:val="20"/>
                 <w:szCs w:val="20"/>
               </w:rPr>
-              <w:t xml:space="preserve">106</w:t>
+              <w:t xml:space="preserve">107</w:t>
             </w:r>
           </w:p>
         </w:tc>
@@ -2688,7 +2688,7 @@
                 <w:sz w:val="20"/>
                 <w:szCs w:val="20"/>
               </w:rPr>
-              <w:t xml:space="preserve">33.4%</w:t>
+              <w:t xml:space="preserve">33.0%</w:t>
             </w:r>
           </w:p>
         </w:tc>
@@ -2726,7 +2726,7 @@
                 <w:sz w:val="18"/>
                 <w:szCs w:val="18"/>
               </w:rPr>
-              <w:t xml:space="preserve"> 106件</w:t>
+              <w:t xml:space="preserve"> 107件</w:t>
             </w:r>
           </w:p>
         </w:tc>
@@ -2798,7 +2798,7 @@
                 <w:sz w:val="20"/>
                 <w:szCs w:val="20"/>
               </w:rPr>
-              <w:t xml:space="preserve">41</w:t>
+              <w:t xml:space="preserve">42</w:t>
             </w:r>
           </w:p>
         </w:tc>
@@ -2833,7 +2833,7 @@
                 <w:sz w:val="20"/>
                 <w:szCs w:val="20"/>
               </w:rPr>
-              <w:t xml:space="preserve">12.9%</w:t>
+              <w:t xml:space="preserve">13.0%</w:t>
             </w:r>
           </w:p>
         </w:tc>
@@ -2870,7 +2870,7 @@
                 <w:sz w:val="18"/>
                 <w:szCs w:val="18"/>
               </w:rPr>
-              <w:t xml:space="preserve"> 41件</w:t>
+              <w:t xml:space="preserve"> 42件</w:t>
             </w:r>
           </w:p>
         </w:tc>
@@ -2942,7 +2942,7 @@
                 <w:sz w:val="20"/>
                 <w:szCs w:val="20"/>
               </w:rPr>
-              <w:t xml:space="preserve">95</w:t>
+              <w:t xml:space="preserve">97</w:t>
             </w:r>
           </w:p>
         </w:tc>
@@ -2977,7 +2977,7 @@
                 <w:sz w:val="20"/>
                 <w:szCs w:val="20"/>
               </w:rPr>
-              <w:t xml:space="preserve">30.0%</w:t>
+              <w:t xml:space="preserve">29.9%</w:t>
             </w:r>
           </w:p>
         </w:tc>
@@ -3015,7 +3015,7 @@
                 <w:sz w:val="18"/>
                 <w:szCs w:val="18"/>
               </w:rPr>
-              <w:t xml:space="preserve"> 95件</w:t>
+              <w:t xml:space="preserve"> 97件</w:t>
             </w:r>
           </w:p>
         </w:tc>
@@ -3087,7 +3087,7 @@
                 <w:sz w:val="20"/>
                 <w:szCs w:val="20"/>
               </w:rPr>
-              <w:t xml:space="preserve">30</w:t>
+              <w:t xml:space="preserve">31</w:t>
             </w:r>
           </w:p>
         </w:tc>
@@ -3122,7 +3122,7 @@
                 <w:sz w:val="20"/>
                 <w:szCs w:val="20"/>
               </w:rPr>
-              <w:t xml:space="preserve">9.5%</w:t>
+              <w:t xml:space="preserve">9.6%</w:t>
             </w:r>
           </w:p>
         </w:tc>
@@ -3159,7 +3159,7 @@
                 <w:sz w:val="18"/>
                 <w:szCs w:val="18"/>
               </w:rPr>
-              <w:t xml:space="preserve"> 30件</w:t>
+              <w:t xml:space="preserve"> 31件</w:t>
             </w:r>
           </w:p>
         </w:tc>
@@ -3231,7 +3231,7 @@
                 <w:sz w:val="20"/>
                 <w:szCs w:val="20"/>
               </w:rPr>
-              <w:t xml:space="preserve">28</w:t>
+              <w:t xml:space="preserve">29</w:t>
             </w:r>
           </w:p>
         </w:tc>
@@ -3266,7 +3266,7 @@
                 <w:sz w:val="20"/>
                 <w:szCs w:val="20"/>
               </w:rPr>
-              <w:t xml:space="preserve">8.8%</w:t>
+              <w:t xml:space="preserve">9.0%</w:t>
             </w:r>
           </w:p>
         </w:tc>
@@ -3304,7 +3304,7 @@
                 <w:sz w:val="18"/>
                 <w:szCs w:val="18"/>
               </w:rPr>
-              <w:t xml:space="preserve"> 28件</w:t>
+              <w:t xml:space="preserve"> 29件</w:t>
             </w:r>
           </w:p>
         </w:tc>
@@ -3376,7 +3376,7 @@
                 <w:sz w:val="20"/>
                 <w:szCs w:val="20"/>
               </w:rPr>
-              <w:t xml:space="preserve">8</w:t>
+              <w:t xml:space="preserve">9</w:t>
             </w:r>
           </w:p>
         </w:tc>
@@ -3411,7 +3411,7 @@
                 <w:sz w:val="20"/>
                 <w:szCs w:val="20"/>
               </w:rPr>
-              <w:t xml:space="preserve">2.5%</w:t>
+              <w:t xml:space="preserve">2.8%</w:t>
             </w:r>
           </w:p>
         </w:tc>
@@ -3448,7 +3448,7 @@
                 <w:sz w:val="18"/>
                 <w:szCs w:val="18"/>
               </w:rPr>
-              <w:t xml:space="preserve"> 8件</w:t>
+              <w:t xml:space="preserve"> 9件</w:t>
             </w:r>
           </w:p>
         </w:tc>
@@ -3844,7 +3844,7 @@
                 <w:sz w:val="20"/>
                 <w:szCs w:val="20"/>
               </w:rPr>
-              <w:t xml:space="preserve">1.6%</w:t>
+              <w:t xml:space="preserve">1.5%</w:t>
             </w:r>
           </w:p>
         </w:tc>
@@ -3958,7 +3958,7 @@
                 <w:sz w:val="24"/>
                 <w:szCs w:val="24"/>
               </w:rPr>
-              <w:t xml:space="preserve">242件（76.3%）</w:t>
+              <w:t xml:space="preserve">246件（75.9%）</w:t>
             </w:r>
           </w:p>
         </w:tc>
@@ -4009,7 +4009,7 @@
                 <w:sz w:val="24"/>
                 <w:szCs w:val="24"/>
               </w:rPr>
-              <w:t xml:space="preserve">66件（20.8%）</w:t>
+              <w:t xml:space="preserve">69件（21.3%）</w:t>
             </w:r>
           </w:p>
         </w:tc>
@@ -4334,7 +4334,7 @@
                 <w:sz w:val="20"/>
                 <w:szCs w:val="20"/>
               </w:rPr>
-              <w:t xml:space="preserve">「We only stayed one night and we wanted someplace close to...」「素泊まりでしたが近くにスーパーがあり便利でした」</w:t>
+              <w:t xml:space="preserve">「立地がよい」「立地に関しては、東京中心部への電車が30分に1本しかないため、東京滞在の拠点として利用するのはお勧めしません」</w:t>
             </w:r>
           </w:p>
         </w:tc>
@@ -4438,7 +4438,7 @@
                 <w:sz w:val="20"/>
                 <w:szCs w:val="20"/>
               </w:rPr>
-              <w:t xml:space="preserve">「チェックイン手続きは全体的にスムーズでしたが、自動ロボットによる対応が少し気になりました」「スタッフさんの対応もよかったです」</w:t>
+              <w:t xml:space="preserve">「チェックイン手続きは全体的にスムーズでしたが、自動ロボットによる対応が少し気になりました」「スタッフが親切」</w:t>
             </w:r>
           </w:p>
         </w:tc>
@@ -4545,7 +4545,7 @@
                 <w:sz w:val="20"/>
                 <w:szCs w:val="20"/>
               </w:rPr>
-              <w:t xml:space="preserve">「とても清潔でコンパクト、そして快適でした」「部屋はきれいに清掃されていて少し狭いですが前泊で泊まるには問題ありません」</w:t>
+              <w:t xml:space="preserve">「とても清潔でコンパクト、そして快適でした」「部屋もプロジェクター付きでとても綺麗でした」</w:t>
             </w:r>
           </w:p>
         </w:tc>
@@ -4649,7 +4649,7 @@
                 <w:sz w:val="20"/>
                 <w:szCs w:val="20"/>
               </w:rPr>
-              <w:t xml:space="preserve">「とても清潔でコンパクト、そして快適でした」「部屋自体は概ね清潔で（トイレと床に髪の毛が少し落ちていましたが）、快適で、料金に見合った価値があります」</w:t>
+              <w:t xml:space="preserve">「とても清潔でコンパクト、そして快適でした」「Great amenities (laundry, free toothbrushes, etc), nice r...」</w:t>
             </w:r>
           </w:p>
         </w:tc>
@@ -4756,7 +4756,7 @@
                 <w:sz w:val="20"/>
                 <w:szCs w:val="20"/>
               </w:rPr>
-              <w:t xml:space="preserve">「素泊まりでしたが近くにスーパーがあり便利でした」「駅からも近くまわりには多くの飲食店やスーパーもあります」</w:t>
+              <w:t xml:space="preserve">「場所も大鳥居駅から近く、周りにもコンビニやテイクアウトできるレストランがあったので便利でした」「素泊まりでしたが近くにスーパーがあり便利でした」</w:t>
             </w:r>
           </w:p>
         </w:tc>
@@ -4900,7 +4900,7 @@
           <w:sz w:val="21"/>
           <w:szCs w:val="21"/>
         </w:rPr>
-        <w:t xml:space="preserve">口コミの多数で「立地・アクセス」に関するポジティブな言及が見られ、変なホテル東京羽田の最大の差別化要因となっています。We only stayed one night and we wanted someplace close to...といった声が多数寄せられています。</w:t>
+        <w:t xml:space="preserve">口コミの多数で「立地・アクセス」に関するポジティブな言及が見られ、変なホテル東京羽田の最大の差別化要因となっています。立地がよいといった声が多数寄せられています。</w:t>
       </w:r>
     </w:p>
     <w:p>
@@ -4919,7 +4919,7 @@
           <w:sz w:val="21"/>
           <w:szCs w:val="21"/>
         </w:rPr>
-        <w:t xml:space="preserve">We only stayed one night and we wanted someplace close to...</w:t>
+        <w:t xml:space="preserve">立地がよい</w:t>
       </w:r>
     </w:p>
     <w:p>
@@ -4938,7 +4938,7 @@
           <w:sz w:val="21"/>
           <w:szCs w:val="21"/>
         </w:rPr>
-        <w:t xml:space="preserve">素泊まりでしたが近くにスーパーがあり便利でした</w:t>
+        <w:t xml:space="preserve">立地に関しては、東京中心部への電車が30分に1本しかないため、東京滞在の拠点として利用するのはお勧めしません</w:t>
       </w:r>
     </w:p>
     <w:p>
@@ -4957,7 +4957,7 @@
           <w:sz w:val="21"/>
           <w:szCs w:val="21"/>
         </w:rPr>
-        <w:t xml:space="preserve">駅からも近くまわりには多くの飲食店やスーパーもあります</w:t>
+        <w:t xml:space="preserve">場所も大鳥居駅から近く、周りにもコンビニやテイクアウトできるレストランがあったので便利でした</w:t>
       </w:r>
     </w:p>
     <w:p>
@@ -5333,7 +5333,7 @@
                 <w:sz w:val="20"/>
                 <w:szCs w:val="20"/>
               </w:rPr>
-              <w:t xml:space="preserve">重大・95件</w:t>
+              <w:t xml:space="preserve">重大・96件</w:t>
             </w:r>
           </w:p>
         </w:tc>
@@ -5438,7 +5438,7 @@
                 <w:sz w:val="20"/>
                 <w:szCs w:val="20"/>
               </w:rPr>
-              <w:t xml:space="preserve">Very clean, compact and comfy</w:t>
+              <w:t xml:space="preserve">Le Check in avec l’accueil par des robots dinosaures et l...</w:t>
             </w:r>
           </w:p>
         </w:tc>
@@ -5472,7 +5472,7 @@
                 <w:sz w:val="20"/>
                 <w:szCs w:val="20"/>
               </w:rPr>
-              <w:t xml:space="preserve">重大・33件</w:t>
+              <w:t xml:space="preserve">重大・35件</w:t>
             </w:r>
           </w:p>
         </w:tc>
@@ -5611,7 +5611,7 @@
                 <w:sz w:val="20"/>
                 <w:szCs w:val="20"/>
               </w:rPr>
-              <w:t xml:space="preserve">重大・24件</w:t>
+              <w:t xml:space="preserve">重大・25件</w:t>
             </w:r>
           </w:p>
         </w:tc>
@@ -5855,7 +5855,7 @@
                 <w:sz w:val="20"/>
                 <w:szCs w:val="20"/>
               </w:rPr>
-              <w:t xml:space="preserve">初めて宿泊させていただきました 話に聞いてた通り恐竜がお出迎えしてくれるフロントにはやっぱりビックリさせられました...</w:t>
+              <w:t xml:space="preserve">どうして朝のシャトルバスがなくなったのか分かりませんが、結構残念でした</w:t>
             </w:r>
           </w:p>
         </w:tc>
@@ -5889,7 +5889,7 @@
                 <w:sz w:val="20"/>
                 <w:szCs w:val="20"/>
               </w:rPr>
-              <w:t xml:space="preserve">重大・11件</w:t>
+              <w:t xml:space="preserve">重大・12件</w:t>
             </w:r>
           </w:p>
         </w:tc>
@@ -5960,7 +5960,7 @@
                 <w:sz w:val="20"/>
                 <w:szCs w:val="20"/>
               </w:rPr>
-              <w:t xml:space="preserve">臭い・匂い</w:t>
+              <w:t xml:space="preserve">設備の老朽化</w:t>
             </w:r>
           </w:p>
         </w:tc>
@@ -5994,7 +5994,7 @@
                 <w:sz w:val="20"/>
                 <w:szCs w:val="20"/>
               </w:rPr>
-              <w:t xml:space="preserve">早朝出発の人などの音が気になるのと、お風呂の排水口の臭いが気になる〜後は快適に過ごせた</w:t>
+              <w:t xml:space="preserve">Also, I booked this hotel because I thought the shuttle b...</w:t>
             </w:r>
           </w:p>
         </w:tc>
@@ -7191,7 +7191,7 @@
                 <w:sz w:val="20"/>
                 <w:szCs w:val="20"/>
               </w:rPr>
-              <w:t xml:space="preserve">8.30点</w:t>
+              <w:t xml:space="preserve">8.28点</w:t>
             </w:r>
           </w:p>
         </w:tc>
@@ -7331,7 +7331,7 @@
                 <w:sz w:val="20"/>
                 <w:szCs w:val="20"/>
               </w:rPr>
-              <w:t xml:space="preserve">76.3%</w:t>
+              <w:t xml:space="preserve">75.9%</w:t>
             </w:r>
           </w:p>
         </w:tc>
@@ -7751,7 +7751,7 @@
                 <w:sz w:val="20"/>
                 <w:szCs w:val="20"/>
               </w:rPr>
-              <w:t xml:space="preserve">約95件/期間</w:t>
+              <w:t xml:space="preserve">約96件/期間</w:t>
             </w:r>
           </w:p>
         </w:tc>
@@ -7785,7 +7785,7 @@
                 <w:sz w:val="20"/>
                 <w:szCs w:val="20"/>
               </w:rPr>
-              <w:t xml:space="preserve">47件以下</w:t>
+              <w:t xml:space="preserve">48件以下</w:t>
             </w:r>
           </w:p>
         </w:tc>
@@ -7880,7 +7880,7 @@
           <w:sz w:val="22"/>
           <w:szCs w:val="22"/>
         </w:rPr>
-        <w:t xml:space="preserve">[1] Trip.com / 10点 / 2026-03-24</w:t>
+        <w:t xml:space="preserve">[1] Booking.com / 9点 / 2026-03-25</w:t>
       </w:r>
     </w:p>
     <w:p>
@@ -7895,7 +7895,33 @@
           <w:sz w:val="21"/>
           <w:szCs w:val="21"/>
         </w:rPr>
-        <w:t xml:space="preserve">深夜過ぎに空港からチェックインしました。チェックイン手続きは全体的にスムーズでしたが、自動ロボットによる対応が少し気になりました。無料シャトルバスは時間通りに運行していました。部屋は小さかったですが、ゆっくり休むには十分でした。とても清潔でコンパクト、そして快適でした。ありがとうございました。</w:t>
+        <w:t xml:space="preserve">Le Check in avec l’accueil par des robots dinosaures et la qualité de la chambre</w:t>
+      </w:r>
+    </w:p>
+    <w:p>
+      <w:pPr>
+        <w:spacing w:after="120" w:line="320"/>
+        <w:jc w:val="left"/>
+      </w:pPr>
+      <w:r>
+        <w:rPr>
+          <w:rFonts w:ascii="Arial" w:cs="Arial" w:eastAsia="Arial" w:hAnsi="Arial"/>
+          <w:b/>
+          <w:bCs/>
+          <w:color w:val="C0392B"/>
+          <w:sz w:val="21"/>
+          <w:szCs w:val="21"/>
+        </w:rPr>
+        <w:t xml:space="preserve">【改善点】</w:t>
+      </w:r>
+      <w:r>
+        <w:rPr>
+          <w:rFonts w:ascii="Arial" w:cs="Arial" w:eastAsia="Arial" w:hAnsi="Arial"/>
+          <w:color w:val="333333"/>
+          <w:sz w:val="21"/>
+          <w:szCs w:val="21"/>
+        </w:rPr>
+        <w:t xml:space="preserve">RAS</w:t>
       </w:r>
     </w:p>
     <w:p>
@@ -7916,7 +7942,7 @@
           <w:sz w:val="22"/>
           <w:szCs w:val="22"/>
         </w:rPr>
-        <w:t xml:space="preserve">[2] Booking.com / 8点 / 2026-03-23</w:t>
+        <w:t xml:space="preserve">[2] Trip.com / 10点 / 2026-03-24</w:t>
       </w:r>
     </w:p>
     <w:p>
@@ -7931,7 +7957,7 @@
           <w:sz w:val="21"/>
           <w:szCs w:val="21"/>
         </w:rPr>
-        <w:t xml:space="preserve">空港からそんなに離れていない。無料バスが出ている。LGスタイラーというものが部屋にありました。</w:t>
+        <w:t xml:space="preserve">深夜過ぎに空港からチェックインしました。チェックイン手続きは全体的にスムーズでしたが、自動ロボットによる対応が少し気になりました。無料シャトルバスは時間通りに運行していました。部屋は小さかったですが、ゆっくり休むには十分でした。とても清潔でコンパクト、そして快適でした。ありがとうございました。</w:t>
       </w:r>
     </w:p>
     <w:p>
@@ -7952,7 +7978,7 @@
           <w:sz w:val="22"/>
           <w:szCs w:val="22"/>
         </w:rPr>
-        <w:t xml:space="preserve">[3] Booking.com / 9点 / 2026-03-23</w:t>
+        <w:t xml:space="preserve">[3] Booking.com / 10点 / 2026-03-24</w:t>
       </w:r>
     </w:p>
     <w:p>
@@ -7967,7 +7993,7 @@
           <w:sz w:val="21"/>
           <w:szCs w:val="21"/>
         </w:rPr>
-        <w:t xml:space="preserve">The free shuttle to the airport. We only stayed one night and we wanted someplace close to the airport</w:t>
+        <w:t xml:space="preserve">最近の漫画が充実してた。立地がよい。スタッフが親切。</w:t>
       </w:r>
     </w:p>
     <w:p>
@@ -7993,7 +8019,7 @@
           <w:sz w:val="21"/>
           <w:szCs w:val="21"/>
         </w:rPr>
-        <w:t xml:space="preserve">特に嫌な点はなかったのですが、ちょっと変わった感じでした。チェックイン用のコンピューター式サインマシンのカウンターの後ろに、ロボット恐竜が2体とマネキンが1体置いてあったんです。</w:t>
+        <w:t xml:space="preserve">特になし。コンプリメンタリーウォーターがないが、その分安いからよい。</w:t>
       </w:r>
     </w:p>
     <w:p>
@@ -8014,7 +8040,7 @@
           <w:sz w:val="22"/>
           <w:szCs w:val="22"/>
         </w:rPr>
-        <w:t xml:space="preserve">[4] Booking.com / 10点 / 2026-03-23</w:t>
+        <w:t xml:space="preserve">[4] Booking.com / 8点 / 2026-03-24</w:t>
       </w:r>
     </w:p>
     <w:p>
@@ -8029,7 +8055,33 @@
           <w:sz w:val="21"/>
           <w:szCs w:val="21"/>
         </w:rPr>
-        <w:t xml:space="preserve">空港からの送迎バスがあり、本当に助かりました！ スタッフさんの対応もよかったです！ グレードアップでコラボルームにしていただき、楽しく過ごせました！ありがとうございます！</w:t>
+        <w:t xml:space="preserve">As the Japanese like to say, high cospa. Great amenities (laundry, free toothbrushes, etc), nice room, and conbini nearby if needed.</w:t>
+      </w:r>
+    </w:p>
+    <w:p>
+      <w:pPr>
+        <w:spacing w:after="120" w:line="320"/>
+        <w:jc w:val="left"/>
+      </w:pPr>
+      <w:r>
+        <w:rPr>
+          <w:rFonts w:ascii="Arial" w:cs="Arial" w:eastAsia="Arial" w:hAnsi="Arial"/>
+          <w:b/>
+          <w:bCs/>
+          <w:color w:val="C0392B"/>
+          <w:sz w:val="21"/>
+          <w:szCs w:val="21"/>
+        </w:rPr>
+        <w:t xml:space="preserve">【改善点】</w:t>
+      </w:r>
+      <w:r>
+        <w:rPr>
+          <w:rFonts w:ascii="Arial" w:cs="Arial" w:eastAsia="Arial" w:hAnsi="Arial"/>
+          <w:color w:val="333333"/>
+          <w:sz w:val="21"/>
+          <w:szCs w:val="21"/>
+        </w:rPr>
+        <w:t xml:space="preserve">私のように名前が長い場合（名字が3つと長い姓が1つ）、自動チェックイン機能は全く機能せず、スタッフの手伝いが必要になります。立地に関しては、東京中心部への電車が30分に1本しかないため、東京滞在の拠点として利用するのはお勧めしません。空港などへ行く前にちょっと立ち寄る程度であれば問題ありません...</w:t>
       </w:r>
     </w:p>
     <w:p>
@@ -8050,7 +8102,7 @@
           <w:sz w:val="22"/>
           <w:szCs w:val="22"/>
         </w:rPr>
-        <w:t xml:space="preserve">[5] 楽天トラベル / 8点 / 2026-03-23</w:t>
+        <w:t xml:space="preserve">[5] Agoda / 8点 / 2026-03-24</w:t>
       </w:r>
     </w:p>
     <w:p>
@@ -8065,7 +8117,7 @@
           <w:sz w:val="21"/>
           <w:szCs w:val="21"/>
         </w:rPr>
-        <w:t xml:space="preserve">羽田空港から旅行する際の前泊で利用しました。 車で行ったのですが、奥まった場所なので少し戸惑いました。 部屋はきれいに清掃されていて少し狭いですが前泊で泊まるには問題ありません。トイレと浴室が別だったことは妻に好評でした。素泊まりでしたが近くにスーパーがあり便利でした。</w:t>
+        <w:t xml:space="preserve">フロントが3D映像による非対面対応するところが面白くて良かった。</w:t>
       </w:r>
     </w:p>
     <w:p>
@@ -8086,7 +8138,7 @@
           <w:sz w:val="22"/>
           <w:szCs w:val="22"/>
         </w:rPr>
-        <w:t xml:space="preserve">[6] 楽天トラベル / 6点 / 2026-03-21</w:t>
+        <w:t xml:space="preserve">[6] Google / 6点 / 2026-03-24</w:t>
       </w:r>
     </w:p>
     <w:p>
@@ -8101,7 +8153,7 @@
           <w:sz w:val="21"/>
           <w:szCs w:val="21"/>
         </w:rPr>
-        <w:t xml:space="preserve">羽田空港から近くて便利です</w:t>
+        <w:t xml:space="preserve">フライトが早朝のため利用させていただきました。2人だったので少し部屋が狭いかな？って思いましたが、素泊まりだけだったので大丈夫でした！部屋もプロジェクター付きでとても綺麗でした。場所も大鳥居駅から近く、周りにもコンビニやテイクアウトできるレストランがあったので便利でした。しかし、チェックインがセルフなので、私の場合はスタッフの人に予約確認と本人確認のためパスポートを見せないといけなくて、そこ...</w:t>
       </w:r>
     </w:p>
     <w:p>
@@ -8122,7 +8174,7 @@
           <w:sz w:val="22"/>
           <w:szCs w:val="22"/>
         </w:rPr>
-        <w:t xml:space="preserve">[7] Booking.com / 6点 / 2026-03-20</w:t>
+        <w:t xml:space="preserve">[7] 楽天トラベル / 6点 / 2026-03-21</w:t>
       </w:r>
     </w:p>
     <w:p>
@@ -8137,7 +8189,7 @@
           <w:sz w:val="21"/>
           <w:szCs w:val="21"/>
         </w:rPr>
-        <w:t xml:space="preserve">Le côté pratique  a côté de l aeroport avec 1 arrivée  le soir  et la navette gratuite</w:t>
+        <w:t xml:space="preserve">羽田空港から近くて便利です</w:t>
       </w:r>
     </w:p>
     <w:p>
@@ -8158,7 +8210,43 @@
           <w:sz w:val="22"/>
           <w:szCs w:val="22"/>
         </w:rPr>
-        <w:t xml:space="preserve">[8] Booking.com / 6点 / 2026-03-18</w:t>
+        <w:t xml:space="preserve">[8] Booking.com / 6点 / 2026-03-20</w:t>
+      </w:r>
+    </w:p>
+    <w:p>
+      <w:pPr>
+        <w:spacing w:after="120" w:line="320"/>
+        <w:jc w:val="left"/>
+      </w:pPr>
+      <w:r>
+        <w:rPr>
+          <w:rFonts w:ascii="Arial" w:cs="Arial" w:eastAsia="Arial" w:hAnsi="Arial"/>
+          <w:color w:val="333333"/>
+          <w:sz w:val="21"/>
+          <w:szCs w:val="21"/>
+        </w:rPr>
+        <w:t xml:space="preserve">Le côté pratique  a côté de l aeroport avec 1 arrivée  le soir  et la navette gratuite</w:t>
+      </w:r>
+    </w:p>
+    <w:p>
+      <w:pPr>
+        <w:spacing w:after="60"/>
+      </w:pPr>
+    </w:p>
+    <w:p>
+      <w:pPr>
+        <w:spacing w:after="120" w:before="200"/>
+      </w:pPr>
+      <w:r>
+        <w:rPr>
+          <w:rFonts w:ascii="Arial" w:cs="Arial" w:eastAsia="Arial" w:hAnsi="Arial"/>
+          <w:b/>
+          <w:bCs/>
+          <w:color w:val="1B3A5C"/>
+          <w:sz w:val="22"/>
+          <w:szCs w:val="22"/>
+        </w:rPr>
+        <w:t xml:space="preserve">[9] Booking.com / 6点 / 2026-03-18</w:t>
       </w:r>
     </w:p>
     <w:p>
@@ -8205,7 +8293,7 @@
           <w:sz w:val="22"/>
           <w:szCs w:val="22"/>
         </w:rPr>
-        <w:t xml:space="preserve">[9] Google / 6点 / 2026-03-16</w:t>
+        <w:t xml:space="preserve">[10] Google / 6点 / 2026-03-16</w:t>
       </w:r>
     </w:p>
     <w:p>
@@ -8221,42 +8309,6 @@
           <w:szCs w:val="21"/>
         </w:rPr>
         <w:t xml:space="preserve">変なホテルとの名前だが、受付がロボットなのと、部屋の内装が椅子が壁に減り込んでるのが変なぐらいで、割と普通のホテルです</w:t>
-      </w:r>
-    </w:p>
-    <w:p>
-      <w:pPr>
-        <w:spacing w:after="60"/>
-      </w:pPr>
-    </w:p>
-    <w:p>
-      <w:pPr>
-        <w:spacing w:after="120" w:before="200"/>
-      </w:pPr>
-      <w:r>
-        <w:rPr>
-          <w:rFonts w:ascii="Arial" w:cs="Arial" w:eastAsia="Arial" w:hAnsi="Arial"/>
-          <w:b/>
-          <w:bCs/>
-          <w:color w:val="1B3A5C"/>
-          <w:sz w:val="22"/>
-          <w:szCs w:val="22"/>
-        </w:rPr>
-        <w:t xml:space="preserve">[10] Google / 6点 / 2026-03-16</w:t>
-      </w:r>
-    </w:p>
-    <w:p>
-      <w:pPr>
-        <w:spacing w:after="120" w:line="320"/>
-        <w:jc w:val="left"/>
-      </w:pPr>
-      <w:r>
-        <w:rPr>
-          <w:rFonts w:ascii="Arial" w:cs="Arial" w:eastAsia="Arial" w:hAnsi="Arial"/>
-          <w:color w:val="333333"/>
-          <w:sz w:val="21"/>
-          <w:szCs w:val="21"/>
-        </w:rPr>
-        <w:t xml:space="preserve">日本滞在最終日の夜にこのホテルに宿泊しました。空港に近いという立地が決め手でした。ホテルにはアニマトロニクスの恐竜が出迎えてくれるので、なかなか楽しかったです。テーマのない部屋に泊まりましたが、特に変わったところはなく、ごく普通でした。  部屋に衣類を置き忘れてしまったのですが、問い合わせのメールを送るまでホテル側から連絡がなく、結局返信もありませんでした。  必要最低限​​の設備は整ってい...</w:t>
       </w:r>
     </w:p>
     <w:p>
@@ -8321,7 +8373,7 @@
                 <w:sz w:val="21"/>
                 <w:szCs w:val="21"/>
               </w:rPr>
-              <w:t xml:space="preserve">変なホテル東京羽田は、全体平均8.30点（10点換算）、高評価率76.3%という良好な顧客満足度を維持しているホテルです。特に「立地・アクセス」「スタッフの対応」が多くのゲストから高く評価されています。</w:t>
+              <w:t xml:space="preserve">変なホテル東京羽田は、全体平均8.28点（10点換算）、高評価率75.9%という良好な顧客満足度を維持しているホテルです。特に「立地・アクセス」「スタッフの対応」が多くのゲストから高く評価されています。</w:t>
             </w:r>
           </w:p>
           <w:p>

--- a/納品レポート/ホテル別レポート/henn_na_haneda_口コミ分析改善レポート.docx
+++ b/納品レポート/ホテル別レポート/henn_na_haneda_口コミ分析改善レポート.docx
@@ -96,7 +96,7 @@
           <w:sz w:val="22"/>
           <w:szCs w:val="22"/>
         </w:rPr>
-        <w:t xml:space="preserve">レビュー総数：324件（6サイト）</w:t>
+        <w:t xml:space="preserve">レビュー総数：325件（6サイト）</w:t>
       </w:r>
     </w:p>
     <w:p>
@@ -111,7 +111,7 @@
           <w:sz w:val="20"/>
           <w:szCs w:val="20"/>
         </w:rPr>
-        <w:t xml:space="preserve">対象サイト：Trip.com / 楽天トラベル / じゃらん / Agoda / Booking.com / Google</w:t>
+        <w:t xml:space="preserve">対象サイト：Trip.com / 楽天トラベル / じゃらん / Agoda / Google / Booking.com</w:t>
       </w:r>
     </w:p>
     <w:p>
@@ -131,7 +131,7 @@
           <w:sz w:val="20"/>
           <w:szCs w:val="20"/>
         </w:rPr>
-        <w:t xml:space="preserve">作成日：2026年3月25日</w:t>
+        <w:t xml:space="preserve">作成日：2026年3月26日</w:t>
       </w:r>
     </w:p>
     <w:p>
@@ -189,7 +189,7 @@
           <w:sz w:val="21"/>
           <w:szCs w:val="21"/>
         </w:rPr>
-        <w:t xml:space="preserve">2026年2月〜3月に各OTAサイト・口コミサイトに投稿された324件のレビューを包括的に分析しました。以下が主要な発見事項です。</w:t>
+        <w:t xml:space="preserve">2026年2月〜3月に各OTAサイト・口コミサイトに投稿された325件のレビューを包括的に分析しました。以下が主要な発見事項です。</w:t>
       </w:r>
     </w:p>
     <w:p>
@@ -261,7 +261,7 @@
                 <w:sz w:val="36"/>
                 <w:szCs w:val="36"/>
               </w:rPr>
-              <w:t xml:space="preserve">8.28</w:t>
+              <w:t xml:space="preserve">8.29</w:t>
             </w:r>
           </w:p>
         </w:tc>
@@ -310,7 +310,7 @@
                 <w:sz w:val="36"/>
                 <w:szCs w:val="36"/>
               </w:rPr>
-              <w:t xml:space="preserve">75.9%</w:t>
+              <w:t xml:space="preserve">76.0%</w:t>
             </w:r>
           </w:p>
         </w:tc>
@@ -408,7 +408,7 @@
                 <w:sz w:val="36"/>
                 <w:szCs w:val="36"/>
               </w:rPr>
-              <w:t xml:space="preserve">324件</w:t>
+              <w:t xml:space="preserve">325件</w:t>
             </w:r>
           </w:p>
         </w:tc>
@@ -448,7 +448,7 @@
           <w:sz w:val="21"/>
           <w:szCs w:val="21"/>
         </w:rPr>
-        <w:t xml:space="preserve">全体平均スコア8.28点（10点換算）は良好な水準であり、75.9%が高評価（8-10点）に分類されます。低評価（1-4点）は9件（2.8%）で、ゲスト満足度は良好です。Trip.com（9.43点）で特に高い評価を獲得しています。</w:t>
+        <w:t xml:space="preserve">全体平均スコア8.29点（10点換算）は良好な水準であり、76.0%が高評価（8-10点）に分類されます。低評価（1-4点）は9件（2.8%）で、ゲスト満足度は良好です。Trip.com（9.43点）で特に高い評価を獲得しています。</w:t>
       </w:r>
     </w:p>
     <w:p>
@@ -567,7 +567,7 @@
                 <w:sz w:val="20"/>
                 <w:szCs w:val="20"/>
               </w:rPr>
-              <w:t xml:space="preserve">浴室・水回り（96件）、エアコン・空調（35件）、部屋の狭さ（25件）、防音性能（12件）</w:t>
+              <w:t xml:space="preserve">浴室・水回り（97件）、エアコン・空調（35件）、部屋の狭さ（25件）、防音性能（12件）</w:t>
             </w:r>
           </w:p>
           <w:p>
@@ -1927,7 +1927,7 @@
                 <w:sz w:val="20"/>
                 <w:szCs w:val="20"/>
               </w:rPr>
-              <w:t xml:space="preserve">Booking.com</w:t>
+              <w:t xml:space="preserve">Google</w:t>
             </w:r>
           </w:p>
         </w:tc>
@@ -1961,7 +1961,7 @@
                 <w:sz w:val="20"/>
                 <w:szCs w:val="20"/>
               </w:rPr>
-              <w:t xml:space="preserve">141</w:t>
+              <w:t xml:space="preserve">57</w:t>
             </w:r>
           </w:p>
         </w:tc>
@@ -1995,7 +1995,7 @@
                 <w:sz w:val="20"/>
                 <w:szCs w:val="20"/>
               </w:rPr>
-              <w:t xml:space="preserve">8.11</w:t>
+              <w:t xml:space="preserve">4.07</w:t>
             </w:r>
           </w:p>
         </w:tc>
@@ -2029,7 +2029,7 @@
                 <w:sz w:val="20"/>
                 <w:szCs w:val="20"/>
               </w:rPr>
-              <w:t xml:space="preserve">/10</w:t>
+              <w:t xml:space="preserve">/5 (×2)</w:t>
             </w:r>
           </w:p>
         </w:tc>
@@ -2063,7 +2063,7 @@
                 <w:sz w:val="20"/>
                 <w:szCs w:val="20"/>
               </w:rPr>
-              <w:t xml:space="preserve">8.11</w:t>
+              <w:t xml:space="preserve">8.14</w:t>
             </w:r>
           </w:p>
         </w:tc>
@@ -2097,7 +2097,7 @@
                 <w:sz w:val="20"/>
                 <w:szCs w:val="20"/>
               </w:rPr>
-              <w:t xml:space="preserve">8</w:t>
+              <w:t xml:space="preserve">10</w:t>
             </w:r>
           </w:p>
         </w:tc>
@@ -2168,7 +2168,7 @@
                 <w:sz w:val="20"/>
                 <w:szCs w:val="20"/>
               </w:rPr>
-              <w:t xml:space="preserve">Google</w:t>
+              <w:t xml:space="preserve">Booking.com</w:t>
             </w:r>
           </w:p>
         </w:tc>
@@ -2203,7 +2203,7 @@
                 <w:sz w:val="20"/>
                 <w:szCs w:val="20"/>
               </w:rPr>
-              <w:t xml:space="preserve">56</w:t>
+              <w:t xml:space="preserve">141</w:t>
             </w:r>
           </w:p>
         </w:tc>
@@ -2238,7 +2238,7 @@
                 <w:sz w:val="20"/>
                 <w:szCs w:val="20"/>
               </w:rPr>
-              <w:t xml:space="preserve">4.05</w:t>
+              <w:t xml:space="preserve">8.11</w:t>
             </w:r>
           </w:p>
         </w:tc>
@@ -2273,7 +2273,7 @@
                 <w:sz w:val="20"/>
                 <w:szCs w:val="20"/>
               </w:rPr>
-              <w:t xml:space="preserve">/5 (×2)</w:t>
+              <w:t xml:space="preserve">/10</w:t>
             </w:r>
           </w:p>
         </w:tc>
@@ -2343,7 +2343,7 @@
                 <w:sz w:val="20"/>
                 <w:szCs w:val="20"/>
               </w:rPr>
-              <w:t xml:space="preserve">9</w:t>
+              <w:t xml:space="preserve">8</w:t>
             </w:r>
           </w:p>
         </w:tc>
@@ -2418,7 +2418,7 @@
           <w:sz w:val="21"/>
           <w:szCs w:val="21"/>
         </w:rPr>
-        <w:t xml:space="preserve">評価分布は10点（33.0%）に最も多く、8点以上の高評価が75.9%を占めています。低評価（1-4点）は計9件（2.8%）です。</w:t>
+        <w:t xml:space="preserve">評価分布は10点（33.2%）に最も多く、8点以上の高評価が76.0%を占めています。低評価（1-4点）は計9件（2.8%）です。</w:t>
       </w:r>
     </w:p>
     <w:p>
@@ -2653,7 +2653,7 @@
                 <w:sz w:val="20"/>
                 <w:szCs w:val="20"/>
               </w:rPr>
-              <w:t xml:space="preserve">107</w:t>
+              <w:t xml:space="preserve">108</w:t>
             </w:r>
           </w:p>
         </w:tc>
@@ -2688,7 +2688,7 @@
                 <w:sz w:val="20"/>
                 <w:szCs w:val="20"/>
               </w:rPr>
-              <w:t xml:space="preserve">33.0%</w:t>
+              <w:t xml:space="preserve">33.2%</w:t>
             </w:r>
           </w:p>
         </w:tc>
@@ -2726,7 +2726,7 @@
                 <w:sz w:val="18"/>
                 <w:szCs w:val="18"/>
               </w:rPr>
-              <w:t xml:space="preserve"> 107件</w:t>
+              <w:t xml:space="preserve"> 108件</w:t>
             </w:r>
           </w:p>
         </w:tc>
@@ -2833,7 +2833,7 @@
                 <w:sz w:val="20"/>
                 <w:szCs w:val="20"/>
               </w:rPr>
-              <w:t xml:space="preserve">13.0%</w:t>
+              <w:t xml:space="preserve">12.9%</w:t>
             </w:r>
           </w:p>
         </w:tc>
@@ -2977,7 +2977,7 @@
                 <w:sz w:val="20"/>
                 <w:szCs w:val="20"/>
               </w:rPr>
-              <w:t xml:space="preserve">29.9%</w:t>
+              <w:t xml:space="preserve">29.8%</w:t>
             </w:r>
           </w:p>
         </w:tc>
@@ -3122,7 +3122,7 @@
                 <w:sz w:val="20"/>
                 <w:szCs w:val="20"/>
               </w:rPr>
-              <w:t xml:space="preserve">9.6%</w:t>
+              <w:t xml:space="preserve">9.5%</w:t>
             </w:r>
           </w:p>
         </w:tc>
@@ -3266,7 +3266,7 @@
                 <w:sz w:val="20"/>
                 <w:szCs w:val="20"/>
               </w:rPr>
-              <w:t xml:space="preserve">9.0%</w:t>
+              <w:t xml:space="preserve">8.9%</w:t>
             </w:r>
           </w:p>
         </w:tc>
@@ -3958,7 +3958,7 @@
                 <w:sz w:val="24"/>
                 <w:szCs w:val="24"/>
               </w:rPr>
-              <w:t xml:space="preserve">246件（75.9%）</w:t>
+              <w:t xml:space="preserve">247件（76.0%）</w:t>
             </w:r>
           </w:p>
         </w:tc>
@@ -4009,7 +4009,7 @@
                 <w:sz w:val="24"/>
                 <w:szCs w:val="24"/>
               </w:rPr>
-              <w:t xml:space="preserve">69件（21.3%）</w:t>
+              <w:t xml:space="preserve">69件（21.2%）</w:t>
             </w:r>
           </w:p>
         </w:tc>
@@ -4438,7 +4438,7 @@
                 <w:sz w:val="20"/>
                 <w:szCs w:val="20"/>
               </w:rPr>
-              <w:t xml:space="preserve">「チェックイン手続きは全体的にスムーズでしたが、自動ロボットによる対応が少し気になりました」「スタッフが親切」</w:t>
+              <w:t xml:space="preserve">「とても清潔で快適で、スタッフも親切でした」「チェックイン手続きは全体的にスムーズでしたが、自動ロボットによる対応が少し気になりました」</w:t>
             </w:r>
           </w:p>
         </w:tc>
@@ -4545,7 +4545,7 @@
                 <w:sz w:val="20"/>
                 <w:szCs w:val="20"/>
               </w:rPr>
-              <w:t xml:space="preserve">「とても清潔でコンパクト、そして快適でした」「部屋もプロジェクター付きでとても綺麗でした」</w:t>
+              <w:t xml:space="preserve">「とても清潔で快適で、スタッフも親切でした」「とても清潔でコンパクト、そして快適でした」</w:t>
             </w:r>
           </w:p>
         </w:tc>
@@ -4615,7 +4615,7 @@
                 <w:sz w:val="20"/>
                 <w:szCs w:val="20"/>
               </w:rPr>
-              <w:t xml:space="preserve">20件以上</w:t>
+              <w:t xml:space="preserve">50件以上</w:t>
             </w:r>
           </w:p>
         </w:tc>
@@ -4649,7 +4649,7 @@
                 <w:sz w:val="20"/>
                 <w:szCs w:val="20"/>
               </w:rPr>
-              <w:t xml:space="preserve">「とても清潔でコンパクト、そして快適でした」「Great amenities (laundry, free toothbrushes, etc), nice r...」</w:t>
+              <w:t xml:space="preserve">「とても清潔で快適で、スタッフも親切でした」「とても清潔でコンパクト、そして快適でした」</w:t>
             </w:r>
           </w:p>
         </w:tc>
@@ -4994,7 +4994,7 @@
           <w:sz w:val="21"/>
           <w:szCs w:val="21"/>
         </w:rPr>
-        <w:t xml:space="preserve">スタッフの対応に関するポジティブな評価も多く寄せられています。「チェックイン手続きは全体的にスムーズでしたが、自動ロボットによる対応が少し気になりました」といったコメントが見られます。</w:t>
+        <w:t xml:space="preserve">スタッフの対応に関するポジティブな評価も多く寄せられています。「とても清潔で快適で、スタッフも親切でした」といったコメントが見られます。</w:t>
       </w:r>
     </w:p>
     <w:p>
@@ -5299,7 +5299,7 @@
                 <w:sz w:val="20"/>
                 <w:szCs w:val="20"/>
               </w:rPr>
-              <w:t xml:space="preserve">無料シャトルバスは時間通りに運行していました</w:t>
+              <w:t xml:space="preserve">特に気に入ったのは、空港までのシャトルバスです☺️ とても清潔で快適で、スタッフも親切でした</w:t>
             </w:r>
           </w:p>
         </w:tc>
@@ -5333,7 +5333,7 @@
                 <w:sz w:val="20"/>
                 <w:szCs w:val="20"/>
               </w:rPr>
-              <w:t xml:space="preserve">重大・96件</w:t>
+              <w:t xml:space="preserve">重大・97件</w:t>
             </w:r>
           </w:p>
         </w:tc>
@@ -7191,7 +7191,7 @@
                 <w:sz w:val="20"/>
                 <w:szCs w:val="20"/>
               </w:rPr>
-              <w:t xml:space="preserve">8.28点</w:t>
+              <w:t xml:space="preserve">8.29点</w:t>
             </w:r>
           </w:p>
         </w:tc>
@@ -7331,7 +7331,7 @@
                 <w:sz w:val="20"/>
                 <w:szCs w:val="20"/>
               </w:rPr>
-              <w:t xml:space="preserve">75.9%</w:t>
+              <w:t xml:space="preserve">76.0%</w:t>
             </w:r>
           </w:p>
         </w:tc>
@@ -7751,7 +7751,7 @@
                 <w:sz w:val="20"/>
                 <w:szCs w:val="20"/>
               </w:rPr>
-              <w:t xml:space="preserve">約96件/期間</w:t>
+              <w:t xml:space="preserve">約97件/期間</w:t>
             </w:r>
           </w:p>
         </w:tc>
@@ -7942,7 +7942,7 @@
           <w:sz w:val="22"/>
           <w:szCs w:val="22"/>
         </w:rPr>
-        <w:t xml:space="preserve">[2] Trip.com / 10点 / 2026-03-24</w:t>
+        <w:t xml:space="preserve">[2] Google / 10点 / 2026-03-25</w:t>
       </w:r>
     </w:p>
     <w:p>
@@ -7957,7 +7957,7 @@
           <w:sz w:val="21"/>
           <w:szCs w:val="21"/>
         </w:rPr>
-        <w:t xml:space="preserve">深夜過ぎに空港からチェックインしました。チェックイン手続きは全体的にスムーズでしたが、自動ロボットによる対応が少し気になりました。無料シャトルバスは時間通りに運行していました。部屋は小さかったですが、ゆっくり休むには十分でした。とても清潔でコンパクト、そして快適でした。ありがとうございました。</w:t>
+        <w:t xml:space="preserve">とても清潔で快適で、スタッフも親切でした。セルフチェックインとチェックアウトもスムーズでした。特に気に入ったのは、空港までのシャトルバスです☺️</w:t>
       </w:r>
     </w:p>
     <w:p>
@@ -7978,7 +7978,43 @@
           <w:sz w:val="22"/>
           <w:szCs w:val="22"/>
         </w:rPr>
-        <w:t xml:space="preserve">[3] Booking.com / 10点 / 2026-03-24</w:t>
+        <w:t xml:space="preserve">[3] Trip.com / 10点 / 2026-03-24</w:t>
+      </w:r>
+    </w:p>
+    <w:p>
+      <w:pPr>
+        <w:spacing w:after="120" w:line="320"/>
+        <w:jc w:val="left"/>
+      </w:pPr>
+      <w:r>
+        <w:rPr>
+          <w:rFonts w:ascii="Arial" w:cs="Arial" w:eastAsia="Arial" w:hAnsi="Arial"/>
+          <w:color w:val="333333"/>
+          <w:sz w:val="21"/>
+          <w:szCs w:val="21"/>
+        </w:rPr>
+        <w:t xml:space="preserve">深夜過ぎに空港からチェックインしました。チェックイン手続きは全体的にスムーズでしたが、自動ロボットによる対応が少し気になりました。無料シャトルバスは時間通りに運行していました。部屋は小さかったですが、ゆっくり休むには十分でした。とても清潔でコンパクト、そして快適でした。ありがとうございました。</w:t>
+      </w:r>
+    </w:p>
+    <w:p>
+      <w:pPr>
+        <w:spacing w:after="60"/>
+      </w:pPr>
+    </w:p>
+    <w:p>
+      <w:pPr>
+        <w:spacing w:after="120" w:before="200"/>
+      </w:pPr>
+      <w:r>
+        <w:rPr>
+          <w:rFonts w:ascii="Arial" w:cs="Arial" w:eastAsia="Arial" w:hAnsi="Arial"/>
+          <w:b/>
+          <w:bCs/>
+          <w:color w:val="1B3A5C"/>
+          <w:sz w:val="22"/>
+          <w:szCs w:val="22"/>
+        </w:rPr>
+        <w:t xml:space="preserve">[4] Booking.com / 10点 / 2026-03-24</w:t>
       </w:r>
     </w:p>
     <w:p>
@@ -8040,7 +8076,7 @@
           <w:sz w:val="22"/>
           <w:szCs w:val="22"/>
         </w:rPr>
-        <w:t xml:space="preserve">[4] Booking.com / 8点 / 2026-03-24</w:t>
+        <w:t xml:space="preserve">[5] Booking.com / 8点 / 2026-03-24</w:t>
       </w:r>
     </w:p>
     <w:p>
@@ -8082,42 +8118,6 @@
           <w:szCs w:val="21"/>
         </w:rPr>
         <w:t xml:space="preserve">私のように名前が長い場合（名字が3つと長い姓が1つ）、自動チェックイン機能は全く機能せず、スタッフの手伝いが必要になります。立地に関しては、東京中心部への電車が30分に1本しかないため、東京滞在の拠点として利用するのはお勧めしません。空港などへ行く前にちょっと立ち寄る程度であれば問題ありません...</w:t>
-      </w:r>
-    </w:p>
-    <w:p>
-      <w:pPr>
-        <w:spacing w:after="60"/>
-      </w:pPr>
-    </w:p>
-    <w:p>
-      <w:pPr>
-        <w:spacing w:after="120" w:before="200"/>
-      </w:pPr>
-      <w:r>
-        <w:rPr>
-          <w:rFonts w:ascii="Arial" w:cs="Arial" w:eastAsia="Arial" w:hAnsi="Arial"/>
-          <w:b/>
-          <w:bCs/>
-          <w:color w:val="1B3A5C"/>
-          <w:sz w:val="22"/>
-          <w:szCs w:val="22"/>
-        </w:rPr>
-        <w:t xml:space="preserve">[5] Agoda / 8点 / 2026-03-24</w:t>
-      </w:r>
-    </w:p>
-    <w:p>
-      <w:pPr>
-        <w:spacing w:after="120" w:line="320"/>
-        <w:jc w:val="left"/>
-      </w:pPr>
-      <w:r>
-        <w:rPr>
-          <w:rFonts w:ascii="Arial" w:cs="Arial" w:eastAsia="Arial" w:hAnsi="Arial"/>
-          <w:color w:val="333333"/>
-          <w:sz w:val="21"/>
-          <w:szCs w:val="21"/>
-        </w:rPr>
-        <w:t xml:space="preserve">フロントが3D映像による非対面対応するところが面白くて良かった。</w:t>
       </w:r>
     </w:p>
     <w:p>
@@ -8373,7 +8373,7 @@
                 <w:sz w:val="21"/>
                 <w:szCs w:val="21"/>
               </w:rPr>
-              <w:t xml:space="preserve">変なホテル東京羽田は、全体平均8.28点（10点換算）、高評価率75.9%という良好な顧客満足度を維持しているホテルです。特に「立地・アクセス」「スタッフの対応」が多くのゲストから高く評価されています。</w:t>
+              <w:t xml:space="preserve">変なホテル東京羽田は、全体平均8.29点（10点換算）、高評価率76.0%という良好な顧客満足度を維持しているホテルです。特に「立地・アクセス」「スタッフの対応」が多くのゲストから高く評価されています。</w:t>
             </w:r>
           </w:p>
           <w:p>

--- a/納品レポート/ホテル別レポート/henn_na_haneda_口コミ分析改善レポート.docx
+++ b/納品レポート/ホテル別レポート/henn_na_haneda_口コミ分析改善レポート.docx
@@ -96,7 +96,7 @@
           <w:sz w:val="22"/>
           <w:szCs w:val="22"/>
         </w:rPr>
-        <w:t xml:space="preserve">レビュー総数：325件（6サイト）</w:t>
+        <w:t xml:space="preserve">レビュー総数：334件（6サイト）</w:t>
       </w:r>
     </w:p>
     <w:p>
@@ -111,7 +111,7 @@
           <w:sz w:val="20"/>
           <w:szCs w:val="20"/>
         </w:rPr>
-        <w:t xml:space="preserve">対象サイト：Trip.com / 楽天トラベル / じゃらん / Agoda / Google / Booking.com</w:t>
+        <w:t xml:space="preserve">対象サイト：Trip.com / 楽天トラベル / じゃらん / Agoda / Booking.com / Google</w:t>
       </w:r>
     </w:p>
     <w:p>
@@ -131,7 +131,7 @@
           <w:sz w:val="20"/>
           <w:szCs w:val="20"/>
         </w:rPr>
-        <w:t xml:space="preserve">作成日：2026年3月26日</w:t>
+        <w:t xml:space="preserve">作成日：2026年3月27日</w:t>
       </w:r>
     </w:p>
     <w:p>
@@ -189,7 +189,7 @@
           <w:sz w:val="21"/>
           <w:szCs w:val="21"/>
         </w:rPr>
-        <w:t xml:space="preserve">2026年2月〜3月に各OTAサイト・口コミサイトに投稿された325件のレビューを包括的に分析しました。以下が主要な発見事項です。</w:t>
+        <w:t xml:space="preserve">2026年2月〜3月に各OTAサイト・口コミサイトに投稿された334件のレビューを包括的に分析しました。以下が主要な発見事項です。</w:t>
       </w:r>
     </w:p>
     <w:p>
@@ -261,7 +261,7 @@
                 <w:sz w:val="36"/>
                 <w:szCs w:val="36"/>
               </w:rPr>
-              <w:t xml:space="preserve">8.29</w:t>
+              <w:t xml:space="preserve">8.28</w:t>
             </w:r>
           </w:p>
         </w:tc>
@@ -359,7 +359,7 @@
                 <w:sz w:val="36"/>
                 <w:szCs w:val="36"/>
               </w:rPr>
-              <w:t xml:space="preserve">2.8%</w:t>
+              <w:t xml:space="preserve">3.3%</w:t>
             </w:r>
           </w:p>
         </w:tc>
@@ -408,7 +408,7 @@
                 <w:sz w:val="36"/>
                 <w:szCs w:val="36"/>
               </w:rPr>
-              <w:t xml:space="preserve">325件</w:t>
+              <w:t xml:space="preserve">334件</w:t>
             </w:r>
           </w:p>
         </w:tc>
@@ -448,7 +448,7 @@
           <w:sz w:val="21"/>
           <w:szCs w:val="21"/>
         </w:rPr>
-        <w:t xml:space="preserve">全体平均スコア8.29点（10点換算）は良好な水準であり、76.0%が高評価（8-10点）に分類されます。低評価（1-4点）は9件（2.8%）で、ゲスト満足度は良好です。Trip.com（9.43点）で特に高い評価を獲得しています。</w:t>
+        <w:t xml:space="preserve">全体平均スコア8.28点（10点換算）は良好な水準であり、76.0%が高評価（8-10点）に分類されます。低評価（1-4点）は11件（3.3%）で、ゲスト満足度は良好です。Trip.com（9.43点）で特に高い評価を獲得しています。</w:t>
       </w:r>
     </w:p>
     <w:p>
@@ -567,7 +567,7 @@
                 <w:sz w:val="20"/>
                 <w:szCs w:val="20"/>
               </w:rPr>
-              <w:t xml:space="preserve">浴室・水回り（97件）、エアコン・空調（35件）、部屋の狭さ（25件）、防音性能（12件）</w:t>
+              <w:t xml:space="preserve">浴室・水回り（101件）、エアコン・空調（36件）、部屋の狭さ（25件）、防音性能（12件）</w:t>
             </w:r>
           </w:p>
           <w:p>
@@ -1474,7 +1474,7 @@
                 <w:sz w:val="20"/>
                 <w:szCs w:val="20"/>
               </w:rPr>
-              <w:t xml:space="preserve">25</w:t>
+              <w:t xml:space="preserve">26</w:t>
             </w:r>
           </w:p>
         </w:tc>
@@ -1508,7 +1508,7 @@
                 <w:sz w:val="20"/>
                 <w:szCs w:val="20"/>
               </w:rPr>
-              <w:t xml:space="preserve">4.16</w:t>
+              <w:t xml:space="preserve">4.19</w:t>
             </w:r>
           </w:p>
         </w:tc>
@@ -1576,7 +1576,7 @@
                 <w:sz w:val="20"/>
                 <w:szCs w:val="20"/>
               </w:rPr>
-              <w:t xml:space="preserve">8.32</w:t>
+              <w:t xml:space="preserve">8.38</w:t>
             </w:r>
           </w:p>
         </w:tc>
@@ -1927,7 +1927,7 @@
                 <w:sz w:val="20"/>
                 <w:szCs w:val="20"/>
               </w:rPr>
-              <w:t xml:space="preserve">Google</w:t>
+              <w:t xml:space="preserve">Booking.com</w:t>
             </w:r>
           </w:p>
         </w:tc>
@@ -1961,7 +1961,7 @@
                 <w:sz w:val="20"/>
                 <w:szCs w:val="20"/>
               </w:rPr>
-              <w:t xml:space="preserve">57</w:t>
+              <w:t xml:space="preserve">143</w:t>
             </w:r>
           </w:p>
         </w:tc>
@@ -1995,7 +1995,7 @@
                 <w:sz w:val="20"/>
                 <w:szCs w:val="20"/>
               </w:rPr>
-              <w:t xml:space="preserve">4.07</w:t>
+              <w:t xml:space="preserve">8.13</w:t>
             </w:r>
           </w:p>
         </w:tc>
@@ -2029,7 +2029,7 @@
                 <w:sz w:val="20"/>
                 <w:szCs w:val="20"/>
               </w:rPr>
-              <w:t xml:space="preserve">/5 (×2)</w:t>
+              <w:t xml:space="preserve">/10</w:t>
             </w:r>
           </w:p>
         </w:tc>
@@ -2063,7 +2063,7 @@
                 <w:sz w:val="20"/>
                 <w:szCs w:val="20"/>
               </w:rPr>
-              <w:t xml:space="preserve">8.14</w:t>
+              <w:t xml:space="preserve">8.13</w:t>
             </w:r>
           </w:p>
         </w:tc>
@@ -2097,7 +2097,7 @@
                 <w:sz w:val="20"/>
                 <w:szCs w:val="20"/>
               </w:rPr>
-              <w:t xml:space="preserve">10</w:t>
+              <w:t xml:space="preserve">8</w:t>
             </w:r>
           </w:p>
         </w:tc>
@@ -2168,7 +2168,7 @@
                 <w:sz w:val="20"/>
                 <w:szCs w:val="20"/>
               </w:rPr>
-              <w:t xml:space="preserve">Booking.com</w:t>
+              <w:t xml:space="preserve">Google</w:t>
             </w:r>
           </w:p>
         </w:tc>
@@ -2203,7 +2203,7 @@
                 <w:sz w:val="20"/>
                 <w:szCs w:val="20"/>
               </w:rPr>
-              <w:t xml:space="preserve">141</w:t>
+              <w:t xml:space="preserve">63</w:t>
             </w:r>
           </w:p>
         </w:tc>
@@ -2238,7 +2238,7 @@
                 <w:sz w:val="20"/>
                 <w:szCs w:val="20"/>
               </w:rPr>
-              <w:t xml:space="preserve">8.11</w:t>
+              <w:t xml:space="preserve">4.03</w:t>
             </w:r>
           </w:p>
         </w:tc>
@@ -2273,7 +2273,7 @@
                 <w:sz w:val="20"/>
                 <w:szCs w:val="20"/>
               </w:rPr>
-              <w:t xml:space="preserve">/10</w:t>
+              <w:t xml:space="preserve">/5 (×2)</w:t>
             </w:r>
           </w:p>
         </w:tc>
@@ -2308,7 +2308,7 @@
                 <w:sz w:val="20"/>
                 <w:szCs w:val="20"/>
               </w:rPr>
-              <w:t xml:space="preserve">8.11</w:t>
+              <w:t xml:space="preserve">8.06</w:t>
             </w:r>
           </w:p>
         </w:tc>
@@ -2343,7 +2343,7 @@
                 <w:sz w:val="20"/>
                 <w:szCs w:val="20"/>
               </w:rPr>
-              <w:t xml:space="preserve">8</w:t>
+              <w:t xml:space="preserve">10</w:t>
             </w:r>
           </w:p>
         </w:tc>
@@ -2418,7 +2418,7 @@
           <w:sz w:val="21"/>
           <w:szCs w:val="21"/>
         </w:rPr>
-        <w:t xml:space="preserve">評価分布は10点（33.2%）に最も多く、8点以上の高評価が76.0%を占めています。低評価（1-4点）は計9件（2.8%）です。</w:t>
+        <w:t xml:space="preserve">評価分布は10点（34.1%）に最も多く、8点以上の高評価が76.0%を占めています。低評価（1-4点）は計11件（3.3%）です。</w:t>
       </w:r>
     </w:p>
     <w:p>
@@ -2653,7 +2653,7 @@
                 <w:sz w:val="20"/>
                 <w:szCs w:val="20"/>
               </w:rPr>
-              <w:t xml:space="preserve">108</w:t>
+              <w:t xml:space="preserve">114</w:t>
             </w:r>
           </w:p>
         </w:tc>
@@ -2688,7 +2688,7 @@
                 <w:sz w:val="20"/>
                 <w:szCs w:val="20"/>
               </w:rPr>
-              <w:t xml:space="preserve">33.2%</w:t>
+              <w:t xml:space="preserve">34.1%</w:t>
             </w:r>
           </w:p>
         </w:tc>
@@ -2726,7 +2726,7 @@
                 <w:sz w:val="18"/>
                 <w:szCs w:val="18"/>
               </w:rPr>
-              <w:t xml:space="preserve"> 108件</w:t>
+              <w:t xml:space="preserve"> 114件</w:t>
             </w:r>
           </w:p>
         </w:tc>
@@ -2798,7 +2798,7 @@
                 <w:sz w:val="20"/>
                 <w:szCs w:val="20"/>
               </w:rPr>
-              <w:t xml:space="preserve">42</w:t>
+              <w:t xml:space="preserve">43</w:t>
             </w:r>
           </w:p>
         </w:tc>
@@ -2870,7 +2870,7 @@
                 <w:sz w:val="18"/>
                 <w:szCs w:val="18"/>
               </w:rPr>
-              <w:t xml:space="preserve"> 42件</w:t>
+              <w:t xml:space="preserve"> 43件</w:t>
             </w:r>
           </w:p>
         </w:tc>
@@ -2977,7 +2977,7 @@
                 <w:sz w:val="20"/>
                 <w:szCs w:val="20"/>
               </w:rPr>
-              <w:t xml:space="preserve">29.8%</w:t>
+              <w:t xml:space="preserve">29.0%</w:t>
             </w:r>
           </w:p>
         </w:tc>
@@ -3006,7 +3006,7 @@
                 <w:sz w:val="20"/>
                 <w:szCs w:val="20"/>
               </w:rPr>
-              <w:t xml:space="preserve">██████████████████</w:t>
+              <w:t xml:space="preserve">█████████████████</w:t>
             </w:r>
             <w:r>
               <w:rPr>
@@ -3122,7 +3122,7 @@
                 <w:sz w:val="20"/>
                 <w:szCs w:val="20"/>
               </w:rPr>
-              <w:t xml:space="preserve">9.5%</w:t>
+              <w:t xml:space="preserve">9.3%</w:t>
             </w:r>
           </w:p>
         </w:tc>
@@ -3150,7 +3150,7 @@
                 <w:sz w:val="20"/>
                 <w:szCs w:val="20"/>
               </w:rPr>
-              <w:t xml:space="preserve">██████</w:t>
+              <w:t xml:space="preserve">█████</w:t>
             </w:r>
             <w:r>
               <w:rPr>
@@ -3266,7 +3266,7 @@
                 <w:sz w:val="20"/>
                 <w:szCs w:val="20"/>
               </w:rPr>
-              <w:t xml:space="preserve">8.9%</w:t>
+              <w:t xml:space="preserve">8.7%</w:t>
             </w:r>
           </w:p>
         </w:tc>
@@ -3411,7 +3411,7 @@
                 <w:sz w:val="20"/>
                 <w:szCs w:val="20"/>
               </w:rPr>
-              <w:t xml:space="preserve">2.8%</w:t>
+              <w:t xml:space="preserve">2.7%</w:t>
             </w:r>
           </w:p>
         </w:tc>
@@ -3809,7 +3809,7 @@
                 <w:sz w:val="20"/>
                 <w:szCs w:val="20"/>
               </w:rPr>
-              <w:t xml:space="preserve">5</w:t>
+              <w:t xml:space="preserve">7</w:t>
             </w:r>
           </w:p>
         </w:tc>
@@ -3844,7 +3844,7 @@
                 <w:sz w:val="20"/>
                 <w:szCs w:val="20"/>
               </w:rPr>
-              <w:t xml:space="preserve">1.5%</w:t>
+              <w:t xml:space="preserve">2.1%</w:t>
             </w:r>
           </w:p>
         </w:tc>
@@ -3882,7 +3882,7 @@
                 <w:sz w:val="18"/>
                 <w:szCs w:val="18"/>
               </w:rPr>
-              <w:t xml:space="preserve"> 5件</w:t>
+              <w:t xml:space="preserve"> 7件</w:t>
             </w:r>
           </w:p>
         </w:tc>
@@ -3958,7 +3958,7 @@
                 <w:sz w:val="24"/>
                 <w:szCs w:val="24"/>
               </w:rPr>
-              <w:t xml:space="preserve">247件（76.0%）</w:t>
+              <w:t xml:space="preserve">254件（76.0%）</w:t>
             </w:r>
           </w:p>
         </w:tc>
@@ -4009,7 +4009,7 @@
                 <w:sz w:val="24"/>
                 <w:szCs w:val="24"/>
               </w:rPr>
-              <w:t xml:space="preserve">69件（21.2%）</w:t>
+              <w:t xml:space="preserve">69件（20.7%）</w:t>
             </w:r>
           </w:p>
         </w:tc>
@@ -4060,7 +4060,7 @@
                 <w:sz w:val="24"/>
                 <w:szCs w:val="24"/>
               </w:rPr>
-              <w:t xml:space="preserve">9件（2.8%）</w:t>
+              <w:t xml:space="preserve">11件（3.3%）</w:t>
             </w:r>
           </w:p>
         </w:tc>
@@ -4334,7 +4334,7 @@
                 <w:sz w:val="20"/>
                 <w:szCs w:val="20"/>
               </w:rPr>
-              <w:t xml:space="preserve">「立地がよい」「立地に関しては、東京中心部への電車が30分に1本しかないため、東京滞在の拠点として利用するのはお勧めしません」</w:t>
+              <w:t xml:space="preserve">「設備が素晴らしく、サービスも最高で、空港にもとても近い」「Sorprendentemente attrezzato ottimo servizio vicinissimo ...」</w:t>
             </w:r>
           </w:p>
         </w:tc>
@@ -4438,7 +4438,7 @@
                 <w:sz w:val="20"/>
                 <w:szCs w:val="20"/>
               </w:rPr>
-              <w:t xml:space="preserve">「とても清潔で快適で、スタッフも親切でした」「チェックイン手続きは全体的にスムーズでしたが、自動ロボットによる対応が少し気になりました」</w:t>
+              <w:t xml:space="preserve">「設備が素晴らしく、サービスも最高で、空港にもとても近い」「Had an early flight, and hotel staff were very helpful in...」</w:t>
             </w:r>
           </w:p>
         </w:tc>
@@ -4545,7 +4545,7 @@
                 <w:sz w:val="20"/>
                 <w:szCs w:val="20"/>
               </w:rPr>
-              <w:t xml:space="preserve">「とても清潔で快適で、スタッフも親切でした」「とても清潔でコンパクト、そして快適でした」</w:t>
+              <w:t xml:space="preserve">「綺麗広かった」「羽田空港との無料シャトルバスを提供 清潔で静か 羽田空港との無料シャトルバスを提供 清潔で静か」</w:t>
             </w:r>
           </w:p>
         </w:tc>
@@ -4649,7 +4649,7 @@
                 <w:sz w:val="20"/>
                 <w:szCs w:val="20"/>
               </w:rPr>
-              <w:t xml:space="preserve">「とても清潔で快適で、スタッフも親切でした」「とても清潔でコンパクト、そして快適でした」</w:t>
+              <w:t xml:space="preserve">「設備が素晴らしく、サービスも最高で、空港にもとても近い」「Sorprendentemente attrezzato ottimo servizio vicinissimo ...」</w:t>
             </w:r>
           </w:p>
         </w:tc>
@@ -4860,7 +4860,7 @@
                 <w:sz w:val="20"/>
                 <w:szCs w:val="20"/>
               </w:rPr>
-              <w:t xml:space="preserve">「We didn’t have breakfast there」「近くの洋食レストランがとっても美味しかったので是非オススメします」</w:t>
+              <w:t xml:space="preserve">「朝食がバラエティーで美味しかった」「Had an early flight, and hotel staff were very helpful in...」</w:t>
             </w:r>
           </w:p>
         </w:tc>
@@ -4900,7 +4900,7 @@
           <w:sz w:val="21"/>
           <w:szCs w:val="21"/>
         </w:rPr>
-        <w:t xml:space="preserve">口コミの多数で「立地・アクセス」に関するポジティブな言及が見られ、変なホテル東京羽田の最大の差別化要因となっています。立地がよいといった声が多数寄せられています。</w:t>
+        <w:t xml:space="preserve">口コミの多数で「立地・アクセス」に関するポジティブな言及が見られ、変なホテル東京羽田の最大の差別化要因となっています。設備が素晴らしく、サービスも最高で、空港にもとても近いといった声が多数寄せられています。</w:t>
       </w:r>
     </w:p>
     <w:p>
@@ -4919,7 +4919,7 @@
           <w:sz w:val="21"/>
           <w:szCs w:val="21"/>
         </w:rPr>
-        <w:t xml:space="preserve">立地がよい</w:t>
+        <w:t xml:space="preserve">設備が素晴らしく、サービスも最高で、空港にもとても近い</w:t>
       </w:r>
     </w:p>
     <w:p>
@@ -4938,7 +4938,7 @@
           <w:sz w:val="21"/>
           <w:szCs w:val="21"/>
         </w:rPr>
-        <w:t xml:space="preserve">立地に関しては、東京中心部への電車が30分に1本しかないため、東京滞在の拠点として利用するのはお勧めしません</w:t>
+        <w:t xml:space="preserve">Sorprendentemente attrezzato ottimo servizio vicinissimo ...</w:t>
       </w:r>
     </w:p>
     <w:p>
@@ -4957,7 +4957,7 @@
           <w:sz w:val="21"/>
           <w:szCs w:val="21"/>
         </w:rPr>
-        <w:t xml:space="preserve">場所も大鳥居駅から近く、周りにもコンビニやテイクアウトできるレストランがあったので便利でした</w:t>
+        <w:t xml:space="preserve">立地がよい</w:t>
       </w:r>
     </w:p>
     <w:p>
@@ -4994,7 +4994,7 @@
           <w:sz w:val="21"/>
           <w:szCs w:val="21"/>
         </w:rPr>
-        <w:t xml:space="preserve">スタッフの対応に関するポジティブな評価も多く寄せられています。「とても清潔で快適で、スタッフも親切でした」といったコメントが見られます。</w:t>
+        <w:t xml:space="preserve">スタッフの対応に関するポジティブな評価も多く寄せられています。「設備が素晴らしく、サービスも最高で、空港にもとても近い」といったコメントが見られます。</w:t>
       </w:r>
     </w:p>
     <w:p>
@@ -5299,7 +5299,7 @@
                 <w:sz w:val="20"/>
                 <w:szCs w:val="20"/>
               </w:rPr>
-              <w:t xml:space="preserve">特に気に入ったのは、空港までのシャトルバスです☺️ とても清潔で快適で、スタッフも親切でした</w:t>
+              <w:t xml:space="preserve">羽田空港との無料シャトルバスを提供 清潔で静か 羽田空港との無料シャトルバスを提供 清潔で静か</w:t>
             </w:r>
           </w:p>
         </w:tc>
@@ -5333,7 +5333,7 @@
                 <w:sz w:val="20"/>
                 <w:szCs w:val="20"/>
               </w:rPr>
-              <w:t xml:space="preserve">重大・97件</w:t>
+              <w:t xml:space="preserve">重大・101件</w:t>
             </w:r>
           </w:p>
         </w:tc>
@@ -5438,7 +5438,7 @@
                 <w:sz w:val="20"/>
                 <w:szCs w:val="20"/>
               </w:rPr>
-              <w:t xml:space="preserve">Le Check in avec l’accueil par des robots dinosaures et l...</w:t>
+              <w:t xml:space="preserve">Had an early flight, and hotel staff were very helpful in...</w:t>
             </w:r>
           </w:p>
         </w:tc>
@@ -5472,7 +5472,7 @@
                 <w:sz w:val="20"/>
                 <w:szCs w:val="20"/>
               </w:rPr>
-              <w:t xml:space="preserve">重大・35件</w:t>
+              <w:t xml:space="preserve">重大・36件</w:t>
             </w:r>
           </w:p>
         </w:tc>
@@ -7191,7 +7191,7 @@
                 <w:sz w:val="20"/>
                 <w:szCs w:val="20"/>
               </w:rPr>
-              <w:t xml:space="preserve">8.29点</w:t>
+              <w:t xml:space="preserve">8.28点</w:t>
             </w:r>
           </w:p>
         </w:tc>
@@ -7471,7 +7471,7 @@
                 <w:sz w:val="20"/>
                 <w:szCs w:val="20"/>
               </w:rPr>
-              <w:t xml:space="preserve">2.8%</w:t>
+              <w:t xml:space="preserve">3.3%</w:t>
             </w:r>
           </w:p>
         </w:tc>
@@ -7751,7 +7751,7 @@
                 <w:sz w:val="20"/>
                 <w:szCs w:val="20"/>
               </w:rPr>
-              <w:t xml:space="preserve">約97件/期間</w:t>
+              <w:t xml:space="preserve">約101件/期間</w:t>
             </w:r>
           </w:p>
         </w:tc>
@@ -7785,7 +7785,7 @@
                 <w:sz w:val="20"/>
                 <w:szCs w:val="20"/>
               </w:rPr>
-              <w:t xml:space="preserve">48件以下</w:t>
+              <w:t xml:space="preserve">50件以下</w:t>
             </w:r>
           </w:p>
         </w:tc>
@@ -7880,7 +7880,7 @@
           <w:sz w:val="22"/>
           <w:szCs w:val="22"/>
         </w:rPr>
-        <w:t xml:space="preserve">[1] Booking.com / 9点 / 2026-03-25</w:t>
+        <w:t xml:space="preserve">[1] Booking.com / 10点 / 2026-03-26</w:t>
       </w:r>
     </w:p>
     <w:p>
@@ -7895,7 +7895,7 @@
           <w:sz w:val="21"/>
           <w:szCs w:val="21"/>
         </w:rPr>
-        <w:t xml:space="preserve">Le Check in avec l’accueil par des robots dinosaures et la qualité de la chambre</w:t>
+        <w:t xml:space="preserve">綺麗広かった。朝食がバラエティーで美味しかった。</w:t>
       </w:r>
     </w:p>
     <w:p>
@@ -7921,7 +7921,7 @@
           <w:sz w:val="21"/>
           <w:szCs w:val="21"/>
         </w:rPr>
-        <w:t xml:space="preserve">RAS</w:t>
+        <w:t xml:space="preserve">特になし</w:t>
       </w:r>
     </w:p>
     <w:p>
@@ -7942,7 +7942,7 @@
           <w:sz w:val="22"/>
           <w:szCs w:val="22"/>
         </w:rPr>
-        <w:t xml:space="preserve">[2] Google / 10点 / 2026-03-25</w:t>
+        <w:t xml:space="preserve">[2] Google / 10点 / 2026-03-26</w:t>
       </w:r>
     </w:p>
     <w:p>
@@ -7957,7 +7957,7 @@
           <w:sz w:val="21"/>
           <w:szCs w:val="21"/>
         </w:rPr>
-        <w:t xml:space="preserve">とても清潔で快適で、スタッフも親切でした。セルフチェックインとチェックアウトもスムーズでした。特に気に入ったのは、空港までのシャトルバスです☺️</w:t>
+        <w:t xml:space="preserve">羽田空港との無料シャトルバスを提供 清潔で静か</w:t>
       </w:r>
     </w:p>
     <w:p>
@@ -7978,7 +7978,7 @@
           <w:sz w:val="22"/>
           <w:szCs w:val="22"/>
         </w:rPr>
-        <w:t xml:space="preserve">[3] Trip.com / 10点 / 2026-03-24</w:t>
+        <w:t xml:space="preserve">[3] Booking.com / 9点 / 2026-03-26</w:t>
       </w:r>
     </w:p>
     <w:p>
@@ -7993,7 +7993,7 @@
           <w:sz w:val="21"/>
           <w:szCs w:val="21"/>
         </w:rPr>
-        <w:t xml:space="preserve">深夜過ぎに空港からチェックインしました。チェックイン手続きは全体的にスムーズでしたが、自動ロボットによる対応が少し気になりました。無料シャトルバスは時間通りに運行していました。部屋は小さかったですが、ゆっくり休むには十分でした。とても清潔でコンパクト、そして快適でした。ありがとうございました。</w:t>
+        <w:t xml:space="preserve">Had an early flight, and hotel staff were very helpful in allowing us to take a breakfast box with us to the airport.</w:t>
       </w:r>
     </w:p>
     <w:p>
@@ -8014,7 +8014,7 @@
           <w:sz w:val="22"/>
           <w:szCs w:val="22"/>
         </w:rPr>
-        <w:t xml:space="preserve">[4] Booking.com / 10点 / 2026-03-24</w:t>
+        <w:t xml:space="preserve">[4] Google / 10点 / 2026-03-26</w:t>
       </w:r>
     </w:p>
     <w:p>
@@ -8029,7 +8029,43 @@
           <w:sz w:val="21"/>
           <w:szCs w:val="21"/>
         </w:rPr>
-        <w:t xml:space="preserve">最近の漫画が充実してた。立地がよい。スタッフが親切。</w:t>
+        <w:t xml:space="preserve">羽田空港との無料シャトルバスを提供。清潔で静か。</w:t>
+      </w:r>
+    </w:p>
+    <w:p>
+      <w:pPr>
+        <w:spacing w:after="60"/>
+      </w:pPr>
+    </w:p>
+    <w:p>
+      <w:pPr>
+        <w:spacing w:after="120" w:before="200"/>
+      </w:pPr>
+      <w:r>
+        <w:rPr>
+          <w:rFonts w:ascii="Arial" w:cs="Arial" w:eastAsia="Arial" w:hAnsi="Arial"/>
+          <w:b/>
+          <w:bCs/>
+          <w:color w:val="1B3A5C"/>
+          <w:sz w:val="22"/>
+          <w:szCs w:val="22"/>
+        </w:rPr>
+        <w:t xml:space="preserve">[5] Booking.com / 9点 / 2026-03-25</w:t>
+      </w:r>
+    </w:p>
+    <w:p>
+      <w:pPr>
+        <w:spacing w:after="120" w:line="320"/>
+        <w:jc w:val="left"/>
+      </w:pPr>
+      <w:r>
+        <w:rPr>
+          <w:rFonts w:ascii="Arial" w:cs="Arial" w:eastAsia="Arial" w:hAnsi="Arial"/>
+          <w:color w:val="333333"/>
+          <w:sz w:val="21"/>
+          <w:szCs w:val="21"/>
+        </w:rPr>
+        <w:t xml:space="preserve">Le Check in avec l’accueil par des robots dinosaures et la qualité de la chambre</w:t>
       </w:r>
     </w:p>
     <w:p>
@@ -8055,7 +8091,7 @@
           <w:sz w:val="21"/>
           <w:szCs w:val="21"/>
         </w:rPr>
-        <w:t xml:space="preserve">特になし。コンプリメンタリーウォーターがないが、その分安いからよい。</w:t>
+        <w:t xml:space="preserve">RAS</w:t>
       </w:r>
     </w:p>
     <w:p>
@@ -8076,7 +8112,7 @@
           <w:sz w:val="22"/>
           <w:szCs w:val="22"/>
         </w:rPr>
-        <w:t xml:space="preserve">[5] Booking.com / 8点 / 2026-03-24</w:t>
+        <w:t xml:space="preserve">[6] Google / 2点 / 2026-03-26</w:t>
       </w:r>
     </w:p>
     <w:p>
@@ -8091,33 +8127,7 @@
           <w:sz w:val="21"/>
           <w:szCs w:val="21"/>
         </w:rPr>
-        <w:t xml:space="preserve">As the Japanese like to say, high cospa. Great amenities (laundry, free toothbrushes, etc), nice room, and conbini nearby if needed.</w:t>
-      </w:r>
-    </w:p>
-    <w:p>
-      <w:pPr>
-        <w:spacing w:after="120" w:line="320"/>
-        <w:jc w:val="left"/>
-      </w:pPr>
-      <w:r>
-        <w:rPr>
-          <w:rFonts w:ascii="Arial" w:cs="Arial" w:eastAsia="Arial" w:hAnsi="Arial"/>
-          <w:b/>
-          <w:bCs/>
-          <w:color w:val="C0392B"/>
-          <w:sz w:val="21"/>
-          <w:szCs w:val="21"/>
-        </w:rPr>
-        <w:t xml:space="preserve">【改善点】</w:t>
-      </w:r>
-      <w:r>
-        <w:rPr>
-          <w:rFonts w:ascii="Arial" w:cs="Arial" w:eastAsia="Arial" w:hAnsi="Arial"/>
-          <w:color w:val="333333"/>
-          <w:sz w:val="21"/>
-          <w:szCs w:val="21"/>
-        </w:rPr>
-        <w:t xml:space="preserve">私のように名前が長い場合（名字が3つと長い姓が1つ）、自動チェックイン機能は全く機能せず、スタッフの手伝いが必要になります。立地に関しては、東京中心部への電車が30分に1本しかないため、東京滞在の拠点として利用するのはお勧めしません。空港などへ行く前にちょっと立ち寄る程度であれば問題ありません...</w:t>
+        <w:t xml:space="preserve">設備が素晴らしく、サービスも最高で、空港にもとても近い。</w:t>
       </w:r>
     </w:p>
     <w:p>
@@ -8138,7 +8148,7 @@
           <w:sz w:val="22"/>
           <w:szCs w:val="22"/>
         </w:rPr>
-        <w:t xml:space="preserve">[6] Google / 6点 / 2026-03-24</w:t>
+        <w:t xml:space="preserve">[7] Google / 2点 / 2026-03-26</w:t>
       </w:r>
     </w:p>
     <w:p>
@@ -8153,7 +8163,7 @@
           <w:sz w:val="21"/>
           <w:szCs w:val="21"/>
         </w:rPr>
-        <w:t xml:space="preserve">フライトが早朝のため利用させていただきました。2人だったので少し部屋が狭いかな？って思いましたが、素泊まりだけだったので大丈夫でした！部屋もプロジェクター付きでとても綺麗でした。場所も大鳥居駅から近く、周りにもコンビニやテイクアウトできるレストランがあったので便利でした。しかし、チェックインがセルフなので、私の場合はスタッフの人に予約確認と本人確認のためパスポートを見せないといけなくて、そこ...</w:t>
+        <w:t xml:space="preserve">設備が素晴らしく、サービスも最高で、空港にもとても近い。</w:t>
       </w:r>
     </w:p>
     <w:p>
@@ -8174,7 +8184,7 @@
           <w:sz w:val="22"/>
           <w:szCs w:val="22"/>
         </w:rPr>
-        <w:t xml:space="preserve">[7] 楽天トラベル / 6点 / 2026-03-21</w:t>
+        <w:t xml:space="preserve">[8] Google / 6点 / 2026-03-24</w:t>
       </w:r>
     </w:p>
     <w:p>
@@ -8189,7 +8199,7 @@
           <w:sz w:val="21"/>
           <w:szCs w:val="21"/>
         </w:rPr>
-        <w:t xml:space="preserve">羽田空港から近くて便利です</w:t>
+        <w:t xml:space="preserve">フライトが早朝のため利用させていただきました。2人だったので少し部屋が狭いかな？って思いましたが、素泊まりだけだったので大丈夫でした！部屋もプロジェクター付きでとても綺麗でした。場所も大鳥居駅から近く、周りにもコンビニやテイクアウトできるレストランがあったので便利でした。しかし、チェックインがセルフなので、私の場合はスタッフの人に予約確認と本人確認のためパスポートを見せないといけなくて、そこ...</w:t>
       </w:r>
     </w:p>
     <w:p>
@@ -8210,7 +8220,7 @@
           <w:sz w:val="22"/>
           <w:szCs w:val="22"/>
         </w:rPr>
-        <w:t xml:space="preserve">[8] Booking.com / 6点 / 2026-03-20</w:t>
+        <w:t xml:space="preserve">[9] 楽天トラベル / 6点 / 2026-03-21</w:t>
       </w:r>
     </w:p>
     <w:p>
@@ -8225,7 +8235,7 @@
           <w:sz w:val="21"/>
           <w:szCs w:val="21"/>
         </w:rPr>
-        <w:t xml:space="preserve">Le côté pratique  a côté de l aeroport avec 1 arrivée  le soir  et la navette gratuite</w:t>
+        <w:t xml:space="preserve">羽田空港から近くて便利です</w:t>
       </w:r>
     </w:p>
     <w:p>
@@ -8246,7 +8256,7 @@
           <w:sz w:val="22"/>
           <w:szCs w:val="22"/>
         </w:rPr>
-        <w:t xml:space="preserve">[9] Booking.com / 6点 / 2026-03-18</w:t>
+        <w:t xml:space="preserve">[10] Booking.com / 6点 / 2026-03-20</w:t>
       </w:r>
     </w:p>
     <w:p>
@@ -8254,17 +8264,6 @@
         <w:spacing w:after="120" w:line="320"/>
         <w:jc w:val="left"/>
       </w:pPr>
-      <w:r>
-        <w:rPr>
-          <w:rFonts w:ascii="Arial" w:cs="Arial" w:eastAsia="Arial" w:hAnsi="Arial"/>
-          <w:b/>
-          <w:bCs/>
-          <w:color w:val="C0392B"/>
-          <w:sz w:val="21"/>
-          <w:szCs w:val="21"/>
-        </w:rPr>
-        <w:t xml:space="preserve">【改善点】</w:t>
-      </w:r>
       <w:r>
         <w:rPr>
           <w:rFonts w:ascii="Arial" w:cs="Arial" w:eastAsia="Arial" w:hAnsi="Arial"/>
@@ -8272,43 +8271,7 @@
           <w:sz w:val="21"/>
           <w:szCs w:val="21"/>
         </w:rPr>
-        <w:t xml:space="preserve">羽田空港へのリムジンが満員のため乗れなかった。事前予約制にしてはどうでしょうか</w:t>
-      </w:r>
-    </w:p>
-    <w:p>
-      <w:pPr>
-        <w:spacing w:after="60"/>
-      </w:pPr>
-    </w:p>
-    <w:p>
-      <w:pPr>
-        <w:spacing w:after="120" w:before="200"/>
-      </w:pPr>
-      <w:r>
-        <w:rPr>
-          <w:rFonts w:ascii="Arial" w:cs="Arial" w:eastAsia="Arial" w:hAnsi="Arial"/>
-          <w:b/>
-          <w:bCs/>
-          <w:color w:val="1B3A5C"/>
-          <w:sz w:val="22"/>
-          <w:szCs w:val="22"/>
-        </w:rPr>
-        <w:t xml:space="preserve">[10] Google / 6点 / 2026-03-16</w:t>
-      </w:r>
-    </w:p>
-    <w:p>
-      <w:pPr>
-        <w:spacing w:after="120" w:line="320"/>
-        <w:jc w:val="left"/>
-      </w:pPr>
-      <w:r>
-        <w:rPr>
-          <w:rFonts w:ascii="Arial" w:cs="Arial" w:eastAsia="Arial" w:hAnsi="Arial"/>
-          <w:color w:val="333333"/>
-          <w:sz w:val="21"/>
-          <w:szCs w:val="21"/>
-        </w:rPr>
-        <w:t xml:space="preserve">変なホテルとの名前だが、受付がロボットなのと、部屋の内装が椅子が壁に減り込んでるのが変なぐらいで、割と普通のホテルです</w:t>
+        <w:t xml:space="preserve">Le côté pratique  a côté de l aeroport avec 1 arrivée  le soir  et la navette gratuite</w:t>
       </w:r>
     </w:p>
     <w:p>
@@ -8373,7 +8336,7 @@
                 <w:sz w:val="21"/>
                 <w:szCs w:val="21"/>
               </w:rPr>
-              <w:t xml:space="preserve">変なホテル東京羽田は、全体平均8.29点（10点換算）、高評価率76.0%という良好な顧客満足度を維持しているホテルです。特に「立地・アクセス」「スタッフの対応」が多くのゲストから高く評価されています。</w:t>
+              <w:t xml:space="preserve">変なホテル東京羽田は、全体平均8.28点（10点換算）、高評価率76.0%という良好な顧客満足度を維持しているホテルです。特に「立地・アクセス」「スタッフの対応」が多くのゲストから高く評価されています。</w:t>
             </w:r>
           </w:p>
           <w:p>

--- a/納品レポート/ホテル別レポート/henn_na_haneda_口コミ分析改善レポート.docx
+++ b/納品レポート/ホテル別レポート/henn_na_haneda_口コミ分析改善レポート.docx
@@ -96,7 +96,7 @@
           <w:sz w:val="22"/>
           <w:szCs w:val="22"/>
         </w:rPr>
-        <w:t xml:space="preserve">レビュー総数：334件（6サイト）</w:t>
+        <w:t xml:space="preserve">レビュー総数：338件（6サイト）</w:t>
       </w:r>
     </w:p>
     <w:p>
@@ -131,7 +131,7 @@
           <w:sz w:val="20"/>
           <w:szCs w:val="20"/>
         </w:rPr>
-        <w:t xml:space="preserve">作成日：2026年3月27日</w:t>
+        <w:t xml:space="preserve">作成日：2026年3月28日</w:t>
       </w:r>
     </w:p>
     <w:p>
@@ -189,7 +189,7 @@
           <w:sz w:val="21"/>
           <w:szCs w:val="21"/>
         </w:rPr>
-        <w:t xml:space="preserve">2026年2月〜3月に各OTAサイト・口コミサイトに投稿された334件のレビューを包括的に分析しました。以下が主要な発見事項です。</w:t>
+        <w:t xml:space="preserve">2026年2月〜3月に各OTAサイト・口コミサイトに投稿された338件のレビューを包括的に分析しました。以下が主要な発見事項です。</w:t>
       </w:r>
     </w:p>
     <w:p>
@@ -261,7 +261,7 @@
                 <w:sz w:val="36"/>
                 <w:szCs w:val="36"/>
               </w:rPr>
-              <w:t xml:space="preserve">8.28</w:t>
+              <w:t xml:space="preserve">8.30</w:t>
             </w:r>
           </w:p>
         </w:tc>
@@ -310,7 +310,7 @@
                 <w:sz w:val="36"/>
                 <w:szCs w:val="36"/>
               </w:rPr>
-              <w:t xml:space="preserve">76.0%</w:t>
+              <w:t xml:space="preserve">76.3%</w:t>
             </w:r>
           </w:p>
         </w:tc>
@@ -408,7 +408,7 @@
                 <w:sz w:val="36"/>
                 <w:szCs w:val="36"/>
               </w:rPr>
-              <w:t xml:space="preserve">334件</w:t>
+              <w:t xml:space="preserve">338件</w:t>
             </w:r>
           </w:p>
         </w:tc>
@@ -448,7 +448,7 @@
           <w:sz w:val="21"/>
           <w:szCs w:val="21"/>
         </w:rPr>
-        <w:t xml:space="preserve">全体平均スコア8.28点（10点換算）は良好な水準であり、76.0%が高評価（8-10点）に分類されます。低評価（1-4点）は11件（3.3%）で、ゲスト満足度は良好です。Trip.com（9.43点）で特に高い評価を獲得しています。</w:t>
+        <w:t xml:space="preserve">全体平均スコア8.30点（10点換算）は良好な水準であり、76.3%が高評価（8-10点）に分類されます。低評価（1-4点）は11件（3.3%）で、ゲスト満足度は良好です。Trip.com（9.43点）で特に高い評価を獲得しています。</w:t>
       </w:r>
     </w:p>
     <w:p>
@@ -567,7 +567,7 @@
                 <w:sz w:val="20"/>
                 <w:szCs w:val="20"/>
               </w:rPr>
-              <w:t xml:space="preserve">浴室・水回り（101件）、エアコン・空調（36件）、部屋の狭さ（25件）、防音性能（12件）</w:t>
+              <w:t xml:space="preserve">浴室・水回り（103件）、エアコン・空調（37件）、部屋の狭さ（27件）、防音性能（12件）</w:t>
             </w:r>
           </w:p>
           <w:p>
@@ -1961,7 +1961,7 @@
                 <w:sz w:val="20"/>
                 <w:szCs w:val="20"/>
               </w:rPr>
-              <w:t xml:space="preserve">143</w:t>
+              <w:t xml:space="preserve">145</w:t>
             </w:r>
           </w:p>
         </w:tc>
@@ -1995,7 +1995,7 @@
                 <w:sz w:val="20"/>
                 <w:szCs w:val="20"/>
               </w:rPr>
-              <w:t xml:space="preserve">8.13</w:t>
+              <w:t xml:space="preserve">8.14</w:t>
             </w:r>
           </w:p>
         </w:tc>
@@ -2063,7 +2063,7 @@
                 <w:sz w:val="20"/>
                 <w:szCs w:val="20"/>
               </w:rPr>
-              <w:t xml:space="preserve">8.13</w:t>
+              <w:t xml:space="preserve">8.14</w:t>
             </w:r>
           </w:p>
         </w:tc>
@@ -2203,7 +2203,7 @@
                 <w:sz w:val="20"/>
                 <w:szCs w:val="20"/>
               </w:rPr>
-              <w:t xml:space="preserve">63</w:t>
+              <w:t xml:space="preserve">65</w:t>
             </w:r>
           </w:p>
         </w:tc>
@@ -2238,7 +2238,7 @@
                 <w:sz w:val="20"/>
                 <w:szCs w:val="20"/>
               </w:rPr>
-              <w:t xml:space="preserve">4.03</w:t>
+              <w:t xml:space="preserve">4.06</w:t>
             </w:r>
           </w:p>
         </w:tc>
@@ -2308,7 +2308,7 @@
                 <w:sz w:val="20"/>
                 <w:szCs w:val="20"/>
               </w:rPr>
-              <w:t xml:space="preserve">8.06</w:t>
+              <w:t xml:space="preserve">8.12</w:t>
             </w:r>
           </w:p>
         </w:tc>
@@ -2418,7 +2418,7 @@
           <w:sz w:val="21"/>
           <w:szCs w:val="21"/>
         </w:rPr>
-        <w:t xml:space="preserve">評価分布は10点（34.1%）に最も多く、8点以上の高評価が76.0%を占めています。低評価（1-4点）は計11件（3.3%）です。</w:t>
+        <w:t xml:space="preserve">評価分布は10点（34.6%）に最も多く、8点以上の高評価が76.3%を占めています。低評価（1-4点）は計11件（3.3%）です。</w:t>
       </w:r>
     </w:p>
     <w:p>
@@ -2653,7 +2653,7 @@
                 <w:sz w:val="20"/>
                 <w:szCs w:val="20"/>
               </w:rPr>
-              <w:t xml:space="preserve">114</w:t>
+              <w:t xml:space="preserve">117</w:t>
             </w:r>
           </w:p>
         </w:tc>
@@ -2688,7 +2688,7 @@
                 <w:sz w:val="20"/>
                 <w:szCs w:val="20"/>
               </w:rPr>
-              <w:t xml:space="preserve">34.1%</w:t>
+              <w:t xml:space="preserve">34.6%</w:t>
             </w:r>
           </w:p>
         </w:tc>
@@ -2726,7 +2726,7 @@
                 <w:sz w:val="18"/>
                 <w:szCs w:val="18"/>
               </w:rPr>
-              <w:t xml:space="preserve"> 114件</w:t>
+              <w:t xml:space="preserve"> 117件</w:t>
             </w:r>
           </w:p>
         </w:tc>
@@ -2833,7 +2833,7 @@
                 <w:sz w:val="20"/>
                 <w:szCs w:val="20"/>
               </w:rPr>
-              <w:t xml:space="preserve">12.9%</w:t>
+              <w:t xml:space="preserve">12.7%</w:t>
             </w:r>
           </w:p>
         </w:tc>
@@ -2861,7 +2861,7 @@
                 <w:sz w:val="20"/>
                 <w:szCs w:val="20"/>
               </w:rPr>
-              <w:t xml:space="preserve">████████</w:t>
+              <w:t xml:space="preserve">███████</w:t>
             </w:r>
             <w:r>
               <w:rPr>
@@ -2942,7 +2942,7 @@
                 <w:sz w:val="20"/>
                 <w:szCs w:val="20"/>
               </w:rPr>
-              <w:t xml:space="preserve">97</w:t>
+              <w:t xml:space="preserve">98</w:t>
             </w:r>
           </w:p>
         </w:tc>
@@ -3015,7 +3015,7 @@
                 <w:sz w:val="18"/>
                 <w:szCs w:val="18"/>
               </w:rPr>
-              <w:t xml:space="preserve"> 97件</w:t>
+              <w:t xml:space="preserve"> 98件</w:t>
             </w:r>
           </w:p>
         </w:tc>
@@ -3122,7 +3122,7 @@
                 <w:sz w:val="20"/>
                 <w:szCs w:val="20"/>
               </w:rPr>
-              <w:t xml:space="preserve">9.3%</w:t>
+              <w:t xml:space="preserve">9.2%</w:t>
             </w:r>
           </w:p>
         </w:tc>
@@ -3266,7 +3266,7 @@
                 <w:sz w:val="20"/>
                 <w:szCs w:val="20"/>
               </w:rPr>
-              <w:t xml:space="preserve">8.7%</w:t>
+              <w:t xml:space="preserve">8.6%</w:t>
             </w:r>
           </w:p>
         </w:tc>
@@ -3958,7 +3958,7 @@
                 <w:sz w:val="24"/>
                 <w:szCs w:val="24"/>
               </w:rPr>
-              <w:t xml:space="preserve">254件（76.0%）</w:t>
+              <w:t xml:space="preserve">258件（76.3%）</w:t>
             </w:r>
           </w:p>
         </w:tc>
@@ -4009,7 +4009,7 @@
                 <w:sz w:val="24"/>
                 <w:szCs w:val="24"/>
               </w:rPr>
-              <w:t xml:space="preserve">69件（20.7%）</w:t>
+              <w:t xml:space="preserve">69件（20.4%）</w:t>
             </w:r>
           </w:p>
         </w:tc>
@@ -4649,7 +4649,7 @@
                 <w:sz w:val="20"/>
                 <w:szCs w:val="20"/>
               </w:rPr>
-              <w:t xml:space="preserve">「設備が素晴らしく、サービスも最高で、空港にもとても近い」「Sorprendentemente attrezzato ottimo servizio vicinissimo ...」</w:t>
+              <w:t xml:space="preserve">「快適なベッド、ベッドサイドの照明、十分な広さのバスルーム、室温調節機能などが備わっています」「設備が素晴らしく、サービスも最高で、空港にもとても近い」</w:t>
             </w:r>
           </w:p>
         </w:tc>
@@ -5299,7 +5299,7 @@
                 <w:sz w:val="20"/>
                 <w:szCs w:val="20"/>
               </w:rPr>
-              <w:t xml:space="preserve">羽田空港との無料シャトルバスを提供 清潔で静か 羽田空港との無料シャトルバスを提供 清潔で静か</w:t>
+              <w:t xml:space="preserve">快適なベッド、ベッドサイドの照明、十分な広さのバスルーム、室温調節機能などが備わっています</w:t>
             </w:r>
           </w:p>
         </w:tc>
@@ -5333,7 +5333,7 @@
                 <w:sz w:val="20"/>
                 <w:szCs w:val="20"/>
               </w:rPr>
-              <w:t xml:space="preserve">重大・101件</w:t>
+              <w:t xml:space="preserve">重大・103件</w:t>
             </w:r>
           </w:p>
         </w:tc>
@@ -5438,7 +5438,7 @@
                 <w:sz w:val="20"/>
                 <w:szCs w:val="20"/>
               </w:rPr>
-              <w:t xml:space="preserve">Had an early flight, and hotel staff were very helpful in...</w:t>
+              <w:t xml:space="preserve">Comfortable beds, access to the lights bedside, good size...</w:t>
             </w:r>
           </w:p>
         </w:tc>
@@ -5472,7 +5472,7 @@
                 <w:sz w:val="20"/>
                 <w:szCs w:val="20"/>
               </w:rPr>
-              <w:t xml:space="preserve">重大・36件</w:t>
+              <w:t xml:space="preserve">重大・37件</w:t>
             </w:r>
           </w:p>
         </w:tc>
@@ -5577,7 +5577,7 @@
                 <w:sz w:val="20"/>
                 <w:szCs w:val="20"/>
               </w:rPr>
-              <w:t xml:space="preserve">was small but good enough for us to rest well</w:t>
+              <w:t xml:space="preserve">部屋は小さいですが、必要なものはすべて揃っています</w:t>
             </w:r>
           </w:p>
         </w:tc>
@@ -5611,7 +5611,7 @@
                 <w:sz w:val="20"/>
                 <w:szCs w:val="20"/>
               </w:rPr>
-              <w:t xml:space="preserve">重大・25件</w:t>
+              <w:t xml:space="preserve">重大・27件</w:t>
             </w:r>
           </w:p>
         </w:tc>
@@ -7191,7 +7191,7 @@
                 <w:sz w:val="20"/>
                 <w:szCs w:val="20"/>
               </w:rPr>
-              <w:t xml:space="preserve">8.28点</w:t>
+              <w:t xml:space="preserve">8.30点</w:t>
             </w:r>
           </w:p>
         </w:tc>
@@ -7331,7 +7331,7 @@
                 <w:sz w:val="20"/>
                 <w:szCs w:val="20"/>
               </w:rPr>
-              <w:t xml:space="preserve">76.0%</w:t>
+              <w:t xml:space="preserve">76.3%</w:t>
             </w:r>
           </w:p>
         </w:tc>
@@ -7751,7 +7751,7 @@
                 <w:sz w:val="20"/>
                 <w:szCs w:val="20"/>
               </w:rPr>
-              <w:t xml:space="preserve">約101件/期間</w:t>
+              <w:t xml:space="preserve">約103件/期間</w:t>
             </w:r>
           </w:p>
         </w:tc>
@@ -7785,7 +7785,7 @@
                 <w:sz w:val="20"/>
                 <w:szCs w:val="20"/>
               </w:rPr>
-              <w:t xml:space="preserve">50件以下</w:t>
+              <w:t xml:space="preserve">51件以下</w:t>
             </w:r>
           </w:p>
         </w:tc>
@@ -7880,7 +7880,79 @@
           <w:sz w:val="22"/>
           <w:szCs w:val="22"/>
         </w:rPr>
-        <w:t xml:space="preserve">[1] Booking.com / 10点 / 2026-03-26</w:t>
+        <w:t xml:space="preserve">[1] Google / 10点 / 2026-03-27</w:t>
+      </w:r>
+    </w:p>
+    <w:p>
+      <w:pPr>
+        <w:spacing w:after="120" w:line="320"/>
+        <w:jc w:val="left"/>
+      </w:pPr>
+      <w:r>
+        <w:rPr>
+          <w:rFonts w:ascii="Arial" w:cs="Arial" w:eastAsia="Arial" w:hAnsi="Arial"/>
+          <w:color w:val="333333"/>
+          <w:sz w:val="21"/>
+          <w:szCs w:val="21"/>
+        </w:rPr>
+        <w:t xml:space="preserve">恐竜がチェックインの手続きをしてくれます。部屋は小さいですが、必要なものはすべて揃っています。快適なベッド、ベッドサイドの照明、十分な広さのバスルーム、室温調節機能などが備わっています。</w:t>
+      </w:r>
+    </w:p>
+    <w:p>
+      <w:pPr>
+        <w:spacing w:after="60"/>
+      </w:pPr>
+    </w:p>
+    <w:p>
+      <w:pPr>
+        <w:spacing w:after="120" w:before="200"/>
+      </w:pPr>
+      <w:r>
+        <w:rPr>
+          <w:rFonts w:ascii="Arial" w:cs="Arial" w:eastAsia="Arial" w:hAnsi="Arial"/>
+          <w:b/>
+          <w:bCs/>
+          <w:color w:val="1B3A5C"/>
+          <w:sz w:val="22"/>
+          <w:szCs w:val="22"/>
+        </w:rPr>
+        <w:t xml:space="preserve">[2] Google / 10点 / 2026-03-27</w:t>
+      </w:r>
+    </w:p>
+    <w:p>
+      <w:pPr>
+        <w:spacing w:after="120" w:line="320"/>
+        <w:jc w:val="left"/>
+      </w:pPr>
+      <w:r>
+        <w:rPr>
+          <w:rFonts w:ascii="Arial" w:cs="Arial" w:eastAsia="Arial" w:hAnsi="Arial"/>
+          <w:color w:val="333333"/>
+          <w:sz w:val="21"/>
+          <w:szCs w:val="21"/>
+        </w:rPr>
+        <w:t xml:space="preserve">恐竜がチェックインの手続きをしてくれます。部屋は小さいですが、必要なものはすべて揃っています。快適なベッド、ベッドサイドの照明、十分な広さのバスルーム、室温調節機能などが備わっています。</w:t>
+      </w:r>
+    </w:p>
+    <w:p>
+      <w:pPr>
+        <w:spacing w:after="60"/>
+      </w:pPr>
+    </w:p>
+    <w:p>
+      <w:pPr>
+        <w:spacing w:after="120" w:before="200"/>
+      </w:pPr>
+      <w:r>
+        <w:rPr>
+          <w:rFonts w:ascii="Arial" w:cs="Arial" w:eastAsia="Arial" w:hAnsi="Arial"/>
+          <w:b/>
+          <w:bCs/>
+          <w:color w:val="1B3A5C"/>
+          <w:sz w:val="22"/>
+          <w:szCs w:val="22"/>
+        </w:rPr>
+        <w:t xml:space="preserve">[3] Booking.com / 10点 / 2026-03-26</w:t>
       </w:r>
     </w:p>
     <w:p>
@@ -7942,7 +8014,7 @@
           <w:sz w:val="22"/>
           <w:szCs w:val="22"/>
         </w:rPr>
-        <w:t xml:space="preserve">[2] Google / 10点 / 2026-03-26</w:t>
+        <w:t xml:space="preserve">[4] Google / 10点 / 2026-03-26</w:t>
       </w:r>
     </w:p>
     <w:p>
@@ -7978,7 +8050,7 @@
           <w:sz w:val="22"/>
           <w:szCs w:val="22"/>
         </w:rPr>
-        <w:t xml:space="preserve">[3] Booking.com / 9点 / 2026-03-26</w:t>
+        <w:t xml:space="preserve">[5] Booking.com / 9点 / 2026-03-26</w:t>
       </w:r>
     </w:p>
     <w:p>
@@ -7994,104 +8066,6 @@
           <w:szCs w:val="21"/>
         </w:rPr>
         <w:t xml:space="preserve">Had an early flight, and hotel staff were very helpful in allowing us to take a breakfast box with us to the airport.</w:t>
-      </w:r>
-    </w:p>
-    <w:p>
-      <w:pPr>
-        <w:spacing w:after="60"/>
-      </w:pPr>
-    </w:p>
-    <w:p>
-      <w:pPr>
-        <w:spacing w:after="120" w:before="200"/>
-      </w:pPr>
-      <w:r>
-        <w:rPr>
-          <w:rFonts w:ascii="Arial" w:cs="Arial" w:eastAsia="Arial" w:hAnsi="Arial"/>
-          <w:b/>
-          <w:bCs/>
-          <w:color w:val="1B3A5C"/>
-          <w:sz w:val="22"/>
-          <w:szCs w:val="22"/>
-        </w:rPr>
-        <w:t xml:space="preserve">[4] Google / 10点 / 2026-03-26</w:t>
-      </w:r>
-    </w:p>
-    <w:p>
-      <w:pPr>
-        <w:spacing w:after="120" w:line="320"/>
-        <w:jc w:val="left"/>
-      </w:pPr>
-      <w:r>
-        <w:rPr>
-          <w:rFonts w:ascii="Arial" w:cs="Arial" w:eastAsia="Arial" w:hAnsi="Arial"/>
-          <w:color w:val="333333"/>
-          <w:sz w:val="21"/>
-          <w:szCs w:val="21"/>
-        </w:rPr>
-        <w:t xml:space="preserve">羽田空港との無料シャトルバスを提供。清潔で静か。</w:t>
-      </w:r>
-    </w:p>
-    <w:p>
-      <w:pPr>
-        <w:spacing w:after="60"/>
-      </w:pPr>
-    </w:p>
-    <w:p>
-      <w:pPr>
-        <w:spacing w:after="120" w:before="200"/>
-      </w:pPr>
-      <w:r>
-        <w:rPr>
-          <w:rFonts w:ascii="Arial" w:cs="Arial" w:eastAsia="Arial" w:hAnsi="Arial"/>
-          <w:b/>
-          <w:bCs/>
-          <w:color w:val="1B3A5C"/>
-          <w:sz w:val="22"/>
-          <w:szCs w:val="22"/>
-        </w:rPr>
-        <w:t xml:space="preserve">[5] Booking.com / 9点 / 2026-03-25</w:t>
-      </w:r>
-    </w:p>
-    <w:p>
-      <w:pPr>
-        <w:spacing w:after="120" w:line="320"/>
-        <w:jc w:val="left"/>
-      </w:pPr>
-      <w:r>
-        <w:rPr>
-          <w:rFonts w:ascii="Arial" w:cs="Arial" w:eastAsia="Arial" w:hAnsi="Arial"/>
-          <w:color w:val="333333"/>
-          <w:sz w:val="21"/>
-          <w:szCs w:val="21"/>
-        </w:rPr>
-        <w:t xml:space="preserve">Le Check in avec l’accueil par des robots dinosaures et la qualité de la chambre</w:t>
-      </w:r>
-    </w:p>
-    <w:p>
-      <w:pPr>
-        <w:spacing w:after="120" w:line="320"/>
-        <w:jc w:val="left"/>
-      </w:pPr>
-      <w:r>
-        <w:rPr>
-          <w:rFonts w:ascii="Arial" w:cs="Arial" w:eastAsia="Arial" w:hAnsi="Arial"/>
-          <w:b/>
-          <w:bCs/>
-          <w:color w:val="C0392B"/>
-          <w:sz w:val="21"/>
-          <w:szCs w:val="21"/>
-        </w:rPr>
-        <w:t xml:space="preserve">【改善点】</w:t>
-      </w:r>
-      <w:r>
-        <w:rPr>
-          <w:rFonts w:ascii="Arial" w:cs="Arial" w:eastAsia="Arial" w:hAnsi="Arial"/>
-          <w:color w:val="333333"/>
-          <w:sz w:val="21"/>
-          <w:szCs w:val="21"/>
-        </w:rPr>
-        <w:t xml:space="preserve">RAS</w:t>
       </w:r>
     </w:p>
     <w:p>
@@ -8336,7 +8310,7 @@
                 <w:sz w:val="21"/>
                 <w:szCs w:val="21"/>
               </w:rPr>
-              <w:t xml:space="preserve">変なホテル東京羽田は、全体平均8.28点（10点換算）、高評価率76.0%という良好な顧客満足度を維持しているホテルです。特に「立地・アクセス」「スタッフの対応」が多くのゲストから高く評価されています。</w:t>
+              <w:t xml:space="preserve">変なホテル東京羽田は、全体平均8.30点（10点換算）、高評価率76.3%という良好な顧客満足度を維持しているホテルです。特に「立地・アクセス」「スタッフの対応」が多くのゲストから高く評価されています。</w:t>
             </w:r>
           </w:p>
           <w:p>

--- a/納品レポート/ホテル別レポート/henn_na_haneda_口コミ分析改善レポート.docx
+++ b/納品レポート/ホテル別レポート/henn_na_haneda_口コミ分析改善レポート.docx
@@ -53,7 +53,7 @@
           <w:sz w:val="24"/>
           <w:szCs w:val="24"/>
         </w:rPr>
-        <w:t xml:space="preserve">2024年1月〜2026年3月　|　総件数 338件　|　2026年3月29日</w:t>
+        <w:t xml:space="preserve">2024年1月〜2026年3月　|　総件数 343件　|　2026年3月29日</w:t>
       </w:r>
     </w:p>
     <w:p>
@@ -84,7 +84,7 @@
           <w:sz w:val="21"/>
           <w:szCs w:val="21"/>
         </w:rPr>
-        <w:t xml:space="preserve">2024年1月〜2026年3月に各OTAサイトに投稿された338件のレビューを分析しました。</w:t>
+        <w:t xml:space="preserve">2024年1月〜2026年3月に各OTAサイトに投稿された343件のレビューを分析しました。</w:t>
       </w:r>
     </w:p>
     <w:p>
@@ -142,7 +142,7 @@
                 <w:szCs w:val="20"/>
               </w:rPr>
               <w:t xml:space="preserve">全体平均
-8.30点</w:t>
+8.31点</w:t>
             </w:r>
           </w:p>
         </w:tc>
@@ -177,7 +177,7 @@
                 <w:szCs w:val="20"/>
               </w:rPr>
               <w:t xml:space="preserve">高評価率
-76.3%</w:t>
+76.4%</w:t>
             </w:r>
           </w:p>
         </w:tc>
@@ -212,7 +212,7 @@
                 <w:szCs w:val="20"/>
               </w:rPr>
               <w:t xml:space="preserve">低評価率
-3.3%</w:t>
+3.2%</w:t>
             </w:r>
           </w:p>
         </w:tc>
@@ -247,7 +247,7 @@
                 <w:szCs w:val="20"/>
               </w:rPr>
               <w:t xml:space="preserve">レビュー総数
-338件</w:t>
+343件</w:t>
             </w:r>
           </w:p>
         </w:tc>
@@ -555,7 +555,7 @@
                 <w:sz w:val="20"/>
                 <w:szCs w:val="20"/>
               </w:rPr>
-              <w:t xml:space="preserve">23</w:t>
+              <w:t xml:space="preserve">24</w:t>
             </w:r>
           </w:p>
         </w:tc>
@@ -590,7 +590,7 @@
                 <w:sz w:val="20"/>
                 <w:szCs w:val="20"/>
               </w:rPr>
-              <w:t xml:space="preserve">9.43/10</w:t>
+              <w:t xml:space="preserve">9.46/10</w:t>
             </w:r>
           </w:p>
         </w:tc>
@@ -625,7 +625,7 @@
                 <w:sz w:val="20"/>
                 <w:szCs w:val="20"/>
               </w:rPr>
-              <w:t xml:space="preserve">9.43</w:t>
+              <w:t xml:space="preserve">9.46</w:t>
             </w:r>
           </w:p>
         </w:tc>
@@ -1051,7 +1051,7 @@
                 <w:sz w:val="20"/>
                 <w:szCs w:val="20"/>
               </w:rPr>
-              <w:t xml:space="preserve">Agoda</w:t>
+              <w:t xml:space="preserve">Google</w:t>
             </w:r>
           </w:p>
         </w:tc>
@@ -1086,7 +1086,7 @@
                 <w:sz w:val="20"/>
                 <w:szCs w:val="20"/>
               </w:rPr>
-              <w:t xml:space="preserve">37</w:t>
+              <w:t xml:space="preserve">66</w:t>
             </w:r>
           </w:p>
         </w:tc>
@@ -1121,7 +1121,7 @@
                 <w:sz w:val="20"/>
                 <w:szCs w:val="20"/>
               </w:rPr>
-              <w:t xml:space="preserve">8.14/10</w:t>
+              <w:t xml:space="preserve">4.08/5</w:t>
             </w:r>
           </w:p>
         </w:tc>
@@ -1156,7 +1156,7 @@
                 <w:sz w:val="20"/>
                 <w:szCs w:val="20"/>
               </w:rPr>
-              <w:t xml:space="preserve">8.14</w:t>
+              <w:t xml:space="preserve">8.15</w:t>
             </w:r>
           </w:p>
         </w:tc>
@@ -1228,7 +1228,7 @@
                 <w:sz w:val="20"/>
                 <w:szCs w:val="20"/>
               </w:rPr>
-              <w:t xml:space="preserve">Booking.com</w:t>
+              <w:t xml:space="preserve">Agoda</w:t>
             </w:r>
           </w:p>
         </w:tc>
@@ -1263,7 +1263,7 @@
                 <w:sz w:val="20"/>
                 <w:szCs w:val="20"/>
               </w:rPr>
-              <w:t xml:space="preserve">145</w:t>
+              <w:t xml:space="preserve">37</w:t>
             </w:r>
           </w:p>
         </w:tc>
@@ -1405,7 +1405,7 @@
                 <w:sz w:val="20"/>
                 <w:szCs w:val="20"/>
               </w:rPr>
-              <w:t xml:space="preserve">Google</w:t>
+              <w:t xml:space="preserve">Booking.com</w:t>
             </w:r>
           </w:p>
         </w:tc>
@@ -1440,7 +1440,7 @@
                 <w:sz w:val="20"/>
                 <w:szCs w:val="20"/>
               </w:rPr>
-              <w:t xml:space="preserve">65</w:t>
+              <w:t xml:space="preserve">148</w:t>
             </w:r>
           </w:p>
         </w:tc>
@@ -1475,7 +1475,7 @@
                 <w:sz w:val="20"/>
                 <w:szCs w:val="20"/>
               </w:rPr>
-              <w:t xml:space="preserve">4.06/5</w:t>
+              <w:t xml:space="preserve">8.14/10</w:t>
             </w:r>
           </w:p>
         </w:tc>
@@ -1510,7 +1510,7 @@
                 <w:sz w:val="20"/>
                 <w:szCs w:val="20"/>
               </w:rPr>
-              <w:t xml:space="preserve">8.12</w:t>
+              <w:t xml:space="preserve">8.14</w:t>
             </w:r>
           </w:p>
         </w:tc>
@@ -1764,7 +1764,7 @@
                 <w:sz w:val="20"/>
                 <w:szCs w:val="20"/>
               </w:rPr>
-              <w:t xml:space="preserve">117</w:t>
+              <w:t xml:space="preserve">119</w:t>
             </w:r>
           </w:p>
         </w:tc>
@@ -1799,7 +1799,7 @@
                 <w:sz w:val="20"/>
                 <w:szCs w:val="20"/>
               </w:rPr>
-              <w:t xml:space="preserve">34.6%</w:t>
+              <w:t xml:space="preserve">34.7%</w:t>
             </w:r>
           </w:p>
         </w:tc>
@@ -1871,7 +1871,7 @@
                 <w:sz w:val="20"/>
                 <w:szCs w:val="20"/>
               </w:rPr>
-              <w:t xml:space="preserve">43</w:t>
+              <w:t xml:space="preserve">44</w:t>
             </w:r>
           </w:p>
         </w:tc>
@@ -1906,7 +1906,7 @@
                 <w:sz w:val="20"/>
                 <w:szCs w:val="20"/>
               </w:rPr>
-              <w:t xml:space="preserve">12.7%</w:t>
+              <w:t xml:space="preserve">12.8%</w:t>
             </w:r>
           </w:p>
         </w:tc>
@@ -1978,7 +1978,7 @@
                 <w:sz w:val="20"/>
                 <w:szCs w:val="20"/>
               </w:rPr>
-              <w:t xml:space="preserve">98</w:t>
+              <w:t xml:space="preserve">99</w:t>
             </w:r>
           </w:p>
         </w:tc>
@@ -2013,7 +2013,7 @@
                 <w:sz w:val="20"/>
                 <w:szCs w:val="20"/>
               </w:rPr>
-              <w:t xml:space="preserve">29.0%</w:t>
+              <w:t xml:space="preserve">28.9%</w:t>
             </w:r>
           </w:p>
         </w:tc>
@@ -2085,7 +2085,7 @@
                 <w:sz w:val="20"/>
                 <w:szCs w:val="20"/>
               </w:rPr>
-              <w:t xml:space="preserve">31</w:t>
+              <w:t xml:space="preserve">32</w:t>
             </w:r>
           </w:p>
         </w:tc>
@@ -2120,7 +2120,7 @@
                 <w:sz w:val="20"/>
                 <w:szCs w:val="20"/>
               </w:rPr>
-              <w:t xml:space="preserve">9.2%</w:t>
+              <w:t xml:space="preserve">9.3%</w:t>
             </w:r>
           </w:p>
         </w:tc>
@@ -2227,7 +2227,7 @@
                 <w:sz w:val="20"/>
                 <w:szCs w:val="20"/>
               </w:rPr>
-              <w:t xml:space="preserve">8.6%</w:t>
+              <w:t xml:space="preserve">8.5%</w:t>
             </w:r>
           </w:p>
         </w:tc>
@@ -2334,7 +2334,7 @@
                 <w:sz w:val="20"/>
                 <w:szCs w:val="20"/>
               </w:rPr>
-              <w:t xml:space="preserve">2.7%</w:t>
+              <w:t xml:space="preserve">2.6%</w:t>
             </w:r>
           </w:p>
         </w:tc>
@@ -2655,7 +2655,7 @@
                 <w:sz w:val="20"/>
                 <w:szCs w:val="20"/>
               </w:rPr>
-              <w:t xml:space="preserve">2.1%</w:t>
+              <w:t xml:space="preserve">2.0%</w:t>
             </w:r>
           </w:p>
         </w:tc>
@@ -2891,7 +2891,7 @@
                 <w:sz w:val="20"/>
                 <w:szCs w:val="20"/>
               </w:rPr>
-              <w:t xml:space="preserve">258</w:t>
+              <w:t xml:space="preserve">262</w:t>
             </w:r>
           </w:p>
         </w:tc>
@@ -2925,7 +2925,7 @@
                 <w:sz w:val="20"/>
                 <w:szCs w:val="20"/>
               </w:rPr>
-              <w:t xml:space="preserve">76.3%</w:t>
+              <w:t xml:space="preserve">76.4%</w:t>
             </w:r>
           </w:p>
         </w:tc>
@@ -3031,7 +3031,7 @@
                 <w:sz w:val="20"/>
                 <w:szCs w:val="20"/>
               </w:rPr>
-              <w:t xml:space="preserve">69</w:t>
+              <w:t xml:space="preserve">70</w:t>
             </w:r>
           </w:p>
         </w:tc>
@@ -3205,7 +3205,7 @@
                 <w:sz w:val="20"/>
                 <w:szCs w:val="20"/>
               </w:rPr>
-              <w:t xml:space="preserve">3.3%</w:t>
+              <w:t xml:space="preserve">3.2%</w:t>
             </w:r>
           </w:p>
         </w:tc>
@@ -3679,7 +3679,7 @@
                 <w:sz w:val="20"/>
                 <w:szCs w:val="20"/>
               </w:rPr>
-              <w:t xml:space="preserve">8.30点</w:t>
+              <w:t xml:space="preserve">8.31点</w:t>
             </w:r>
           </w:p>
         </w:tc>
@@ -3713,7 +3713,7 @@
                 <w:sz w:val="20"/>
                 <w:szCs w:val="20"/>
               </w:rPr>
-              <w:t xml:space="preserve">8.80点</w:t>
+              <w:t xml:space="preserve">8.81点</w:t>
             </w:r>
           </w:p>
         </w:tc>
@@ -3819,7 +3819,7 @@
                 <w:sz w:val="20"/>
                 <w:szCs w:val="20"/>
               </w:rPr>
-              <w:t xml:space="preserve">76.3%</w:t>
+              <w:t xml:space="preserve">76.4%</w:t>
             </w:r>
           </w:p>
         </w:tc>
@@ -3854,7 +3854,7 @@
                 <w:sz w:val="20"/>
                 <w:szCs w:val="20"/>
               </w:rPr>
-              <w:t xml:space="preserve">81.3%</w:t>
+              <w:t xml:space="preserve">81.4%</w:t>
             </w:r>
           </w:p>
         </w:tc>
@@ -3959,7 +3959,7 @@
                 <w:sz w:val="20"/>
                 <w:szCs w:val="20"/>
               </w:rPr>
-              <w:t xml:space="preserve">3.3%</w:t>
+              <w:t xml:space="preserve">3.2%</w:t>
             </w:r>
           </w:p>
         </w:tc>
@@ -3993,7 +3993,7 @@
                 <w:sz w:val="20"/>
                 <w:szCs w:val="20"/>
               </w:rPr>
-              <w:t xml:space="preserve">1.3%</w:t>
+              <w:t xml:space="preserve">1.2%</w:t>
             </w:r>
           </w:p>
         </w:tc>
@@ -4070,7 +4070,7 @@
           <w:sz w:val="21"/>
           <w:szCs w:val="21"/>
         </w:rPr>
-        <w:t xml:space="preserve">変なホテル東京羽田は全体平均8.30点（10pt換算）、高評価率76.3%を記録しています。引き続き強みを活かしつつ、低評価レビューに示された課題への対応を継続することで、さらなる顧客満足度向上が期待できます。</w:t>
+        <w:t xml:space="preserve">変なホテル東京羽田は全体平均8.31点（10pt換算）、高評価率76.4%を記録しています。引き続き強みを活かしつつ、低評価レビューに示された課題への対応を継続することで、さらなる顧客満足度向上が期待できます。</w:t>
       </w:r>
     </w:p>
     <w:p>

--- a/納品レポート/ホテル別レポート/henn_na_haneda_口コミ分析改善レポート.docx
+++ b/納品レポート/ホテル別レポート/henn_na_haneda_口コミ分析改善レポート.docx
@@ -53,7 +53,7 @@
           <w:sz w:val="24"/>
           <w:szCs w:val="24"/>
         </w:rPr>
-        <w:t xml:space="preserve">2024年1月〜2026年3月　|　総件数 343件　|　2026年3月29日</w:t>
+        <w:t xml:space="preserve">2024年1月〜2026年3月　|　総件数 350件　|　2026年3月29日</w:t>
       </w:r>
     </w:p>
     <w:p>
@@ -84,7 +84,7 @@
           <w:sz w:val="21"/>
           <w:szCs w:val="21"/>
         </w:rPr>
-        <w:t xml:space="preserve">2024年1月〜2026年3月に各OTAサイトに投稿された343件のレビューを分析しました。</w:t>
+        <w:t xml:space="preserve">2024年1月〜2026年3月に各OTAサイトに投稿された350件のレビューを分析しました。</w:t>
       </w:r>
     </w:p>
     <w:p>
@@ -177,7 +177,7 @@
                 <w:szCs w:val="20"/>
               </w:rPr>
               <w:t xml:space="preserve">高評価率
-76.4%</w:t>
+76.6%</w:t>
             </w:r>
           </w:p>
         </w:tc>
@@ -212,7 +212,7 @@
                 <w:szCs w:val="20"/>
               </w:rPr>
               <w:t xml:space="preserve">低評価率
-3.2%</w:t>
+3.1%</w:t>
             </w:r>
           </w:p>
         </w:tc>
@@ -247,7 +247,7 @@
                 <w:szCs w:val="20"/>
               </w:rPr>
               <w:t xml:space="preserve">レビュー総数
-343件</w:t>
+350件</w:t>
             </w:r>
           </w:p>
         </w:tc>
@@ -555,7 +555,7 @@
                 <w:sz w:val="20"/>
                 <w:szCs w:val="20"/>
               </w:rPr>
-              <w:t xml:space="preserve">24</w:t>
+              <w:t xml:space="preserve">25</w:t>
             </w:r>
           </w:p>
         </w:tc>
@@ -590,7 +590,7 @@
                 <w:sz w:val="20"/>
                 <w:szCs w:val="20"/>
               </w:rPr>
-              <w:t xml:space="preserve">9.46/10</w:t>
+              <w:t xml:space="preserve">9.40/10</w:t>
             </w:r>
           </w:p>
         </w:tc>
@@ -625,7 +625,7 @@
                 <w:sz w:val="20"/>
                 <w:szCs w:val="20"/>
               </w:rPr>
-              <w:t xml:space="preserve">9.46</w:t>
+              <w:t xml:space="preserve">9.40</w:t>
             </w:r>
           </w:p>
         </w:tc>
@@ -1051,7 +1051,7 @@
                 <w:sz w:val="20"/>
                 <w:szCs w:val="20"/>
               </w:rPr>
-              <w:t xml:space="preserve">Google</w:t>
+              <w:t xml:space="preserve">Agoda</w:t>
             </w:r>
           </w:p>
         </w:tc>
@@ -1086,7 +1086,7 @@
                 <w:sz w:val="20"/>
                 <w:szCs w:val="20"/>
               </w:rPr>
-              <w:t xml:space="preserve">66</w:t>
+              <w:t xml:space="preserve">40</w:t>
             </w:r>
           </w:p>
         </w:tc>
@@ -1121,7 +1121,7 @@
                 <w:sz w:val="20"/>
                 <w:szCs w:val="20"/>
               </w:rPr>
-              <w:t xml:space="preserve">4.08/5</w:t>
+              <w:t xml:space="preserve">8.20/10</w:t>
             </w:r>
           </w:p>
         </w:tc>
@@ -1156,7 +1156,7 @@
                 <w:sz w:val="20"/>
                 <w:szCs w:val="20"/>
               </w:rPr>
-              <w:t xml:space="preserve">8.15</w:t>
+              <w:t xml:space="preserve">8.20</w:t>
             </w:r>
           </w:p>
         </w:tc>
@@ -1228,7 +1228,7 @@
                 <w:sz w:val="20"/>
                 <w:szCs w:val="20"/>
               </w:rPr>
-              <w:t xml:space="preserve">Agoda</w:t>
+              <w:t xml:space="preserve">Booking.com</w:t>
             </w:r>
           </w:p>
         </w:tc>
@@ -1263,7 +1263,7 @@
                 <w:sz w:val="20"/>
                 <w:szCs w:val="20"/>
               </w:rPr>
-              <w:t xml:space="preserve">37</w:t>
+              <w:t xml:space="preserve">151</w:t>
             </w:r>
           </w:p>
         </w:tc>
@@ -1298,7 +1298,7 @@
                 <w:sz w:val="20"/>
                 <w:szCs w:val="20"/>
               </w:rPr>
-              <w:t xml:space="preserve">8.14/10</w:t>
+              <w:t xml:space="preserve">8.15/10</w:t>
             </w:r>
           </w:p>
         </w:tc>
@@ -1333,7 +1333,7 @@
                 <w:sz w:val="20"/>
                 <w:szCs w:val="20"/>
               </w:rPr>
-              <w:t xml:space="preserve">8.14</w:t>
+              <w:t xml:space="preserve">8.15</w:t>
             </w:r>
           </w:p>
         </w:tc>
@@ -1405,7 +1405,7 @@
                 <w:sz w:val="20"/>
                 <w:szCs w:val="20"/>
               </w:rPr>
-              <w:t xml:space="preserve">Booking.com</w:t>
+              <w:t xml:space="preserve">Google</w:t>
             </w:r>
           </w:p>
         </w:tc>
@@ -1440,7 +1440,7 @@
                 <w:sz w:val="20"/>
                 <w:szCs w:val="20"/>
               </w:rPr>
-              <w:t xml:space="preserve">148</w:t>
+              <w:t xml:space="preserve">66</w:t>
             </w:r>
           </w:p>
         </w:tc>
@@ -1475,7 +1475,7 @@
                 <w:sz w:val="20"/>
                 <w:szCs w:val="20"/>
               </w:rPr>
-              <w:t xml:space="preserve">8.14/10</w:t>
+              <w:t xml:space="preserve">4.08/5</w:t>
             </w:r>
           </w:p>
         </w:tc>
@@ -1510,7 +1510,7 @@
                 <w:sz w:val="20"/>
                 <w:szCs w:val="20"/>
               </w:rPr>
-              <w:t xml:space="preserve">8.14</w:t>
+              <w:t xml:space="preserve">8.15</w:t>
             </w:r>
           </w:p>
         </w:tc>
@@ -1764,7 +1764,7 @@
                 <w:sz w:val="20"/>
                 <w:szCs w:val="20"/>
               </w:rPr>
-              <w:t xml:space="preserve">119</w:t>
+              <w:t xml:space="preserve">121</w:t>
             </w:r>
           </w:p>
         </w:tc>
@@ -1799,7 +1799,7 @@
                 <w:sz w:val="20"/>
                 <w:szCs w:val="20"/>
               </w:rPr>
-              <w:t xml:space="preserve">34.7%</w:t>
+              <w:t xml:space="preserve">34.6%</w:t>
             </w:r>
           </w:p>
         </w:tc>
@@ -1871,7 +1871,7 @@
                 <w:sz w:val="20"/>
                 <w:szCs w:val="20"/>
               </w:rPr>
-              <w:t xml:space="preserve">44</w:t>
+              <w:t xml:space="preserve">45</w:t>
             </w:r>
           </w:p>
         </w:tc>
@@ -1906,7 +1906,7 @@
                 <w:sz w:val="20"/>
                 <w:szCs w:val="20"/>
               </w:rPr>
-              <w:t xml:space="preserve">12.8%</w:t>
+              <w:t xml:space="preserve">12.9%</w:t>
             </w:r>
           </w:p>
         </w:tc>
@@ -1978,7 +1978,7 @@
                 <w:sz w:val="20"/>
                 <w:szCs w:val="20"/>
               </w:rPr>
-              <w:t xml:space="preserve">99</w:t>
+              <w:t xml:space="preserve">102</w:t>
             </w:r>
           </w:p>
         </w:tc>
@@ -2013,7 +2013,7 @@
                 <w:sz w:val="20"/>
                 <w:szCs w:val="20"/>
               </w:rPr>
-              <w:t xml:space="preserve">28.9%</w:t>
+              <w:t xml:space="preserve">29.1%</w:t>
             </w:r>
           </w:p>
         </w:tc>
@@ -2085,7 +2085,7 @@
                 <w:sz w:val="20"/>
                 <w:szCs w:val="20"/>
               </w:rPr>
-              <w:t xml:space="preserve">32</w:t>
+              <w:t xml:space="preserve">33</w:t>
             </w:r>
           </w:p>
         </w:tc>
@@ -2120,7 +2120,7 @@
                 <w:sz w:val="20"/>
                 <w:szCs w:val="20"/>
               </w:rPr>
-              <w:t xml:space="preserve">9.3%</w:t>
+              <w:t xml:space="preserve">9.4%</w:t>
             </w:r>
           </w:p>
         </w:tc>
@@ -2227,7 +2227,7 @@
                 <w:sz w:val="20"/>
                 <w:szCs w:val="20"/>
               </w:rPr>
-              <w:t xml:space="preserve">8.5%</w:t>
+              <w:t xml:space="preserve">8.3%</w:t>
             </w:r>
           </w:p>
         </w:tc>
@@ -2891,7 +2891,7 @@
                 <w:sz w:val="20"/>
                 <w:szCs w:val="20"/>
               </w:rPr>
-              <w:t xml:space="preserve">262</w:t>
+              <w:t xml:space="preserve">268</w:t>
             </w:r>
           </w:p>
         </w:tc>
@@ -2925,7 +2925,7 @@
                 <w:sz w:val="20"/>
                 <w:szCs w:val="20"/>
               </w:rPr>
-              <w:t xml:space="preserve">76.4%</w:t>
+              <w:t xml:space="preserve">76.6%</w:t>
             </w:r>
           </w:p>
         </w:tc>
@@ -3031,7 +3031,7 @@
                 <w:sz w:val="20"/>
                 <w:szCs w:val="20"/>
               </w:rPr>
-              <w:t xml:space="preserve">70</w:t>
+              <w:t xml:space="preserve">71</w:t>
             </w:r>
           </w:p>
         </w:tc>
@@ -3066,7 +3066,7 @@
                 <w:sz w:val="20"/>
                 <w:szCs w:val="20"/>
               </w:rPr>
-              <w:t xml:space="preserve">20.4%</w:t>
+              <w:t xml:space="preserve">20.3%</w:t>
             </w:r>
           </w:p>
         </w:tc>
@@ -3205,7 +3205,7 @@
                 <w:sz w:val="20"/>
                 <w:szCs w:val="20"/>
               </w:rPr>
-              <w:t xml:space="preserve">3.2%</w:t>
+              <w:t xml:space="preserve">3.1%</w:t>
             </w:r>
           </w:p>
         </w:tc>
@@ -3819,7 +3819,7 @@
                 <w:sz w:val="20"/>
                 <w:szCs w:val="20"/>
               </w:rPr>
-              <w:t xml:space="preserve">76.4%</w:t>
+              <w:t xml:space="preserve">76.6%</w:t>
             </w:r>
           </w:p>
         </w:tc>
@@ -3854,7 +3854,7 @@
                 <w:sz w:val="20"/>
                 <w:szCs w:val="20"/>
               </w:rPr>
-              <w:t xml:space="preserve">81.4%</w:t>
+              <w:t xml:space="preserve">81.6%</w:t>
             </w:r>
           </w:p>
         </w:tc>
@@ -3959,7 +3959,7 @@
                 <w:sz w:val="20"/>
                 <w:szCs w:val="20"/>
               </w:rPr>
-              <w:t xml:space="preserve">3.2%</w:t>
+              <w:t xml:space="preserve">3.1%</w:t>
             </w:r>
           </w:p>
         </w:tc>
@@ -3993,7 +3993,7 @@
                 <w:sz w:val="20"/>
                 <w:szCs w:val="20"/>
               </w:rPr>
-              <w:t xml:space="preserve">1.2%</w:t>
+              <w:t xml:space="preserve">1.1%</w:t>
             </w:r>
           </w:p>
         </w:tc>
@@ -4070,7 +4070,7 @@
           <w:sz w:val="21"/>
           <w:szCs w:val="21"/>
         </w:rPr>
-        <w:t xml:space="preserve">変なホテル東京羽田は全体平均8.31点（10pt換算）、高評価率76.4%を記録しています。引き続き強みを活かしつつ、低評価レビューに示された課題への対応を継続することで、さらなる顧客満足度向上が期待できます。</w:t>
+        <w:t xml:space="preserve">変なホテル東京羽田は全体平均8.31点（10pt換算）、高評価率76.6%を記録しています。引き続き強みを活かしつつ、低評価レビューに示された課題への対応を継続することで、さらなる顧客満足度向上が期待できます。</w:t>
       </w:r>
     </w:p>
     <w:p>

--- a/納品レポート/ホテル別レポート/henn_na_haneda_口コミ分析改善レポート.docx
+++ b/納品レポート/ホテル別レポート/henn_na_haneda_口コミ分析改善レポート.docx
@@ -131,7 +131,7 @@
           <w:sz w:val="20"/>
           <w:szCs w:val="20"/>
         </w:rPr>
-        <w:t xml:space="preserve">作成日：2026年4月2日</w:t>
+        <w:t xml:space="preserve">作成日：2026年4月5日</w:t>
       </w:r>
     </w:p>
     <w:p>

--- a/納品レポート/ホテル別レポート/henn_na_haneda_口コミ分析改善レポート.docx
+++ b/納品レポート/ホテル別レポート/henn_na_haneda_口コミ分析改善レポート.docx
@@ -81,7 +81,7 @@
           <w:sz w:val="22"/>
           <w:szCs w:val="22"/>
         </w:rPr>
-        <w:t xml:space="preserve">分析対象期間：2026年2月〜3月</w:t>
+        <w:t xml:space="preserve">分析対象期間：2026年3月</w:t>
       </w:r>
     </w:p>
     <w:p>
@@ -96,7 +96,7 @@
           <w:sz w:val="22"/>
           <w:szCs w:val="22"/>
         </w:rPr>
-        <w:t xml:space="preserve">レビュー総数：350件（6サイト）</w:t>
+        <w:t xml:space="preserve">レビュー総数：164件（6サイト）</w:t>
       </w:r>
     </w:p>
     <w:p>
@@ -111,7 +111,7 @@
           <w:sz w:val="20"/>
           <w:szCs w:val="20"/>
         </w:rPr>
-        <w:t xml:space="preserve">対象サイト：Trip.com / 楽天トラベル / じゃらん / Agoda / Booking.com / Google</w:t>
+        <w:t xml:space="preserve">対象サイト：Trip.com / じゃらん / 楽天トラベル / Agoda / Booking.com / Google</w:t>
       </w:r>
     </w:p>
     <w:p>
@@ -189,7 +189,7 @@
           <w:sz w:val="21"/>
           <w:szCs w:val="21"/>
         </w:rPr>
-        <w:t xml:space="preserve">2026年2月〜3月に各OTAサイト・口コミサイトに投稿された350件のレビューを包括的に分析しました。以下が主要な発見事項です。</w:t>
+        <w:t xml:space="preserve">2026年3月に各OTAサイト・口コミサイトに投稿された164件のレビューを包括的に分析しました。以下が主要な発見事項です。</w:t>
       </w:r>
     </w:p>
     <w:p>
@@ -261,7 +261,7 @@
                 <w:sz w:val="36"/>
                 <w:szCs w:val="36"/>
               </w:rPr>
-              <w:t xml:space="preserve">8.31</w:t>
+              <w:t xml:space="preserve">8.35</w:t>
             </w:r>
           </w:p>
         </w:tc>
@@ -310,7 +310,7 @@
                 <w:sz w:val="36"/>
                 <w:szCs w:val="36"/>
               </w:rPr>
-              <w:t xml:space="preserve">76.6%</w:t>
+              <w:t xml:space="preserve">76.8%</w:t>
             </w:r>
           </w:p>
         </w:tc>
@@ -359,7 +359,7 @@
                 <w:sz w:val="36"/>
                 <w:szCs w:val="36"/>
               </w:rPr>
-              <w:t xml:space="preserve">3.1%</w:t>
+              <w:t xml:space="preserve">4.3%</w:t>
             </w:r>
           </w:p>
         </w:tc>
@@ -408,7 +408,7 @@
                 <w:sz w:val="36"/>
                 <w:szCs w:val="36"/>
               </w:rPr>
-              <w:t xml:space="preserve">350件</w:t>
+              <w:t xml:space="preserve">164件</w:t>
             </w:r>
           </w:p>
         </w:tc>
@@ -448,7 +448,7 @@
           <w:sz w:val="21"/>
           <w:szCs w:val="21"/>
         </w:rPr>
-        <w:t xml:space="preserve">全体平均スコア8.31点（10点換算）は良好な水準であり、76.6%が高評価（8-10点）に分類されます。低評価（1-4点）は11件（3.1%）で、ゲスト満足度は良好です。Trip.com（9.40点）で特に高い評価を獲得しています。</w:t>
+        <w:t xml:space="preserve">全体平均スコア8.35点（10点換算）は良好な水準であり、76.8%が高評価（8-10点）に分類されます。低評価（1-4点）は7件（4.3%）で、ゲスト満足度は良好です。Trip.com（9.56点）で特に高い評価を獲得しています。</w:t>
       </w:r>
     </w:p>
     <w:p>
@@ -542,7 +542,7 @@
                 <w:sz w:val="20"/>
                 <w:szCs w:val="20"/>
               </w:rPr>
-              <w:t xml:space="preserve">立地・アクセス（50件以上で言及）、スタッフの対応（50件以上で言及）、清潔さ・清掃（50件以上で言及）</w:t>
+              <w:t xml:space="preserve">立地・アクセス（20件以上で言及）、スタッフの対応（20件以上で言及）、清潔さ・清掃（20件以上で言及）</w:t>
             </w:r>
           </w:p>
           <w:p>
@@ -567,7 +567,7 @@
                 <w:sz w:val="20"/>
                 <w:szCs w:val="20"/>
               </w:rPr>
-              <w:t xml:space="preserve">浴室・水回り（105件）、エアコン・空調（40件）、部屋の狭さ（27件）、防音性能（12件）</w:t>
+              <w:t xml:space="preserve">浴室・水回り（51件）、エアコン・空調（27件）、部屋の狭さ（13件）、対応・サービスの不満（5件）</w:t>
             </w:r>
           </w:p>
           <w:p>
@@ -987,7 +987,7 @@
                 <w:sz w:val="20"/>
                 <w:szCs w:val="20"/>
               </w:rPr>
-              <w:t xml:space="preserve">25</w:t>
+              <w:t xml:space="preserve">9</w:t>
             </w:r>
           </w:p>
         </w:tc>
@@ -1021,7 +1021,7 @@
                 <w:sz w:val="20"/>
                 <w:szCs w:val="20"/>
               </w:rPr>
-              <w:t xml:space="preserve">9.4</w:t>
+              <w:t xml:space="preserve">9.56</w:t>
             </w:r>
           </w:p>
         </w:tc>
@@ -1089,7 +1089,7 @@
                 <w:sz w:val="20"/>
                 <w:szCs w:val="20"/>
               </w:rPr>
-              <w:t xml:space="preserve">9.4</w:t>
+              <w:t xml:space="preserve">9.56</w:t>
             </w:r>
           </w:p>
         </w:tc>
@@ -1194,7 +1194,7 @@
                 <w:sz w:val="20"/>
                 <w:szCs w:val="20"/>
               </w:rPr>
-              <w:t xml:space="preserve">楽天トラベル</w:t>
+              <w:t xml:space="preserve">じゃらん</w:t>
             </w:r>
           </w:p>
         </w:tc>
@@ -1229,7 +1229,7 @@
                 <w:sz w:val="20"/>
                 <w:szCs w:val="20"/>
               </w:rPr>
-              <w:t xml:space="preserve">42</w:t>
+              <w:t xml:space="preserve">8</w:t>
             </w:r>
           </w:p>
         </w:tc>
@@ -1264,7 +1264,7 @@
                 <w:sz w:val="20"/>
                 <w:szCs w:val="20"/>
               </w:rPr>
-              <w:t xml:space="preserve">4.29</w:t>
+              <w:t xml:space="preserve">4.38</w:t>
             </w:r>
           </w:p>
         </w:tc>
@@ -1334,7 +1334,7 @@
                 <w:sz w:val="20"/>
                 <w:szCs w:val="20"/>
               </w:rPr>
-              <w:t xml:space="preserve">8.57</w:t>
+              <w:t xml:space="preserve">8.75</w:t>
             </w:r>
           </w:p>
         </w:tc>
@@ -1440,7 +1440,7 @@
                 <w:sz w:val="20"/>
                 <w:szCs w:val="20"/>
               </w:rPr>
-              <w:t xml:space="preserve">じゃらん</w:t>
+              <w:t xml:space="preserve">楽天トラベル</w:t>
             </w:r>
           </w:p>
         </w:tc>
@@ -1474,7 +1474,7 @@
                 <w:sz w:val="20"/>
                 <w:szCs w:val="20"/>
               </w:rPr>
-              <w:t xml:space="preserve">26</w:t>
+              <w:t xml:space="preserve">19</w:t>
             </w:r>
           </w:p>
         </w:tc>
@@ -1508,7 +1508,7 @@
                 <w:sz w:val="20"/>
                 <w:szCs w:val="20"/>
               </w:rPr>
-              <w:t xml:space="preserve">4.19</w:t>
+              <w:t xml:space="preserve">4.32</w:t>
             </w:r>
           </w:p>
         </w:tc>
@@ -1576,7 +1576,7 @@
                 <w:sz w:val="20"/>
                 <w:szCs w:val="20"/>
               </w:rPr>
-              <w:t xml:space="preserve">8.38</w:t>
+              <w:t xml:space="preserve">8.63</w:t>
             </w:r>
           </w:p>
         </w:tc>
@@ -1716,7 +1716,7 @@
                 <w:sz w:val="20"/>
                 <w:szCs w:val="20"/>
               </w:rPr>
-              <w:t xml:space="preserve">40</w:t>
+              <w:t xml:space="preserve">20</w:t>
             </w:r>
           </w:p>
         </w:tc>
@@ -1751,7 +1751,7 @@
                 <w:sz w:val="20"/>
                 <w:szCs w:val="20"/>
               </w:rPr>
-              <w:t xml:space="preserve">8.2</w:t>
+              <w:t xml:space="preserve">8.4</w:t>
             </w:r>
           </w:p>
         </w:tc>
@@ -1821,7 +1821,7 @@
                 <w:sz w:val="20"/>
                 <w:szCs w:val="20"/>
               </w:rPr>
-              <w:t xml:space="preserve">8.2</w:t>
+              <w:t xml:space="preserve">8.4</w:t>
             </w:r>
           </w:p>
         </w:tc>
@@ -1856,7 +1856,7 @@
                 <w:sz w:val="20"/>
                 <w:szCs w:val="20"/>
               </w:rPr>
-              <w:t xml:space="preserve">8</w:t>
+              <w:t xml:space="preserve">9</w:t>
             </w:r>
           </w:p>
         </w:tc>
@@ -1961,7 +1961,7 @@
                 <w:sz w:val="20"/>
                 <w:szCs w:val="20"/>
               </w:rPr>
-              <w:t xml:space="preserve">151</w:t>
+              <w:t xml:space="preserve">78</w:t>
             </w:r>
           </w:p>
         </w:tc>
@@ -1995,7 +1995,7 @@
                 <w:sz w:val="20"/>
                 <w:szCs w:val="20"/>
               </w:rPr>
-              <w:t xml:space="preserve">8.15</w:t>
+              <w:t xml:space="preserve">8.23</w:t>
             </w:r>
           </w:p>
         </w:tc>
@@ -2063,7 +2063,7 @@
                 <w:sz w:val="20"/>
                 <w:szCs w:val="20"/>
               </w:rPr>
-              <w:t xml:space="preserve">8.15</w:t>
+              <w:t xml:space="preserve">8.23</w:t>
             </w:r>
           </w:p>
         </w:tc>
@@ -2203,7 +2203,7 @@
                 <w:sz w:val="20"/>
                 <w:szCs w:val="20"/>
               </w:rPr>
-              <w:t xml:space="preserve">66</w:t>
+              <w:t xml:space="preserve">30</w:t>
             </w:r>
           </w:p>
         </w:tc>
@@ -2238,7 +2238,7 @@
                 <w:sz w:val="20"/>
                 <w:szCs w:val="20"/>
               </w:rPr>
-              <w:t xml:space="preserve">4.08</w:t>
+              <w:t xml:space="preserve">4</w:t>
             </w:r>
           </w:p>
         </w:tc>
@@ -2308,7 +2308,7 @@
                 <w:sz w:val="20"/>
                 <w:szCs w:val="20"/>
               </w:rPr>
-              <w:t xml:space="preserve">8.15</w:t>
+              <w:t xml:space="preserve">8</w:t>
             </w:r>
           </w:p>
         </w:tc>
@@ -2418,7 +2418,7 @@
           <w:sz w:val="21"/>
           <w:szCs w:val="21"/>
         </w:rPr>
-        <w:t xml:space="preserve">評価分布は10点（34.6%）に最も多く、8点以上の高評価が76.6%を占めています。低評価（1-4点）は計11件（3.1%）です。</w:t>
+        <w:t xml:space="preserve">評価分布は10点（37.2%）に最も多く、8点以上の高評価が76.8%を占めています。低評価（1-4点）は計7件（4.3%）です。</w:t>
       </w:r>
     </w:p>
     <w:p>
@@ -2653,7 +2653,7 @@
                 <w:sz w:val="20"/>
                 <w:szCs w:val="20"/>
               </w:rPr>
-              <w:t xml:space="preserve">121</w:t>
+              <w:t xml:space="preserve">61</w:t>
             </w:r>
           </w:p>
         </w:tc>
@@ -2688,7 +2688,7 @@
                 <w:sz w:val="20"/>
                 <w:szCs w:val="20"/>
               </w:rPr>
-              <w:t xml:space="preserve">34.6%</w:t>
+              <w:t xml:space="preserve">37.2%</w:t>
             </w:r>
           </w:p>
         </w:tc>
@@ -2726,7 +2726,7 @@
                 <w:sz w:val="18"/>
                 <w:szCs w:val="18"/>
               </w:rPr>
-              <w:t xml:space="preserve"> 121件</w:t>
+              <w:t xml:space="preserve"> 61件</w:t>
             </w:r>
           </w:p>
         </w:tc>
@@ -2798,7 +2798,7 @@
                 <w:sz w:val="20"/>
                 <w:szCs w:val="20"/>
               </w:rPr>
-              <w:t xml:space="preserve">45</w:t>
+              <w:t xml:space="preserve">23</w:t>
             </w:r>
           </w:p>
         </w:tc>
@@ -2833,7 +2833,7 @@
                 <w:sz w:val="20"/>
                 <w:szCs w:val="20"/>
               </w:rPr>
-              <w:t xml:space="preserve">12.9%</w:t>
+              <w:t xml:space="preserve">14.0%</w:t>
             </w:r>
           </w:p>
         </w:tc>
@@ -2861,7 +2861,7 @@
                 <w:sz w:val="20"/>
                 <w:szCs w:val="20"/>
               </w:rPr>
-              <w:t xml:space="preserve">███████</w:t>
+              <w:t xml:space="preserve">████████</w:t>
             </w:r>
             <w:r>
               <w:rPr>
@@ -2870,7 +2870,7 @@
                 <w:sz w:val="18"/>
                 <w:szCs w:val="18"/>
               </w:rPr>
-              <w:t xml:space="preserve"> 45件</w:t>
+              <w:t xml:space="preserve"> 23件</w:t>
             </w:r>
           </w:p>
         </w:tc>
@@ -2942,7 +2942,7 @@
                 <w:sz w:val="20"/>
                 <w:szCs w:val="20"/>
               </w:rPr>
-              <w:t xml:space="preserve">102</w:t>
+              <w:t xml:space="preserve">42</w:t>
             </w:r>
           </w:p>
         </w:tc>
@@ -2977,7 +2977,7 @@
                 <w:sz w:val="20"/>
                 <w:szCs w:val="20"/>
               </w:rPr>
-              <w:t xml:space="preserve">29.1%</w:t>
+              <w:t xml:space="preserve">25.6%</w:t>
             </w:r>
           </w:p>
         </w:tc>
@@ -3006,7 +3006,7 @@
                 <w:sz w:val="20"/>
                 <w:szCs w:val="20"/>
               </w:rPr>
-              <w:t xml:space="preserve">█████████████████</w:t>
+              <w:t xml:space="preserve">██████████████</w:t>
             </w:r>
             <w:r>
               <w:rPr>
@@ -3015,7 +3015,7 @@
                 <w:sz w:val="18"/>
                 <w:szCs w:val="18"/>
               </w:rPr>
-              <w:t xml:space="preserve"> 102件</w:t>
+              <w:t xml:space="preserve"> 42件</w:t>
             </w:r>
           </w:p>
         </w:tc>
@@ -3087,7 +3087,7 @@
                 <w:sz w:val="20"/>
                 <w:szCs w:val="20"/>
               </w:rPr>
-              <w:t xml:space="preserve">33</w:t>
+              <w:t xml:space="preserve">16</w:t>
             </w:r>
           </w:p>
         </w:tc>
@@ -3122,7 +3122,7 @@
                 <w:sz w:val="20"/>
                 <w:szCs w:val="20"/>
               </w:rPr>
-              <w:t xml:space="preserve">9.4%</w:t>
+              <w:t xml:space="preserve">9.8%</w:t>
             </w:r>
           </w:p>
         </w:tc>
@@ -3159,7 +3159,7 @@
                 <w:sz w:val="18"/>
                 <w:szCs w:val="18"/>
               </w:rPr>
-              <w:t xml:space="preserve"> 33件</w:t>
+              <w:t xml:space="preserve"> 16件</w:t>
             </w:r>
           </w:p>
         </w:tc>
@@ -3231,7 +3231,7 @@
                 <w:sz w:val="20"/>
                 <w:szCs w:val="20"/>
               </w:rPr>
-              <w:t xml:space="preserve">29</w:t>
+              <w:t xml:space="preserve">11</w:t>
             </w:r>
           </w:p>
         </w:tc>
@@ -3266,7 +3266,7 @@
                 <w:sz w:val="20"/>
                 <w:szCs w:val="20"/>
               </w:rPr>
-              <w:t xml:space="preserve">8.3%</w:t>
+              <w:t xml:space="preserve">6.7%</w:t>
             </w:r>
           </w:p>
         </w:tc>
@@ -3295,7 +3295,7 @@
                 <w:sz w:val="20"/>
                 <w:szCs w:val="20"/>
               </w:rPr>
-              <w:t xml:space="preserve">█████</w:t>
+              <w:t xml:space="preserve">████</w:t>
             </w:r>
             <w:r>
               <w:rPr>
@@ -3304,7 +3304,7 @@
                 <w:sz w:val="18"/>
                 <w:szCs w:val="18"/>
               </w:rPr>
-              <w:t xml:space="preserve"> 29件</w:t>
+              <w:t xml:space="preserve"> 11件</w:t>
             </w:r>
           </w:p>
         </w:tc>
@@ -3376,7 +3376,7 @@
                 <w:sz w:val="20"/>
                 <w:szCs w:val="20"/>
               </w:rPr>
-              <w:t xml:space="preserve">9</w:t>
+              <w:t xml:space="preserve">4</w:t>
             </w:r>
           </w:p>
         </w:tc>
@@ -3411,7 +3411,7 @@
                 <w:sz w:val="20"/>
                 <w:szCs w:val="20"/>
               </w:rPr>
-              <w:t xml:space="preserve">2.6%</w:t>
+              <w:t xml:space="preserve">2.4%</w:t>
             </w:r>
           </w:p>
         </w:tc>
@@ -3448,7 +3448,7 @@
                 <w:sz w:val="18"/>
                 <w:szCs w:val="18"/>
               </w:rPr>
-              <w:t xml:space="preserve"> 9件</w:t>
+              <w:t xml:space="preserve"> 4件</w:t>
             </w:r>
           </w:p>
         </w:tc>
@@ -3555,7 +3555,7 @@
                 <w:sz w:val="20"/>
                 <w:szCs w:val="20"/>
               </w:rPr>
-              <w:t xml:space="preserve">0.6%</w:t>
+              <w:t xml:space="preserve">1.2%</w:t>
             </w:r>
           </w:p>
         </w:tc>
@@ -3665,7 +3665,7 @@
                 <w:sz w:val="20"/>
                 <w:szCs w:val="20"/>
               </w:rPr>
-              <w:t xml:space="preserve">2</w:t>
+              <w:t xml:space="preserve">1</w:t>
             </w:r>
           </w:p>
         </w:tc>
@@ -3737,7 +3737,7 @@
                 <w:sz w:val="18"/>
                 <w:szCs w:val="18"/>
               </w:rPr>
-              <w:t xml:space="preserve"> 2件</w:t>
+              <w:t xml:space="preserve"> 1件</w:t>
             </w:r>
           </w:p>
         </w:tc>
@@ -3809,7 +3809,7 @@
                 <w:sz w:val="20"/>
                 <w:szCs w:val="20"/>
               </w:rPr>
-              <w:t xml:space="preserve">7</w:t>
+              <w:t xml:space="preserve">4</w:t>
             </w:r>
           </w:p>
         </w:tc>
@@ -3844,7 +3844,7 @@
                 <w:sz w:val="20"/>
                 <w:szCs w:val="20"/>
               </w:rPr>
-              <w:t xml:space="preserve">2.0%</w:t>
+              <w:t xml:space="preserve">2.4%</w:t>
             </w:r>
           </w:p>
         </w:tc>
@@ -3882,7 +3882,7 @@
                 <w:sz w:val="18"/>
                 <w:szCs w:val="18"/>
               </w:rPr>
-              <w:t xml:space="preserve"> 7件</w:t>
+              <w:t xml:space="preserve"> 4件</w:t>
             </w:r>
           </w:p>
         </w:tc>
@@ -3958,7 +3958,7 @@
                 <w:sz w:val="24"/>
                 <w:szCs w:val="24"/>
               </w:rPr>
-              <w:t xml:space="preserve">268件（76.6%）</w:t>
+              <w:t xml:space="preserve">126件（76.8%）</w:t>
             </w:r>
           </w:p>
         </w:tc>
@@ -4009,7 +4009,7 @@
                 <w:sz w:val="24"/>
                 <w:szCs w:val="24"/>
               </w:rPr>
-              <w:t xml:space="preserve">71件（20.3%）</w:t>
+              <w:t xml:space="preserve">31件（18.9%）</w:t>
             </w:r>
           </w:p>
         </w:tc>
@@ -4060,7 +4060,7 @@
                 <w:sz w:val="24"/>
                 <w:szCs w:val="24"/>
               </w:rPr>
-              <w:t xml:space="preserve">11件（3.1%）</w:t>
+              <w:t xml:space="preserve">7件（4.3%）</w:t>
             </w:r>
           </w:p>
         </w:tc>
@@ -4299,7 +4299,7 @@
                 <w:sz w:val="20"/>
                 <w:szCs w:val="20"/>
               </w:rPr>
-              <w:t xml:space="preserve">50件以上</w:t>
+              <w:t xml:space="preserve">20件以上</w:t>
             </w:r>
           </w:p>
         </w:tc>
@@ -4404,7 +4404,7 @@
                 <w:sz w:val="20"/>
                 <w:szCs w:val="20"/>
               </w:rPr>
-              <w:t xml:space="preserve">50件以上</w:t>
+              <w:t xml:space="preserve">20件以上</w:t>
             </w:r>
           </w:p>
         </w:tc>
@@ -4510,7 +4510,7 @@
                 <w:sz w:val="20"/>
                 <w:szCs w:val="20"/>
               </w:rPr>
-              <w:t xml:space="preserve">50件以上</w:t>
+              <w:t xml:space="preserve">20件以上</w:t>
             </w:r>
           </w:p>
         </w:tc>
@@ -4615,7 +4615,7 @@
                 <w:sz w:val="20"/>
                 <w:szCs w:val="20"/>
               </w:rPr>
-              <w:t xml:space="preserve">50件以上</w:t>
+              <w:t xml:space="preserve">20件以上</w:t>
             </w:r>
           </w:p>
         </w:tc>
@@ -4686,7 +4686,7 @@
                 <w:sz w:val="20"/>
                 <w:szCs w:val="20"/>
               </w:rPr>
-              <w:t xml:space="preserve">コンビニ・周辺施設</w:t>
+              <w:t xml:space="preserve">朝食</w:t>
             </w:r>
           </w:p>
         </w:tc>
@@ -4721,7 +4721,7 @@
                 <w:sz w:val="20"/>
                 <w:szCs w:val="20"/>
               </w:rPr>
-              <w:t xml:space="preserve">20件以上</w:t>
+              <w:t xml:space="preserve">10件以上</w:t>
             </w:r>
           </w:p>
         </w:tc>
@@ -4756,7 +4756,7 @@
                 <w:sz w:val="20"/>
                 <w:szCs w:val="20"/>
               </w:rPr>
-              <w:t xml:space="preserve">「すぐ近くにスーパーやコンビニがあるので、夕飯や朝ごはんには困りませんでした」「場所も大鳥居駅から近く、周りにもコンビニやテイクアウトできるレストランがあったので便利でした」</w:t>
+              <w:t xml:space="preserve">「Good breakfast, room was as advertised, everything was clean」「すぐ近くにスーパーやコンビニがあるので、夕飯や朝ごはんには困りませんでした」</w:t>
             </w:r>
           </w:p>
         </w:tc>
@@ -4792,7 +4792,7 @@
                 <w:sz w:val="20"/>
                 <w:szCs w:val="20"/>
               </w:rPr>
-              <w:t xml:space="preserve">朝食</w:t>
+              <w:t xml:space="preserve">コンビニ・周辺施設</w:t>
             </w:r>
           </w:p>
         </w:tc>
@@ -4826,7 +4826,7 @@
                 <w:sz w:val="20"/>
                 <w:szCs w:val="20"/>
               </w:rPr>
-              <w:t xml:space="preserve">20件以上</w:t>
+              <w:t xml:space="preserve">9件</w:t>
             </w:r>
           </w:p>
         </w:tc>
@@ -4860,7 +4860,7 @@
                 <w:sz w:val="20"/>
                 <w:szCs w:val="20"/>
               </w:rPr>
-              <w:t xml:space="preserve">「Good breakfast, room was as advertised, everything was clean」「すぐ近くにスーパーやコンビニがあるので、夕飯や朝ごはんには困りませんでした」</w:t>
+              <w:t xml:space="preserve">「すぐ近くにスーパーやコンビニがあるので、夕飯や朝ごはんには困りませんでした」「場所も大鳥居駅から近く、周りにもコンビニやテイクアウトできるレストランがあったので便利でした」</w:t>
             </w:r>
           </w:p>
         </w:tc>
@@ -5333,7 +5333,7 @@
                 <w:sz w:val="20"/>
                 <w:szCs w:val="20"/>
               </w:rPr>
-              <w:t xml:space="preserve">重大・105件</w:t>
+              <w:t xml:space="preserve">重大・51件</w:t>
             </w:r>
           </w:p>
         </w:tc>
@@ -5472,7 +5472,7 @@
                 <w:sz w:val="20"/>
                 <w:szCs w:val="20"/>
               </w:rPr>
-              <w:t xml:space="preserve">重大・40件</w:t>
+              <w:t xml:space="preserve">重大・27件</w:t>
             </w:r>
           </w:p>
         </w:tc>
@@ -5611,7 +5611,7 @@
                 <w:sz w:val="20"/>
                 <w:szCs w:val="20"/>
               </w:rPr>
-              <w:t xml:space="preserve">重大・27件</w:t>
+              <w:t xml:space="preserve">重大・13件</w:t>
             </w:r>
           </w:p>
         </w:tc>
@@ -5682,7 +5682,7 @@
                 <w:sz w:val="20"/>
                 <w:szCs w:val="20"/>
               </w:rPr>
-              <w:t xml:space="preserve">防音性能</w:t>
+              <w:t xml:space="preserve">対応・サービスの不満</w:t>
             </w:r>
           </w:p>
         </w:tc>
@@ -5716,7 +5716,7 @@
                 <w:sz w:val="20"/>
                 <w:szCs w:val="20"/>
               </w:rPr>
-              <w:t xml:space="preserve">早朝出発の人などの音が気になるのと、お風呂の排水口の臭いが気になる〜後は快適に過ごせた</w:t>
+              <w:t xml:space="preserve">どうして朝のシャトルバスがなくなったのか分かりませんが、結構残念でした</w:t>
             </w:r>
           </w:p>
         </w:tc>
@@ -5750,7 +5750,7 @@
                 <w:sz w:val="20"/>
                 <w:szCs w:val="20"/>
               </w:rPr>
-              <w:t xml:space="preserve">重大・12件</w:t>
+              <w:t xml:space="preserve">重大・5件</w:t>
             </w:r>
           </w:p>
         </w:tc>
@@ -5821,7 +5821,7 @@
                 <w:sz w:val="20"/>
                 <w:szCs w:val="20"/>
               </w:rPr>
-              <w:t xml:space="preserve">対応・サービスの不満</w:t>
+              <w:t xml:space="preserve">防音性能</w:t>
             </w:r>
           </w:p>
         </w:tc>
@@ -5855,7 +5855,7 @@
                 <w:sz w:val="20"/>
                 <w:szCs w:val="20"/>
               </w:rPr>
-              <w:t xml:space="preserve">どうして朝のシャトルバスがなくなったのか分かりませんが、結構残念でした</w:t>
+              <w:t xml:space="preserve">早朝出発の人などの音が気になるのと、お風呂の排水口の臭いが気になる〜後は快適に過ごせた</w:t>
             </w:r>
           </w:p>
         </w:tc>
@@ -5889,7 +5889,7 @@
                 <w:sz w:val="20"/>
                 <w:szCs w:val="20"/>
               </w:rPr>
-              <w:t xml:space="preserve">重大・12件</w:t>
+              <w:t xml:space="preserve">中度・4件</w:t>
             </w:r>
           </w:p>
         </w:tc>
@@ -6028,7 +6028,7 @@
                 <w:sz w:val="20"/>
                 <w:szCs w:val="20"/>
               </w:rPr>
-              <w:t xml:space="preserve">軽度・2件</w:t>
+              <w:t xml:space="preserve">軽度・1件</w:t>
             </w:r>
           </w:p>
         </w:tc>
@@ -6204,7 +6204,7 @@
           <w:sz w:val="22"/>
           <w:szCs w:val="22"/>
         </w:rPr>
-        <w:t xml:space="preserve">(2) 清掃品質の向上</w:t>
+        <w:t xml:space="preserve">(2) エアコン・空調の定期点検強化</w:t>
       </w:r>
     </w:p>
     <w:p>
@@ -6223,7 +6223,7 @@
           <w:sz w:val="21"/>
           <w:szCs w:val="21"/>
         </w:rPr>
-        <w:t xml:space="preserve">清掃チェックリストの見直しと強化（ベッド下・隅の重点確認）</w:t>
+        <w:t xml:space="preserve">全室のエアコン設定を季節に応じてデフォルト確認する運用フロー導入</w:t>
       </w:r>
     </w:p>
     <w:p>
@@ -6242,7 +6242,7 @@
           <w:sz w:val="21"/>
           <w:szCs w:val="21"/>
         </w:rPr>
-        <w:t xml:space="preserve">清掃後のダブルチェック体制の導入</w:t>
+        <w:t xml:space="preserve">冷暖房の正常動作を定期チェックリストに追加</w:t>
       </w:r>
     </w:p>
     <w:p>
@@ -6261,7 +6261,7 @@
           <w:sz w:val="21"/>
           <w:szCs w:val="21"/>
         </w:rPr>
-        <w:t xml:space="preserve">清掃スタッフへの再研修実施</w:t>
+        <w:t xml:space="preserve">異常報告があった客室の優先メンテナンス実施</w:t>
       </w:r>
     </w:p>
     <w:p>
@@ -6282,85 +6282,7 @@
           <w:sz w:val="22"/>
           <w:szCs w:val="22"/>
         </w:rPr>
-        <w:t xml:space="preserve">(3) エアコン・空調の定期点検強化</w:t>
-      </w:r>
-    </w:p>
-    <w:p>
-      <w:pPr>
-        <w:pStyle w:val="ListParagraph"/>
-        <w:numPr>
-          <w:ilvl w:val="0"/>
-          <w:numId w:val="2"/>
-        </w:numPr>
-        <w:spacing w:after="80" w:line="300"/>
-      </w:pPr>
-      <w:r>
-        <w:rPr>
-          <w:rFonts w:ascii="Arial" w:cs="Arial" w:eastAsia="Arial" w:hAnsi="Arial"/>
-          <w:color w:val="333333"/>
-          <w:sz w:val="21"/>
-          <w:szCs w:val="21"/>
-        </w:rPr>
-        <w:t xml:space="preserve">全室のエアコン設定を季節に応じてデフォルト確認する運用フロー導入</w:t>
-      </w:r>
-    </w:p>
-    <w:p>
-      <w:pPr>
-        <w:pStyle w:val="ListParagraph"/>
-        <w:numPr>
-          <w:ilvl w:val="0"/>
-          <w:numId w:val="2"/>
-        </w:numPr>
-        <w:spacing w:after="80" w:line="300"/>
-      </w:pPr>
-      <w:r>
-        <w:rPr>
-          <w:rFonts w:ascii="Arial" w:cs="Arial" w:eastAsia="Arial" w:hAnsi="Arial"/>
-          <w:color w:val="333333"/>
-          <w:sz w:val="21"/>
-          <w:szCs w:val="21"/>
-        </w:rPr>
-        <w:t xml:space="preserve">冷暖房の正常動作を定期チェックリストに追加</w:t>
-      </w:r>
-    </w:p>
-    <w:p>
-      <w:pPr>
-        <w:pStyle w:val="ListParagraph"/>
-        <w:numPr>
-          <w:ilvl w:val="0"/>
-          <w:numId w:val="2"/>
-        </w:numPr>
-        <w:spacing w:after="80" w:line="300"/>
-      </w:pPr>
-      <w:r>
-        <w:rPr>
-          <w:rFonts w:ascii="Arial" w:cs="Arial" w:eastAsia="Arial" w:hAnsi="Arial"/>
-          <w:color w:val="333333"/>
-          <w:sz w:val="21"/>
-          <w:szCs w:val="21"/>
-        </w:rPr>
-        <w:t xml:space="preserve">異常報告があった客室の優先メンテナンス実施</w:t>
-      </w:r>
-    </w:p>
-    <w:p>
-      <w:pPr>
-        <w:spacing w:after="80"/>
-      </w:pPr>
-    </w:p>
-    <w:p>
-      <w:pPr>
-        <w:spacing w:after="120" w:before="200"/>
-      </w:pPr>
-      <w:r>
-        <w:rPr>
-          <w:rFonts w:ascii="Arial" w:cs="Arial" w:eastAsia="Arial" w:hAnsi="Arial"/>
-          <w:b/>
-          <w:bCs/>
-          <w:color w:val="1B3A5C"/>
-          <w:sz w:val="22"/>
-          <w:szCs w:val="22"/>
-        </w:rPr>
-        <w:t xml:space="preserve">(4) スタッフ対応品質の統一</w:t>
+        <w:t xml:space="preserve">(3) スタッフ対応品質の統一</w:t>
       </w:r>
     </w:p>
     <w:p>
@@ -7191,7 +7113,7 @@
                 <w:sz w:val="20"/>
                 <w:szCs w:val="20"/>
               </w:rPr>
-              <w:t xml:space="preserve">8.31点</w:t>
+              <w:t xml:space="preserve">8.35点</w:t>
             </w:r>
           </w:p>
         </w:tc>
@@ -7225,7 +7147,7 @@
                 <w:sz w:val="20"/>
                 <w:szCs w:val="20"/>
               </w:rPr>
-              <w:t xml:space="preserve">8.6点以上</w:t>
+              <w:t xml:space="preserve">8.7点以上</w:t>
             </w:r>
           </w:p>
         </w:tc>
@@ -7331,7 +7253,7 @@
                 <w:sz w:val="20"/>
                 <w:szCs w:val="20"/>
               </w:rPr>
-              <w:t xml:space="preserve">76.6%</w:t>
+              <w:t xml:space="preserve">76.8%</w:t>
             </w:r>
           </w:p>
         </w:tc>
@@ -7471,7 +7393,7 @@
                 <w:sz w:val="20"/>
                 <w:szCs w:val="20"/>
               </w:rPr>
-              <w:t xml:space="preserve">3.1%</w:t>
+              <w:t xml:space="preserve">4.3%</w:t>
             </w:r>
           </w:p>
         </w:tc>
@@ -7505,7 +7427,7 @@
                 <w:sz w:val="20"/>
                 <w:szCs w:val="20"/>
               </w:rPr>
-              <w:t xml:space="preserve">0%以下</w:t>
+              <w:t xml:space="preserve">1%以下</w:t>
             </w:r>
           </w:p>
         </w:tc>
@@ -7751,7 +7673,7 @@
                 <w:sz w:val="20"/>
                 <w:szCs w:val="20"/>
               </w:rPr>
-              <w:t xml:space="preserve">約105件/期間</w:t>
+              <w:t xml:space="preserve">約51件/期間</w:t>
             </w:r>
           </w:p>
         </w:tc>
@@ -7785,7 +7707,7 @@
                 <w:sz w:val="20"/>
                 <w:szCs w:val="20"/>
               </w:rPr>
-              <w:t xml:space="preserve">52件以下</w:t>
+              <w:t xml:space="preserve">25件以下</w:t>
             </w:r>
           </w:p>
         </w:tc>
@@ -8284,7 +8206,7 @@
                 <w:sz w:val="21"/>
                 <w:szCs w:val="21"/>
               </w:rPr>
-              <w:t xml:space="preserve">変なホテル東京羽田は、全体平均8.31点（10点換算）、高評価率76.6%という良好な顧客満足度を維持しているホテルです。特に「立地・アクセス」「スタッフの対応」が多くのゲストから高く評価されています。</w:t>
+              <w:t xml:space="preserve">変なホテル東京羽田は、全体平均8.35点（10点換算）、高評価率76.8%という良好な顧客満足度を維持しているホテルです。特に「立地・アクセス」「スタッフの対応」が多くのゲストから高く評価されています。</w:t>
             </w:r>
           </w:p>
           <w:p>

--- a/納品レポート/ホテル別レポート/henn_na_haneda_口コミ分析改善レポート.docx
+++ b/納品レポート/ホテル別レポート/henn_na_haneda_口コミ分析改善レポート.docx
@@ -81,7 +81,7 @@
           <w:sz w:val="22"/>
           <w:szCs w:val="22"/>
         </w:rPr>
-        <w:t xml:space="preserve">分析対象期間：2026年3月</w:t>
+        <w:t xml:space="preserve">分析対象期間：2026年3月〜4月</w:t>
       </w:r>
     </w:p>
     <w:p>
@@ -96,7 +96,7 @@
           <w:sz w:val="22"/>
           <w:szCs w:val="22"/>
         </w:rPr>
-        <w:t xml:space="preserve">レビュー総数：164件（6サイト）</w:t>
+        <w:t xml:space="preserve">レビュー総数：189件（6サイト）</w:t>
       </w:r>
     </w:p>
     <w:p>
@@ -111,7 +111,7 @@
           <w:sz w:val="20"/>
           <w:szCs w:val="20"/>
         </w:rPr>
-        <w:t xml:space="preserve">対象サイト：Trip.com / じゃらん / 楽天トラベル / Agoda / Booking.com / Google</w:t>
+        <w:t xml:space="preserve">対象サイト：Trip.com / 楽天トラベル / じゃらん / Agoda / Booking.com / Google</w:t>
       </w:r>
     </w:p>
     <w:p>
@@ -189,7 +189,7 @@
           <w:sz w:val="21"/>
           <w:szCs w:val="21"/>
         </w:rPr>
-        <w:t xml:space="preserve">2026年3月に各OTAサイト・口コミサイトに投稿された164件のレビューを包括的に分析しました。以下が主要な発見事項です。</w:t>
+        <w:t xml:space="preserve">2026年3月〜4月に各OTAサイト・口コミサイトに投稿された189件のレビューを包括的に分析しました。以下が主要な発見事項です。</w:t>
       </w:r>
     </w:p>
     <w:p>
@@ -261,7 +261,7 @@
                 <w:sz w:val="36"/>
                 <w:szCs w:val="36"/>
               </w:rPr>
-              <w:t xml:space="preserve">8.35</w:t>
+              <w:t xml:space="preserve">8.31</w:t>
             </w:r>
           </w:p>
         </w:tc>
@@ -310,7 +310,7 @@
                 <w:sz w:val="36"/>
                 <w:szCs w:val="36"/>
               </w:rPr>
-              <w:t xml:space="preserve">76.8%</w:t>
+              <w:t xml:space="preserve">76.2%</w:t>
             </w:r>
           </w:p>
         </w:tc>
@@ -359,7 +359,7 @@
                 <w:sz w:val="36"/>
                 <w:szCs w:val="36"/>
               </w:rPr>
-              <w:t xml:space="preserve">4.3%</w:t>
+              <w:t xml:space="preserve">4.2%</w:t>
             </w:r>
           </w:p>
         </w:tc>
@@ -408,7 +408,7 @@
                 <w:sz w:val="36"/>
                 <w:szCs w:val="36"/>
               </w:rPr>
-              <w:t xml:space="preserve">164件</w:t>
+              <w:t xml:space="preserve">189件</w:t>
             </w:r>
           </w:p>
         </w:tc>
@@ -448,7 +448,7 @@
           <w:sz w:val="21"/>
           <w:szCs w:val="21"/>
         </w:rPr>
-        <w:t xml:space="preserve">全体平均スコア8.35点（10点換算）は良好な水準であり、76.8%が高評価（8-10点）に分類されます。低評価（1-4点）は7件（4.3%）で、ゲスト満足度は良好です。Trip.com（9.56点）で特に高い評価を獲得しています。</w:t>
+        <w:t xml:space="preserve">全体平均スコア8.31点（10点換算）は良好な水準であり、76.2%が高評価（8-10点）に分類されます。低評価（1-4点）は8件（4.2%）で、ゲスト満足度は良好です。Trip.com（9.17点）で特に高い評価を獲得しています。</w:t>
       </w:r>
     </w:p>
     <w:p>
@@ -542,7 +542,7 @@
                 <w:sz w:val="20"/>
                 <w:szCs w:val="20"/>
               </w:rPr>
-              <w:t xml:space="preserve">立地・アクセス（20件以上で言及）、スタッフの対応（20件以上で言及）、清潔さ・清掃（20件以上で言及）</w:t>
+              <w:t xml:space="preserve">立地・アクセス（50件以上で言及）、スタッフの対応（20件以上で言及）、清潔さ・清掃（20件以上で言及）</w:t>
             </w:r>
           </w:p>
           <w:p>
@@ -567,7 +567,7 @@
                 <w:sz w:val="20"/>
                 <w:szCs w:val="20"/>
               </w:rPr>
-              <w:t xml:space="preserve">浴室・水回り（51件）、エアコン・空調（27件）、部屋の狭さ（13件）、対応・サービスの不満（5件）</w:t>
+              <w:t xml:space="preserve">浴室・水回り（60件）、エアコン・空調（31件）、部屋の狭さ（14件）、対応・サービスの不満（6件）</w:t>
             </w:r>
           </w:p>
           <w:p>
@@ -987,7 +987,7 @@
                 <w:sz w:val="20"/>
                 <w:szCs w:val="20"/>
               </w:rPr>
-              <w:t xml:space="preserve">9</w:t>
+              <w:t xml:space="preserve">12</w:t>
             </w:r>
           </w:p>
         </w:tc>
@@ -1021,7 +1021,7 @@
                 <w:sz w:val="20"/>
                 <w:szCs w:val="20"/>
               </w:rPr>
-              <w:t xml:space="preserve">9.56</w:t>
+              <w:t xml:space="preserve">9.17</w:t>
             </w:r>
           </w:p>
         </w:tc>
@@ -1089,7 +1089,7 @@
                 <w:sz w:val="20"/>
                 <w:szCs w:val="20"/>
               </w:rPr>
-              <w:t xml:space="preserve">9.56</w:t>
+              <w:t xml:space="preserve">9.17</w:t>
             </w:r>
           </w:p>
         </w:tc>
@@ -1194,7 +1194,7 @@
                 <w:sz w:val="20"/>
                 <w:szCs w:val="20"/>
               </w:rPr>
-              <w:t xml:space="preserve">じゃらん</w:t>
+              <w:t xml:space="preserve">楽天トラベル</w:t>
             </w:r>
           </w:p>
         </w:tc>
@@ -1229,7 +1229,7 @@
                 <w:sz w:val="20"/>
                 <w:szCs w:val="20"/>
               </w:rPr>
-              <w:t xml:space="preserve">8</w:t>
+              <w:t xml:space="preserve">22</w:t>
             </w:r>
           </w:p>
         </w:tc>
@@ -1264,7 +1264,7 @@
                 <w:sz w:val="20"/>
                 <w:szCs w:val="20"/>
               </w:rPr>
-              <w:t xml:space="preserve">4.38</w:t>
+              <w:t xml:space="preserve">4.36</w:t>
             </w:r>
           </w:p>
         </w:tc>
@@ -1334,7 +1334,7 @@
                 <w:sz w:val="20"/>
                 <w:szCs w:val="20"/>
               </w:rPr>
-              <w:t xml:space="preserve">8.75</w:t>
+              <w:t xml:space="preserve">8.73</w:t>
             </w:r>
           </w:p>
         </w:tc>
@@ -1369,7 +1369,7 @@
                 <w:sz w:val="20"/>
                 <w:szCs w:val="20"/>
               </w:rPr>
-              <w:t xml:space="preserve">8</w:t>
+              <w:t xml:space="preserve">9</w:t>
             </w:r>
           </w:p>
         </w:tc>
@@ -1440,7 +1440,7 @@
                 <w:sz w:val="20"/>
                 <w:szCs w:val="20"/>
               </w:rPr>
-              <w:t xml:space="preserve">楽天トラベル</w:t>
+              <w:t xml:space="preserve">じゃらん</w:t>
             </w:r>
           </w:p>
         </w:tc>
@@ -1474,7 +1474,7 @@
                 <w:sz w:val="20"/>
                 <w:szCs w:val="20"/>
               </w:rPr>
-              <w:t xml:space="preserve">19</w:t>
+              <w:t xml:space="preserve">12</w:t>
             </w:r>
           </w:p>
         </w:tc>
@@ -1508,7 +1508,7 @@
                 <w:sz w:val="20"/>
                 <w:szCs w:val="20"/>
               </w:rPr>
-              <w:t xml:space="preserve">4.32</w:t>
+              <w:t xml:space="preserve">4.33</w:t>
             </w:r>
           </w:p>
         </w:tc>
@@ -1576,7 +1576,7 @@
                 <w:sz w:val="20"/>
                 <w:szCs w:val="20"/>
               </w:rPr>
-              <w:t xml:space="preserve">8.63</w:t>
+              <w:t xml:space="preserve">8.67</w:t>
             </w:r>
           </w:p>
         </w:tc>
@@ -1716,7 +1716,7 @@
                 <w:sz w:val="20"/>
                 <w:szCs w:val="20"/>
               </w:rPr>
-              <w:t xml:space="preserve">20</w:t>
+              <w:t xml:space="preserve">22</w:t>
             </w:r>
           </w:p>
         </w:tc>
@@ -1751,7 +1751,7 @@
                 <w:sz w:val="20"/>
                 <w:szCs w:val="20"/>
               </w:rPr>
-              <w:t xml:space="preserve">8.4</w:t>
+              <w:t xml:space="preserve">8.36</w:t>
             </w:r>
           </w:p>
         </w:tc>
@@ -1821,7 +1821,7 @@
                 <w:sz w:val="20"/>
                 <w:szCs w:val="20"/>
               </w:rPr>
-              <w:t xml:space="preserve">8.4</w:t>
+              <w:t xml:space="preserve">8.36</w:t>
             </w:r>
           </w:p>
         </w:tc>
@@ -1856,7 +1856,7 @@
                 <w:sz w:val="20"/>
                 <w:szCs w:val="20"/>
               </w:rPr>
-              <w:t xml:space="preserve">9</w:t>
+              <w:t xml:space="preserve">8.5</w:t>
             </w:r>
           </w:p>
         </w:tc>
@@ -1961,7 +1961,7 @@
                 <w:sz w:val="20"/>
                 <w:szCs w:val="20"/>
               </w:rPr>
-              <w:t xml:space="preserve">78</w:t>
+              <w:t xml:space="preserve">88</w:t>
             </w:r>
           </w:p>
         </w:tc>
@@ -1995,7 +1995,7 @@
                 <w:sz w:val="20"/>
                 <w:szCs w:val="20"/>
               </w:rPr>
-              <w:t xml:space="preserve">8.23</w:t>
+              <w:t xml:space="preserve">8.17</w:t>
             </w:r>
           </w:p>
         </w:tc>
@@ -2063,7 +2063,7 @@
                 <w:sz w:val="20"/>
                 <w:szCs w:val="20"/>
               </w:rPr>
-              <w:t xml:space="preserve">8.23</w:t>
+              <w:t xml:space="preserve">8.17</w:t>
             </w:r>
           </w:p>
         </w:tc>
@@ -2203,7 +2203,7 @@
                 <w:sz w:val="20"/>
                 <w:szCs w:val="20"/>
               </w:rPr>
-              <w:t xml:space="preserve">30</w:t>
+              <w:t xml:space="preserve">33</w:t>
             </w:r>
           </w:p>
         </w:tc>
@@ -2238,7 +2238,7 @@
                 <w:sz w:val="20"/>
                 <w:szCs w:val="20"/>
               </w:rPr>
-              <w:t xml:space="preserve">4</w:t>
+              <w:t xml:space="preserve">3.97</w:t>
             </w:r>
           </w:p>
         </w:tc>
@@ -2304,11 +2304,11 @@
                 <w:rFonts w:ascii="Arial" w:cs="Arial" w:eastAsia="Arial" w:hAnsi="Arial"/>
                 <w:b/>
                 <w:bCs/>
-                <w:color w:val="27AE60"/>
-                <w:sz w:val="20"/>
-                <w:szCs w:val="20"/>
-              </w:rPr>
-              <w:t xml:space="preserve">8</w:t>
+                <w:color w:val="E67E22"/>
+                <w:sz w:val="20"/>
+                <w:szCs w:val="20"/>
+              </w:rPr>
+              <w:t xml:space="preserve">7.94</w:t>
             </w:r>
           </w:p>
         </w:tc>
@@ -2374,11 +2374,11 @@
                 <w:rFonts w:ascii="Arial" w:cs="Arial" w:eastAsia="Arial" w:hAnsi="Arial"/>
                 <w:b/>
                 <w:bCs/>
-                <w:color w:val="27AE60"/>
-                <w:sz w:val="20"/>
-                <w:szCs w:val="20"/>
-              </w:rPr>
-              <w:t xml:space="preserve">良好</w:t>
+                <w:color w:val="E67E22"/>
+                <w:sz w:val="20"/>
+                <w:szCs w:val="20"/>
+              </w:rPr>
+              <w:t xml:space="preserve">概ね良好</w:t>
             </w:r>
           </w:p>
         </w:tc>
@@ -2418,7 +2418,7 @@
           <w:sz w:val="21"/>
           <w:szCs w:val="21"/>
         </w:rPr>
-        <w:t xml:space="preserve">評価分布は10点（37.2%）に最も多く、8点以上の高評価が76.8%を占めています。低評価（1-4点）は計7件（4.3%）です。</w:t>
+        <w:t xml:space="preserve">評価分布は10点（36.0%）に最も多く、8点以上の高評価が76.2%を占めています。低評価（1-4点）は計8件（4.2%）です。</w:t>
       </w:r>
     </w:p>
     <w:p>
@@ -2653,7 +2653,7 @@
                 <w:sz w:val="20"/>
                 <w:szCs w:val="20"/>
               </w:rPr>
-              <w:t xml:space="preserve">61</w:t>
+              <w:t xml:space="preserve">68</w:t>
             </w:r>
           </w:p>
         </w:tc>
@@ -2688,7 +2688,7 @@
                 <w:sz w:val="20"/>
                 <w:szCs w:val="20"/>
               </w:rPr>
-              <w:t xml:space="preserve">37.2%</w:t>
+              <w:t xml:space="preserve">36.0%</w:t>
             </w:r>
           </w:p>
         </w:tc>
@@ -2726,7 +2726,7 @@
                 <w:sz w:val="18"/>
                 <w:szCs w:val="18"/>
               </w:rPr>
-              <w:t xml:space="preserve"> 61件</w:t>
+              <w:t xml:space="preserve"> 68件</w:t>
             </w:r>
           </w:p>
         </w:tc>
@@ -2798,7 +2798,7 @@
                 <w:sz w:val="20"/>
                 <w:szCs w:val="20"/>
               </w:rPr>
-              <w:t xml:space="preserve">23</w:t>
+              <w:t xml:space="preserve">26</w:t>
             </w:r>
           </w:p>
         </w:tc>
@@ -2833,7 +2833,7 @@
                 <w:sz w:val="20"/>
                 <w:szCs w:val="20"/>
               </w:rPr>
-              <w:t xml:space="preserve">14.0%</w:t>
+              <w:t xml:space="preserve">13.8%</w:t>
             </w:r>
           </w:p>
         </w:tc>
@@ -2870,7 +2870,7 @@
                 <w:sz w:val="18"/>
                 <w:szCs w:val="18"/>
               </w:rPr>
-              <w:t xml:space="preserve"> 23件</w:t>
+              <w:t xml:space="preserve"> 26件</w:t>
             </w:r>
           </w:p>
         </w:tc>
@@ -2942,7 +2942,7 @@
                 <w:sz w:val="20"/>
                 <w:szCs w:val="20"/>
               </w:rPr>
-              <w:t xml:space="preserve">42</w:t>
+              <w:t xml:space="preserve">50</w:t>
             </w:r>
           </w:p>
         </w:tc>
@@ -2977,7 +2977,7 @@
                 <w:sz w:val="20"/>
                 <w:szCs w:val="20"/>
               </w:rPr>
-              <w:t xml:space="preserve">25.6%</w:t>
+              <w:t xml:space="preserve">26.5%</w:t>
             </w:r>
           </w:p>
         </w:tc>
@@ -3006,7 +3006,7 @@
                 <w:sz w:val="20"/>
                 <w:szCs w:val="20"/>
               </w:rPr>
-              <w:t xml:space="preserve">██████████████</w:t>
+              <w:t xml:space="preserve">███████████████</w:t>
             </w:r>
             <w:r>
               <w:rPr>
@@ -3015,7 +3015,7 @@
                 <w:sz w:val="18"/>
                 <w:szCs w:val="18"/>
               </w:rPr>
-              <w:t xml:space="preserve"> 42件</w:t>
+              <w:t xml:space="preserve"> 50件</w:t>
             </w:r>
           </w:p>
         </w:tc>
@@ -3087,7 +3087,7 @@
                 <w:sz w:val="20"/>
                 <w:szCs w:val="20"/>
               </w:rPr>
-              <w:t xml:space="preserve">16</w:t>
+              <w:t xml:space="preserve">18</w:t>
             </w:r>
           </w:p>
         </w:tc>
@@ -3122,7 +3122,7 @@
                 <w:sz w:val="20"/>
                 <w:szCs w:val="20"/>
               </w:rPr>
-              <w:t xml:space="preserve">9.8%</w:t>
+              <w:t xml:space="preserve">9.5%</w:t>
             </w:r>
           </w:p>
         </w:tc>
@@ -3159,7 +3159,7 @@
                 <w:sz w:val="18"/>
                 <w:szCs w:val="18"/>
               </w:rPr>
-              <w:t xml:space="preserve"> 16件</w:t>
+              <w:t xml:space="preserve"> 18件</w:t>
             </w:r>
           </w:p>
         </w:tc>
@@ -3231,7 +3231,7 @@
                 <w:sz w:val="20"/>
                 <w:szCs w:val="20"/>
               </w:rPr>
-              <w:t xml:space="preserve">11</w:t>
+              <w:t xml:space="preserve">14</w:t>
             </w:r>
           </w:p>
         </w:tc>
@@ -3266,7 +3266,7 @@
                 <w:sz w:val="20"/>
                 <w:szCs w:val="20"/>
               </w:rPr>
-              <w:t xml:space="preserve">6.7%</w:t>
+              <w:t xml:space="preserve">7.4%</w:t>
             </w:r>
           </w:p>
         </w:tc>
@@ -3304,7 +3304,7 @@
                 <w:sz w:val="18"/>
                 <w:szCs w:val="18"/>
               </w:rPr>
-              <w:t xml:space="preserve"> 11件</w:t>
+              <w:t xml:space="preserve"> 14件</w:t>
             </w:r>
           </w:p>
         </w:tc>
@@ -3376,7 +3376,7 @@
                 <w:sz w:val="20"/>
                 <w:szCs w:val="20"/>
               </w:rPr>
-              <w:t xml:space="preserve">4</w:t>
+              <w:t xml:space="preserve">5</w:t>
             </w:r>
           </w:p>
         </w:tc>
@@ -3411,7 +3411,7 @@
                 <w:sz w:val="20"/>
                 <w:szCs w:val="20"/>
               </w:rPr>
-              <w:t xml:space="preserve">2.4%</w:t>
+              <w:t xml:space="preserve">2.6%</w:t>
             </w:r>
           </w:p>
         </w:tc>
@@ -3448,7 +3448,7 @@
                 <w:sz w:val="18"/>
                 <w:szCs w:val="18"/>
               </w:rPr>
-              <w:t xml:space="preserve"> 4件</w:t>
+              <w:t xml:space="preserve"> 5件</w:t>
             </w:r>
           </w:p>
         </w:tc>
@@ -3555,7 +3555,7 @@
                 <w:sz w:val="20"/>
                 <w:szCs w:val="20"/>
               </w:rPr>
-              <w:t xml:space="preserve">1.2%</w:t>
+              <w:t xml:space="preserve">1.1%</w:t>
             </w:r>
           </w:p>
         </w:tc>
@@ -3665,7 +3665,7 @@
                 <w:sz w:val="20"/>
                 <w:szCs w:val="20"/>
               </w:rPr>
-              <w:t xml:space="preserve">1</w:t>
+              <w:t xml:space="preserve">2</w:t>
             </w:r>
           </w:p>
         </w:tc>
@@ -3700,7 +3700,7 @@
                 <w:sz w:val="20"/>
                 <w:szCs w:val="20"/>
               </w:rPr>
-              <w:t xml:space="preserve">0.6%</w:t>
+              <w:t xml:space="preserve">1.1%</w:t>
             </w:r>
           </w:p>
         </w:tc>
@@ -3737,7 +3737,7 @@
                 <w:sz w:val="18"/>
                 <w:szCs w:val="18"/>
               </w:rPr>
-              <w:t xml:space="preserve"> 1件</w:t>
+              <w:t xml:space="preserve"> 2件</w:t>
             </w:r>
           </w:p>
         </w:tc>
@@ -3844,7 +3844,7 @@
                 <w:sz w:val="20"/>
                 <w:szCs w:val="20"/>
               </w:rPr>
-              <w:t xml:space="preserve">2.4%</w:t>
+              <w:t xml:space="preserve">2.1%</w:t>
             </w:r>
           </w:p>
         </w:tc>
@@ -3958,7 +3958,7 @@
                 <w:sz w:val="24"/>
                 <w:szCs w:val="24"/>
               </w:rPr>
-              <w:t xml:space="preserve">126件（76.8%）</w:t>
+              <w:t xml:space="preserve">144件（76.2%）</w:t>
             </w:r>
           </w:p>
         </w:tc>
@@ -4009,7 +4009,7 @@
                 <w:sz w:val="24"/>
                 <w:szCs w:val="24"/>
               </w:rPr>
-              <w:t xml:space="preserve">31件（18.9%）</w:t>
+              <w:t xml:space="preserve">37件（19.6%）</w:t>
             </w:r>
           </w:p>
         </w:tc>
@@ -4060,7 +4060,7 @@
                 <w:sz w:val="24"/>
                 <w:szCs w:val="24"/>
               </w:rPr>
-              <w:t xml:space="preserve">7件（4.3%）</w:t>
+              <w:t xml:space="preserve">8件（4.2%）</w:t>
             </w:r>
           </w:p>
         </w:tc>
@@ -4299,7 +4299,7 @@
                 <w:sz w:val="20"/>
                 <w:szCs w:val="20"/>
               </w:rPr>
-              <w:t xml:space="preserve">20件以上</w:t>
+              <w:t xml:space="preserve">50件以上</w:t>
             </w:r>
           </w:p>
         </w:tc>
@@ -4334,7 +4334,7 @@
                 <w:sz w:val="20"/>
                 <w:szCs w:val="20"/>
               </w:rPr>
-              <w:t xml:space="preserve">「เดินทางสะดวก ใกล้สนามบิน 空港に近い便利な立地」「ロビーにも自販機のパスタなどが売っていて便利でした」</w:t>
+              <w:t xml:space="preserve">「駅から近かった」「最寄りの駅は大鳥居駅です」</w:t>
             </w:r>
           </w:p>
         </w:tc>
@@ -4438,7 +4438,7 @@
                 <w:sz w:val="20"/>
                 <w:szCs w:val="20"/>
               </w:rPr>
-              <w:t xml:space="preserve">「空港シャトルサービスもあるので、旅行もとても便利です」「チェックインには、人間味のある対応が欠けている」</w:t>
+              <w:t xml:space="preserve">「何か質問があれば、スタッフが対応してくれます」「フロントが無人で聞きたいことが聞けないのが残念でした」</w:t>
             </w:r>
           </w:p>
         </w:tc>
@@ -4545,7 +4545,7 @@
                 <w:sz w:val="20"/>
                 <w:szCs w:val="20"/>
               </w:rPr>
-              <w:t xml:space="preserve">「Good breakfast, room was as advertised, everything was clean」「館内はきれいに清掃されていて気持ちよく過ごせました」</w:t>
+              <w:t xml:space="preserve">「部屋は清潔で整頓されており、アメニティは写真の通りです」「設備も部屋も新しくきれいだったので、機会があればまた利用したいです」</w:t>
             </w:r>
           </w:p>
         </w:tc>
@@ -4649,7 +4649,7 @@
                 <w:sz w:val="20"/>
                 <w:szCs w:val="20"/>
               </w:rPr>
-              <w:t xml:space="preserve">「部屋は狭く、余計なアメニティが置かれていて、さらに場所を取っている」「部屋は広々としていてとても快適です」</w:t>
+              <w:t xml:space="preserve">「部屋は清潔で整頓されており、アメニティは写真の通りです」「設備も部屋も新しくきれいだったので、機会があればまた利用したいです」</w:t>
             </w:r>
           </w:p>
         </w:tc>
@@ -4756,7 +4756,7 @@
                 <w:sz w:val="20"/>
                 <w:szCs w:val="20"/>
               </w:rPr>
-              <w:t xml:space="preserve">「Good breakfast, room was as advertised, everything was clean」「すぐ近くにスーパーやコンビニがあるので、夕飯や朝ごはんには困りませんでした」</w:t>
+              <w:t xml:space="preserve">「空港からそれほど近くはないものの、日本のホテルの多くよりも広々としており、インド風の朝食ビュッフェを提供している」「Although its not super close to the airport there's more ...」</w:t>
             </w:r>
           </w:p>
         </w:tc>
@@ -4826,7 +4826,7 @@
                 <w:sz w:val="20"/>
                 <w:szCs w:val="20"/>
               </w:rPr>
-              <w:t xml:space="preserve">9件</w:t>
+              <w:t xml:space="preserve">10件以上</w:t>
             </w:r>
           </w:p>
         </w:tc>
@@ -4860,7 +4860,7 @@
                 <w:sz w:val="20"/>
                 <w:szCs w:val="20"/>
               </w:rPr>
-              <w:t xml:space="preserve">「すぐ近くにスーパーやコンビニがあるので、夕飯や朝ごはんには困りませんでした」「場所も大鳥居駅から近く、周りにもコンビニやテイクアウトできるレストランがあったので便利でした」</w:t>
+              <w:t xml:space="preserve">「ホテルは比較的静かな住宅街に位置しており、大通りを少し外れたところにコンビニ、牛丼屋、NOTORIレストランなどが...」「最寄駅周りは飲食店も多く良いと思います」</w:t>
             </w:r>
           </w:p>
         </w:tc>
@@ -4900,7 +4900,7 @@
           <w:sz w:val="21"/>
           <w:szCs w:val="21"/>
         </w:rPr>
-        <w:t xml:space="preserve">口コミの多数で「立地・アクセス」に関するポジティブな言及が見られ、変なホテル東京羽田の最大の差別化要因となっています。เดินทางสะดวก ใกล้สนามบิน 空港に近い便利な立地といった声が多数寄せられています。</w:t>
+        <w:t xml:space="preserve">口コミの多数で「立地・アクセス」に関するポジティブな言及が見られ、変なホテル東京羽田の最大の差別化要因となっています。駅から近かったといった声が多数寄せられています。</w:t>
       </w:r>
     </w:p>
     <w:p>
@@ -4919,7 +4919,7 @@
           <w:sz w:val="21"/>
           <w:szCs w:val="21"/>
         </w:rPr>
-        <w:t xml:space="preserve">เดินทางสะดวก ใกล้สนามบิน 空港に近い便利な立地</w:t>
+        <w:t xml:space="preserve">駅から近かった</w:t>
       </w:r>
     </w:p>
     <w:p>
@@ -4938,7 +4938,7 @@
           <w:sz w:val="21"/>
           <w:szCs w:val="21"/>
         </w:rPr>
-        <w:t xml:space="preserve">ロビーにも自販機のパスタなどが売っていて便利でした</w:t>
+        <w:t xml:space="preserve">最寄りの駅は大鳥居駅です</w:t>
       </w:r>
     </w:p>
     <w:p>
@@ -4957,7 +4957,7 @@
           <w:sz w:val="21"/>
           <w:szCs w:val="21"/>
         </w:rPr>
-        <w:t xml:space="preserve">無料シャトルバスもありますが、京急の駅が近いので空港へすぐ到着できて大変便利でした</w:t>
+        <w:t xml:space="preserve">駅からもそんなにも遠くありません</w:t>
       </w:r>
     </w:p>
     <w:p>
@@ -4994,7 +4994,7 @@
           <w:sz w:val="21"/>
           <w:szCs w:val="21"/>
         </w:rPr>
-        <w:t xml:space="preserve">スタッフの対応に関するポジティブな評価も多く寄せられています。「空港シャトルサービスもあるので、旅行もとても便利です」といったコメントが見られます。</w:t>
+        <w:t xml:space="preserve">スタッフの対応に関するポジティブな評価も多く寄せられています。「何か質問があれば、スタッフが対応してくれます」といったコメントが見られます。</w:t>
       </w:r>
     </w:p>
     <w:p>
@@ -5299,7 +5299,7 @@
                 <w:sz w:val="20"/>
                 <w:szCs w:val="20"/>
               </w:rPr>
-              <w:t xml:space="preserve">無料シャトルバスもありますが、京急の駅が近いので空港へすぐ到着できて大変便利でした</w:t>
+              <w:t xml:space="preserve">羽田空港に近いのは大きな利点で、無料シャトルバスサービスがあり、車で約15分です</w:t>
             </w:r>
           </w:p>
         </w:tc>
@@ -5333,7 +5333,7 @@
                 <w:sz w:val="20"/>
                 <w:szCs w:val="20"/>
               </w:rPr>
-              <w:t xml:space="preserve">重大・51件</w:t>
+              <w:t xml:space="preserve">重大・60件</w:t>
             </w:r>
           </w:p>
         </w:tc>
@@ -5438,7 +5438,7 @@
                 <w:sz w:val="20"/>
                 <w:szCs w:val="20"/>
               </w:rPr>
-              <w:t xml:space="preserve">Habitaciones minúsculas, con amenities que están de sobra...</w:t>
+              <w:t xml:space="preserve">Although its not super close to the airport there's more ...</w:t>
             </w:r>
           </w:p>
         </w:tc>
@@ -5472,7 +5472,7 @@
                 <w:sz w:val="20"/>
                 <w:szCs w:val="20"/>
               </w:rPr>
-              <w:t xml:space="preserve">重大・27件</w:t>
+              <w:t xml:space="preserve">重大・31件</w:t>
             </w:r>
           </w:p>
         </w:tc>
@@ -5577,7 +5577,7 @@
                 <w:sz w:val="20"/>
                 <w:szCs w:val="20"/>
               </w:rPr>
-              <w:t xml:space="preserve">部屋は小さいですが、必要なものはすべて揃っています</w:t>
+              <w:t xml:space="preserve">Restaurant small and appeared to cater for Indian guests ...</w:t>
             </w:r>
           </w:p>
         </w:tc>
@@ -5611,7 +5611,7 @@
                 <w:sz w:val="20"/>
                 <w:szCs w:val="20"/>
               </w:rPr>
-              <w:t xml:space="preserve">重大・13件</w:t>
+              <w:t xml:space="preserve">重大・14件</w:t>
             </w:r>
           </w:p>
         </w:tc>
@@ -5716,7 +5716,7 @@
                 <w:sz w:val="20"/>
                 <w:szCs w:val="20"/>
               </w:rPr>
-              <w:t xml:space="preserve">どうして朝のシャトルバスがなくなったのか分かりませんが、結構残念でした</w:t>
+              <w:t xml:space="preserve">フロントが無人で聞きたいことが聞けないのが残念でした</w:t>
             </w:r>
           </w:p>
         </w:tc>
@@ -5750,7 +5750,7 @@
                 <w:sz w:val="20"/>
                 <w:szCs w:val="20"/>
               </w:rPr>
-              <w:t xml:space="preserve">重大・5件</w:t>
+              <w:t xml:space="preserve">重大・6件</w:t>
             </w:r>
           </w:p>
         </w:tc>
@@ -7113,7 +7113,7 @@
                 <w:sz w:val="20"/>
                 <w:szCs w:val="20"/>
               </w:rPr>
-              <w:t xml:space="preserve">8.35点</w:t>
+              <w:t xml:space="preserve">8.31点</w:t>
             </w:r>
           </w:p>
         </w:tc>
@@ -7147,7 +7147,7 @@
                 <w:sz w:val="20"/>
                 <w:szCs w:val="20"/>
               </w:rPr>
-              <w:t xml:space="preserve">8.7点以上</w:t>
+              <w:t xml:space="preserve">8.6点以上</w:t>
             </w:r>
           </w:p>
         </w:tc>
@@ -7253,7 +7253,7 @@
                 <w:sz w:val="20"/>
                 <w:szCs w:val="20"/>
               </w:rPr>
-              <w:t xml:space="preserve">76.8%</w:t>
+              <w:t xml:space="preserve">76.2%</w:t>
             </w:r>
           </w:p>
         </w:tc>
@@ -7288,7 +7288,7 @@
                 <w:sz w:val="20"/>
                 <w:szCs w:val="20"/>
               </w:rPr>
-              <w:t xml:space="preserve">82%以上</w:t>
+              <w:t xml:space="preserve">81%以上</w:t>
             </w:r>
           </w:p>
         </w:tc>
@@ -7393,7 +7393,7 @@
                 <w:sz w:val="20"/>
                 <w:szCs w:val="20"/>
               </w:rPr>
-              <w:t xml:space="preserve">4.3%</w:t>
+              <w:t xml:space="preserve">4.2%</w:t>
             </w:r>
           </w:p>
         </w:tc>
@@ -7673,7 +7673,7 @@
                 <w:sz w:val="20"/>
                 <w:szCs w:val="20"/>
               </w:rPr>
-              <w:t xml:space="preserve">約51件/期間</w:t>
+              <w:t xml:space="preserve">約60件/期間</w:t>
             </w:r>
           </w:p>
         </w:tc>
@@ -7707,7 +7707,7 @@
                 <w:sz w:val="20"/>
                 <w:szCs w:val="20"/>
               </w:rPr>
-              <w:t xml:space="preserve">25件以下</w:t>
+              <w:t xml:space="preserve">30件以下</w:t>
             </w:r>
           </w:p>
         </w:tc>
@@ -7802,7 +7802,7 @@
           <w:sz w:val="22"/>
           <w:szCs w:val="22"/>
         </w:rPr>
-        <w:t xml:space="preserve">[1] Trip.com / 8点 / 2026-03-31</w:t>
+        <w:t xml:space="preserve">[1] Trip.com / 9点 / 2026-04-04</w:t>
       </w:r>
     </w:p>
     <w:p>
@@ -7817,7 +7817,7 @@
           <w:sz w:val="21"/>
           <w:szCs w:val="21"/>
         </w:rPr>
-        <w:t xml:space="preserve">空港に近い便利な立地。</w:t>
+        <w:t xml:space="preserve">このホテルで最も印象に残るのは、おそらく恐竜をテーマにしたフロントデスクサービスでしょう！基本的にはセルフチェックインで、システムは多言語に対応しており、非常に使いやすいです。何か質問があれば、スタッフが対応してくれます。チェックアウトもセルフサービスです。部屋は清潔で整頓されており、アメニティは写真の通りです。私は出張で荷物は少なかったのですが、スーツケースを持っていると、開けた瞬間に動き...</w:t>
       </w:r>
     </w:p>
     <w:p>
@@ -7838,7 +7838,7 @@
           <w:sz w:val="22"/>
           <w:szCs w:val="22"/>
         </w:rPr>
-        <w:t xml:space="preserve">[2] Booking.com / 8点 / 2026-03-31</w:t>
+        <w:t xml:space="preserve">[2] 楽天トラベル / 10点 / 2026-04-04</w:t>
       </w:r>
     </w:p>
     <w:p>
@@ -7853,7 +7853,7 @@
           <w:sz w:val="21"/>
           <w:szCs w:val="21"/>
         </w:rPr>
-        <w:t xml:space="preserve">Good breakfast, room was as advertised, everything was clean.</w:t>
+        <w:t xml:space="preserve">駅からもそんなにも遠くありません。 チェックインは無人でしたが、問題なくチェックインできました。最寄駅周りは飲食店も多く良いと思います。</w:t>
       </w:r>
     </w:p>
     <w:p>
@@ -7874,7 +7874,7 @@
           <w:sz w:val="22"/>
           <w:szCs w:val="22"/>
         </w:rPr>
-        <w:t xml:space="preserve">[3] Agoda / 10点 / 2026-03-31</w:t>
+        <w:t xml:space="preserve">[3] じゃらん / 8点 / 2026-04-04</w:t>
       </w:r>
     </w:p>
     <w:p>
@@ -7889,7 +7889,7 @@
           <w:sz w:val="21"/>
           <w:szCs w:val="21"/>
         </w:rPr>
-        <w:t xml:space="preserve">空港前日に利用！ロビーにも自販機のパスタなどが売っていて便利でした！</w:t>
+        <w:t xml:space="preserve">朝早い飛行機に乗るため、このホテルを予約しました。無料バスに乗せてもらえて助かりました。近くに居酒屋などもあり、便利でした。</w:t>
       </w:r>
     </w:p>
     <w:p>
@@ -7910,7 +7910,7 @@
           <w:sz w:val="22"/>
           <w:szCs w:val="22"/>
         </w:rPr>
-        <w:t xml:space="preserve">[4] Agoda / 9点 / 2026-03-31</w:t>
+        <w:t xml:space="preserve">[4] じゃらん / 10点 / 2026-04-04</w:t>
       </w:r>
     </w:p>
     <w:p>
@@ -7925,7 +7925,7 @@
           <w:sz w:val="21"/>
           <w:szCs w:val="21"/>
         </w:rPr>
-        <w:t xml:space="preserve">館内はきれいに清掃されていて気持ちよく過ごせました。チェックインもスムーズで安心感がありました。</w:t>
+        <w:t xml:space="preserve">空港からの利便性で選びましたが、無料バスのおかげで荷物が多くてもスムーズに移動することが出来ました。チェックインは恐竜がサポートしてくれます。動きが面白いので、同じ時間帯にいらしていたお子様たちが喜んでいました。駅からも近く、食事や買い物にも困りません。便利で良い宿なので、早朝便利用者にもおすすめしたいです</w:t>
       </w:r>
     </w:p>
     <w:p>
@@ -7946,7 +7946,7 @@
           <w:sz w:val="22"/>
           <w:szCs w:val="22"/>
         </w:rPr>
-        <w:t xml:space="preserve">[5] Agoda / 8点 / 2026-03-31</w:t>
+        <w:t xml:space="preserve">[5] じゃらん / 10点 / 2026-04-04</w:t>
       </w:r>
     </w:p>
     <w:p>
@@ -7961,7 +7961,7 @@
           <w:sz w:val="21"/>
           <w:szCs w:val="21"/>
         </w:rPr>
-        <w:t xml:space="preserve">羽田空港早朝便利用のため、前泊用として利用しました。  無料シャトルバスもありますが、京急の駅が近いので空港へすぐ到着できて大変便利でした。  また漫画の無料貸し出しがあったので、子供が大変満足していました。  ぜひまた利用したいと思います。</w:t>
+        <w:t xml:space="preserve">翌日の飛行機が朝早いため、前泊という形で泊まりました。受付に人がおらず変な感じがしつつもタッチパネルでチェックインが完了して難なく利用できました。設備も部屋も新しくきれいだったので、機会があればまた利用したいです。</w:t>
       </w:r>
     </w:p>
     <w:p>
@@ -7982,7 +7982,7 @@
           <w:sz w:val="22"/>
           <w:szCs w:val="22"/>
         </w:rPr>
-        <w:t xml:space="preserve">[6] Google / 2点 / 2026-03-26</w:t>
+        <w:t xml:space="preserve">[6] Trip.com / 5点 / 2026-04-01</w:t>
       </w:r>
     </w:p>
     <w:p>
@@ -7997,7 +7997,7 @@
           <w:sz w:val="21"/>
           <w:szCs w:val="21"/>
         </w:rPr>
-        <w:t xml:space="preserve">設備が素晴らしく、サービスも最高で、空港にもとても近い。</w:t>
+        <w:t xml:space="preserve">チェックイン時に予約が見つからなかったため、スタッフは役に立たなかった。</w:t>
       </w:r>
     </w:p>
     <w:p>
@@ -8018,7 +8018,7 @@
           <w:sz w:val="22"/>
           <w:szCs w:val="22"/>
         </w:rPr>
-        <w:t xml:space="preserve">[7] Google / 2点 / 2026-03-26</w:t>
+        <w:t xml:space="preserve">[7] Booking.com / 3点 / 2026-04-01</w:t>
       </w:r>
     </w:p>
     <w:p>
@@ -8033,7 +8033,33 @@
           <w:sz w:val="21"/>
           <w:szCs w:val="21"/>
         </w:rPr>
-        <w:t xml:space="preserve">設備が素晴らしく、サービスも最高で、空港にもとても近い。</w:t>
+        <w:t xml:space="preserve">Location ok short walk from train station only 3 stops away from the Airport. Automatic baggage lock up service</w:t>
+      </w:r>
+    </w:p>
+    <w:p>
+      <w:pPr>
+        <w:spacing w:after="120" w:line="320"/>
+        <w:jc w:val="left"/>
+      </w:pPr>
+      <w:r>
+        <w:rPr>
+          <w:rFonts w:ascii="Arial" w:cs="Arial" w:eastAsia="Arial" w:hAnsi="Arial"/>
+          <w:b/>
+          <w:bCs/>
+          <w:color w:val="C0392B"/>
+          <w:sz w:val="21"/>
+          <w:szCs w:val="21"/>
+        </w:rPr>
+        <w:t xml:space="preserve">【改善点】</w:t>
+      </w:r>
+      <w:r>
+        <w:rPr>
+          <w:rFonts w:ascii="Arial" w:cs="Arial" w:eastAsia="Arial" w:hAnsi="Arial"/>
+          <w:color w:val="333333"/>
+          <w:sz w:val="21"/>
+          <w:szCs w:val="21"/>
+        </w:rPr>
+        <w:t xml:space="preserve">チェックインはロボット対応。自動販売機は故障中。コーヒーは飲めず、部屋には電気ケトルはあったものの、コーヒーもミルクもなく、緑茶しかなかった。冷蔵庫も故障。テレビやアプリへのストリーミングもできず、ほとんどのチャンネルが映らなかった。レストランは狭く、インド人客専用のようだった。周辺にはあまり...</w:t>
       </w:r>
     </w:p>
     <w:p>
@@ -8054,7 +8080,7 @@
           <w:sz w:val="22"/>
           <w:szCs w:val="22"/>
         </w:rPr>
-        <w:t xml:space="preserve">[8] Google / 6点 / 2026-03-24</w:t>
+        <w:t xml:space="preserve">[8] じゃらん / 6点 / 2026-04-01</w:t>
       </w:r>
     </w:p>
     <w:p>
@@ -8069,7 +8095,7 @@
           <w:sz w:val="21"/>
           <w:szCs w:val="21"/>
         </w:rPr>
-        <w:t xml:space="preserve">フライトが早朝のため利用させていただきました。2人だったので少し部屋が狭いかな？って思いましたが、素泊まりだけだったので大丈夫でした！部屋もプロジェクター付きでとても綺麗でした。場所も大鳥居駅から近く、周りにもコンビニやテイクアウトできるレストランがあったので便利でした。しかし、チェックインがセルフなので、私の場合はスタッフの人に予約確認と本人確認のためパスポートを見せないといけなくて、そこ...</w:t>
+        <w:t xml:space="preserve">大鳥居駅東口から徒歩約4分と立地が良いです。  羽田空港までシャトルバスが循環運行しており、空港まで15分と大変便利でした。</w:t>
       </w:r>
     </w:p>
     <w:p>
@@ -8090,7 +8116,7 @@
           <w:sz w:val="22"/>
           <w:szCs w:val="22"/>
         </w:rPr>
-        <w:t xml:space="preserve">[9] 楽天トラベル / 6点 / 2026-03-21</w:t>
+        <w:t xml:space="preserve">[9] Google / 2点 / 2026-03-26</w:t>
       </w:r>
     </w:p>
     <w:p>
@@ -8105,7 +8131,7 @@
           <w:sz w:val="21"/>
           <w:szCs w:val="21"/>
         </w:rPr>
-        <w:t xml:space="preserve">羽田空港から近くて便利です</w:t>
+        <w:t xml:space="preserve">設備が素晴らしく、サービスも最高で、空港にもとても近い。</w:t>
       </w:r>
     </w:p>
     <w:p>
@@ -8126,7 +8152,7 @@
           <w:sz w:val="22"/>
           <w:szCs w:val="22"/>
         </w:rPr>
-        <w:t xml:space="preserve">[10] Booking.com / 6点 / 2026-03-20</w:t>
+        <w:t xml:space="preserve">[10] Google / 2点 / 2026-03-26</w:t>
       </w:r>
     </w:p>
     <w:p>
@@ -8141,7 +8167,7 @@
           <w:sz w:val="21"/>
           <w:szCs w:val="21"/>
         </w:rPr>
-        <w:t xml:space="preserve">Le côté pratique  a côté de l aeroport avec 1 arrivée  le soir  et la navette gratuite</w:t>
+        <w:t xml:space="preserve">設備が素晴らしく、サービスも最高で、空港にもとても近い。</w:t>
       </w:r>
     </w:p>
     <w:p>
@@ -8206,7 +8232,7 @@
                 <w:sz w:val="21"/>
                 <w:szCs w:val="21"/>
               </w:rPr>
-              <w:t xml:space="preserve">変なホテル東京羽田は、全体平均8.35点（10点換算）、高評価率76.8%という良好な顧客満足度を維持しているホテルです。特に「立地・アクセス」「スタッフの対応」が多くのゲストから高く評価されています。</w:t>
+              <w:t xml:space="preserve">変なホテル東京羽田は、全体平均8.31点（10点換算）、高評価率76.2%という良好な顧客満足度を維持しているホテルです。特に「立地・アクセス」「スタッフの対応」が多くのゲストから高く評価されています。</w:t>
             </w:r>
           </w:p>
           <w:p>

--- a/納品レポート/ホテル別レポート/henn_na_haneda_口コミ分析改善レポート.docx
+++ b/納品レポート/ホテル別レポート/henn_na_haneda_口コミ分析改善レポート.docx
@@ -96,7 +96,7 @@
           <w:sz w:val="22"/>
           <w:szCs w:val="22"/>
         </w:rPr>
-        <w:t xml:space="preserve">レビュー総数：193件（6サイト）</w:t>
+        <w:t xml:space="preserve">レビュー総数：197件（6サイト）</w:t>
       </w:r>
     </w:p>
     <w:p>
@@ -131,7 +131,7 @@
           <w:sz w:val="20"/>
           <w:szCs w:val="20"/>
         </w:rPr>
-        <w:t xml:space="preserve">作成日：2026年4月6日</w:t>
+        <w:t xml:space="preserve">作成日：2026年4月7日</w:t>
       </w:r>
     </w:p>
     <w:p>
@@ -189,7 +189,7 @@
           <w:sz w:val="21"/>
           <w:szCs w:val="21"/>
         </w:rPr>
-        <w:t xml:space="preserve">2026年3月〜4月に各OTAサイト・口コミサイトに投稿された193件のレビューを包括的に分析しました。以下が主要な発見事項です。</w:t>
+        <w:t xml:space="preserve">2026年3月〜4月に各OTAサイト・口コミサイトに投稿された197件のレビューを包括的に分析しました。以下が主要な発見事項です。</w:t>
       </w:r>
     </w:p>
     <w:p>
@@ -261,7 +261,7 @@
                 <w:sz w:val="36"/>
                 <w:szCs w:val="36"/>
               </w:rPr>
-              <w:t xml:space="preserve">8.31</w:t>
+              <w:t xml:space="preserve">8.25</w:t>
             </w:r>
           </w:p>
         </w:tc>
@@ -310,7 +310,7 @@
                 <w:sz w:val="36"/>
                 <w:szCs w:val="36"/>
               </w:rPr>
-              <w:t xml:space="preserve">75.6%</w:t>
+              <w:t xml:space="preserve">74.6%</w:t>
             </w:r>
           </w:p>
         </w:tc>
@@ -359,7 +359,7 @@
                 <w:sz w:val="36"/>
                 <w:szCs w:val="36"/>
               </w:rPr>
-              <w:t xml:space="preserve">4.1%</w:t>
+              <w:t xml:space="preserve">4.6%</w:t>
             </w:r>
           </w:p>
         </w:tc>
@@ -408,7 +408,7 @@
                 <w:sz w:val="36"/>
                 <w:szCs w:val="36"/>
               </w:rPr>
-              <w:t xml:space="preserve">193件</w:t>
+              <w:t xml:space="preserve">197件</w:t>
             </w:r>
           </w:p>
         </w:tc>
@@ -448,7 +448,7 @@
           <w:sz w:val="21"/>
           <w:szCs w:val="21"/>
         </w:rPr>
-        <w:t xml:space="preserve">全体平均スコア8.31点（10点換算）は良好な水準であり、75.6%が高評価（8-10点）に分類されます。低評価（1-4点）は8件（4.1%）で、ゲスト満足度は良好です。Trip.com（9.17点）で特に高い評価を獲得しています。</w:t>
+        <w:t xml:space="preserve">全体平均スコア8.25点（10点換算）は良好な水準であり、74.6%が高評価（8-10点）に分類されます。低評価（1-4点）は9件（4.6%）で、ゲスト満足度は良好です。Trip.com（9.17点）で特に高い評価を獲得しています。</w:t>
       </w:r>
     </w:p>
     <w:p>
@@ -567,7 +567,7 @@
                 <w:sz w:val="20"/>
                 <w:szCs w:val="20"/>
               </w:rPr>
-              <w:t xml:space="preserve">浴室・水回り（60件）、エアコン・空調（31件）、部屋の狭さ（14件）、対応・サービスの不満（6件）</w:t>
+              <w:t xml:space="preserve">浴室・水回り（61件）、エアコン・空調（31件）、部屋の狭さ（14件）、対応・サービスの不満（6件）</w:t>
             </w:r>
           </w:p>
           <w:p>
@@ -1961,7 +1961,7 @@
                 <w:sz w:val="20"/>
                 <w:szCs w:val="20"/>
               </w:rPr>
-              <w:t xml:space="preserve">90</w:t>
+              <w:t xml:space="preserve">93</w:t>
             </w:r>
           </w:p>
         </w:tc>
@@ -1995,7 +1995,7 @@
                 <w:sz w:val="20"/>
                 <w:szCs w:val="20"/>
               </w:rPr>
-              <w:t xml:space="preserve">8.12</w:t>
+              <w:t xml:space="preserve">8.09</w:t>
             </w:r>
           </w:p>
         </w:tc>
@@ -2063,7 +2063,7 @@
                 <w:sz w:val="20"/>
                 <w:szCs w:val="20"/>
               </w:rPr>
-              <w:t xml:space="preserve">8.12</w:t>
+              <w:t xml:space="preserve">8.09</w:t>
             </w:r>
           </w:p>
         </w:tc>
@@ -2203,7 +2203,7 @@
                 <w:sz w:val="20"/>
                 <w:szCs w:val="20"/>
               </w:rPr>
-              <w:t xml:space="preserve">33</w:t>
+              <w:t xml:space="preserve">34</w:t>
             </w:r>
           </w:p>
         </w:tc>
@@ -2238,7 +2238,7 @@
                 <w:sz w:val="20"/>
                 <w:szCs w:val="20"/>
               </w:rPr>
-              <w:t xml:space="preserve">3.97</w:t>
+              <w:t xml:space="preserve">3.88</w:t>
             </w:r>
           </w:p>
         </w:tc>
@@ -2308,7 +2308,7 @@
                 <w:sz w:val="20"/>
                 <w:szCs w:val="20"/>
               </w:rPr>
-              <w:t xml:space="preserve">7.94</w:t>
+              <w:t xml:space="preserve">7.76</w:t>
             </w:r>
           </w:p>
         </w:tc>
@@ -2418,7 +2418,7 @@
           <w:sz w:val="21"/>
           <w:szCs w:val="21"/>
         </w:rPr>
-        <w:t xml:space="preserve">評価分布は10点（36.3%）に最も多く、8点以上の高評価が75.6%を占めています。低評価（1-4点）は計8件（4.1%）です。</w:t>
+        <w:t xml:space="preserve">評価分布は10点（35.5%）に最も多く、8点以上の高評価が74.6%を占めています。低評価（1-4点）は計9件（4.6%）です。</w:t>
       </w:r>
     </w:p>
     <w:p>
@@ -2688,7 +2688,7 @@
                 <w:sz w:val="20"/>
                 <w:szCs w:val="20"/>
               </w:rPr>
-              <w:t xml:space="preserve">36.3%</w:t>
+              <w:t xml:space="preserve">35.5%</w:t>
             </w:r>
           </w:p>
         </w:tc>
@@ -2833,7 +2833,7 @@
                 <w:sz w:val="20"/>
                 <w:szCs w:val="20"/>
               </w:rPr>
-              <w:t xml:space="preserve">13.5%</w:t>
+              <w:t xml:space="preserve">13.2%</w:t>
             </w:r>
           </w:p>
         </w:tc>
@@ -2942,7 +2942,7 @@
                 <w:sz w:val="20"/>
                 <w:szCs w:val="20"/>
               </w:rPr>
-              <w:t xml:space="preserve">50</w:t>
+              <w:t xml:space="preserve">51</w:t>
             </w:r>
           </w:p>
         </w:tc>
@@ -3006,7 +3006,7 @@
                 <w:sz w:val="20"/>
                 <w:szCs w:val="20"/>
               </w:rPr>
-              <w:t xml:space="preserve">██████████████</w:t>
+              <w:t xml:space="preserve">███████████████</w:t>
             </w:r>
             <w:r>
               <w:rPr>
@@ -3015,7 +3015,7 @@
                 <w:sz w:val="18"/>
                 <w:szCs w:val="18"/>
               </w:rPr>
-              <w:t xml:space="preserve"> 50件</w:t>
+              <w:t xml:space="preserve"> 51件</w:t>
             </w:r>
           </w:p>
         </w:tc>
@@ -3087,7 +3087,7 @@
                 <w:sz w:val="20"/>
                 <w:szCs w:val="20"/>
               </w:rPr>
-              <w:t xml:space="preserve">19</w:t>
+              <w:t xml:space="preserve">20</w:t>
             </w:r>
           </w:p>
         </w:tc>
@@ -3122,7 +3122,7 @@
                 <w:sz w:val="20"/>
                 <w:szCs w:val="20"/>
               </w:rPr>
-              <w:t xml:space="preserve">9.8%</w:t>
+              <w:t xml:space="preserve">10.2%</w:t>
             </w:r>
           </w:p>
         </w:tc>
@@ -3150,7 +3150,7 @@
                 <w:sz w:val="20"/>
                 <w:szCs w:val="20"/>
               </w:rPr>
-              <w:t xml:space="preserve">█████</w:t>
+              <w:t xml:space="preserve">██████</w:t>
             </w:r>
             <w:r>
               <w:rPr>
@@ -3159,7 +3159,7 @@
                 <w:sz w:val="18"/>
                 <w:szCs w:val="18"/>
               </w:rPr>
-              <w:t xml:space="preserve"> 19件</w:t>
+              <w:t xml:space="preserve"> 20件</w:t>
             </w:r>
           </w:p>
         </w:tc>
@@ -3231,7 +3231,7 @@
                 <w:sz w:val="20"/>
                 <w:szCs w:val="20"/>
               </w:rPr>
-              <w:t xml:space="preserve">14</w:t>
+              <w:t xml:space="preserve">15</w:t>
             </w:r>
           </w:p>
         </w:tc>
@@ -3266,7 +3266,7 @@
                 <w:sz w:val="20"/>
                 <w:szCs w:val="20"/>
               </w:rPr>
-              <w:t xml:space="preserve">7.3%</w:t>
+              <w:t xml:space="preserve">7.6%</w:t>
             </w:r>
           </w:p>
         </w:tc>
@@ -3304,7 +3304,7 @@
                 <w:sz w:val="18"/>
                 <w:szCs w:val="18"/>
               </w:rPr>
-              <w:t xml:space="preserve"> 14件</w:t>
+              <w:t xml:space="preserve"> 15件</w:t>
             </w:r>
           </w:p>
         </w:tc>
@@ -3411,7 +3411,7 @@
                 <w:sz w:val="20"/>
                 <w:szCs w:val="20"/>
               </w:rPr>
-              <w:t xml:space="preserve">3.1%</w:t>
+              <w:t xml:space="preserve">3.0%</w:t>
             </w:r>
           </w:p>
         </w:tc>
@@ -3809,7 +3809,7 @@
                 <w:sz w:val="20"/>
                 <w:szCs w:val="20"/>
               </w:rPr>
-              <w:t xml:space="preserve">4</w:t>
+              <w:t xml:space="preserve">5</w:t>
             </w:r>
           </w:p>
         </w:tc>
@@ -3844,7 +3844,7 @@
                 <w:sz w:val="20"/>
                 <w:szCs w:val="20"/>
               </w:rPr>
-              <w:t xml:space="preserve">2.1%</w:t>
+              <w:t xml:space="preserve">2.5%</w:t>
             </w:r>
           </w:p>
         </w:tc>
@@ -3882,7 +3882,7 @@
                 <w:sz w:val="18"/>
                 <w:szCs w:val="18"/>
               </w:rPr>
-              <w:t xml:space="preserve"> 4件</w:t>
+              <w:t xml:space="preserve"> 5件</w:t>
             </w:r>
           </w:p>
         </w:tc>
@@ -3958,7 +3958,7 @@
                 <w:sz w:val="24"/>
                 <w:szCs w:val="24"/>
               </w:rPr>
-              <w:t xml:space="preserve">146件（75.6%）</w:t>
+              <w:t xml:space="preserve">147件（74.6%）</w:t>
             </w:r>
           </w:p>
         </w:tc>
@@ -4009,7 +4009,7 @@
                 <w:sz w:val="24"/>
                 <w:szCs w:val="24"/>
               </w:rPr>
-              <w:t xml:space="preserve">39件（20.2%）</w:t>
+              <w:t xml:space="preserve">41件（20.8%）</w:t>
             </w:r>
           </w:p>
         </w:tc>
@@ -4060,7 +4060,7 @@
                 <w:sz w:val="24"/>
                 <w:szCs w:val="24"/>
               </w:rPr>
-              <w:t xml:space="preserve">8件（4.1%）</w:t>
+              <w:t xml:space="preserve">9件（4.6%）</w:t>
             </w:r>
           </w:p>
         </w:tc>
@@ -4334,7 +4334,7 @@
                 <w:sz w:val="20"/>
                 <w:szCs w:val="20"/>
               </w:rPr>
-              <w:t xml:space="preserve">「駅から近かった」「最寄りの駅は大鳥居駅です」</w:t>
+              <w:t xml:space="preserve">「Good location」「Location n」</w:t>
             </w:r>
           </w:p>
         </w:tc>
@@ -4438,7 +4438,7 @@
                 <w:sz w:val="20"/>
                 <w:szCs w:val="20"/>
               </w:rPr>
-              <w:t xml:space="preserve">「何か質問があれば、スタッフが対応してくれます」「フロントが無人で聞きたいことが聞けないのが残念でした」</w:t>
+              <w:t xml:space="preserve">「スタッフが常時いるのではなく、電話でやりとりするスタイル」「何か質問があれば、スタッフが対応してくれます」</w:t>
             </w:r>
           </w:p>
         </w:tc>
@@ -4649,7 +4649,7 @@
                 <w:sz w:val="20"/>
                 <w:szCs w:val="20"/>
               </w:rPr>
-              <w:t xml:space="preserve">「部屋は清潔で整頓されており、アメニティは写真の通りです」「設備も部屋も新しくきれいだったので、機会があればまた利用したいです」</w:t>
+              <w:t xml:space="preserve">「ベッドは快適ではなかった」「部屋は清潔で整頓されており、アメニティは写真の通りです」</w:t>
             </w:r>
           </w:p>
         </w:tc>
@@ -4900,7 +4900,7 @@
           <w:sz w:val="21"/>
           <w:szCs w:val="21"/>
         </w:rPr>
-        <w:t xml:space="preserve">口コミの多数で「立地・アクセス」に関するポジティブな言及が見られ、変なホテル東京羽田の最大の差別化要因となっています。駅から近かったといった声が多数寄せられています。</w:t>
+        <w:t xml:space="preserve">口コミの多数で「立地・アクセス」に関するポジティブな言及が見られ、変なホテル東京羽田の最大の差別化要因となっています。Good locationといった声が多数寄せられています。</w:t>
       </w:r>
     </w:p>
     <w:p>
@@ -4919,7 +4919,7 @@
           <w:sz w:val="21"/>
           <w:szCs w:val="21"/>
         </w:rPr>
-        <w:t xml:space="preserve">駅から近かった</w:t>
+        <w:t xml:space="preserve">Good location</w:t>
       </w:r>
     </w:p>
     <w:p>
@@ -4938,7 +4938,7 @@
           <w:sz w:val="21"/>
           <w:szCs w:val="21"/>
         </w:rPr>
-        <w:t xml:space="preserve">最寄りの駅は大鳥居駅です</w:t>
+        <w:t xml:space="preserve">Location n</w:t>
       </w:r>
     </w:p>
     <w:p>
@@ -4957,7 +4957,7 @@
           <w:sz w:val="21"/>
           <w:szCs w:val="21"/>
         </w:rPr>
-        <w:t xml:space="preserve">駅からもそんなにも遠くありません</w:t>
+        <w:t xml:space="preserve">駅から近かった</w:t>
       </w:r>
     </w:p>
     <w:p>
@@ -4994,7 +4994,7 @@
           <w:sz w:val="21"/>
           <w:szCs w:val="21"/>
         </w:rPr>
-        <w:t xml:space="preserve">スタッフの対応に関するポジティブな評価も多く寄せられています。「何か質問があれば、スタッフが対応してくれます」といったコメントが見られます。</w:t>
+        <w:t xml:space="preserve">スタッフの対応に関するポジティブな評価も多く寄せられています。「スタッフが常時いるのではなく、電話でやりとりするスタイル」といったコメントが見られます。</w:t>
       </w:r>
     </w:p>
     <w:p>
@@ -5299,7 +5299,7 @@
                 <w:sz w:val="20"/>
                 <w:szCs w:val="20"/>
               </w:rPr>
-              <w:t xml:space="preserve">羽田空港に近いのは大きな利点で、無料シャトルバスサービスがあり、車で約15分です</w:t>
+              <w:t xml:space="preserve">荷物が複数個ある場合や、大きな荷物をお持ちの場合は、シャトルバスの手配を拒否されるため、ここに宿泊しないでください</w:t>
             </w:r>
           </w:p>
         </w:tc>
@@ -5333,7 +5333,7 @@
                 <w:sz w:val="20"/>
                 <w:szCs w:val="20"/>
               </w:rPr>
-              <w:t xml:space="preserve">重大・60件</w:t>
+              <w:t xml:space="preserve">重大・61件</w:t>
             </w:r>
           </w:p>
         </w:tc>
@@ -7113,7 +7113,7 @@
                 <w:sz w:val="20"/>
                 <w:szCs w:val="20"/>
               </w:rPr>
-              <w:t xml:space="preserve">8.31点</w:t>
+              <w:t xml:space="preserve">8.25点</w:t>
             </w:r>
           </w:p>
         </w:tc>
@@ -7253,7 +7253,7 @@
                 <w:sz w:val="20"/>
                 <w:szCs w:val="20"/>
               </w:rPr>
-              <w:t xml:space="preserve">75.6%</w:t>
+              <w:t xml:space="preserve">74.6%</w:t>
             </w:r>
           </w:p>
         </w:tc>
@@ -7288,7 +7288,7 @@
                 <w:sz w:val="20"/>
                 <w:szCs w:val="20"/>
               </w:rPr>
-              <w:t xml:space="preserve">81%以上</w:t>
+              <w:t xml:space="preserve">80%以上</w:t>
             </w:r>
           </w:p>
         </w:tc>
@@ -7393,7 +7393,7 @@
                 <w:sz w:val="20"/>
                 <w:szCs w:val="20"/>
               </w:rPr>
-              <w:t xml:space="preserve">4.1%</w:t>
+              <w:t xml:space="preserve">4.6%</w:t>
             </w:r>
           </w:p>
         </w:tc>
@@ -7427,7 +7427,7 @@
                 <w:sz w:val="20"/>
                 <w:szCs w:val="20"/>
               </w:rPr>
-              <w:t xml:space="preserve">1%以下</w:t>
+              <w:t xml:space="preserve">2%以下</w:t>
             </w:r>
           </w:p>
         </w:tc>
@@ -7673,7 +7673,7 @@
                 <w:sz w:val="20"/>
                 <w:szCs w:val="20"/>
               </w:rPr>
-              <w:t xml:space="preserve">約60件/期間</w:t>
+              <w:t xml:space="preserve">約61件/期間</w:t>
             </w:r>
           </w:p>
         </w:tc>
@@ -7802,7 +7802,7 @@
           <w:sz w:val="22"/>
           <w:szCs w:val="22"/>
         </w:rPr>
-        <w:t xml:space="preserve">[1] 楽天トラベル / 10点 / 2026-04-05</w:t>
+        <w:t xml:space="preserve">[1] Booking.com / 8点 / 2026-04-06</w:t>
       </w:r>
     </w:p>
     <w:p>
@@ -7817,7 +7817,33 @@
           <w:sz w:val="21"/>
           <w:szCs w:val="21"/>
         </w:rPr>
-        <w:t xml:space="preserve">恐竜が喋ってたのが面白かったです。</w:t>
+        <w:t xml:space="preserve">場所は良い。</w:t>
+      </w:r>
+    </w:p>
+    <w:p>
+      <w:pPr>
+        <w:spacing w:after="120" w:line="320"/>
+        <w:jc w:val="left"/>
+      </w:pPr>
+      <w:r>
+        <w:rPr>
+          <w:rFonts w:ascii="Arial" w:cs="Arial" w:eastAsia="Arial" w:hAnsi="Arial"/>
+          <w:b/>
+          <w:bCs/>
+          <w:color w:val="C0392B"/>
+          <w:sz w:val="21"/>
+          <w:szCs w:val="21"/>
+        </w:rPr>
+        <w:t xml:space="preserve">【改善点】</w:t>
+      </w:r>
+      <w:r>
+        <w:rPr>
+          <w:rFonts w:ascii="Arial" w:cs="Arial" w:eastAsia="Arial" w:hAnsi="Arial"/>
+          <w:color w:val="333333"/>
+          <w:sz w:val="21"/>
+          <w:szCs w:val="21"/>
+        </w:rPr>
+        <w:t xml:space="preserve">スタッフが常時いるのではなく、電話でやりとりするスタイル。省人は理解出来るが少し寂しい感じがする。  チェックインは15時からで、それ以前の場合は荷物をフロントに預けるわけではないので場所が限られている。</w:t>
       </w:r>
     </w:p>
     <w:p>
@@ -7838,7 +7864,7 @@
           <w:sz w:val="22"/>
           <w:szCs w:val="22"/>
         </w:rPr>
-        <w:t xml:space="preserve">[2] Trip.com / 9点 / 2026-04-04</w:t>
+        <w:t xml:space="preserve">[2] 楽天トラベル / 10点 / 2026-04-05</w:t>
       </w:r>
     </w:p>
     <w:p>
@@ -7853,7 +7879,7 @@
           <w:sz w:val="21"/>
           <w:szCs w:val="21"/>
         </w:rPr>
-        <w:t xml:space="preserve">このホテルで最も印象に残るのは、おそらく恐竜をテーマにしたフロントデスクサービスでしょう！基本的にはセルフチェックインで、システムは多言語に対応しており、非常に使いやすいです。何か質問があれば、スタッフが対応してくれます。チェックアウトもセルフサービスです。部屋は清潔で整頓されており、アメニティは写真の通りです。私は出張で荷物は少なかったのですが、スーツケースを持っていると、開けた瞬間に動き...</w:t>
+        <w:t xml:space="preserve">恐竜が喋ってたのが面白かったです。</w:t>
       </w:r>
     </w:p>
     <w:p>
@@ -7874,7 +7900,7 @@
           <w:sz w:val="22"/>
           <w:szCs w:val="22"/>
         </w:rPr>
-        <w:t xml:space="preserve">[3] 楽天トラベル / 10点 / 2026-04-04</w:t>
+        <w:t xml:space="preserve">[3] Trip.com / 9点 / 2026-04-04</w:t>
       </w:r>
     </w:p>
     <w:p>
@@ -7889,7 +7915,7 @@
           <w:sz w:val="21"/>
           <w:szCs w:val="21"/>
         </w:rPr>
-        <w:t xml:space="preserve">駅からもそんなにも遠くありません。 チェックインは無人でしたが、問題なくチェックインできました。最寄駅周りは飲食店も多く良いと思います。</w:t>
+        <w:t xml:space="preserve">このホテルで最も印象に残るのは、おそらく恐竜をテーマにしたフロントデスクサービスでしょう！基本的にはセルフチェックインで、システムは多言語対応で非常に使いやすいです。何か質問があれば、スタッフが対応してくれます。チェックアウトもセルフサービスです。部屋は清潔で整頓されており、アメニティは写真の通りです。私は出張で荷物は少なかったのですが、スーツケースを持っていると、開けた瞬間に動き回るスペー...</w:t>
       </w:r>
     </w:p>
     <w:p>
@@ -7910,7 +7936,7 @@
           <w:sz w:val="22"/>
           <w:szCs w:val="22"/>
         </w:rPr>
-        <w:t xml:space="preserve">[4] じゃらん / 8点 / 2026-04-04</w:t>
+        <w:t xml:space="preserve">[4] 楽天トラベル / 10点 / 2026-04-04</w:t>
       </w:r>
     </w:p>
     <w:p>
@@ -7925,7 +7951,7 @@
           <w:sz w:val="21"/>
           <w:szCs w:val="21"/>
         </w:rPr>
-        <w:t xml:space="preserve">朝早い飛行機に乗るため、このホテルを予約しました。無料バスに乗せてもらえて助かりました。近くに居酒屋などもあり、便利でした。</w:t>
+        <w:t xml:space="preserve">駅からもそんなにも遠くありません。 チェックインは無人でしたが、問題なくチェックインできました。最寄駅周りは飲食店も多く良いと思います。</w:t>
       </w:r>
     </w:p>
     <w:p>
@@ -7946,7 +7972,7 @@
           <w:sz w:val="22"/>
           <w:szCs w:val="22"/>
         </w:rPr>
-        <w:t xml:space="preserve">[5] じゃらん / 10点 / 2026-04-04</w:t>
+        <w:t xml:space="preserve">[5] じゃらん / 8点 / 2026-04-04</w:t>
       </w:r>
     </w:p>
     <w:p>
@@ -7961,7 +7987,7 @@
           <w:sz w:val="21"/>
           <w:szCs w:val="21"/>
         </w:rPr>
-        <w:t xml:space="preserve">空港からの利便性で選びましたが、無料バスのおかげで荷物が多くてもスムーズに移動することが出来ました。チェックインは恐竜がサポートしてくれます。動きが面白いので、同じ時間帯にいらしていたお子様たちが喜んでいました。駅からも近く、食事や買い物にも困りません。便利で良い宿なので、早朝便利用者にもおすすめしたいです</w:t>
+        <w:t xml:space="preserve">朝早い飛行機に乗るため、このホテルを予約しました。無料バスに乗せてもらえて助かりました。近くに居酒屋などもあり、便利でした。</w:t>
       </w:r>
     </w:p>
     <w:p>
@@ -7982,7 +8008,7 @@
           <w:sz w:val="22"/>
           <w:szCs w:val="22"/>
         </w:rPr>
-        <w:t xml:space="preserve">[6] Trip.com / 5点 / 2026-04-01</w:t>
+        <w:t xml:space="preserve">[6] Booking.com / 6点 / 2026-04-06</w:t>
       </w:r>
     </w:p>
     <w:p>
@@ -7997,7 +8023,33 @@
           <w:sz w:val="21"/>
           <w:szCs w:val="21"/>
         </w:rPr>
-        <w:t xml:space="preserve">チェックイン時に予約が見つからなかったため、スタッフは役に立たなかった。</w:t>
+        <w:t xml:space="preserve">Good location.</w:t>
+      </w:r>
+    </w:p>
+    <w:p>
+      <w:pPr>
+        <w:spacing w:after="120" w:line="320"/>
+        <w:jc w:val="left"/>
+      </w:pPr>
+      <w:r>
+        <w:rPr>
+          <w:rFonts w:ascii="Arial" w:cs="Arial" w:eastAsia="Arial" w:hAnsi="Arial"/>
+          <w:b/>
+          <w:bCs/>
+          <w:color w:val="C0392B"/>
+          <w:sz w:val="21"/>
+          <w:szCs w:val="21"/>
+        </w:rPr>
+        <w:t xml:space="preserve">【改善点】</w:t>
+      </w:r>
+      <w:r>
+        <w:rPr>
+          <w:rFonts w:ascii="Arial" w:cs="Arial" w:eastAsia="Arial" w:hAnsi="Arial"/>
+          <w:color w:val="333333"/>
+          <w:sz w:val="21"/>
+          <w:szCs w:val="21"/>
+        </w:rPr>
+        <w:t xml:space="preserve">ベッドは快適ではなかった。</w:t>
       </w:r>
     </w:p>
     <w:p>
@@ -8018,7 +8070,79 @@
           <w:sz w:val="22"/>
           <w:szCs w:val="22"/>
         </w:rPr>
-        <w:t xml:space="preserve">[7] Booking.com / 3点 / 2026-04-01</w:t>
+        <w:t xml:space="preserve">[7] Google / 2点 / 2026-04-06</w:t>
+      </w:r>
+    </w:p>
+    <w:p>
+      <w:pPr>
+        <w:spacing w:after="120" w:line="320"/>
+        <w:jc w:val="left"/>
+      </w:pPr>
+      <w:r>
+        <w:rPr>
+          <w:rFonts w:ascii="Arial" w:cs="Arial" w:eastAsia="Arial" w:hAnsi="Arial"/>
+          <w:color w:val="333333"/>
+          <w:sz w:val="21"/>
+          <w:szCs w:val="21"/>
+        </w:rPr>
+        <w:t xml:space="preserve">荷物が複数個ある場合や、大きな荷物をお持ちの場合は、シャトルバスの手配を拒否されるため、ここに宿泊しないでください。</w:t>
+      </w:r>
+    </w:p>
+    <w:p>
+      <w:pPr>
+        <w:spacing w:after="60"/>
+      </w:pPr>
+    </w:p>
+    <w:p>
+      <w:pPr>
+        <w:spacing w:after="120" w:before="200"/>
+      </w:pPr>
+      <w:r>
+        <w:rPr>
+          <w:rFonts w:ascii="Arial" w:cs="Arial" w:eastAsia="Arial" w:hAnsi="Arial"/>
+          <w:b/>
+          <w:bCs/>
+          <w:color w:val="1B3A5C"/>
+          <w:sz w:val="22"/>
+          <w:szCs w:val="22"/>
+        </w:rPr>
+        <w:t xml:space="preserve">[8] Trip.com / 5点 / 2026-04-01</w:t>
+      </w:r>
+    </w:p>
+    <w:p>
+      <w:pPr>
+        <w:spacing w:after="120" w:line="320"/>
+        <w:jc w:val="left"/>
+      </w:pPr>
+      <w:r>
+        <w:rPr>
+          <w:rFonts w:ascii="Arial" w:cs="Arial" w:eastAsia="Arial" w:hAnsi="Arial"/>
+          <w:color w:val="333333"/>
+          <w:sz w:val="21"/>
+          <w:szCs w:val="21"/>
+        </w:rPr>
+        <w:t xml:space="preserve">チェックイン時に予約が見つからなかったため、スタッフは役に立たなかった。</w:t>
+      </w:r>
+    </w:p>
+    <w:p>
+      <w:pPr>
+        <w:spacing w:after="60"/>
+      </w:pPr>
+    </w:p>
+    <w:p>
+      <w:pPr>
+        <w:spacing w:after="120" w:before="200"/>
+      </w:pPr>
+      <w:r>
+        <w:rPr>
+          <w:rFonts w:ascii="Arial" w:cs="Arial" w:eastAsia="Arial" w:hAnsi="Arial"/>
+          <w:b/>
+          <w:bCs/>
+          <w:color w:val="1B3A5C"/>
+          <w:sz w:val="22"/>
+          <w:szCs w:val="22"/>
+        </w:rPr>
+        <w:t xml:space="preserve">[9] Booking.com / 3点 / 2026-04-01</w:t>
       </w:r>
     </w:p>
     <w:p>
@@ -8080,7 +8204,7 @@
           <w:sz w:val="22"/>
           <w:szCs w:val="22"/>
         </w:rPr>
-        <w:t xml:space="preserve">[8] じゃらん / 6点 / 2026-04-01</w:t>
+        <w:t xml:space="preserve">[10] じゃらん / 6点 / 2026-04-01</w:t>
       </w:r>
     </w:p>
     <w:p>
@@ -8096,78 +8220,6 @@
           <w:szCs w:val="21"/>
         </w:rPr>
         <w:t xml:space="preserve">大鳥居駅東口から徒歩約4分と立地が良いです。  羽田空港までシャトルバスが循環運行しており、空港まで15分と大変便利でした。</w:t>
-      </w:r>
-    </w:p>
-    <w:p>
-      <w:pPr>
-        <w:spacing w:after="60"/>
-      </w:pPr>
-    </w:p>
-    <w:p>
-      <w:pPr>
-        <w:spacing w:after="120" w:before="200"/>
-      </w:pPr>
-      <w:r>
-        <w:rPr>
-          <w:rFonts w:ascii="Arial" w:cs="Arial" w:eastAsia="Arial" w:hAnsi="Arial"/>
-          <w:b/>
-          <w:bCs/>
-          <w:color w:val="1B3A5C"/>
-          <w:sz w:val="22"/>
-          <w:szCs w:val="22"/>
-        </w:rPr>
-        <w:t xml:space="preserve">[9] Google / 2点 / 2026-03-26</w:t>
-      </w:r>
-    </w:p>
-    <w:p>
-      <w:pPr>
-        <w:spacing w:after="120" w:line="320"/>
-        <w:jc w:val="left"/>
-      </w:pPr>
-      <w:r>
-        <w:rPr>
-          <w:rFonts w:ascii="Arial" w:cs="Arial" w:eastAsia="Arial" w:hAnsi="Arial"/>
-          <w:color w:val="333333"/>
-          <w:sz w:val="21"/>
-          <w:szCs w:val="21"/>
-        </w:rPr>
-        <w:t xml:space="preserve">設備が素晴らしく、サービスも最高で、空港にもとても近い。</w:t>
-      </w:r>
-    </w:p>
-    <w:p>
-      <w:pPr>
-        <w:spacing w:after="60"/>
-      </w:pPr>
-    </w:p>
-    <w:p>
-      <w:pPr>
-        <w:spacing w:after="120" w:before="200"/>
-      </w:pPr>
-      <w:r>
-        <w:rPr>
-          <w:rFonts w:ascii="Arial" w:cs="Arial" w:eastAsia="Arial" w:hAnsi="Arial"/>
-          <w:b/>
-          <w:bCs/>
-          <w:color w:val="1B3A5C"/>
-          <w:sz w:val="22"/>
-          <w:szCs w:val="22"/>
-        </w:rPr>
-        <w:t xml:space="preserve">[10] Google / 2点 / 2026-03-26</w:t>
-      </w:r>
-    </w:p>
-    <w:p>
-      <w:pPr>
-        <w:spacing w:after="120" w:line="320"/>
-        <w:jc w:val="left"/>
-      </w:pPr>
-      <w:r>
-        <w:rPr>
-          <w:rFonts w:ascii="Arial" w:cs="Arial" w:eastAsia="Arial" w:hAnsi="Arial"/>
-          <w:color w:val="333333"/>
-          <w:sz w:val="21"/>
-          <w:szCs w:val="21"/>
-        </w:rPr>
-        <w:t xml:space="preserve">設備が素晴らしく、サービスも最高で、空港にもとても近い。</w:t>
       </w:r>
     </w:p>
     <w:p>
@@ -8232,7 +8284,7 @@
                 <w:sz w:val="21"/>
                 <w:szCs w:val="21"/>
               </w:rPr>
-              <w:t xml:space="preserve">変なホテル東京羽田は、全体平均8.31点（10点換算）、高評価率75.6%という良好な顧客満足度を維持しているホテルです。特に「立地・アクセス」「スタッフの対応」が多くのゲストから高く評価されています。</w:t>
+              <w:t xml:space="preserve">変なホテル東京羽田は、全体平均8.25点（10点換算）、高評価率74.6%という良好な顧客満足度を維持しているホテルです。特に「立地・アクセス」「スタッフの対応」が多くのゲストから高く評価されています。</w:t>
             </w:r>
           </w:p>
           <w:p>

--- a/納品レポート/ホテル別レポート/henn_na_haneda_口コミ分析改善レポート.docx
+++ b/納品レポート/ホテル別レポート/henn_na_haneda_口コミ分析改善レポート.docx
@@ -131,7 +131,7 @@
           <w:sz w:val="20"/>
           <w:szCs w:val="20"/>
         </w:rPr>
-        <w:t xml:space="preserve">作成日：2026年4月7日</w:t>
+        <w:t xml:space="preserve">作成日：2026年4月8日</w:t>
       </w:r>
     </w:p>
     <w:p>

--- a/納品レポート/ホテル別レポート/henn_na_haneda_口コミ分析改善レポート.docx
+++ b/納品レポート/ホテル別レポート/henn_na_haneda_口コミ分析改善レポート.docx
@@ -131,7 +131,7 @@
           <w:sz w:val="20"/>
           <w:szCs w:val="20"/>
         </w:rPr>
-        <w:t xml:space="preserve">作成日：2026年4月10日</w:t>
+        <w:t xml:space="preserve">作成日：2026年4月11日</w:t>
       </w:r>
     </w:p>
     <w:p>

--- a/納品レポート/ホテル別レポート/henn_na_haneda_口コミ分析改善レポート.docx
+++ b/納品レポート/ホテル別レポート/henn_na_haneda_口コミ分析改善レポート.docx
@@ -131,7 +131,7 @@
           <w:sz w:val="20"/>
           <w:szCs w:val="20"/>
         </w:rPr>
-        <w:t xml:space="preserve">作成日：2026年4月11日</w:t>
+        <w:t xml:space="preserve">作成日：2026年4月13日</w:t>
       </w:r>
     </w:p>
     <w:p>

--- a/納品レポート/ホテル別レポート/henn_na_haneda_口コミ分析改善レポート.docx
+++ b/納品レポート/ホテル別レポート/henn_na_haneda_口コミ分析改善レポート.docx
@@ -131,7 +131,7 @@
           <w:sz w:val="20"/>
           <w:szCs w:val="20"/>
         </w:rPr>
-        <w:t xml:space="preserve">作成日：2026年4月13日</w:t>
+        <w:t xml:space="preserve">作成日：2026年4月15日</w:t>
       </w:r>
     </w:p>
     <w:p>

--- a/納品レポート/ホテル別レポート/henn_na_haneda_口コミ分析改善レポート.docx
+++ b/納品レポート/ホテル別レポート/henn_na_haneda_口コミ分析改善レポート.docx
@@ -131,7 +131,7 @@
           <w:sz w:val="20"/>
           <w:szCs w:val="20"/>
         </w:rPr>
-        <w:t xml:space="preserve">作成日：2026年4月16日</w:t>
+        <w:t xml:space="preserve">作成日：2026年4月20日</w:t>
       </w:r>
     </w:p>
     <w:p>

--- a/納品レポート/ホテル別レポート/henn_na_haneda_口コミ分析改善レポート.docx
+++ b/納品レポート/ホテル別レポート/henn_na_haneda_口コミ分析改善レポート.docx
@@ -61,7 +61,7 @@
           <w:sz w:val="32"/>
           <w:szCs w:val="32"/>
         </w:rPr>
-        <w:t xml:space="preserve">変なホテル東京羽田</w:t>
+        <w:t xml:space="preserve">変なホテル羽田空港</w:t>
       </w:r>
     </w:p>
     <w:p>
@@ -131,7 +131,7 @@
           <w:sz w:val="20"/>
           <w:szCs w:val="20"/>
         </w:rPr>
-        <w:t xml:space="preserve">作成日：2026年4月20日</w:t>
+        <w:t xml:space="preserve">作成日：2026年4月21日</w:t>
       </w:r>
     </w:p>
     <w:p>
@@ -4900,7 +4900,7 @@
           <w:sz w:val="21"/>
           <w:szCs w:val="21"/>
         </w:rPr>
-        <w:t xml:space="preserve">口コミの多数で「立地・アクセス」に関するポジティブな言及が見られ、変なホテル東京羽田の最大の差別化要因となっています。เดินทางสะดวก ใกล้สนามบิน 空港に近い便利な立地といった声が多数寄せられています。</w:t>
+        <w:t xml:space="preserve">口コミの多数で「立地・アクセス」に関するポジティブな言及が見られ、変なホテル羽田空港の最大の差別化要因となっています。เดินทางสะดวก ใกล้สนามบิน 空港に近い便利な立地といった声が多数寄せられています。</w:t>
       </w:r>
     </w:p>
     <w:p>
@@ -8206,7 +8206,7 @@
                 <w:sz w:val="21"/>
                 <w:szCs w:val="21"/>
               </w:rPr>
-              <w:t xml:space="preserve">変なホテル東京羽田は、全体平均8.35点（10点換算）、高評価率76.8%という良好な顧客満足度を維持しているホテルです。特に「立地・アクセス」「スタッフの対応」が多くのゲストから高く評価されています。</w:t>
+              <w:t xml:space="preserve">変なホテル羽田空港は、全体平均8.35点（10点換算）、高評価率76.8%という良好な顧客満足度を維持しているホテルです。特に「立地・アクセス」「スタッフの対応」が多くのゲストから高く評価されています。</w:t>
             </w:r>
           </w:p>
           <w:p>
@@ -8247,7 +8247,7 @@
                 <w:sz w:val="21"/>
                 <w:szCs w:val="21"/>
               </w:rPr>
-              <w:t xml:space="preserve">立地・アクセスという強みを活かしつつ、段階的な改善を実行することで、変なホテル東京羽田はさらなる顧客満足度の向上とブランド価値の強化を実現することができます。</w:t>
+              <w:t xml:space="preserve">立地・アクセスという強みを活かしつつ、段階的な改善を実行することで、変なホテル羽田空港はさらなる顧客満足度の向上とブランド価値の強化を実現することができます。</w:t>
             </w:r>
           </w:p>
         </w:tc>
@@ -8423,7 +8423,7 @@
         <w:sz w:val="16"/>
         <w:szCs w:val="16"/>
       </w:rPr>
-      <w:t xml:space="preserve">変なホテル東京羽田｜口コミ分析改善レポート</w:t>
+      <w:t xml:space="preserve">変なホテル羽田空港｜口コミ分析改善レポート</w:t>
     </w:r>
   </w:p>
 </w:hdr>

--- a/納品レポート/ホテル別レポート/henn_na_haneda_口コミ分析改善レポート.docx
+++ b/納品レポート/ホテル別レポート/henn_na_haneda_口コミ分析改善レポート.docx
@@ -61,7 +61,7 @@
           <w:sz w:val="32"/>
           <w:szCs w:val="32"/>
         </w:rPr>
-        <w:t xml:space="preserve">変なホテル羽田空港</w:t>
+        <w:t xml:space="preserve">変なホテル東京羽田</w:t>
       </w:r>
     </w:p>
     <w:p>
@@ -131,7 +131,7 @@
           <w:sz w:val="20"/>
           <w:szCs w:val="20"/>
         </w:rPr>
-        <w:t xml:space="preserve">作成日：2026年4月21日</w:t>
+        <w:t xml:space="preserve">作成日：2026年4月22日</w:t>
       </w:r>
     </w:p>
     <w:p>
@@ -4900,7 +4900,7 @@
           <w:sz w:val="21"/>
           <w:szCs w:val="21"/>
         </w:rPr>
-        <w:t xml:space="preserve">口コミの多数で「立地・アクセス」に関するポジティブな言及が見られ、変なホテル羽田空港の最大の差別化要因となっています。เดินทางสะดวก ใกล้สนามบิน 空港に近い便利な立地といった声が多数寄せられています。</w:t>
+        <w:t xml:space="preserve">口コミの多数で「立地・アクセス」に関するポジティブな言及が見られ、変なホテル東京羽田の最大の差別化要因となっています。เดินทางสะดวก ใกล้สนามบิน 空港に近い便利な立地といった声が多数寄せられています。</w:t>
       </w:r>
     </w:p>
     <w:p>
@@ -8206,7 +8206,7 @@
                 <w:sz w:val="21"/>
                 <w:szCs w:val="21"/>
               </w:rPr>
-              <w:t xml:space="preserve">変なホテル羽田空港は、全体平均8.35点（10点換算）、高評価率76.8%という良好な顧客満足度を維持しているホテルです。特に「立地・アクセス」「スタッフの対応」が多くのゲストから高く評価されています。</w:t>
+              <w:t xml:space="preserve">変なホテル東京羽田は、全体平均8.35点（10点換算）、高評価率76.8%という良好な顧客満足度を維持しているホテルです。特に「立地・アクセス」「スタッフの対応」が多くのゲストから高く評価されています。</w:t>
             </w:r>
           </w:p>
           <w:p>
@@ -8247,7 +8247,7 @@
                 <w:sz w:val="21"/>
                 <w:szCs w:val="21"/>
               </w:rPr>
-              <w:t xml:space="preserve">立地・アクセスという強みを活かしつつ、段階的な改善を実行することで、変なホテル羽田空港はさらなる顧客満足度の向上とブランド価値の強化を実現することができます。</w:t>
+              <w:t xml:space="preserve">立地・アクセスという強みを活かしつつ、段階的な改善を実行することで、変なホテル東京羽田はさらなる顧客満足度の向上とブランド価値の強化を実現することができます。</w:t>
             </w:r>
           </w:p>
         </w:tc>
@@ -8423,7 +8423,7 @@
         <w:sz w:val="16"/>
         <w:szCs w:val="16"/>
       </w:rPr>
-      <w:t xml:space="preserve">変なホテル羽田空港｜口コミ分析改善レポート</w:t>
+      <w:t xml:space="preserve">変なホテル東京羽田｜口コミ分析改善レポート</w:t>
     </w:r>
   </w:p>
 </w:hdr>
